--- a/Documentation/Smart Waste Collection Scheduling System (pickup requests).docx
+++ b/Documentation/Smart Waste Collection Scheduling System (pickup requests).docx
@@ -2486,6 +2486,55 @@
           <w:rFonts w:ascii="Times New Roman" w:eastAsia="Times New Roman" w:hAnsi="Symbol" w:cs="Times New Roman"/>
           <w:sz w:val="24"/>
           <w:szCs w:val="24"/>
+          <w:rtl/>
+        </w:rPr>
+      </w:pPr>
+    </w:p>
+    <w:p>
+      <w:pPr>
+        <w:pStyle w:val="ListParagraph"/>
+        <w:ind w:left="502"/>
+        <w:rPr>
+          <w:rFonts w:ascii="Times New Roman" w:eastAsia="Times New Roman" w:hAnsi="Symbol" w:cs="Times New Roman"/>
+          <w:sz w:val="24"/>
+          <w:szCs w:val="24"/>
+          <w:rtl/>
+        </w:rPr>
+      </w:pPr>
+    </w:p>
+    <w:p>
+      <w:pPr>
+        <w:pStyle w:val="ListParagraph"/>
+        <w:ind w:left="502"/>
+        <w:rPr>
+          <w:rFonts w:ascii="Times New Roman" w:eastAsia="Times New Roman" w:hAnsi="Symbol" w:cs="Times New Roman"/>
+          <w:sz w:val="24"/>
+          <w:szCs w:val="24"/>
+          <w:rtl/>
+        </w:rPr>
+      </w:pPr>
+    </w:p>
+    <w:p>
+      <w:pPr>
+        <w:pStyle w:val="ListParagraph"/>
+        <w:ind w:left="502"/>
+        <w:rPr>
+          <w:rFonts w:ascii="Times New Roman" w:eastAsia="Times New Roman" w:hAnsi="Symbol" w:cs="Times New Roman"/>
+          <w:sz w:val="24"/>
+          <w:szCs w:val="24"/>
+          <w:rtl/>
+        </w:rPr>
+      </w:pPr>
+    </w:p>
+    <w:p>
+      <w:pPr>
+        <w:pStyle w:val="ListParagraph"/>
+        <w:ind w:left="502"/>
+        <w:rPr>
+          <w:rFonts w:ascii="Times New Roman" w:eastAsia="Times New Roman" w:hAnsi="Symbol" w:cs="Times New Roman"/>
+          <w:sz w:val="24"/>
+          <w:szCs w:val="24"/>
+          <w:rtl/>
         </w:rPr>
       </w:pPr>
     </w:p>
@@ -2495,6 +2544,7 @@
         <w:ind w:left="502"/>
         <w:jc w:val="center"/>
         <w:rPr>
+          <w:rFonts w:eastAsia="Times New Roman" w:cstheme="minorHAnsi"/>
           <w:b/>
           <w:bCs/>
           <w:sz w:val="40"/>
@@ -2502,26 +2552,7723 @@
           <w:u w:val="double"/>
         </w:rPr>
       </w:pPr>
-    </w:p>
-    <w:bookmarkEnd w:id="0"/>
-    <w:p>
-      <w:pPr>
-        <w:pStyle w:val="ListParagraph"/>
-        <w:ind w:left="502"/>
-        <w:jc w:val="center"/>
-        <w:rPr>
+      <w:r>
+        <w:rPr>
+          <w:rFonts w:eastAsia="Times New Roman" w:cstheme="minorHAnsi"/>
           <w:b/>
           <w:bCs/>
           <w:sz w:val="40"/>
           <w:szCs w:val="40"/>
           <w:u w:val="double"/>
         </w:rPr>
+        <w:lastRenderedPageBreak/>
+        <w:t>Project Methodology</w:t>
+      </w:r>
+    </w:p>
+    <w:bookmarkEnd w:id="0"/>
+    <w:p>
+      <w:pPr>
+        <w:rPr>
+          <w:b/>
+          <w:bCs/>
+          <w:sz w:val="32"/>
+          <w:szCs w:val="32"/>
+          <w:rtl/>
+        </w:rPr>
+      </w:pPr>
+    </w:p>
+    <w:p>
+      <w:pPr>
+        <w:rPr>
+          <w:b/>
+          <w:bCs/>
+          <w:sz w:val="32"/>
+          <w:szCs w:val="32"/>
+          <w:rtl/>
+        </w:rPr>
+      </w:pPr>
+    </w:p>
+    <w:p>
+      <w:pPr>
+        <w:rPr>
+          <w:b/>
+          <w:bCs/>
+          <w:sz w:val="32"/>
+          <w:szCs w:val="32"/>
+          <w:rtl/>
+        </w:rPr>
+      </w:pPr>
+      <w:r>
+        <w:rPr>
+          <w:b/>
+          <w:bCs/>
+          <w:sz w:val="32"/>
+          <w:szCs w:val="32"/>
+        </w:rPr>
+        <w:t xml:space="preserve">The project will follow </w:t>
+      </w:r>
+      <w:r>
+        <w:rPr>
+          <w:b/>
+          <w:bCs/>
+          <w:sz w:val="32"/>
+          <w:szCs w:val="32"/>
+          <w:u w:val="thick"/>
+        </w:rPr>
+        <w:t>the Waterfall methodology</w:t>
+      </w:r>
+      <w:r>
+        <w:rPr>
+          <w:rFonts w:hint="cs"/>
+          <w:b/>
+          <w:bCs/>
+          <w:sz w:val="32"/>
+          <w:szCs w:val="32"/>
+          <w:rtl/>
+        </w:rPr>
+        <w:t>:</w:t>
+      </w:r>
+      <w:r>
+        <w:rPr>
+          <w:b/>
+          <w:bCs/>
+          <w:sz w:val="32"/>
+          <w:szCs w:val="32"/>
+        </w:rPr>
+        <w:t xml:space="preserve"> </w:t>
+      </w:r>
+    </w:p>
+    <w:p>
+      <w:pPr>
+        <w:rPr>
+          <w:b/>
+          <w:bCs/>
+          <w:sz w:val="32"/>
+          <w:szCs w:val="32"/>
+        </w:rPr>
+      </w:pPr>
+      <w:r>
+        <w:rPr>
+          <w:b/>
+          <w:bCs/>
+          <w:sz w:val="32"/>
+          <w:szCs w:val="32"/>
+        </w:rPr>
+        <w:t>Its scope is limited to one university campus, and the main requirements are defined in the System Request. Work will proceed through planning, analysis, design, and final documentation. Each phase will be reviewed before starting the next to keep the work organized and reduce rework.</w:t>
+      </w:r>
+    </w:p>
+    <w:p>
+      <w:pPr>
+        <w:rPr>
+          <w:sz w:val="32"/>
+          <w:szCs w:val="32"/>
+          <w:rtl/>
+        </w:rPr>
+      </w:pPr>
+    </w:p>
+    <w:p>
+      <w:pPr>
+        <w:rPr>
+          <w:sz w:val="32"/>
+          <w:szCs w:val="32"/>
+          <w:rtl/>
+        </w:rPr>
+      </w:pPr>
+    </w:p>
+    <w:p>
+      <w:pPr>
+        <w:rPr>
+          <w:sz w:val="32"/>
+          <w:szCs w:val="32"/>
+          <w:rtl/>
+        </w:rPr>
+      </w:pPr>
+    </w:p>
+    <w:p>
+      <w:pPr>
+        <w:rPr>
+          <w:sz w:val="32"/>
+          <w:szCs w:val="32"/>
+          <w:rtl/>
+        </w:rPr>
+      </w:pPr>
+    </w:p>
+    <w:p>
+      <w:pPr>
+        <w:rPr>
+          <w:sz w:val="32"/>
+          <w:szCs w:val="32"/>
+          <w:rtl/>
+        </w:rPr>
+      </w:pPr>
+    </w:p>
+    <w:p>
+      <w:pPr>
+        <w:rPr>
+          <w:sz w:val="32"/>
+          <w:szCs w:val="32"/>
+          <w:rtl/>
+        </w:rPr>
+      </w:pPr>
+    </w:p>
+    <w:p>
+      <w:pPr>
+        <w:rPr>
+          <w:sz w:val="32"/>
+          <w:szCs w:val="32"/>
+          <w:rtl/>
+        </w:rPr>
+      </w:pPr>
+    </w:p>
+    <w:p>
+      <w:pPr>
+        <w:rPr>
+          <w:sz w:val="32"/>
+          <w:szCs w:val="32"/>
+          <w:rtl/>
+        </w:rPr>
+      </w:pPr>
+    </w:p>
+    <w:p>
+      <w:pPr>
+        <w:rPr>
+          <w:b/>
+          <w:bCs/>
+          <w:sz w:val="32"/>
+          <w:szCs w:val="32"/>
+          <w:rtl/>
+        </w:rPr>
+      </w:pPr>
+    </w:p>
+    <w:p>
+      <w:pPr>
+        <w:rPr>
+          <w:b/>
+          <w:bCs/>
+          <w:sz w:val="32"/>
+          <w:szCs w:val="32"/>
+          <w:rtl/>
+        </w:rPr>
+      </w:pPr>
+    </w:p>
+    <w:p>
+      <w:pPr>
+        <w:jc w:val="center"/>
+        <w:rPr>
+          <w:sz w:val="32"/>
+          <w:szCs w:val="32"/>
+          <w:rtl/>
+        </w:rPr>
+      </w:pPr>
+    </w:p>
+    <w:p>
+      <w:pPr>
+        <w:jc w:val="center"/>
+        <w:rPr>
+          <w:sz w:val="32"/>
+          <w:szCs w:val="32"/>
+          <w:rtl/>
+        </w:rPr>
+      </w:pPr>
+    </w:p>
+    <w:p>
+      <w:pPr>
+        <w:jc w:val="center"/>
+        <w:rPr>
+          <w:b/>
+          <w:bCs/>
+          <w:sz w:val="40"/>
+          <w:szCs w:val="40"/>
+          <w:u w:val="double"/>
+        </w:rPr>
+      </w:pPr>
+      <w:r>
+        <w:rPr>
+          <w:b/>
+          <w:bCs/>
+          <w:sz w:val="40"/>
+          <w:szCs w:val="40"/>
+          <w:u w:val="double"/>
+        </w:rPr>
+        <w:lastRenderedPageBreak/>
+        <w:t xml:space="preserve">Time Estimation </w:t>
+      </w:r>
+    </w:p>
+    <w:p>
+      <w:pPr>
+        <w:rPr>
+          <w:sz w:val="32"/>
+          <w:szCs w:val="32"/>
+          <w:u w:val="single"/>
+          <w:lang w:bidi="ar-EG"/>
+        </w:rPr>
+      </w:pPr>
+    </w:p>
+    <w:tbl>
+      <w:tblPr>
+        <w:tblW w:w="11040" w:type="dxa"/>
+        <w:jc w:val="center"/>
+        <w:tblCellMar>
+          <w:left w:w="0" w:type="dxa"/>
+          <w:right w:w="0" w:type="dxa"/>
+        </w:tblCellMar>
+        <w:tblLook w:val="0420" w:firstRow="1" w:lastRow="0" w:firstColumn="0" w:lastColumn="0" w:noHBand="0" w:noVBand="1"/>
+      </w:tblPr>
+      <w:tblGrid>
+        <w:gridCol w:w="2440"/>
+        <w:gridCol w:w="2020"/>
+        <w:gridCol w:w="1920"/>
+        <w:gridCol w:w="1920"/>
+        <w:gridCol w:w="2740"/>
+      </w:tblGrid>
+      <w:tr>
+        <w:trPr>
+          <w:trHeight w:val="584"/>
+          <w:jc w:val="center"/>
+        </w:trPr>
+        <w:tc>
+          <w:tcPr>
+            <w:tcW w:w="2440" w:type="dxa"/>
+            <w:tcBorders>
+              <w:top w:val="single" w:sz="8" w:space="0" w:color="FFFFFF"/>
+              <w:left w:val="single" w:sz="8" w:space="0" w:color="FFFFFF"/>
+              <w:bottom w:val="single" w:sz="24" w:space="0" w:color="FFFFFF"/>
+              <w:right w:val="single" w:sz="8" w:space="0" w:color="FFFFFF"/>
+            </w:tcBorders>
+            <w:shd w:val="clear" w:color="auto" w:fill="31849B" w:themeFill="accent5" w:themeFillShade="BF"/>
+            <w:tcMar>
+              <w:top w:w="72" w:type="dxa"/>
+              <w:left w:w="144" w:type="dxa"/>
+              <w:bottom w:w="72" w:type="dxa"/>
+              <w:right w:w="144" w:type="dxa"/>
+            </w:tcMar>
+            <w:vAlign w:val="center"/>
+            <w:hideMark/>
+          </w:tcPr>
+          <w:p>
+            <w:pPr>
+              <w:jc w:val="center"/>
+              <w:rPr>
+                <w:sz w:val="28"/>
+                <w:szCs w:val="28"/>
+                <w:lang w:bidi="ar-EG"/>
+              </w:rPr>
+            </w:pPr>
+          </w:p>
+        </w:tc>
+        <w:tc>
+          <w:tcPr>
+            <w:tcW w:w="2020" w:type="dxa"/>
+            <w:tcBorders>
+              <w:top w:val="single" w:sz="8" w:space="0" w:color="FFFFFF"/>
+              <w:left w:val="single" w:sz="8" w:space="0" w:color="FFFFFF"/>
+              <w:bottom w:val="single" w:sz="24" w:space="0" w:color="FFFFFF"/>
+              <w:right w:val="single" w:sz="8" w:space="0" w:color="FFFFFF"/>
+            </w:tcBorders>
+            <w:shd w:val="clear" w:color="auto" w:fill="31849B" w:themeFill="accent5" w:themeFillShade="BF"/>
+            <w:tcMar>
+              <w:top w:w="72" w:type="dxa"/>
+              <w:left w:w="144" w:type="dxa"/>
+              <w:bottom w:w="72" w:type="dxa"/>
+              <w:right w:w="144" w:type="dxa"/>
+            </w:tcMar>
+            <w:vAlign w:val="center"/>
+            <w:hideMark/>
+          </w:tcPr>
+          <w:p>
+            <w:pPr>
+              <w:jc w:val="center"/>
+              <w:rPr>
+                <w:sz w:val="28"/>
+                <w:szCs w:val="28"/>
+                <w:lang w:bidi="ar-EG"/>
+              </w:rPr>
+            </w:pPr>
+            <w:r>
+              <w:rPr>
+                <w:b/>
+                <w:bCs/>
+                <w:sz w:val="28"/>
+                <w:szCs w:val="28"/>
+                <w:lang w:bidi="ar-EG"/>
+              </w:rPr>
+              <w:t>Planning</w:t>
+            </w:r>
+          </w:p>
+        </w:tc>
+        <w:tc>
+          <w:tcPr>
+            <w:tcW w:w="1920" w:type="dxa"/>
+            <w:tcBorders>
+              <w:top w:val="single" w:sz="8" w:space="0" w:color="FFFFFF"/>
+              <w:left w:val="single" w:sz="8" w:space="0" w:color="FFFFFF"/>
+              <w:bottom w:val="single" w:sz="24" w:space="0" w:color="FFFFFF"/>
+              <w:right w:val="single" w:sz="8" w:space="0" w:color="FFFFFF"/>
+            </w:tcBorders>
+            <w:shd w:val="clear" w:color="auto" w:fill="31849B" w:themeFill="accent5" w:themeFillShade="BF"/>
+            <w:tcMar>
+              <w:top w:w="72" w:type="dxa"/>
+              <w:left w:w="144" w:type="dxa"/>
+              <w:bottom w:w="72" w:type="dxa"/>
+              <w:right w:w="144" w:type="dxa"/>
+            </w:tcMar>
+            <w:vAlign w:val="center"/>
+            <w:hideMark/>
+          </w:tcPr>
+          <w:p>
+            <w:pPr>
+              <w:jc w:val="center"/>
+              <w:rPr>
+                <w:sz w:val="28"/>
+                <w:szCs w:val="28"/>
+                <w:lang w:bidi="ar-EG"/>
+              </w:rPr>
+            </w:pPr>
+            <w:r>
+              <w:rPr>
+                <w:b/>
+                <w:bCs/>
+                <w:sz w:val="28"/>
+                <w:szCs w:val="28"/>
+                <w:lang w:bidi="ar-EG"/>
+              </w:rPr>
+              <w:t>Analysis</w:t>
+            </w:r>
+          </w:p>
+        </w:tc>
+        <w:tc>
+          <w:tcPr>
+            <w:tcW w:w="1920" w:type="dxa"/>
+            <w:tcBorders>
+              <w:top w:val="single" w:sz="8" w:space="0" w:color="FFFFFF"/>
+              <w:left w:val="single" w:sz="8" w:space="0" w:color="FFFFFF"/>
+              <w:bottom w:val="single" w:sz="24" w:space="0" w:color="FFFFFF"/>
+              <w:right w:val="single" w:sz="8" w:space="0" w:color="FFFFFF"/>
+            </w:tcBorders>
+            <w:shd w:val="clear" w:color="auto" w:fill="31849B" w:themeFill="accent5" w:themeFillShade="BF"/>
+            <w:tcMar>
+              <w:top w:w="72" w:type="dxa"/>
+              <w:left w:w="144" w:type="dxa"/>
+              <w:bottom w:w="72" w:type="dxa"/>
+              <w:right w:w="144" w:type="dxa"/>
+            </w:tcMar>
+            <w:vAlign w:val="center"/>
+            <w:hideMark/>
+          </w:tcPr>
+          <w:p>
+            <w:pPr>
+              <w:jc w:val="center"/>
+              <w:rPr>
+                <w:sz w:val="28"/>
+                <w:szCs w:val="28"/>
+                <w:lang w:bidi="ar-EG"/>
+              </w:rPr>
+            </w:pPr>
+            <w:r>
+              <w:rPr>
+                <w:b/>
+                <w:bCs/>
+                <w:sz w:val="28"/>
+                <w:szCs w:val="28"/>
+                <w:lang w:bidi="ar-EG"/>
+              </w:rPr>
+              <w:t>Design</w:t>
+            </w:r>
+          </w:p>
+        </w:tc>
+        <w:tc>
+          <w:tcPr>
+            <w:tcW w:w="2740" w:type="dxa"/>
+            <w:tcBorders>
+              <w:top w:val="single" w:sz="8" w:space="0" w:color="FFFFFF"/>
+              <w:left w:val="single" w:sz="8" w:space="0" w:color="FFFFFF"/>
+              <w:bottom w:val="single" w:sz="24" w:space="0" w:color="FFFFFF"/>
+              <w:right w:val="single" w:sz="8" w:space="0" w:color="FFFFFF"/>
+            </w:tcBorders>
+            <w:shd w:val="clear" w:color="auto" w:fill="31849B" w:themeFill="accent5" w:themeFillShade="BF"/>
+            <w:tcMar>
+              <w:top w:w="72" w:type="dxa"/>
+              <w:left w:w="144" w:type="dxa"/>
+              <w:bottom w:w="72" w:type="dxa"/>
+              <w:right w:w="144" w:type="dxa"/>
+            </w:tcMar>
+            <w:vAlign w:val="center"/>
+            <w:hideMark/>
+          </w:tcPr>
+          <w:p>
+            <w:pPr>
+              <w:jc w:val="center"/>
+              <w:rPr>
+                <w:sz w:val="28"/>
+                <w:szCs w:val="28"/>
+                <w:lang w:bidi="ar-EG"/>
+              </w:rPr>
+            </w:pPr>
+            <w:r>
+              <w:rPr>
+                <w:b/>
+                <w:bCs/>
+                <w:sz w:val="28"/>
+                <w:szCs w:val="28"/>
+                <w:lang w:bidi="ar-EG"/>
+              </w:rPr>
+              <w:t>Implementation</w:t>
+            </w:r>
+          </w:p>
+        </w:tc>
+      </w:tr>
+      <w:tr>
+        <w:trPr>
+          <w:trHeight w:val="584"/>
+          <w:jc w:val="center"/>
+        </w:trPr>
+        <w:tc>
+          <w:tcPr>
+            <w:tcW w:w="2440" w:type="dxa"/>
+            <w:tcBorders>
+              <w:top w:val="single" w:sz="24" w:space="0" w:color="FFFFFF"/>
+              <w:left w:val="single" w:sz="8" w:space="0" w:color="FFFFFF"/>
+              <w:bottom w:val="single" w:sz="8" w:space="0" w:color="FFFFFF"/>
+              <w:right w:val="single" w:sz="8" w:space="0" w:color="FFFFFF"/>
+            </w:tcBorders>
+            <w:shd w:val="clear" w:color="auto" w:fill="92CDDC" w:themeFill="accent5" w:themeFillTint="99"/>
+            <w:tcMar>
+              <w:top w:w="72" w:type="dxa"/>
+              <w:left w:w="144" w:type="dxa"/>
+              <w:bottom w:w="72" w:type="dxa"/>
+              <w:right w:w="144" w:type="dxa"/>
+            </w:tcMar>
+            <w:vAlign w:val="center"/>
+            <w:hideMark/>
+          </w:tcPr>
+          <w:p>
+            <w:pPr>
+              <w:jc w:val="center"/>
+              <w:rPr>
+                <w:sz w:val="28"/>
+                <w:szCs w:val="28"/>
+                <w:lang w:bidi="ar-EG"/>
+              </w:rPr>
+            </w:pPr>
+            <w:r>
+              <w:rPr>
+                <w:sz w:val="28"/>
+                <w:szCs w:val="28"/>
+                <w:lang w:bidi="ar-EG"/>
+              </w:rPr>
+              <w:t>Standard percentages</w:t>
+            </w:r>
+          </w:p>
+        </w:tc>
+        <w:tc>
+          <w:tcPr>
+            <w:tcW w:w="2020" w:type="dxa"/>
+            <w:tcBorders>
+              <w:top w:val="single" w:sz="24" w:space="0" w:color="FFFFFF"/>
+              <w:left w:val="single" w:sz="8" w:space="0" w:color="FFFFFF"/>
+              <w:bottom w:val="single" w:sz="8" w:space="0" w:color="FFFFFF"/>
+              <w:right w:val="single" w:sz="8" w:space="0" w:color="FFFFFF"/>
+            </w:tcBorders>
+            <w:shd w:val="clear" w:color="auto" w:fill="B6DDE8" w:themeFill="accent5" w:themeFillTint="66"/>
+            <w:tcMar>
+              <w:top w:w="72" w:type="dxa"/>
+              <w:left w:w="144" w:type="dxa"/>
+              <w:bottom w:w="72" w:type="dxa"/>
+              <w:right w:w="144" w:type="dxa"/>
+            </w:tcMar>
+            <w:vAlign w:val="center"/>
+            <w:hideMark/>
+          </w:tcPr>
+          <w:p>
+            <w:pPr>
+              <w:jc w:val="center"/>
+              <w:rPr>
+                <w:sz w:val="28"/>
+                <w:szCs w:val="28"/>
+                <w:lang w:bidi="ar-EG"/>
+              </w:rPr>
+            </w:pPr>
+            <w:r>
+              <w:rPr>
+                <w:sz w:val="28"/>
+                <w:szCs w:val="28"/>
+                <w:lang w:bidi="ar-EG"/>
+              </w:rPr>
+              <w:t>15%</w:t>
+            </w:r>
+          </w:p>
+        </w:tc>
+        <w:tc>
+          <w:tcPr>
+            <w:tcW w:w="1920" w:type="dxa"/>
+            <w:tcBorders>
+              <w:top w:val="single" w:sz="24" w:space="0" w:color="FFFFFF"/>
+              <w:left w:val="single" w:sz="8" w:space="0" w:color="FFFFFF"/>
+              <w:bottom w:val="single" w:sz="8" w:space="0" w:color="FFFFFF"/>
+              <w:right w:val="single" w:sz="8" w:space="0" w:color="FFFFFF"/>
+            </w:tcBorders>
+            <w:shd w:val="clear" w:color="auto" w:fill="B6DDE8" w:themeFill="accent5" w:themeFillTint="66"/>
+            <w:tcMar>
+              <w:top w:w="72" w:type="dxa"/>
+              <w:left w:w="144" w:type="dxa"/>
+              <w:bottom w:w="72" w:type="dxa"/>
+              <w:right w:w="144" w:type="dxa"/>
+            </w:tcMar>
+            <w:vAlign w:val="center"/>
+            <w:hideMark/>
+          </w:tcPr>
+          <w:p>
+            <w:pPr>
+              <w:jc w:val="center"/>
+              <w:rPr>
+                <w:sz w:val="28"/>
+                <w:szCs w:val="28"/>
+                <w:lang w:bidi="ar-EG"/>
+              </w:rPr>
+            </w:pPr>
+            <w:r>
+              <w:rPr>
+                <w:sz w:val="28"/>
+                <w:szCs w:val="28"/>
+                <w:lang w:bidi="ar-EG"/>
+              </w:rPr>
+              <w:t>20%</w:t>
+            </w:r>
+          </w:p>
+        </w:tc>
+        <w:tc>
+          <w:tcPr>
+            <w:tcW w:w="1920" w:type="dxa"/>
+            <w:tcBorders>
+              <w:top w:val="single" w:sz="24" w:space="0" w:color="FFFFFF"/>
+              <w:left w:val="single" w:sz="8" w:space="0" w:color="FFFFFF"/>
+              <w:bottom w:val="single" w:sz="8" w:space="0" w:color="FFFFFF"/>
+              <w:right w:val="single" w:sz="8" w:space="0" w:color="FFFFFF"/>
+            </w:tcBorders>
+            <w:shd w:val="clear" w:color="auto" w:fill="B6DDE8" w:themeFill="accent5" w:themeFillTint="66"/>
+            <w:tcMar>
+              <w:top w:w="72" w:type="dxa"/>
+              <w:left w:w="144" w:type="dxa"/>
+              <w:bottom w:w="72" w:type="dxa"/>
+              <w:right w:w="144" w:type="dxa"/>
+            </w:tcMar>
+            <w:vAlign w:val="center"/>
+            <w:hideMark/>
+          </w:tcPr>
+          <w:p>
+            <w:pPr>
+              <w:jc w:val="center"/>
+              <w:rPr>
+                <w:sz w:val="28"/>
+                <w:szCs w:val="28"/>
+                <w:lang w:bidi="ar-EG"/>
+              </w:rPr>
+            </w:pPr>
+            <w:r>
+              <w:rPr>
+                <w:sz w:val="28"/>
+                <w:szCs w:val="28"/>
+                <w:lang w:bidi="ar-EG"/>
+              </w:rPr>
+              <w:t>35%</w:t>
+            </w:r>
+          </w:p>
+        </w:tc>
+        <w:tc>
+          <w:tcPr>
+            <w:tcW w:w="2740" w:type="dxa"/>
+            <w:tcBorders>
+              <w:top w:val="single" w:sz="24" w:space="0" w:color="FFFFFF"/>
+              <w:left w:val="single" w:sz="8" w:space="0" w:color="FFFFFF"/>
+              <w:bottom w:val="single" w:sz="8" w:space="0" w:color="FFFFFF"/>
+              <w:right w:val="single" w:sz="8" w:space="0" w:color="FFFFFF"/>
+            </w:tcBorders>
+            <w:shd w:val="clear" w:color="auto" w:fill="B6DDE8" w:themeFill="accent5" w:themeFillTint="66"/>
+            <w:tcMar>
+              <w:top w:w="72" w:type="dxa"/>
+              <w:left w:w="144" w:type="dxa"/>
+              <w:bottom w:w="72" w:type="dxa"/>
+              <w:right w:w="144" w:type="dxa"/>
+            </w:tcMar>
+            <w:vAlign w:val="center"/>
+            <w:hideMark/>
+          </w:tcPr>
+          <w:p>
+            <w:pPr>
+              <w:jc w:val="center"/>
+              <w:rPr>
+                <w:sz w:val="28"/>
+                <w:szCs w:val="28"/>
+                <w:lang w:bidi="ar-EG"/>
+              </w:rPr>
+            </w:pPr>
+            <w:r>
+              <w:rPr>
+                <w:sz w:val="28"/>
+                <w:szCs w:val="28"/>
+                <w:lang w:bidi="ar-EG"/>
+              </w:rPr>
+              <w:t>30%</w:t>
+            </w:r>
+          </w:p>
+        </w:tc>
+      </w:tr>
+      <w:tr>
+        <w:trPr>
+          <w:trHeight w:val="584"/>
+          <w:jc w:val="center"/>
+        </w:trPr>
+        <w:tc>
+          <w:tcPr>
+            <w:tcW w:w="2440" w:type="dxa"/>
+            <w:tcBorders>
+              <w:top w:val="single" w:sz="8" w:space="0" w:color="FFFFFF"/>
+              <w:left w:val="single" w:sz="8" w:space="0" w:color="FFFFFF"/>
+              <w:bottom w:val="single" w:sz="8" w:space="0" w:color="FFFFFF"/>
+              <w:right w:val="single" w:sz="8" w:space="0" w:color="FFFFFF"/>
+            </w:tcBorders>
+            <w:shd w:val="clear" w:color="auto" w:fill="92CDDC" w:themeFill="accent5" w:themeFillTint="99"/>
+            <w:tcMar>
+              <w:top w:w="72" w:type="dxa"/>
+              <w:left w:w="144" w:type="dxa"/>
+              <w:bottom w:w="72" w:type="dxa"/>
+              <w:right w:w="144" w:type="dxa"/>
+            </w:tcMar>
+            <w:vAlign w:val="center"/>
+            <w:hideMark/>
+          </w:tcPr>
+          <w:p>
+            <w:pPr>
+              <w:jc w:val="center"/>
+              <w:rPr>
+                <w:sz w:val="28"/>
+                <w:szCs w:val="28"/>
+                <w:lang w:bidi="ar-EG"/>
+              </w:rPr>
+            </w:pPr>
+            <w:r>
+              <w:rPr>
+                <w:b/>
+                <w:bCs/>
+                <w:sz w:val="28"/>
+                <w:szCs w:val="28"/>
+                <w:lang w:bidi="ar-EG"/>
+              </w:rPr>
+              <w:t>Estimated</w:t>
+            </w:r>
+            <w:r>
+              <w:rPr>
+                <w:sz w:val="28"/>
+                <w:szCs w:val="28"/>
+                <w:lang w:bidi="ar-EG"/>
+              </w:rPr>
+              <w:t xml:space="preserve"> time based on planning time</w:t>
+            </w:r>
+          </w:p>
+        </w:tc>
+        <w:tc>
+          <w:tcPr>
+            <w:tcW w:w="2020" w:type="dxa"/>
+            <w:tcBorders>
+              <w:top w:val="single" w:sz="8" w:space="0" w:color="FFFFFF"/>
+              <w:left w:val="single" w:sz="8" w:space="0" w:color="FFFFFF"/>
+              <w:bottom w:val="single" w:sz="8" w:space="0" w:color="FFFFFF"/>
+              <w:right w:val="single" w:sz="8" w:space="0" w:color="FFFFFF"/>
+            </w:tcBorders>
+            <w:shd w:val="clear" w:color="auto" w:fill="DAEEF3" w:themeFill="accent5" w:themeFillTint="33"/>
+            <w:tcMar>
+              <w:top w:w="72" w:type="dxa"/>
+              <w:left w:w="144" w:type="dxa"/>
+              <w:bottom w:w="72" w:type="dxa"/>
+              <w:right w:w="144" w:type="dxa"/>
+            </w:tcMar>
+            <w:vAlign w:val="center"/>
+            <w:hideMark/>
+          </w:tcPr>
+          <w:p>
+            <w:pPr>
+              <w:jc w:val="center"/>
+              <w:rPr>
+                <w:sz w:val="28"/>
+                <w:szCs w:val="28"/>
+                <w:lang w:bidi="ar-EG"/>
+              </w:rPr>
+            </w:pPr>
+            <w:r>
+              <w:rPr>
+                <w:sz w:val="28"/>
+                <w:szCs w:val="28"/>
+                <w:lang w:bidi="ar-EG"/>
+              </w:rPr>
+              <w:t>Estimated</w:t>
+            </w:r>
+            <w:r>
+              <w:rPr>
+                <w:sz w:val="28"/>
+                <w:szCs w:val="28"/>
+                <w:lang w:bidi="ar-EG"/>
+              </w:rPr>
+              <w:t xml:space="preserve">: </w:t>
+            </w:r>
+            <w:r>
+              <w:rPr>
+                <w:rFonts w:hint="cs"/>
+                <w:sz w:val="28"/>
+                <w:szCs w:val="28"/>
+                <w:rtl/>
+                <w:lang w:bidi="ar-EG"/>
+              </w:rPr>
+              <w:t>12</w:t>
+            </w:r>
+            <w:r>
+              <w:rPr>
+                <w:sz w:val="28"/>
+                <w:szCs w:val="28"/>
+                <w:lang w:bidi="ar-EG"/>
+              </w:rPr>
+              <w:t xml:space="preserve"> days</w:t>
+            </w:r>
+          </w:p>
+        </w:tc>
+        <w:tc>
+          <w:tcPr>
+            <w:tcW w:w="1920" w:type="dxa"/>
+            <w:tcBorders>
+              <w:top w:val="single" w:sz="8" w:space="0" w:color="FFFFFF"/>
+              <w:left w:val="single" w:sz="8" w:space="0" w:color="FFFFFF"/>
+              <w:bottom w:val="single" w:sz="8" w:space="0" w:color="FFFFFF"/>
+              <w:right w:val="single" w:sz="8" w:space="0" w:color="FFFFFF"/>
+            </w:tcBorders>
+            <w:shd w:val="clear" w:color="auto" w:fill="DAEEF3" w:themeFill="accent5" w:themeFillTint="33"/>
+            <w:tcMar>
+              <w:top w:w="72" w:type="dxa"/>
+              <w:left w:w="144" w:type="dxa"/>
+              <w:bottom w:w="72" w:type="dxa"/>
+              <w:right w:w="144" w:type="dxa"/>
+            </w:tcMar>
+            <w:vAlign w:val="center"/>
+            <w:hideMark/>
+          </w:tcPr>
+          <w:p>
+            <w:pPr>
+              <w:jc w:val="center"/>
+              <w:rPr>
+                <w:sz w:val="28"/>
+                <w:szCs w:val="28"/>
+                <w:lang w:bidi="ar-EG"/>
+              </w:rPr>
+            </w:pPr>
+            <w:r>
+              <w:rPr>
+                <w:rFonts w:hint="cs"/>
+                <w:sz w:val="28"/>
+                <w:szCs w:val="28"/>
+                <w:rtl/>
+                <w:lang w:bidi="ar-EG"/>
+              </w:rPr>
+              <w:t>16</w:t>
+            </w:r>
+            <w:r>
+              <w:rPr>
+                <w:sz w:val="28"/>
+                <w:szCs w:val="28"/>
+                <w:lang w:bidi="ar-EG"/>
+              </w:rPr>
+              <w:t xml:space="preserve"> days</w:t>
+            </w:r>
+          </w:p>
+        </w:tc>
+        <w:tc>
+          <w:tcPr>
+            <w:tcW w:w="1920" w:type="dxa"/>
+            <w:tcBorders>
+              <w:top w:val="single" w:sz="8" w:space="0" w:color="FFFFFF"/>
+              <w:left w:val="single" w:sz="8" w:space="0" w:color="FFFFFF"/>
+              <w:bottom w:val="single" w:sz="8" w:space="0" w:color="FFFFFF"/>
+              <w:right w:val="single" w:sz="8" w:space="0" w:color="FFFFFF"/>
+            </w:tcBorders>
+            <w:shd w:val="clear" w:color="auto" w:fill="DAEEF3" w:themeFill="accent5" w:themeFillTint="33"/>
+            <w:tcMar>
+              <w:top w:w="72" w:type="dxa"/>
+              <w:left w:w="144" w:type="dxa"/>
+              <w:bottom w:w="72" w:type="dxa"/>
+              <w:right w:w="144" w:type="dxa"/>
+            </w:tcMar>
+            <w:vAlign w:val="center"/>
+            <w:hideMark/>
+          </w:tcPr>
+          <w:p>
+            <w:pPr>
+              <w:jc w:val="center"/>
+              <w:rPr>
+                <w:sz w:val="28"/>
+                <w:szCs w:val="28"/>
+                <w:lang w:bidi="ar-EG"/>
+              </w:rPr>
+            </w:pPr>
+            <w:r>
+              <w:rPr>
+                <w:rFonts w:hint="cs"/>
+                <w:sz w:val="28"/>
+                <w:szCs w:val="28"/>
+                <w:rtl/>
+                <w:lang w:bidi="ar-EG"/>
+              </w:rPr>
+              <w:t>28</w:t>
+            </w:r>
+            <w:r>
+              <w:rPr>
+                <w:sz w:val="28"/>
+                <w:szCs w:val="28"/>
+                <w:lang w:bidi="ar-EG"/>
+              </w:rPr>
+              <w:t xml:space="preserve"> days</w:t>
+            </w:r>
+          </w:p>
+        </w:tc>
+        <w:tc>
+          <w:tcPr>
+            <w:tcW w:w="2740" w:type="dxa"/>
+            <w:tcBorders>
+              <w:top w:val="single" w:sz="8" w:space="0" w:color="FFFFFF"/>
+              <w:left w:val="single" w:sz="8" w:space="0" w:color="FFFFFF"/>
+              <w:bottom w:val="single" w:sz="8" w:space="0" w:color="FFFFFF"/>
+              <w:right w:val="single" w:sz="8" w:space="0" w:color="FFFFFF"/>
+            </w:tcBorders>
+            <w:shd w:val="clear" w:color="auto" w:fill="DAEEF3" w:themeFill="accent5" w:themeFillTint="33"/>
+            <w:tcMar>
+              <w:top w:w="72" w:type="dxa"/>
+              <w:left w:w="144" w:type="dxa"/>
+              <w:bottom w:w="72" w:type="dxa"/>
+              <w:right w:w="144" w:type="dxa"/>
+            </w:tcMar>
+            <w:vAlign w:val="center"/>
+            <w:hideMark/>
+          </w:tcPr>
+          <w:p>
+            <w:pPr>
+              <w:jc w:val="center"/>
+              <w:rPr>
+                <w:sz w:val="28"/>
+                <w:szCs w:val="28"/>
+                <w:lang w:bidi="ar-EG"/>
+              </w:rPr>
+            </w:pPr>
+            <w:r>
+              <w:rPr>
+                <w:rFonts w:hint="cs"/>
+                <w:sz w:val="28"/>
+                <w:szCs w:val="28"/>
+                <w:rtl/>
+                <w:lang w:bidi="ar-EG"/>
+              </w:rPr>
+              <w:t>24</w:t>
+            </w:r>
+            <w:r>
+              <w:rPr>
+                <w:sz w:val="28"/>
+                <w:szCs w:val="28"/>
+                <w:lang w:bidi="ar-EG"/>
+              </w:rPr>
+              <w:t xml:space="preserve"> days</w:t>
+            </w:r>
+          </w:p>
+        </w:tc>
+      </w:tr>
+    </w:tbl>
+    <w:p>
+      <w:pPr>
+        <w:rPr>
+          <w:sz w:val="32"/>
+          <w:szCs w:val="32"/>
+          <w:u w:val="single"/>
+          <w:lang w:bidi="ar-EG"/>
+        </w:rPr>
+      </w:pPr>
+    </w:p>
+    <w:p>
+      <w:pPr>
+        <w:jc w:val="center"/>
+        <w:rPr>
+          <w:sz w:val="32"/>
+          <w:szCs w:val="32"/>
+        </w:rPr>
+      </w:pPr>
+    </w:p>
+    <w:p>
+      <w:pPr>
+        <w:rPr>
+          <w:sz w:val="32"/>
+          <w:szCs w:val="32"/>
+        </w:rPr>
+      </w:pPr>
+    </w:p>
+    <w:p>
+      <w:pPr>
+        <w:rPr>
+          <w:sz w:val="32"/>
+          <w:szCs w:val="32"/>
+        </w:rPr>
+      </w:pPr>
+    </w:p>
+    <w:p>
+      <w:pPr>
+        <w:rPr>
+          <w:sz w:val="32"/>
+          <w:szCs w:val="32"/>
+        </w:rPr>
+      </w:pPr>
+    </w:p>
+    <w:p>
+      <w:pPr>
+        <w:rPr>
+          <w:sz w:val="32"/>
+          <w:szCs w:val="32"/>
+        </w:rPr>
+      </w:pPr>
+    </w:p>
+    <w:p>
+      <w:pPr>
+        <w:rPr>
+          <w:sz w:val="32"/>
+          <w:szCs w:val="32"/>
+        </w:rPr>
+      </w:pPr>
+    </w:p>
+    <w:p>
+      <w:pPr>
+        <w:rPr>
+          <w:sz w:val="32"/>
+          <w:szCs w:val="32"/>
+        </w:rPr>
+      </w:pPr>
+    </w:p>
+    <w:p>
+      <w:pPr>
+        <w:rPr>
+          <w:sz w:val="32"/>
+          <w:szCs w:val="32"/>
+        </w:rPr>
+      </w:pPr>
+    </w:p>
+    <w:p>
+      <w:pPr>
+        <w:rPr>
+          <w:sz w:val="32"/>
+          <w:szCs w:val="32"/>
+        </w:rPr>
+      </w:pPr>
+    </w:p>
+    <w:p>
+      <w:pPr>
+        <w:rPr>
+          <w:sz w:val="32"/>
+          <w:szCs w:val="32"/>
+        </w:rPr>
+      </w:pPr>
+    </w:p>
+    <w:p>
+      <w:pPr>
+        <w:jc w:val="center"/>
+        <w:rPr>
+          <w:sz w:val="32"/>
+          <w:szCs w:val="32"/>
+        </w:rPr>
+      </w:pPr>
+    </w:p>
+    <w:p>
+      <w:pPr>
+        <w:jc w:val="center"/>
+        <w:rPr>
+          <w:b/>
+          <w:bCs/>
+          <w:sz w:val="40"/>
+          <w:szCs w:val="40"/>
+          <w:u w:val="double"/>
+        </w:rPr>
+      </w:pPr>
+      <w:r>
+        <w:rPr>
+          <w:b/>
+          <w:bCs/>
+          <w:sz w:val="40"/>
+          <w:szCs w:val="40"/>
+          <w:u w:val="double"/>
+        </w:rPr>
+        <w:lastRenderedPageBreak/>
+        <w:t xml:space="preserve">Tasks Identification </w:t>
+      </w:r>
+    </w:p>
+    <w:tbl>
+      <w:tblPr>
+        <w:tblStyle w:val="LightGrid-Accent5"/>
+        <w:bidiVisual/>
+        <w:tblW w:w="9600" w:type="dxa"/>
+        <w:tblLook w:val="0420" w:firstRow="1" w:lastRow="0" w:firstColumn="0" w:lastColumn="0" w:noHBand="0" w:noVBand="1"/>
+      </w:tblPr>
+      <w:tblGrid>
+        <w:gridCol w:w="4800"/>
+        <w:gridCol w:w="4800"/>
+      </w:tblGrid>
+      <w:tr>
+        <w:trPr>
+          <w:cnfStyle w:val="100000000000" w:firstRow="1" w:lastRow="0" w:firstColumn="0" w:lastColumn="0" w:oddVBand="0" w:evenVBand="0" w:oddHBand="0" w:evenHBand="0" w:firstRowFirstColumn="0" w:firstRowLastColumn="0" w:lastRowFirstColumn="0" w:lastRowLastColumn="0"/>
+          <w:trHeight w:val="227"/>
+        </w:trPr>
+        <w:tc>
+          <w:tcPr>
+            <w:tcW w:w="4800" w:type="dxa"/>
+            <w:hideMark/>
+          </w:tcPr>
+          <w:p>
+            <w:pPr>
+              <w:bidi/>
+              <w:jc w:val="right"/>
+              <w:rPr>
+                <w:rFonts w:ascii="Arial" w:eastAsia="Times New Roman" w:hAnsi="Arial" w:cs="Arial"/>
+                <w:sz w:val="28"/>
+                <w:szCs w:val="28"/>
+                <w:lang w:bidi="ar-EG"/>
+              </w:rPr>
+            </w:pPr>
+            <w:r>
+              <w:rPr>
+                <w:color w:val="000000"/>
+                <w:sz w:val="28"/>
+                <w:szCs w:val="28"/>
+              </w:rPr>
+              <w:t>System Request</w:t>
+            </w:r>
+          </w:p>
+        </w:tc>
+        <w:tc>
+          <w:tcPr>
+            <w:tcW w:w="4800" w:type="dxa"/>
+            <w:hideMark/>
+          </w:tcPr>
+          <w:p>
+            <w:pPr>
+              <w:bidi/>
+              <w:jc w:val="right"/>
+              <w:rPr>
+                <w:rFonts w:ascii="Arial" w:eastAsia="Times New Roman" w:hAnsi="Arial" w:cs="Arial"/>
+                <w:sz w:val="28"/>
+                <w:szCs w:val="28"/>
+              </w:rPr>
+            </w:pPr>
+            <w:r>
+              <w:rPr>
+                <w:rFonts w:ascii="Calibri" w:eastAsia="Times New Roman" w:hAnsi="Calibri" w:cs="Calibri"/>
+                <w:color w:val="000000" w:themeColor="dark1"/>
+                <w:kern w:val="24"/>
+                <w:sz w:val="28"/>
+                <w:szCs w:val="28"/>
+              </w:rPr>
+              <w:t>Name of Task</w:t>
+            </w:r>
+          </w:p>
+        </w:tc>
+      </w:tr>
+      <w:tr>
+        <w:trPr>
+          <w:cnfStyle w:val="000000100000" w:firstRow="0" w:lastRow="0" w:firstColumn="0" w:lastColumn="0" w:oddVBand="0" w:evenVBand="0" w:oddHBand="1" w:evenHBand="0" w:firstRowFirstColumn="0" w:firstRowLastColumn="0" w:lastRowFirstColumn="0" w:lastRowLastColumn="0"/>
+          <w:trHeight w:val="227"/>
+        </w:trPr>
+        <w:tc>
+          <w:tcPr>
+            <w:tcW w:w="4800" w:type="dxa"/>
+            <w:hideMark/>
+          </w:tcPr>
+          <w:p>
+            <w:pPr>
+              <w:bidi/>
+              <w:jc w:val="right"/>
+              <w:rPr>
+                <w:rFonts w:ascii="Arial" w:eastAsia="Times New Roman" w:hAnsi="Arial" w:cs="Arial"/>
+                <w:sz w:val="28"/>
+                <w:szCs w:val="28"/>
+              </w:rPr>
+            </w:pPr>
+            <w:r>
+              <w:rPr>
+                <w:rFonts w:ascii="Arial" w:eastAsia="Times New Roman" w:hAnsi="Arial" w:cs="Arial"/>
+                <w:sz w:val="28"/>
+                <w:szCs w:val="28"/>
+              </w:rPr>
+              <w:t>22/09/2026</w:t>
+            </w:r>
+          </w:p>
+        </w:tc>
+        <w:tc>
+          <w:tcPr>
+            <w:tcW w:w="4800" w:type="dxa"/>
+            <w:hideMark/>
+          </w:tcPr>
+          <w:p>
+            <w:pPr>
+              <w:bidi/>
+              <w:jc w:val="right"/>
+              <w:rPr>
+                <w:rFonts w:ascii="Arial" w:eastAsia="Times New Roman" w:hAnsi="Arial" w:cs="Arial"/>
+                <w:sz w:val="28"/>
+                <w:szCs w:val="28"/>
+              </w:rPr>
+            </w:pPr>
+            <w:r>
+              <w:rPr>
+                <w:rFonts w:ascii="Calibri" w:eastAsia="Times New Roman" w:hAnsi="Calibri" w:cs="Calibri"/>
+                <w:color w:val="000000" w:themeColor="dark1"/>
+                <w:kern w:val="24"/>
+                <w:sz w:val="28"/>
+                <w:szCs w:val="28"/>
+              </w:rPr>
+              <w:t>Start Date</w:t>
+            </w:r>
+          </w:p>
+        </w:tc>
+      </w:tr>
+      <w:tr>
+        <w:trPr>
+          <w:cnfStyle w:val="000000010000" w:firstRow="0" w:lastRow="0" w:firstColumn="0" w:lastColumn="0" w:oddVBand="0" w:evenVBand="0" w:oddHBand="0" w:evenHBand="1" w:firstRowFirstColumn="0" w:firstRowLastColumn="0" w:lastRowFirstColumn="0" w:lastRowLastColumn="0"/>
+          <w:trHeight w:val="227"/>
+        </w:trPr>
+        <w:tc>
+          <w:tcPr>
+            <w:tcW w:w="4800" w:type="dxa"/>
+            <w:hideMark/>
+          </w:tcPr>
+          <w:p>
+            <w:pPr>
+              <w:bidi/>
+              <w:jc w:val="right"/>
+              <w:rPr>
+                <w:rFonts w:ascii="Arial" w:eastAsia="Times New Roman" w:hAnsi="Arial" w:cs="Arial"/>
+                <w:sz w:val="28"/>
+                <w:szCs w:val="28"/>
+                <w:lang w:bidi="ar-EG"/>
+              </w:rPr>
+            </w:pPr>
+            <w:r>
+              <w:rPr>
+                <w:rFonts w:ascii="Arial" w:eastAsia="Times New Roman" w:hAnsi="Arial" w:cs="Arial"/>
+                <w:sz w:val="28"/>
+                <w:szCs w:val="28"/>
+                <w:lang w:bidi="ar-EG"/>
+              </w:rPr>
+              <w:t>23/09/2026</w:t>
+            </w:r>
+          </w:p>
+        </w:tc>
+        <w:tc>
+          <w:tcPr>
+            <w:tcW w:w="4800" w:type="dxa"/>
+            <w:hideMark/>
+          </w:tcPr>
+          <w:p>
+            <w:pPr>
+              <w:bidi/>
+              <w:jc w:val="right"/>
+              <w:rPr>
+                <w:rFonts w:ascii="Arial" w:eastAsia="Times New Roman" w:hAnsi="Arial" w:cs="Arial"/>
+                <w:sz w:val="28"/>
+                <w:szCs w:val="28"/>
+              </w:rPr>
+            </w:pPr>
+            <w:r>
+              <w:rPr>
+                <w:rFonts w:ascii="Calibri" w:eastAsia="Times New Roman" w:hAnsi="Calibri" w:cs="Calibri"/>
+                <w:color w:val="000000" w:themeColor="dark1"/>
+                <w:kern w:val="24"/>
+                <w:sz w:val="28"/>
+                <w:szCs w:val="28"/>
+              </w:rPr>
+              <w:t>End Date</w:t>
+            </w:r>
+          </w:p>
+        </w:tc>
+      </w:tr>
+      <w:tr>
+        <w:trPr>
+          <w:cnfStyle w:val="000000100000" w:firstRow="0" w:lastRow="0" w:firstColumn="0" w:lastColumn="0" w:oddVBand="0" w:evenVBand="0" w:oddHBand="1" w:evenHBand="0" w:firstRowFirstColumn="0" w:firstRowLastColumn="0" w:lastRowFirstColumn="0" w:lastRowLastColumn="0"/>
+          <w:trHeight w:val="227"/>
+        </w:trPr>
+        <w:tc>
+          <w:tcPr>
+            <w:tcW w:w="4800" w:type="dxa"/>
+            <w:hideMark/>
+          </w:tcPr>
+          <w:p>
+            <w:pPr>
+              <w:bidi/>
+              <w:jc w:val="right"/>
+              <w:rPr>
+                <w:rFonts w:ascii="Arial" w:eastAsia="Times New Roman" w:hAnsi="Arial" w:cs="Arial"/>
+                <w:sz w:val="28"/>
+                <w:szCs w:val="28"/>
+                <w:lang w:bidi="ar-EG"/>
+              </w:rPr>
+            </w:pPr>
+            <w:r>
+              <w:rPr>
+                <w:rFonts w:ascii="Arial" w:eastAsia="Times New Roman" w:hAnsi="Arial" w:cs="Arial"/>
+                <w:sz w:val="28"/>
+                <w:szCs w:val="28"/>
+                <w:lang w:bidi="ar-EG"/>
+              </w:rPr>
+              <w:t>Moaaz Beder</w:t>
+            </w:r>
+          </w:p>
+        </w:tc>
+        <w:tc>
+          <w:tcPr>
+            <w:tcW w:w="4800" w:type="dxa"/>
+            <w:hideMark/>
+          </w:tcPr>
+          <w:p>
+            <w:pPr>
+              <w:bidi/>
+              <w:jc w:val="right"/>
+              <w:rPr>
+                <w:rFonts w:ascii="Arial" w:eastAsia="Times New Roman" w:hAnsi="Arial" w:cs="Arial"/>
+                <w:sz w:val="28"/>
+                <w:szCs w:val="28"/>
+              </w:rPr>
+            </w:pPr>
+            <w:r>
+              <w:rPr>
+                <w:rFonts w:ascii="Calibri" w:eastAsia="Times New Roman" w:hAnsi="Calibri" w:cs="Calibri"/>
+                <w:color w:val="000000" w:themeColor="dark1"/>
+                <w:kern w:val="24"/>
+                <w:sz w:val="28"/>
+                <w:szCs w:val="28"/>
+              </w:rPr>
+              <w:t>Person assigned to task</w:t>
+            </w:r>
+          </w:p>
+        </w:tc>
+      </w:tr>
+      <w:tr>
+        <w:trPr>
+          <w:cnfStyle w:val="000000010000" w:firstRow="0" w:lastRow="0" w:firstColumn="0" w:lastColumn="0" w:oddVBand="0" w:evenVBand="0" w:oddHBand="0" w:evenHBand="1" w:firstRowFirstColumn="0" w:firstRowLastColumn="0" w:lastRowFirstColumn="0" w:lastRowLastColumn="0"/>
+          <w:trHeight w:val="227"/>
+        </w:trPr>
+        <w:tc>
+          <w:tcPr>
+            <w:tcW w:w="4800" w:type="dxa"/>
+            <w:hideMark/>
+          </w:tcPr>
+          <w:p>
+            <w:pPr>
+              <w:bidi/>
+              <w:jc w:val="right"/>
+              <w:rPr>
+                <w:rFonts w:ascii="Arial" w:eastAsia="Times New Roman" w:hAnsi="Arial" w:cs="Arial"/>
+                <w:sz w:val="28"/>
+                <w:szCs w:val="28"/>
+                <w:lang w:bidi="ar-EG"/>
+              </w:rPr>
+            </w:pPr>
+            <w:r>
+              <w:rPr>
+                <w:rFonts w:ascii="Arial" w:eastAsia="Times New Roman" w:hAnsi="Arial" w:cs="Arial"/>
+                <w:sz w:val="28"/>
+                <w:szCs w:val="28"/>
+                <w:lang w:bidi="ar-EG"/>
+              </w:rPr>
+              <w:t>High</w:t>
+            </w:r>
+          </w:p>
+        </w:tc>
+        <w:tc>
+          <w:tcPr>
+            <w:tcW w:w="4800" w:type="dxa"/>
+            <w:hideMark/>
+          </w:tcPr>
+          <w:p>
+            <w:pPr>
+              <w:bidi/>
+              <w:jc w:val="right"/>
+              <w:rPr>
+                <w:rFonts w:ascii="Arial" w:eastAsia="Times New Roman" w:hAnsi="Arial" w:cs="Arial"/>
+                <w:sz w:val="28"/>
+                <w:szCs w:val="28"/>
+              </w:rPr>
+            </w:pPr>
+            <w:r>
+              <w:rPr>
+                <w:rFonts w:ascii="Calibri" w:eastAsia="Times New Roman" w:hAnsi="Calibri" w:cs="Calibri"/>
+                <w:color w:val="000000" w:themeColor="dark1"/>
+                <w:kern w:val="24"/>
+                <w:sz w:val="28"/>
+                <w:szCs w:val="28"/>
+              </w:rPr>
+              <w:t>Priority</w:t>
+            </w:r>
+          </w:p>
+        </w:tc>
+      </w:tr>
+      <w:tr>
+        <w:trPr>
+          <w:cnfStyle w:val="000000100000" w:firstRow="0" w:lastRow="0" w:firstColumn="0" w:lastColumn="0" w:oddVBand="0" w:evenVBand="0" w:oddHBand="1" w:evenHBand="0" w:firstRowFirstColumn="0" w:firstRowLastColumn="0" w:lastRowFirstColumn="0" w:lastRowLastColumn="0"/>
+          <w:trHeight w:val="227"/>
+        </w:trPr>
+        <w:tc>
+          <w:tcPr>
+            <w:tcW w:w="4800" w:type="dxa"/>
+            <w:hideMark/>
+          </w:tcPr>
+          <w:p>
+            <w:pPr>
+              <w:bidi/>
+              <w:jc w:val="right"/>
+              <w:rPr>
+                <w:rFonts w:ascii="Arial" w:eastAsia="Times New Roman" w:hAnsi="Arial" w:cs="Arial"/>
+                <w:sz w:val="28"/>
+                <w:szCs w:val="28"/>
+                <w:lang w:bidi="ar-EG"/>
+              </w:rPr>
+            </w:pPr>
+            <w:r>
+              <w:rPr>
+                <w:rFonts w:ascii="Arial" w:eastAsia="Times New Roman" w:hAnsi="Arial" w:cs="Arial"/>
+                <w:sz w:val="28"/>
+                <w:szCs w:val="28"/>
+                <w:lang w:bidi="ar-EG"/>
+              </w:rPr>
+              <w:t>Microsoft Word, Trello</w:t>
+            </w:r>
+          </w:p>
+        </w:tc>
+        <w:tc>
+          <w:tcPr>
+            <w:tcW w:w="4800" w:type="dxa"/>
+            <w:hideMark/>
+          </w:tcPr>
+          <w:p>
+            <w:pPr>
+              <w:bidi/>
+              <w:jc w:val="right"/>
+              <w:rPr>
+                <w:rFonts w:ascii="Arial" w:eastAsia="Times New Roman" w:hAnsi="Arial" w:cs="Arial"/>
+                <w:sz w:val="28"/>
+                <w:szCs w:val="28"/>
+              </w:rPr>
+            </w:pPr>
+            <w:r>
+              <w:rPr>
+                <w:rFonts w:ascii="Calibri" w:eastAsia="Times New Roman" w:hAnsi="Calibri" w:cs="Calibri"/>
+                <w:color w:val="000000" w:themeColor="dark1"/>
+                <w:kern w:val="24"/>
+                <w:sz w:val="28"/>
+                <w:szCs w:val="28"/>
+              </w:rPr>
+              <w:t>Resources Needed</w:t>
+            </w:r>
+          </w:p>
+        </w:tc>
+      </w:tr>
+      <w:tr>
+        <w:trPr>
+          <w:cnfStyle w:val="000000010000" w:firstRow="0" w:lastRow="0" w:firstColumn="0" w:lastColumn="0" w:oddVBand="0" w:evenVBand="0" w:oddHBand="0" w:evenHBand="1" w:firstRowFirstColumn="0" w:firstRowLastColumn="0" w:lastRowFirstColumn="0" w:lastRowLastColumn="0"/>
+          <w:trHeight w:val="227"/>
+        </w:trPr>
+        <w:tc>
+          <w:tcPr>
+            <w:tcW w:w="4800" w:type="dxa"/>
+            <w:hideMark/>
+          </w:tcPr>
+          <w:p>
+            <w:pPr>
+              <w:bidi/>
+              <w:jc w:val="right"/>
+              <w:rPr>
+                <w:rFonts w:ascii="Arial" w:eastAsia="Times New Roman" w:hAnsi="Arial" w:cs="Arial"/>
+                <w:sz w:val="28"/>
+                <w:szCs w:val="28"/>
+                <w:lang w:bidi="ar-EG"/>
+              </w:rPr>
+            </w:pPr>
+            <w:r>
+              <w:rPr>
+                <w:rFonts w:ascii="Arial" w:eastAsia="Times New Roman" w:hAnsi="Arial" w:cs="Arial"/>
+                <w:sz w:val="28"/>
+                <w:szCs w:val="28"/>
+                <w:lang w:bidi="ar-EG"/>
+              </w:rPr>
+              <w:t>4</w:t>
+            </w:r>
+            <w:r>
+              <w:rPr>
+                <w:rFonts w:ascii="Arial" w:eastAsia="Times New Roman" w:hAnsi="Arial" w:cs="Arial"/>
+                <w:sz w:val="28"/>
+                <w:szCs w:val="28"/>
+                <w:lang w:bidi="ar-EG"/>
+              </w:rPr>
+              <w:t xml:space="preserve"> hours</w:t>
+            </w:r>
+          </w:p>
+        </w:tc>
+        <w:tc>
+          <w:tcPr>
+            <w:tcW w:w="4800" w:type="dxa"/>
+            <w:hideMark/>
+          </w:tcPr>
+          <w:p>
+            <w:pPr>
+              <w:bidi/>
+              <w:jc w:val="right"/>
+              <w:rPr>
+                <w:rFonts w:ascii="Arial" w:eastAsia="Times New Roman" w:hAnsi="Arial" w:cs="Arial"/>
+                <w:sz w:val="28"/>
+                <w:szCs w:val="28"/>
+              </w:rPr>
+            </w:pPr>
+            <w:r>
+              <w:rPr>
+                <w:rFonts w:ascii="Calibri" w:eastAsia="Times New Roman" w:hAnsi="Calibri" w:cs="Calibri"/>
+                <w:color w:val="000000" w:themeColor="dark1"/>
+                <w:kern w:val="24"/>
+                <w:sz w:val="28"/>
+                <w:szCs w:val="28"/>
+              </w:rPr>
+              <w:t>Estimated Time</w:t>
+            </w:r>
+          </w:p>
+        </w:tc>
+      </w:tr>
+      <w:tr>
+        <w:trPr>
+          <w:cnfStyle w:val="000000100000" w:firstRow="0" w:lastRow="0" w:firstColumn="0" w:lastColumn="0" w:oddVBand="0" w:evenVBand="0" w:oddHBand="1" w:evenHBand="0" w:firstRowFirstColumn="0" w:firstRowLastColumn="0" w:lastRowFirstColumn="0" w:lastRowLastColumn="0"/>
+          <w:trHeight w:val="227"/>
+        </w:trPr>
+        <w:tc>
+          <w:tcPr>
+            <w:tcW w:w="4800" w:type="dxa"/>
+            <w:hideMark/>
+          </w:tcPr>
+          <w:p>
+            <w:pPr>
+              <w:bidi/>
+              <w:jc w:val="right"/>
+              <w:rPr>
+                <w:rFonts w:ascii="Arial" w:eastAsia="Times New Roman" w:hAnsi="Arial" w:cs="Arial"/>
+                <w:sz w:val="28"/>
+                <w:szCs w:val="28"/>
+                <w:lang w:bidi="ar-EG"/>
+              </w:rPr>
+            </w:pPr>
+          </w:p>
+        </w:tc>
+        <w:tc>
+          <w:tcPr>
+            <w:tcW w:w="4800" w:type="dxa"/>
+            <w:hideMark/>
+          </w:tcPr>
+          <w:p>
+            <w:pPr>
+              <w:bidi/>
+              <w:jc w:val="right"/>
+              <w:rPr>
+                <w:rFonts w:ascii="Arial" w:eastAsia="Times New Roman" w:hAnsi="Arial" w:cs="Arial"/>
+                <w:sz w:val="28"/>
+                <w:szCs w:val="28"/>
+              </w:rPr>
+            </w:pPr>
+            <w:r>
+              <w:rPr>
+                <w:rFonts w:ascii="Calibri" w:eastAsia="Times New Roman" w:hAnsi="Calibri" w:cs="Calibri"/>
+                <w:color w:val="000000" w:themeColor="dark1"/>
+                <w:kern w:val="24"/>
+                <w:sz w:val="28"/>
+                <w:szCs w:val="28"/>
+              </w:rPr>
+              <w:t>Actual Time</w:t>
+            </w:r>
+          </w:p>
+        </w:tc>
+      </w:tr>
+    </w:tbl>
+    <w:p>
+      <w:pPr>
+        <w:jc w:val="center"/>
+        <w:rPr>
+          <w:sz w:val="32"/>
+          <w:szCs w:val="32"/>
+        </w:rPr>
+      </w:pPr>
+      <w:r>
+        <w:rPr>
+          <w:sz w:val="32"/>
+          <w:szCs w:val="32"/>
+          <w:rtl/>
+        </w:rPr>
+        <w:tab/>
+      </w:r>
+    </w:p>
+    <w:p>
+      <w:pPr>
+        <w:jc w:val="center"/>
+        <w:rPr>
+          <w:sz w:val="32"/>
+          <w:szCs w:val="32"/>
+        </w:rPr>
+      </w:pPr>
+    </w:p>
+    <w:tbl>
+      <w:tblPr>
+        <w:tblStyle w:val="LightGrid-Accent5"/>
+        <w:bidiVisual/>
+        <w:tblW w:w="9600" w:type="dxa"/>
+        <w:tblLook w:val="0420" w:firstRow="1" w:lastRow="0" w:firstColumn="0" w:lastColumn="0" w:noHBand="0" w:noVBand="1"/>
+      </w:tblPr>
+      <w:tblGrid>
+        <w:gridCol w:w="4800"/>
+        <w:gridCol w:w="4800"/>
+      </w:tblGrid>
+      <w:tr>
+        <w:trPr>
+          <w:cnfStyle w:val="100000000000" w:firstRow="1" w:lastRow="0" w:firstColumn="0" w:lastColumn="0" w:oddVBand="0" w:evenVBand="0" w:oddHBand="0" w:evenHBand="0" w:firstRowFirstColumn="0" w:firstRowLastColumn="0" w:lastRowFirstColumn="0" w:lastRowLastColumn="0"/>
+          <w:trHeight w:val="227"/>
+        </w:trPr>
+        <w:tc>
+          <w:tcPr>
+            <w:tcW w:w="4800" w:type="dxa"/>
+            <w:hideMark/>
+          </w:tcPr>
+          <w:p>
+            <w:pPr>
+              <w:bidi/>
+              <w:jc w:val="right"/>
+              <w:rPr>
+                <w:rFonts w:ascii="Arial" w:eastAsia="Times New Roman" w:hAnsi="Arial" w:cs="Arial"/>
+                <w:sz w:val="28"/>
+                <w:szCs w:val="28"/>
+                <w:lang w:bidi="ar-EG"/>
+              </w:rPr>
+            </w:pPr>
+            <w:r>
+              <w:rPr>
+                <w:rFonts w:ascii="Arial" w:eastAsia="Times New Roman" w:hAnsi="Arial" w:cs="Arial"/>
+                <w:sz w:val="28"/>
+                <w:szCs w:val="28"/>
+                <w:lang w:bidi="ar-EG"/>
+              </w:rPr>
+              <w:t>Feasibility Study</w:t>
+            </w:r>
+          </w:p>
+        </w:tc>
+        <w:tc>
+          <w:tcPr>
+            <w:tcW w:w="4800" w:type="dxa"/>
+            <w:hideMark/>
+          </w:tcPr>
+          <w:p>
+            <w:pPr>
+              <w:bidi/>
+              <w:jc w:val="right"/>
+              <w:rPr>
+                <w:rFonts w:ascii="Arial" w:eastAsia="Times New Roman" w:hAnsi="Arial" w:cs="Arial"/>
+                <w:sz w:val="28"/>
+                <w:szCs w:val="28"/>
+              </w:rPr>
+            </w:pPr>
+            <w:r>
+              <w:rPr>
+                <w:rFonts w:ascii="Calibri" w:eastAsia="Times New Roman" w:hAnsi="Calibri" w:cs="Calibri"/>
+                <w:color w:val="000000" w:themeColor="dark1"/>
+                <w:kern w:val="24"/>
+                <w:sz w:val="28"/>
+                <w:szCs w:val="28"/>
+              </w:rPr>
+              <w:t>Name of Task</w:t>
+            </w:r>
+          </w:p>
+        </w:tc>
+      </w:tr>
+      <w:tr>
+        <w:trPr>
+          <w:cnfStyle w:val="000000100000" w:firstRow="0" w:lastRow="0" w:firstColumn="0" w:lastColumn="0" w:oddVBand="0" w:evenVBand="0" w:oddHBand="1" w:evenHBand="0" w:firstRowFirstColumn="0" w:firstRowLastColumn="0" w:lastRowFirstColumn="0" w:lastRowLastColumn="0"/>
+          <w:trHeight w:val="227"/>
+        </w:trPr>
+        <w:tc>
+          <w:tcPr>
+            <w:tcW w:w="4800" w:type="dxa"/>
+            <w:hideMark/>
+          </w:tcPr>
+          <w:p>
+            <w:pPr>
+              <w:bidi/>
+              <w:jc w:val="right"/>
+              <w:rPr>
+                <w:rFonts w:ascii="Arial" w:eastAsia="Times New Roman" w:hAnsi="Arial" w:cs="Arial"/>
+                <w:sz w:val="28"/>
+                <w:szCs w:val="28"/>
+                <w:lang w:bidi="ar-EG"/>
+              </w:rPr>
+            </w:pPr>
+            <w:r>
+              <w:rPr>
+                <w:rFonts w:ascii="Arial" w:eastAsia="Times New Roman" w:hAnsi="Arial" w:cs="Arial"/>
+                <w:sz w:val="28"/>
+                <w:szCs w:val="28"/>
+                <w:lang w:bidi="ar-EG"/>
+              </w:rPr>
+              <w:t>24/09/2026</w:t>
+            </w:r>
+          </w:p>
+        </w:tc>
+        <w:tc>
+          <w:tcPr>
+            <w:tcW w:w="4800" w:type="dxa"/>
+            <w:hideMark/>
+          </w:tcPr>
+          <w:p>
+            <w:pPr>
+              <w:bidi/>
+              <w:jc w:val="right"/>
+              <w:rPr>
+                <w:rFonts w:ascii="Arial" w:eastAsia="Times New Roman" w:hAnsi="Arial" w:cs="Arial"/>
+                <w:sz w:val="28"/>
+                <w:szCs w:val="28"/>
+              </w:rPr>
+            </w:pPr>
+            <w:r>
+              <w:rPr>
+                <w:rFonts w:ascii="Calibri" w:eastAsia="Times New Roman" w:hAnsi="Calibri" w:cs="Calibri"/>
+                <w:color w:val="000000" w:themeColor="dark1"/>
+                <w:kern w:val="24"/>
+                <w:sz w:val="28"/>
+                <w:szCs w:val="28"/>
+              </w:rPr>
+              <w:t>Start Date</w:t>
+            </w:r>
+          </w:p>
+        </w:tc>
+      </w:tr>
+      <w:tr>
+        <w:trPr>
+          <w:cnfStyle w:val="000000010000" w:firstRow="0" w:lastRow="0" w:firstColumn="0" w:lastColumn="0" w:oddVBand="0" w:evenVBand="0" w:oddHBand="0" w:evenHBand="1" w:firstRowFirstColumn="0" w:firstRowLastColumn="0" w:lastRowFirstColumn="0" w:lastRowLastColumn="0"/>
+          <w:trHeight w:val="227"/>
+        </w:trPr>
+        <w:tc>
+          <w:tcPr>
+            <w:tcW w:w="4800" w:type="dxa"/>
+            <w:hideMark/>
+          </w:tcPr>
+          <w:p>
+            <w:pPr>
+              <w:bidi/>
+              <w:jc w:val="right"/>
+              <w:rPr>
+                <w:rFonts w:ascii="Arial" w:eastAsia="Times New Roman" w:hAnsi="Arial" w:cs="Arial"/>
+                <w:sz w:val="28"/>
+                <w:szCs w:val="28"/>
+                <w:lang w:bidi="ar-EG"/>
+              </w:rPr>
+            </w:pPr>
+            <w:r>
+              <w:rPr>
+                <w:rFonts w:ascii="Arial" w:eastAsia="Times New Roman" w:hAnsi="Arial" w:cs="Arial"/>
+                <w:sz w:val="28"/>
+                <w:szCs w:val="28"/>
+                <w:lang w:bidi="ar-EG"/>
+              </w:rPr>
+              <w:t>27/09/2026</w:t>
+            </w:r>
+          </w:p>
+        </w:tc>
+        <w:tc>
+          <w:tcPr>
+            <w:tcW w:w="4800" w:type="dxa"/>
+            <w:hideMark/>
+          </w:tcPr>
+          <w:p>
+            <w:pPr>
+              <w:bidi/>
+              <w:jc w:val="right"/>
+              <w:rPr>
+                <w:rFonts w:ascii="Arial" w:eastAsia="Times New Roman" w:hAnsi="Arial" w:cs="Arial"/>
+                <w:sz w:val="28"/>
+                <w:szCs w:val="28"/>
+              </w:rPr>
+            </w:pPr>
+            <w:r>
+              <w:rPr>
+                <w:rFonts w:ascii="Calibri" w:eastAsia="Times New Roman" w:hAnsi="Calibri" w:cs="Calibri"/>
+                <w:color w:val="000000" w:themeColor="dark1"/>
+                <w:kern w:val="24"/>
+                <w:sz w:val="28"/>
+                <w:szCs w:val="28"/>
+              </w:rPr>
+              <w:t>End Date</w:t>
+            </w:r>
+          </w:p>
+        </w:tc>
+      </w:tr>
+      <w:tr>
+        <w:trPr>
+          <w:cnfStyle w:val="000000100000" w:firstRow="0" w:lastRow="0" w:firstColumn="0" w:lastColumn="0" w:oddVBand="0" w:evenVBand="0" w:oddHBand="1" w:evenHBand="0" w:firstRowFirstColumn="0" w:firstRowLastColumn="0" w:lastRowFirstColumn="0" w:lastRowLastColumn="0"/>
+          <w:trHeight w:val="227"/>
+        </w:trPr>
+        <w:tc>
+          <w:tcPr>
+            <w:tcW w:w="4800" w:type="dxa"/>
+            <w:hideMark/>
+          </w:tcPr>
+          <w:p>
+            <w:pPr>
+              <w:bidi/>
+              <w:jc w:val="right"/>
+              <w:rPr>
+                <w:rFonts w:ascii="Arial" w:eastAsia="Times New Roman" w:hAnsi="Arial" w:cs="Arial"/>
+                <w:sz w:val="28"/>
+                <w:szCs w:val="28"/>
+                <w:rtl/>
+                <w:lang w:bidi="ar-EG"/>
+              </w:rPr>
+            </w:pPr>
+            <w:r>
+              <w:rPr>
+                <w:rFonts w:ascii="Arial" w:eastAsia="Times New Roman" w:hAnsi="Arial" w:cs="Arial"/>
+                <w:sz w:val="28"/>
+                <w:szCs w:val="28"/>
+                <w:lang w:bidi="ar-EG"/>
+              </w:rPr>
+              <w:t>Moaaz Beder</w:t>
+            </w:r>
+          </w:p>
+        </w:tc>
+        <w:tc>
+          <w:tcPr>
+            <w:tcW w:w="4800" w:type="dxa"/>
+            <w:hideMark/>
+          </w:tcPr>
+          <w:p>
+            <w:pPr>
+              <w:bidi/>
+              <w:jc w:val="right"/>
+              <w:rPr>
+                <w:rFonts w:ascii="Arial" w:eastAsia="Times New Roman" w:hAnsi="Arial" w:cs="Arial"/>
+                <w:sz w:val="28"/>
+                <w:szCs w:val="28"/>
+              </w:rPr>
+            </w:pPr>
+            <w:r>
+              <w:rPr>
+                <w:rFonts w:ascii="Calibri" w:eastAsia="Times New Roman" w:hAnsi="Calibri" w:cs="Calibri"/>
+                <w:color w:val="000000" w:themeColor="dark1"/>
+                <w:kern w:val="24"/>
+                <w:sz w:val="28"/>
+                <w:szCs w:val="28"/>
+              </w:rPr>
+              <w:t>Person assigned to task</w:t>
+            </w:r>
+          </w:p>
+        </w:tc>
+      </w:tr>
+      <w:tr>
+        <w:trPr>
+          <w:cnfStyle w:val="000000010000" w:firstRow="0" w:lastRow="0" w:firstColumn="0" w:lastColumn="0" w:oddVBand="0" w:evenVBand="0" w:oddHBand="0" w:evenHBand="1" w:firstRowFirstColumn="0" w:firstRowLastColumn="0" w:lastRowFirstColumn="0" w:lastRowLastColumn="0"/>
+          <w:trHeight w:val="227"/>
+        </w:trPr>
+        <w:tc>
+          <w:tcPr>
+            <w:tcW w:w="4800" w:type="dxa"/>
+            <w:hideMark/>
+          </w:tcPr>
+          <w:p>
+            <w:pPr>
+              <w:bidi/>
+              <w:jc w:val="right"/>
+              <w:rPr>
+                <w:rFonts w:ascii="Arial" w:eastAsia="Times New Roman" w:hAnsi="Arial" w:cs="Arial"/>
+                <w:sz w:val="28"/>
+                <w:szCs w:val="28"/>
+                <w:lang w:bidi="ar-EG"/>
+              </w:rPr>
+            </w:pPr>
+            <w:r>
+              <w:rPr>
+                <w:rFonts w:ascii="Arial" w:eastAsia="Times New Roman" w:hAnsi="Arial" w:cs="Arial"/>
+                <w:sz w:val="28"/>
+                <w:szCs w:val="28"/>
+                <w:lang w:bidi="ar-EG"/>
+              </w:rPr>
+              <w:t>High</w:t>
+            </w:r>
+          </w:p>
+        </w:tc>
+        <w:tc>
+          <w:tcPr>
+            <w:tcW w:w="4800" w:type="dxa"/>
+            <w:hideMark/>
+          </w:tcPr>
+          <w:p>
+            <w:pPr>
+              <w:bidi/>
+              <w:jc w:val="right"/>
+              <w:rPr>
+                <w:rFonts w:ascii="Arial" w:eastAsia="Times New Roman" w:hAnsi="Arial" w:cs="Arial"/>
+                <w:sz w:val="28"/>
+                <w:szCs w:val="28"/>
+              </w:rPr>
+            </w:pPr>
+            <w:r>
+              <w:rPr>
+                <w:rFonts w:ascii="Calibri" w:eastAsia="Times New Roman" w:hAnsi="Calibri" w:cs="Calibri"/>
+                <w:color w:val="000000" w:themeColor="dark1"/>
+                <w:kern w:val="24"/>
+                <w:sz w:val="28"/>
+                <w:szCs w:val="28"/>
+              </w:rPr>
+              <w:t>Priority</w:t>
+            </w:r>
+          </w:p>
+        </w:tc>
+      </w:tr>
+      <w:tr>
+        <w:trPr>
+          <w:cnfStyle w:val="000000100000" w:firstRow="0" w:lastRow="0" w:firstColumn="0" w:lastColumn="0" w:oddVBand="0" w:evenVBand="0" w:oddHBand="1" w:evenHBand="0" w:firstRowFirstColumn="0" w:firstRowLastColumn="0" w:lastRowFirstColumn="0" w:lastRowLastColumn="0"/>
+          <w:trHeight w:val="227"/>
+        </w:trPr>
+        <w:tc>
+          <w:tcPr>
+            <w:tcW w:w="4800" w:type="dxa"/>
+            <w:hideMark/>
+          </w:tcPr>
+          <w:p>
+            <w:pPr>
+              <w:bidi/>
+              <w:jc w:val="right"/>
+              <w:rPr>
+                <w:rFonts w:ascii="Arial" w:eastAsia="Times New Roman" w:hAnsi="Arial" w:cs="Arial"/>
+                <w:sz w:val="28"/>
+                <w:szCs w:val="28"/>
+                <w:lang w:bidi="ar-EG"/>
+              </w:rPr>
+            </w:pPr>
+            <w:r>
+              <w:rPr>
+                <w:rFonts w:ascii="Arial" w:eastAsia="Times New Roman" w:hAnsi="Arial" w:cs="Arial"/>
+                <w:sz w:val="28"/>
+                <w:szCs w:val="28"/>
+                <w:lang w:bidi="ar-EG"/>
+              </w:rPr>
+              <w:t>Microsoft Word, Microsoft Excel</w:t>
+            </w:r>
+          </w:p>
+        </w:tc>
+        <w:tc>
+          <w:tcPr>
+            <w:tcW w:w="4800" w:type="dxa"/>
+            <w:hideMark/>
+          </w:tcPr>
+          <w:p>
+            <w:pPr>
+              <w:bidi/>
+              <w:jc w:val="right"/>
+              <w:rPr>
+                <w:rFonts w:ascii="Arial" w:eastAsia="Times New Roman" w:hAnsi="Arial" w:cs="Arial"/>
+                <w:sz w:val="28"/>
+                <w:szCs w:val="28"/>
+              </w:rPr>
+            </w:pPr>
+            <w:r>
+              <w:rPr>
+                <w:rFonts w:ascii="Calibri" w:eastAsia="Times New Roman" w:hAnsi="Calibri" w:cs="Calibri"/>
+                <w:color w:val="000000" w:themeColor="dark1"/>
+                <w:kern w:val="24"/>
+                <w:sz w:val="28"/>
+                <w:szCs w:val="28"/>
+              </w:rPr>
+              <w:t>Resources Needed</w:t>
+            </w:r>
+          </w:p>
+        </w:tc>
+      </w:tr>
+      <w:tr>
+        <w:trPr>
+          <w:cnfStyle w:val="000000010000" w:firstRow="0" w:lastRow="0" w:firstColumn="0" w:lastColumn="0" w:oddVBand="0" w:evenVBand="0" w:oddHBand="0" w:evenHBand="1" w:firstRowFirstColumn="0" w:firstRowLastColumn="0" w:lastRowFirstColumn="0" w:lastRowLastColumn="0"/>
+          <w:trHeight w:val="227"/>
+        </w:trPr>
+        <w:tc>
+          <w:tcPr>
+            <w:tcW w:w="4800" w:type="dxa"/>
+            <w:hideMark/>
+          </w:tcPr>
+          <w:p>
+            <w:pPr>
+              <w:bidi/>
+              <w:jc w:val="right"/>
+              <w:rPr>
+                <w:rFonts w:ascii="Arial" w:eastAsia="Times New Roman" w:hAnsi="Arial" w:cs="Arial"/>
+                <w:sz w:val="28"/>
+                <w:szCs w:val="28"/>
+                <w:lang w:bidi="ar-EG"/>
+              </w:rPr>
+            </w:pPr>
+            <w:r>
+              <w:rPr>
+                <w:rFonts w:ascii="Arial" w:eastAsia="Times New Roman" w:hAnsi="Arial" w:cs="Arial"/>
+                <w:sz w:val="28"/>
+                <w:szCs w:val="28"/>
+                <w:lang w:bidi="ar-EG"/>
+              </w:rPr>
+              <w:t>8</w:t>
+            </w:r>
+            <w:r>
+              <w:rPr>
+                <w:rFonts w:ascii="Arial" w:eastAsia="Times New Roman" w:hAnsi="Arial" w:cs="Arial"/>
+                <w:sz w:val="28"/>
+                <w:szCs w:val="28"/>
+                <w:lang w:bidi="ar-EG"/>
+              </w:rPr>
+              <w:t xml:space="preserve"> hours</w:t>
+            </w:r>
+          </w:p>
+        </w:tc>
+        <w:tc>
+          <w:tcPr>
+            <w:tcW w:w="4800" w:type="dxa"/>
+            <w:hideMark/>
+          </w:tcPr>
+          <w:p>
+            <w:pPr>
+              <w:bidi/>
+              <w:jc w:val="right"/>
+              <w:rPr>
+                <w:rFonts w:ascii="Arial" w:eastAsia="Times New Roman" w:hAnsi="Arial" w:cs="Arial"/>
+                <w:sz w:val="28"/>
+                <w:szCs w:val="28"/>
+              </w:rPr>
+            </w:pPr>
+            <w:r>
+              <w:rPr>
+                <w:rFonts w:ascii="Calibri" w:eastAsia="Times New Roman" w:hAnsi="Calibri" w:cs="Calibri"/>
+                <w:color w:val="000000" w:themeColor="dark1"/>
+                <w:kern w:val="24"/>
+                <w:sz w:val="28"/>
+                <w:szCs w:val="28"/>
+              </w:rPr>
+              <w:t>Estimated Time</w:t>
+            </w:r>
+          </w:p>
+        </w:tc>
+      </w:tr>
+      <w:tr>
+        <w:trPr>
+          <w:cnfStyle w:val="000000100000" w:firstRow="0" w:lastRow="0" w:firstColumn="0" w:lastColumn="0" w:oddVBand="0" w:evenVBand="0" w:oddHBand="1" w:evenHBand="0" w:firstRowFirstColumn="0" w:firstRowLastColumn="0" w:lastRowFirstColumn="0" w:lastRowLastColumn="0"/>
+          <w:trHeight w:val="227"/>
+        </w:trPr>
+        <w:tc>
+          <w:tcPr>
+            <w:tcW w:w="4800" w:type="dxa"/>
+            <w:hideMark/>
+          </w:tcPr>
+          <w:p>
+            <w:pPr>
+              <w:bidi/>
+              <w:jc w:val="right"/>
+              <w:rPr>
+                <w:rFonts w:ascii="Arial" w:eastAsia="Times New Roman" w:hAnsi="Arial" w:cs="Arial"/>
+                <w:sz w:val="28"/>
+                <w:szCs w:val="28"/>
+                <w:lang w:bidi="ar-EG"/>
+              </w:rPr>
+            </w:pPr>
+          </w:p>
+        </w:tc>
+        <w:tc>
+          <w:tcPr>
+            <w:tcW w:w="4800" w:type="dxa"/>
+            <w:hideMark/>
+          </w:tcPr>
+          <w:p>
+            <w:pPr>
+              <w:bidi/>
+              <w:jc w:val="right"/>
+              <w:rPr>
+                <w:rFonts w:ascii="Arial" w:eastAsia="Times New Roman" w:hAnsi="Arial" w:cs="Arial"/>
+                <w:sz w:val="28"/>
+                <w:szCs w:val="28"/>
+              </w:rPr>
+            </w:pPr>
+            <w:r>
+              <w:rPr>
+                <w:rFonts w:ascii="Calibri" w:eastAsia="Times New Roman" w:hAnsi="Calibri" w:cs="Calibri"/>
+                <w:color w:val="000000" w:themeColor="dark1"/>
+                <w:kern w:val="24"/>
+                <w:sz w:val="28"/>
+                <w:szCs w:val="28"/>
+              </w:rPr>
+              <w:t>Actual Time</w:t>
+            </w:r>
+          </w:p>
+        </w:tc>
+      </w:tr>
+    </w:tbl>
+    <w:p>
+      <w:pPr>
+        <w:jc w:val="center"/>
+        <w:rPr>
+          <w:b/>
+          <w:bCs/>
+          <w:sz w:val="40"/>
+          <w:szCs w:val="40"/>
+        </w:rPr>
+      </w:pPr>
+    </w:p>
+    <w:p>
+      <w:pPr>
+        <w:jc w:val="center"/>
+        <w:rPr>
+          <w:b/>
+          <w:bCs/>
+          <w:sz w:val="40"/>
+          <w:szCs w:val="40"/>
+        </w:rPr>
+      </w:pPr>
+    </w:p>
+    <w:tbl>
+      <w:tblPr>
+        <w:tblStyle w:val="LightGrid-Accent5"/>
+        <w:bidiVisual/>
+        <w:tblW w:w="9600" w:type="dxa"/>
+        <w:tblLook w:val="0420" w:firstRow="1" w:lastRow="0" w:firstColumn="0" w:lastColumn="0" w:noHBand="0" w:noVBand="1"/>
+      </w:tblPr>
+      <w:tblGrid>
+        <w:gridCol w:w="4800"/>
+        <w:gridCol w:w="4800"/>
+      </w:tblGrid>
+      <w:tr>
+        <w:trPr>
+          <w:cnfStyle w:val="100000000000" w:firstRow="1" w:lastRow="0" w:firstColumn="0" w:lastColumn="0" w:oddVBand="0" w:evenVBand="0" w:oddHBand="0" w:evenHBand="0" w:firstRowFirstColumn="0" w:firstRowLastColumn="0" w:lastRowFirstColumn="0" w:lastRowLastColumn="0"/>
+          <w:trHeight w:val="227"/>
+        </w:trPr>
+        <w:tc>
+          <w:tcPr>
+            <w:tcW w:w="4800" w:type="dxa"/>
+            <w:hideMark/>
+          </w:tcPr>
+          <w:p>
+            <w:pPr>
+              <w:bidi/>
+              <w:jc w:val="right"/>
+              <w:rPr>
+                <w:rFonts w:ascii="Arial" w:eastAsia="Times New Roman" w:hAnsi="Arial" w:cs="Arial"/>
+                <w:sz w:val="28"/>
+                <w:szCs w:val="28"/>
+                <w:lang w:bidi="ar-EG"/>
+              </w:rPr>
+            </w:pPr>
+            <w:r>
+              <w:rPr>
+                <w:rFonts w:ascii="Arial" w:eastAsia="Times New Roman" w:hAnsi="Arial" w:cs="Arial"/>
+                <w:sz w:val="28"/>
+                <w:szCs w:val="28"/>
+                <w:lang w:bidi="ar-EG"/>
+              </w:rPr>
+              <w:t>Pert Chart</w:t>
+            </w:r>
+            <w:r>
+              <w:rPr>
+                <w:rFonts w:ascii="Arial" w:eastAsia="Times New Roman" w:hAnsi="Arial" w:cs="Arial"/>
+                <w:sz w:val="28"/>
+                <w:szCs w:val="28"/>
+                <w:lang w:bidi="ar-EG"/>
+              </w:rPr>
+              <w:t xml:space="preserve">, </w:t>
+            </w:r>
+            <w:r>
+              <w:rPr>
+                <w:rFonts w:ascii="Arial" w:eastAsia="Times New Roman" w:hAnsi="Arial" w:cs="Arial"/>
+                <w:sz w:val="28"/>
+                <w:szCs w:val="28"/>
+                <w:lang w:bidi="ar-EG"/>
+              </w:rPr>
+              <w:t>Gan</w:t>
+            </w:r>
+            <w:r>
+              <w:rPr>
+                <w:rFonts w:ascii="Arial" w:eastAsia="Times New Roman" w:hAnsi="Arial" w:cs="Arial"/>
+                <w:sz w:val="28"/>
+                <w:szCs w:val="28"/>
+                <w:lang w:bidi="ar-EG"/>
+              </w:rPr>
+              <w:t>t</w:t>
+            </w:r>
+            <w:r>
+              <w:rPr>
+                <w:rFonts w:ascii="Arial" w:eastAsia="Times New Roman" w:hAnsi="Arial" w:cs="Arial"/>
+                <w:sz w:val="28"/>
+                <w:szCs w:val="28"/>
+                <w:lang w:bidi="ar-EG"/>
+              </w:rPr>
+              <w:t>t</w:t>
+            </w:r>
+            <w:r>
+              <w:rPr>
+                <w:rFonts w:ascii="Arial" w:eastAsia="Times New Roman" w:hAnsi="Arial" w:cs="Arial"/>
+                <w:sz w:val="28"/>
+                <w:szCs w:val="28"/>
+                <w:lang w:bidi="ar-EG"/>
+              </w:rPr>
+              <w:t xml:space="preserve"> Chart</w:t>
+            </w:r>
+          </w:p>
+        </w:tc>
+        <w:tc>
+          <w:tcPr>
+            <w:tcW w:w="4800" w:type="dxa"/>
+            <w:hideMark/>
+          </w:tcPr>
+          <w:p>
+            <w:pPr>
+              <w:bidi/>
+              <w:jc w:val="right"/>
+              <w:rPr>
+                <w:rFonts w:ascii="Arial" w:eastAsia="Times New Roman" w:hAnsi="Arial" w:cs="Arial"/>
+                <w:sz w:val="28"/>
+                <w:szCs w:val="28"/>
+              </w:rPr>
+            </w:pPr>
+            <w:r>
+              <w:rPr>
+                <w:rFonts w:ascii="Calibri" w:eastAsia="Times New Roman" w:hAnsi="Calibri" w:cs="Calibri"/>
+                <w:color w:val="000000" w:themeColor="dark1"/>
+                <w:kern w:val="24"/>
+                <w:sz w:val="28"/>
+                <w:szCs w:val="28"/>
+              </w:rPr>
+              <w:t>Name of Task</w:t>
+            </w:r>
+          </w:p>
+        </w:tc>
+      </w:tr>
+      <w:tr>
+        <w:trPr>
+          <w:cnfStyle w:val="000000100000" w:firstRow="0" w:lastRow="0" w:firstColumn="0" w:lastColumn="0" w:oddVBand="0" w:evenVBand="0" w:oddHBand="1" w:evenHBand="0" w:firstRowFirstColumn="0" w:firstRowLastColumn="0" w:lastRowFirstColumn="0" w:lastRowLastColumn="0"/>
+          <w:trHeight w:val="227"/>
+        </w:trPr>
+        <w:tc>
+          <w:tcPr>
+            <w:tcW w:w="4800" w:type="dxa"/>
+            <w:hideMark/>
+          </w:tcPr>
+          <w:p>
+            <w:pPr>
+              <w:bidi/>
+              <w:jc w:val="right"/>
+              <w:rPr>
+                <w:rFonts w:ascii="Arial" w:eastAsia="Times New Roman" w:hAnsi="Arial" w:cs="Arial"/>
+                <w:sz w:val="28"/>
+                <w:szCs w:val="28"/>
+                <w:lang w:bidi="ar-EG"/>
+              </w:rPr>
+            </w:pPr>
+            <w:r>
+              <w:rPr>
+                <w:rFonts w:ascii="Arial" w:eastAsia="Times New Roman" w:hAnsi="Arial" w:cs="Arial"/>
+                <w:sz w:val="28"/>
+                <w:szCs w:val="28"/>
+                <w:lang w:bidi="ar-EG"/>
+              </w:rPr>
+              <w:t>28/09/2026</w:t>
+            </w:r>
+          </w:p>
+        </w:tc>
+        <w:tc>
+          <w:tcPr>
+            <w:tcW w:w="4800" w:type="dxa"/>
+            <w:hideMark/>
+          </w:tcPr>
+          <w:p>
+            <w:pPr>
+              <w:bidi/>
+              <w:jc w:val="right"/>
+              <w:rPr>
+                <w:rFonts w:ascii="Arial" w:eastAsia="Times New Roman" w:hAnsi="Arial" w:cs="Arial"/>
+                <w:sz w:val="28"/>
+                <w:szCs w:val="28"/>
+              </w:rPr>
+            </w:pPr>
+            <w:r>
+              <w:rPr>
+                <w:rFonts w:ascii="Calibri" w:eastAsia="Times New Roman" w:hAnsi="Calibri" w:cs="Calibri"/>
+                <w:color w:val="000000" w:themeColor="dark1"/>
+                <w:kern w:val="24"/>
+                <w:sz w:val="28"/>
+                <w:szCs w:val="28"/>
+              </w:rPr>
+              <w:t>Start Date</w:t>
+            </w:r>
+          </w:p>
+        </w:tc>
+      </w:tr>
+      <w:tr>
+        <w:trPr>
+          <w:cnfStyle w:val="000000010000" w:firstRow="0" w:lastRow="0" w:firstColumn="0" w:lastColumn="0" w:oddVBand="0" w:evenVBand="0" w:oddHBand="0" w:evenHBand="1" w:firstRowFirstColumn="0" w:firstRowLastColumn="0" w:lastRowFirstColumn="0" w:lastRowLastColumn="0"/>
+          <w:trHeight w:val="227"/>
+        </w:trPr>
+        <w:tc>
+          <w:tcPr>
+            <w:tcW w:w="4800" w:type="dxa"/>
+            <w:hideMark/>
+          </w:tcPr>
+          <w:p>
+            <w:pPr>
+              <w:bidi/>
+              <w:jc w:val="right"/>
+              <w:rPr>
+                <w:rFonts w:ascii="Arial" w:eastAsia="Times New Roman" w:hAnsi="Arial" w:cs="Arial"/>
+                <w:sz w:val="28"/>
+                <w:szCs w:val="28"/>
+                <w:lang w:bidi="ar-EG"/>
+              </w:rPr>
+            </w:pPr>
+            <w:r>
+              <w:rPr>
+                <w:rFonts w:ascii="Arial" w:eastAsia="Times New Roman" w:hAnsi="Arial" w:cs="Arial"/>
+                <w:sz w:val="28"/>
+                <w:szCs w:val="28"/>
+                <w:lang w:bidi="ar-EG"/>
+              </w:rPr>
+              <w:t>03/10/2026</w:t>
+            </w:r>
+          </w:p>
+        </w:tc>
+        <w:tc>
+          <w:tcPr>
+            <w:tcW w:w="4800" w:type="dxa"/>
+            <w:hideMark/>
+          </w:tcPr>
+          <w:p>
+            <w:pPr>
+              <w:bidi/>
+              <w:jc w:val="right"/>
+              <w:rPr>
+                <w:rFonts w:ascii="Arial" w:eastAsia="Times New Roman" w:hAnsi="Arial" w:cs="Arial"/>
+                <w:sz w:val="28"/>
+                <w:szCs w:val="28"/>
+              </w:rPr>
+            </w:pPr>
+            <w:r>
+              <w:rPr>
+                <w:rFonts w:ascii="Calibri" w:eastAsia="Times New Roman" w:hAnsi="Calibri" w:cs="Calibri"/>
+                <w:color w:val="000000" w:themeColor="dark1"/>
+                <w:kern w:val="24"/>
+                <w:sz w:val="28"/>
+                <w:szCs w:val="28"/>
+              </w:rPr>
+              <w:t>End Date</w:t>
+            </w:r>
+          </w:p>
+        </w:tc>
+      </w:tr>
+      <w:tr>
+        <w:trPr>
+          <w:cnfStyle w:val="000000100000" w:firstRow="0" w:lastRow="0" w:firstColumn="0" w:lastColumn="0" w:oddVBand="0" w:evenVBand="0" w:oddHBand="1" w:evenHBand="0" w:firstRowFirstColumn="0" w:firstRowLastColumn="0" w:lastRowFirstColumn="0" w:lastRowLastColumn="0"/>
+          <w:trHeight w:val="227"/>
+        </w:trPr>
+        <w:tc>
+          <w:tcPr>
+            <w:tcW w:w="4800" w:type="dxa"/>
+            <w:hideMark/>
+          </w:tcPr>
+          <w:p>
+            <w:pPr>
+              <w:bidi/>
+              <w:jc w:val="right"/>
+              <w:rPr>
+                <w:rFonts w:ascii="Arial" w:eastAsia="Times New Roman" w:hAnsi="Arial" w:cs="Arial"/>
+                <w:sz w:val="28"/>
+                <w:szCs w:val="28"/>
+                <w:lang w:bidi="ar-EG"/>
+              </w:rPr>
+            </w:pPr>
+            <w:r>
+              <w:rPr>
+                <w:rFonts w:ascii="Arial" w:eastAsia="Times New Roman" w:hAnsi="Arial" w:cs="Arial"/>
+                <w:sz w:val="28"/>
+                <w:szCs w:val="28"/>
+                <w:lang w:bidi="ar-EG"/>
+              </w:rPr>
+              <w:t>Moaaz Beder</w:t>
+            </w:r>
+          </w:p>
+        </w:tc>
+        <w:tc>
+          <w:tcPr>
+            <w:tcW w:w="4800" w:type="dxa"/>
+            <w:hideMark/>
+          </w:tcPr>
+          <w:p>
+            <w:pPr>
+              <w:bidi/>
+              <w:jc w:val="right"/>
+              <w:rPr>
+                <w:rFonts w:ascii="Arial" w:eastAsia="Times New Roman" w:hAnsi="Arial" w:cs="Arial"/>
+                <w:sz w:val="28"/>
+                <w:szCs w:val="28"/>
+              </w:rPr>
+            </w:pPr>
+            <w:r>
+              <w:rPr>
+                <w:rFonts w:ascii="Calibri" w:eastAsia="Times New Roman" w:hAnsi="Calibri" w:cs="Calibri"/>
+                <w:color w:val="000000" w:themeColor="dark1"/>
+                <w:kern w:val="24"/>
+                <w:sz w:val="28"/>
+                <w:szCs w:val="28"/>
+              </w:rPr>
+              <w:t>Person assigned to task</w:t>
+            </w:r>
+          </w:p>
+        </w:tc>
+      </w:tr>
+      <w:tr>
+        <w:trPr>
+          <w:cnfStyle w:val="000000010000" w:firstRow="0" w:lastRow="0" w:firstColumn="0" w:lastColumn="0" w:oddVBand="0" w:evenVBand="0" w:oddHBand="0" w:evenHBand="1" w:firstRowFirstColumn="0" w:firstRowLastColumn="0" w:lastRowFirstColumn="0" w:lastRowLastColumn="0"/>
+          <w:trHeight w:val="227"/>
+        </w:trPr>
+        <w:tc>
+          <w:tcPr>
+            <w:tcW w:w="4800" w:type="dxa"/>
+            <w:hideMark/>
+          </w:tcPr>
+          <w:p>
+            <w:pPr>
+              <w:bidi/>
+              <w:jc w:val="right"/>
+              <w:rPr>
+                <w:rFonts w:ascii="Arial" w:eastAsia="Times New Roman" w:hAnsi="Arial" w:cs="Arial"/>
+                <w:sz w:val="28"/>
+                <w:szCs w:val="28"/>
+              </w:rPr>
+            </w:pPr>
+            <w:r>
+              <w:rPr>
+                <w:rFonts w:ascii="Arial" w:eastAsia="Times New Roman" w:hAnsi="Arial" w:cs="Arial"/>
+                <w:sz w:val="28"/>
+                <w:szCs w:val="28"/>
+              </w:rPr>
+              <w:t>High</w:t>
+            </w:r>
+          </w:p>
+        </w:tc>
+        <w:tc>
+          <w:tcPr>
+            <w:tcW w:w="4800" w:type="dxa"/>
+            <w:hideMark/>
+          </w:tcPr>
+          <w:p>
+            <w:pPr>
+              <w:bidi/>
+              <w:jc w:val="right"/>
+              <w:rPr>
+                <w:rFonts w:ascii="Arial" w:eastAsia="Times New Roman" w:hAnsi="Arial" w:cs="Arial"/>
+                <w:sz w:val="28"/>
+                <w:szCs w:val="28"/>
+              </w:rPr>
+            </w:pPr>
+            <w:r>
+              <w:rPr>
+                <w:rFonts w:ascii="Calibri" w:eastAsia="Times New Roman" w:hAnsi="Calibri" w:cs="Calibri"/>
+                <w:color w:val="000000" w:themeColor="dark1"/>
+                <w:kern w:val="24"/>
+                <w:sz w:val="28"/>
+                <w:szCs w:val="28"/>
+              </w:rPr>
+              <w:t>Priority</w:t>
+            </w:r>
+          </w:p>
+        </w:tc>
+      </w:tr>
+      <w:tr>
+        <w:trPr>
+          <w:cnfStyle w:val="000000100000" w:firstRow="0" w:lastRow="0" w:firstColumn="0" w:lastColumn="0" w:oddVBand="0" w:evenVBand="0" w:oddHBand="1" w:evenHBand="0" w:firstRowFirstColumn="0" w:firstRowLastColumn="0" w:lastRowFirstColumn="0" w:lastRowLastColumn="0"/>
+          <w:trHeight w:val="227"/>
+        </w:trPr>
+        <w:tc>
+          <w:tcPr>
+            <w:tcW w:w="4800" w:type="dxa"/>
+            <w:hideMark/>
+          </w:tcPr>
+          <w:p>
+            <w:pPr>
+              <w:bidi/>
+              <w:jc w:val="right"/>
+              <w:rPr>
+                <w:rFonts w:ascii="Arial" w:eastAsia="Times New Roman" w:hAnsi="Arial" w:cs="Arial"/>
+                <w:sz w:val="28"/>
+                <w:szCs w:val="28"/>
+                <w:lang w:bidi="ar-EG"/>
+              </w:rPr>
+            </w:pPr>
+            <w:r>
+              <w:rPr>
+                <w:rFonts w:ascii="Arial" w:eastAsia="Times New Roman" w:hAnsi="Arial" w:cs="Arial"/>
+                <w:sz w:val="28"/>
+                <w:szCs w:val="28"/>
+                <w:lang w:bidi="ar-EG"/>
+              </w:rPr>
+              <w:t>Draw.io, Microsoft Excel</w:t>
+            </w:r>
+          </w:p>
+        </w:tc>
+        <w:tc>
+          <w:tcPr>
+            <w:tcW w:w="4800" w:type="dxa"/>
+            <w:hideMark/>
+          </w:tcPr>
+          <w:p>
+            <w:pPr>
+              <w:bidi/>
+              <w:jc w:val="right"/>
+              <w:rPr>
+                <w:rFonts w:ascii="Arial" w:eastAsia="Times New Roman" w:hAnsi="Arial" w:cs="Arial"/>
+                <w:sz w:val="28"/>
+                <w:szCs w:val="28"/>
+              </w:rPr>
+            </w:pPr>
+            <w:r>
+              <w:rPr>
+                <w:rFonts w:ascii="Calibri" w:eastAsia="Times New Roman" w:hAnsi="Calibri" w:cs="Calibri"/>
+                <w:color w:val="000000" w:themeColor="dark1"/>
+                <w:kern w:val="24"/>
+                <w:sz w:val="28"/>
+                <w:szCs w:val="28"/>
+              </w:rPr>
+              <w:t>Resources Needed</w:t>
+            </w:r>
+          </w:p>
+        </w:tc>
+      </w:tr>
+      <w:tr>
+        <w:trPr>
+          <w:cnfStyle w:val="000000010000" w:firstRow="0" w:lastRow="0" w:firstColumn="0" w:lastColumn="0" w:oddVBand="0" w:evenVBand="0" w:oddHBand="0" w:evenHBand="1" w:firstRowFirstColumn="0" w:firstRowLastColumn="0" w:lastRowFirstColumn="0" w:lastRowLastColumn="0"/>
+          <w:trHeight w:val="227"/>
+        </w:trPr>
+        <w:tc>
+          <w:tcPr>
+            <w:tcW w:w="4800" w:type="dxa"/>
+            <w:hideMark/>
+          </w:tcPr>
+          <w:p>
+            <w:pPr>
+              <w:rPr>
+                <w:rFonts w:ascii="Arial" w:eastAsia="Times New Roman" w:hAnsi="Arial" w:cs="Arial"/>
+                <w:sz w:val="28"/>
+                <w:szCs w:val="28"/>
+                <w:lang w:bidi="ar-EG"/>
+              </w:rPr>
+            </w:pPr>
+            <w:r>
+              <w:rPr>
+                <w:rFonts w:ascii="Arial" w:eastAsia="Times New Roman" w:hAnsi="Arial" w:cs="Arial"/>
+                <w:sz w:val="28"/>
+                <w:szCs w:val="28"/>
+                <w:lang w:bidi="ar-EG"/>
+              </w:rPr>
+              <w:t>9 hours</w:t>
+            </w:r>
+          </w:p>
+        </w:tc>
+        <w:tc>
+          <w:tcPr>
+            <w:tcW w:w="4800" w:type="dxa"/>
+            <w:hideMark/>
+          </w:tcPr>
+          <w:p>
+            <w:pPr>
+              <w:bidi/>
+              <w:jc w:val="right"/>
+              <w:rPr>
+                <w:rFonts w:ascii="Arial" w:eastAsia="Times New Roman" w:hAnsi="Arial" w:cs="Arial"/>
+                <w:sz w:val="28"/>
+                <w:szCs w:val="28"/>
+              </w:rPr>
+            </w:pPr>
+            <w:r>
+              <w:rPr>
+                <w:rFonts w:ascii="Calibri" w:eastAsia="Times New Roman" w:hAnsi="Calibri" w:cs="Calibri"/>
+                <w:color w:val="000000" w:themeColor="dark1"/>
+                <w:kern w:val="24"/>
+                <w:sz w:val="28"/>
+                <w:szCs w:val="28"/>
+              </w:rPr>
+              <w:t>Estimated Time</w:t>
+            </w:r>
+          </w:p>
+        </w:tc>
+      </w:tr>
+      <w:tr>
+        <w:trPr>
+          <w:cnfStyle w:val="000000100000" w:firstRow="0" w:lastRow="0" w:firstColumn="0" w:lastColumn="0" w:oddVBand="0" w:evenVBand="0" w:oddHBand="1" w:evenHBand="0" w:firstRowFirstColumn="0" w:firstRowLastColumn="0" w:lastRowFirstColumn="0" w:lastRowLastColumn="0"/>
+          <w:trHeight w:val="227"/>
+        </w:trPr>
+        <w:tc>
+          <w:tcPr>
+            <w:tcW w:w="4800" w:type="dxa"/>
+            <w:hideMark/>
+          </w:tcPr>
+          <w:p>
+            <w:pPr>
+              <w:bidi/>
+              <w:jc w:val="right"/>
+              <w:rPr>
+                <w:rFonts w:ascii="Arial" w:eastAsia="Times New Roman" w:hAnsi="Arial" w:cs="Arial"/>
+                <w:sz w:val="28"/>
+                <w:szCs w:val="28"/>
+                <w:lang w:bidi="ar-EG"/>
+              </w:rPr>
+            </w:pPr>
+          </w:p>
+        </w:tc>
+        <w:tc>
+          <w:tcPr>
+            <w:tcW w:w="4800" w:type="dxa"/>
+            <w:hideMark/>
+          </w:tcPr>
+          <w:p>
+            <w:pPr>
+              <w:bidi/>
+              <w:jc w:val="right"/>
+              <w:rPr>
+                <w:rFonts w:ascii="Arial" w:eastAsia="Times New Roman" w:hAnsi="Arial" w:cs="Arial"/>
+                <w:sz w:val="28"/>
+                <w:szCs w:val="28"/>
+              </w:rPr>
+            </w:pPr>
+            <w:r>
+              <w:rPr>
+                <w:rFonts w:ascii="Calibri" w:eastAsia="Times New Roman" w:hAnsi="Calibri" w:cs="Calibri"/>
+                <w:color w:val="000000" w:themeColor="dark1"/>
+                <w:kern w:val="24"/>
+                <w:sz w:val="28"/>
+                <w:szCs w:val="28"/>
+              </w:rPr>
+              <w:t>Actual Time</w:t>
+            </w:r>
+          </w:p>
+        </w:tc>
+      </w:tr>
+    </w:tbl>
+    <w:p>
+      <w:pPr>
+        <w:jc w:val="center"/>
+        <w:rPr>
+          <w:sz w:val="32"/>
+          <w:szCs w:val="32"/>
+          <w:rtl/>
+        </w:rPr>
+      </w:pPr>
+    </w:p>
+    <w:tbl>
+      <w:tblPr>
+        <w:tblStyle w:val="LightGrid-Accent5"/>
+        <w:bidiVisual/>
+        <w:tblW w:w="9600" w:type="dxa"/>
+        <w:tblLook w:val="0420" w:firstRow="1" w:lastRow="0" w:firstColumn="0" w:lastColumn="0" w:noHBand="0" w:noVBand="1"/>
+      </w:tblPr>
+      <w:tblGrid>
+        <w:gridCol w:w="4800"/>
+        <w:gridCol w:w="4800"/>
+      </w:tblGrid>
+      <w:tr>
+        <w:trPr>
+          <w:cnfStyle w:val="100000000000" w:firstRow="1" w:lastRow="0" w:firstColumn="0" w:lastColumn="0" w:oddVBand="0" w:evenVBand="0" w:oddHBand="0" w:evenHBand="0" w:firstRowFirstColumn="0" w:firstRowLastColumn="0" w:lastRowFirstColumn="0" w:lastRowLastColumn="0"/>
+          <w:trHeight w:val="227"/>
+        </w:trPr>
+        <w:tc>
+          <w:tcPr>
+            <w:tcW w:w="4800" w:type="dxa"/>
+            <w:hideMark/>
+          </w:tcPr>
+          <w:p>
+            <w:pPr>
+              <w:bidi/>
+              <w:jc w:val="right"/>
+              <w:rPr>
+                <w:rFonts w:ascii="Arial" w:eastAsia="Times New Roman" w:hAnsi="Arial" w:cs="Arial"/>
+                <w:sz w:val="28"/>
+                <w:szCs w:val="28"/>
+                <w:lang w:bidi="ar-EG"/>
+              </w:rPr>
+            </w:pPr>
+            <w:r>
+              <w:rPr>
+                <w:rFonts w:ascii="Arial" w:eastAsia="Times New Roman" w:hAnsi="Arial" w:cs="Arial"/>
+                <w:sz w:val="28"/>
+                <w:szCs w:val="28"/>
+                <w:lang w:bidi="ar-EG"/>
+              </w:rPr>
+              <w:lastRenderedPageBreak/>
+              <w:t>Interview</w:t>
+            </w:r>
+          </w:p>
+        </w:tc>
+        <w:tc>
+          <w:tcPr>
+            <w:tcW w:w="4800" w:type="dxa"/>
+            <w:hideMark/>
+          </w:tcPr>
+          <w:p>
+            <w:pPr>
+              <w:bidi/>
+              <w:jc w:val="right"/>
+              <w:rPr>
+                <w:rFonts w:ascii="Arial" w:eastAsia="Times New Roman" w:hAnsi="Arial" w:cs="Arial"/>
+                <w:sz w:val="28"/>
+                <w:szCs w:val="28"/>
+              </w:rPr>
+            </w:pPr>
+            <w:r>
+              <w:rPr>
+                <w:rFonts w:ascii="Calibri" w:eastAsia="Times New Roman" w:hAnsi="Calibri" w:cs="Calibri"/>
+                <w:color w:val="000000" w:themeColor="dark1"/>
+                <w:kern w:val="24"/>
+                <w:sz w:val="28"/>
+                <w:szCs w:val="28"/>
+              </w:rPr>
+              <w:t>Name of Task</w:t>
+            </w:r>
+          </w:p>
+        </w:tc>
+      </w:tr>
+      <w:tr>
+        <w:trPr>
+          <w:cnfStyle w:val="000000100000" w:firstRow="0" w:lastRow="0" w:firstColumn="0" w:lastColumn="0" w:oddVBand="0" w:evenVBand="0" w:oddHBand="1" w:evenHBand="0" w:firstRowFirstColumn="0" w:firstRowLastColumn="0" w:lastRowFirstColumn="0" w:lastRowLastColumn="0"/>
+          <w:trHeight w:val="227"/>
+        </w:trPr>
+        <w:tc>
+          <w:tcPr>
+            <w:tcW w:w="4800" w:type="dxa"/>
+            <w:hideMark/>
+          </w:tcPr>
+          <w:p>
+            <w:pPr>
+              <w:bidi/>
+              <w:jc w:val="right"/>
+              <w:rPr>
+                <w:rFonts w:ascii="Arial" w:eastAsia="Times New Roman" w:hAnsi="Arial" w:cs="Arial"/>
+                <w:sz w:val="28"/>
+                <w:szCs w:val="28"/>
+                <w:lang w:bidi="ar-EG"/>
+              </w:rPr>
+            </w:pPr>
+            <w:r>
+              <w:rPr>
+                <w:rFonts w:ascii="Arial" w:eastAsia="Times New Roman" w:hAnsi="Arial" w:cs="Arial"/>
+                <w:sz w:val="28"/>
+                <w:szCs w:val="28"/>
+                <w:lang w:bidi="ar-EG"/>
+              </w:rPr>
+              <w:t>04/10/2026</w:t>
+            </w:r>
+          </w:p>
+        </w:tc>
+        <w:tc>
+          <w:tcPr>
+            <w:tcW w:w="4800" w:type="dxa"/>
+            <w:hideMark/>
+          </w:tcPr>
+          <w:p>
+            <w:pPr>
+              <w:bidi/>
+              <w:jc w:val="right"/>
+              <w:rPr>
+                <w:rFonts w:ascii="Arial" w:eastAsia="Times New Roman" w:hAnsi="Arial" w:cs="Arial"/>
+                <w:sz w:val="28"/>
+                <w:szCs w:val="28"/>
+              </w:rPr>
+            </w:pPr>
+            <w:r>
+              <w:rPr>
+                <w:rFonts w:ascii="Calibri" w:eastAsia="Times New Roman" w:hAnsi="Calibri" w:cs="Calibri"/>
+                <w:color w:val="000000" w:themeColor="dark1"/>
+                <w:kern w:val="24"/>
+                <w:sz w:val="28"/>
+                <w:szCs w:val="28"/>
+              </w:rPr>
+              <w:t>Start Date</w:t>
+            </w:r>
+          </w:p>
+        </w:tc>
+      </w:tr>
+      <w:tr>
+        <w:trPr>
+          <w:cnfStyle w:val="000000010000" w:firstRow="0" w:lastRow="0" w:firstColumn="0" w:lastColumn="0" w:oddVBand="0" w:evenVBand="0" w:oddHBand="0" w:evenHBand="1" w:firstRowFirstColumn="0" w:firstRowLastColumn="0" w:lastRowFirstColumn="0" w:lastRowLastColumn="0"/>
+          <w:trHeight w:val="227"/>
+        </w:trPr>
+        <w:tc>
+          <w:tcPr>
+            <w:tcW w:w="4800" w:type="dxa"/>
+            <w:hideMark/>
+          </w:tcPr>
+          <w:p>
+            <w:pPr>
+              <w:bidi/>
+              <w:jc w:val="right"/>
+              <w:rPr>
+                <w:rFonts w:ascii="Arial" w:eastAsia="Times New Roman" w:hAnsi="Arial" w:cs="Arial"/>
+                <w:sz w:val="28"/>
+                <w:szCs w:val="28"/>
+                <w:lang w:bidi="ar-EG"/>
+              </w:rPr>
+            </w:pPr>
+            <w:r>
+              <w:rPr>
+                <w:rFonts w:ascii="Arial" w:eastAsia="Times New Roman" w:hAnsi="Arial" w:cs="Arial"/>
+                <w:sz w:val="28"/>
+                <w:szCs w:val="28"/>
+                <w:lang w:bidi="ar-EG"/>
+              </w:rPr>
+              <w:t>06/10/2026</w:t>
+            </w:r>
+          </w:p>
+        </w:tc>
+        <w:tc>
+          <w:tcPr>
+            <w:tcW w:w="4800" w:type="dxa"/>
+            <w:hideMark/>
+          </w:tcPr>
+          <w:p>
+            <w:pPr>
+              <w:bidi/>
+              <w:jc w:val="right"/>
+              <w:rPr>
+                <w:rFonts w:ascii="Arial" w:eastAsia="Times New Roman" w:hAnsi="Arial" w:cs="Arial"/>
+                <w:sz w:val="28"/>
+                <w:szCs w:val="28"/>
+              </w:rPr>
+            </w:pPr>
+            <w:r>
+              <w:rPr>
+                <w:rFonts w:ascii="Calibri" w:eastAsia="Times New Roman" w:hAnsi="Calibri" w:cs="Calibri"/>
+                <w:color w:val="000000" w:themeColor="dark1"/>
+                <w:kern w:val="24"/>
+                <w:sz w:val="28"/>
+                <w:szCs w:val="28"/>
+              </w:rPr>
+              <w:t>End Date</w:t>
+            </w:r>
+          </w:p>
+        </w:tc>
+      </w:tr>
+      <w:tr>
+        <w:trPr>
+          <w:cnfStyle w:val="000000100000" w:firstRow="0" w:lastRow="0" w:firstColumn="0" w:lastColumn="0" w:oddVBand="0" w:evenVBand="0" w:oddHBand="1" w:evenHBand="0" w:firstRowFirstColumn="0" w:firstRowLastColumn="0" w:lastRowFirstColumn="0" w:lastRowLastColumn="0"/>
+          <w:trHeight w:val="227"/>
+        </w:trPr>
+        <w:tc>
+          <w:tcPr>
+            <w:tcW w:w="4800" w:type="dxa"/>
+            <w:hideMark/>
+          </w:tcPr>
+          <w:p>
+            <w:pPr>
+              <w:bidi/>
+              <w:jc w:val="right"/>
+              <w:rPr>
+                <w:rFonts w:ascii="Arial" w:eastAsia="Times New Roman" w:hAnsi="Arial" w:cs="Arial"/>
+                <w:sz w:val="28"/>
+                <w:szCs w:val="28"/>
+                <w:lang w:bidi="ar-EG"/>
+              </w:rPr>
+            </w:pPr>
+            <w:r>
+              <w:rPr>
+                <w:rFonts w:ascii="Arial" w:eastAsia="Times New Roman" w:hAnsi="Arial" w:cs="Arial"/>
+                <w:sz w:val="28"/>
+                <w:szCs w:val="28"/>
+                <w:lang w:bidi="ar-EG"/>
+              </w:rPr>
+              <w:t>Moaaz Beder</w:t>
+            </w:r>
+          </w:p>
+        </w:tc>
+        <w:tc>
+          <w:tcPr>
+            <w:tcW w:w="4800" w:type="dxa"/>
+            <w:hideMark/>
+          </w:tcPr>
+          <w:p>
+            <w:pPr>
+              <w:bidi/>
+              <w:jc w:val="right"/>
+              <w:rPr>
+                <w:rFonts w:ascii="Arial" w:eastAsia="Times New Roman" w:hAnsi="Arial" w:cs="Arial"/>
+                <w:sz w:val="28"/>
+                <w:szCs w:val="28"/>
+              </w:rPr>
+            </w:pPr>
+            <w:r>
+              <w:rPr>
+                <w:rFonts w:ascii="Calibri" w:eastAsia="Times New Roman" w:hAnsi="Calibri" w:cs="Calibri"/>
+                <w:color w:val="000000" w:themeColor="dark1"/>
+                <w:kern w:val="24"/>
+                <w:sz w:val="28"/>
+                <w:szCs w:val="28"/>
+              </w:rPr>
+              <w:t>Person assigned to task</w:t>
+            </w:r>
+          </w:p>
+        </w:tc>
+      </w:tr>
+      <w:tr>
+        <w:trPr>
+          <w:cnfStyle w:val="000000010000" w:firstRow="0" w:lastRow="0" w:firstColumn="0" w:lastColumn="0" w:oddVBand="0" w:evenVBand="0" w:oddHBand="0" w:evenHBand="1" w:firstRowFirstColumn="0" w:firstRowLastColumn="0" w:lastRowFirstColumn="0" w:lastRowLastColumn="0"/>
+          <w:trHeight w:val="227"/>
+        </w:trPr>
+        <w:tc>
+          <w:tcPr>
+            <w:tcW w:w="4800" w:type="dxa"/>
+            <w:hideMark/>
+          </w:tcPr>
+          <w:p>
+            <w:pPr>
+              <w:bidi/>
+              <w:jc w:val="right"/>
+              <w:rPr>
+                <w:rFonts w:ascii="Arial" w:eastAsia="Times New Roman" w:hAnsi="Arial" w:cs="Arial"/>
+                <w:sz w:val="28"/>
+                <w:szCs w:val="28"/>
+              </w:rPr>
+            </w:pPr>
+            <w:r>
+              <w:rPr>
+                <w:rFonts w:ascii="Arial" w:eastAsia="Times New Roman" w:hAnsi="Arial" w:cs="Arial"/>
+                <w:sz w:val="28"/>
+                <w:szCs w:val="28"/>
+              </w:rPr>
+              <w:t>Medium</w:t>
+            </w:r>
+          </w:p>
+        </w:tc>
+        <w:tc>
+          <w:tcPr>
+            <w:tcW w:w="4800" w:type="dxa"/>
+            <w:hideMark/>
+          </w:tcPr>
+          <w:p>
+            <w:pPr>
+              <w:bidi/>
+              <w:jc w:val="right"/>
+              <w:rPr>
+                <w:rFonts w:ascii="Arial" w:eastAsia="Times New Roman" w:hAnsi="Arial" w:cs="Arial"/>
+                <w:sz w:val="28"/>
+                <w:szCs w:val="28"/>
+              </w:rPr>
+            </w:pPr>
+            <w:r>
+              <w:rPr>
+                <w:rFonts w:ascii="Calibri" w:eastAsia="Times New Roman" w:hAnsi="Calibri" w:cs="Calibri"/>
+                <w:color w:val="000000" w:themeColor="dark1"/>
+                <w:kern w:val="24"/>
+                <w:sz w:val="28"/>
+                <w:szCs w:val="28"/>
+              </w:rPr>
+              <w:t>Priority</w:t>
+            </w:r>
+          </w:p>
+        </w:tc>
+      </w:tr>
+      <w:tr>
+        <w:trPr>
+          <w:cnfStyle w:val="000000100000" w:firstRow="0" w:lastRow="0" w:firstColumn="0" w:lastColumn="0" w:oddVBand="0" w:evenVBand="0" w:oddHBand="1" w:evenHBand="0" w:firstRowFirstColumn="0" w:firstRowLastColumn="0" w:lastRowFirstColumn="0" w:lastRowLastColumn="0"/>
+          <w:trHeight w:val="227"/>
+        </w:trPr>
+        <w:tc>
+          <w:tcPr>
+            <w:tcW w:w="4800" w:type="dxa"/>
+            <w:hideMark/>
+          </w:tcPr>
+          <w:p>
+            <w:pPr>
+              <w:bidi/>
+              <w:jc w:val="right"/>
+              <w:rPr>
+                <w:rFonts w:ascii="Arial" w:eastAsia="Times New Roman" w:hAnsi="Arial" w:cs="Arial"/>
+                <w:sz w:val="28"/>
+                <w:szCs w:val="28"/>
+                <w:lang w:bidi="ar-EG"/>
+              </w:rPr>
+            </w:pPr>
+            <w:r>
+              <w:rPr>
+                <w:rFonts w:ascii="Arial" w:eastAsia="Times New Roman" w:hAnsi="Arial" w:cs="Arial"/>
+                <w:sz w:val="28"/>
+                <w:szCs w:val="28"/>
+                <w:lang w:bidi="ar-EG"/>
+              </w:rPr>
+              <w:t>Microsoft Word</w:t>
+            </w:r>
+          </w:p>
+        </w:tc>
+        <w:tc>
+          <w:tcPr>
+            <w:tcW w:w="4800" w:type="dxa"/>
+            <w:hideMark/>
+          </w:tcPr>
+          <w:p>
+            <w:pPr>
+              <w:bidi/>
+              <w:jc w:val="right"/>
+              <w:rPr>
+                <w:rFonts w:ascii="Arial" w:eastAsia="Times New Roman" w:hAnsi="Arial" w:cs="Arial"/>
+                <w:sz w:val="28"/>
+                <w:szCs w:val="28"/>
+              </w:rPr>
+            </w:pPr>
+            <w:r>
+              <w:rPr>
+                <w:rFonts w:ascii="Calibri" w:eastAsia="Times New Roman" w:hAnsi="Calibri" w:cs="Calibri"/>
+                <w:color w:val="000000" w:themeColor="dark1"/>
+                <w:kern w:val="24"/>
+                <w:sz w:val="28"/>
+                <w:szCs w:val="28"/>
+              </w:rPr>
+              <w:t>Resources Needed</w:t>
+            </w:r>
+          </w:p>
+        </w:tc>
+      </w:tr>
+      <w:tr>
+        <w:trPr>
+          <w:cnfStyle w:val="000000010000" w:firstRow="0" w:lastRow="0" w:firstColumn="0" w:lastColumn="0" w:oddVBand="0" w:evenVBand="0" w:oddHBand="0" w:evenHBand="1" w:firstRowFirstColumn="0" w:firstRowLastColumn="0" w:lastRowFirstColumn="0" w:lastRowLastColumn="0"/>
+          <w:trHeight w:val="227"/>
+        </w:trPr>
+        <w:tc>
+          <w:tcPr>
+            <w:tcW w:w="4800" w:type="dxa"/>
+            <w:hideMark/>
+          </w:tcPr>
+          <w:p>
+            <w:pPr>
+              <w:bidi/>
+              <w:jc w:val="right"/>
+              <w:rPr>
+                <w:rFonts w:ascii="Arial" w:eastAsia="Times New Roman" w:hAnsi="Arial" w:cs="Arial"/>
+                <w:sz w:val="28"/>
+                <w:szCs w:val="28"/>
+                <w:lang w:bidi="ar-EG"/>
+              </w:rPr>
+            </w:pPr>
+            <w:r>
+              <w:rPr>
+                <w:rFonts w:ascii="Arial" w:eastAsia="Times New Roman" w:hAnsi="Arial" w:cs="Arial"/>
+                <w:sz w:val="28"/>
+                <w:szCs w:val="28"/>
+                <w:lang w:bidi="ar-EG"/>
+              </w:rPr>
+              <w:t>6</w:t>
+            </w:r>
+            <w:r>
+              <w:rPr>
+                <w:rFonts w:ascii="Arial" w:eastAsia="Times New Roman" w:hAnsi="Arial" w:cs="Arial"/>
+                <w:sz w:val="28"/>
+                <w:szCs w:val="28"/>
+                <w:lang w:bidi="ar-EG"/>
+              </w:rPr>
+              <w:t xml:space="preserve"> hours</w:t>
+            </w:r>
+          </w:p>
+        </w:tc>
+        <w:tc>
+          <w:tcPr>
+            <w:tcW w:w="4800" w:type="dxa"/>
+            <w:hideMark/>
+          </w:tcPr>
+          <w:p>
+            <w:pPr>
+              <w:bidi/>
+              <w:jc w:val="right"/>
+              <w:rPr>
+                <w:rFonts w:ascii="Arial" w:eastAsia="Times New Roman" w:hAnsi="Arial" w:cs="Arial"/>
+                <w:sz w:val="28"/>
+                <w:szCs w:val="28"/>
+              </w:rPr>
+            </w:pPr>
+            <w:r>
+              <w:rPr>
+                <w:rFonts w:ascii="Calibri" w:eastAsia="Times New Roman" w:hAnsi="Calibri" w:cs="Calibri"/>
+                <w:color w:val="000000" w:themeColor="dark1"/>
+                <w:kern w:val="24"/>
+                <w:sz w:val="28"/>
+                <w:szCs w:val="28"/>
+              </w:rPr>
+              <w:t>Estimated Time</w:t>
+            </w:r>
+          </w:p>
+        </w:tc>
+      </w:tr>
+      <w:tr>
+        <w:trPr>
+          <w:cnfStyle w:val="000000100000" w:firstRow="0" w:lastRow="0" w:firstColumn="0" w:lastColumn="0" w:oddVBand="0" w:evenVBand="0" w:oddHBand="1" w:evenHBand="0" w:firstRowFirstColumn="0" w:firstRowLastColumn="0" w:lastRowFirstColumn="0" w:lastRowLastColumn="0"/>
+          <w:trHeight w:val="227"/>
+        </w:trPr>
+        <w:tc>
+          <w:tcPr>
+            <w:tcW w:w="4800" w:type="dxa"/>
+            <w:hideMark/>
+          </w:tcPr>
+          <w:p>
+            <w:pPr>
+              <w:bidi/>
+              <w:jc w:val="right"/>
+              <w:rPr>
+                <w:rFonts w:ascii="Arial" w:eastAsia="Times New Roman" w:hAnsi="Arial" w:cs="Arial"/>
+                <w:sz w:val="28"/>
+                <w:szCs w:val="28"/>
+                <w:lang w:bidi="ar-EG"/>
+              </w:rPr>
+            </w:pPr>
+          </w:p>
+        </w:tc>
+        <w:tc>
+          <w:tcPr>
+            <w:tcW w:w="4800" w:type="dxa"/>
+            <w:hideMark/>
+          </w:tcPr>
+          <w:p>
+            <w:pPr>
+              <w:bidi/>
+              <w:jc w:val="right"/>
+              <w:rPr>
+                <w:rFonts w:ascii="Arial" w:eastAsia="Times New Roman" w:hAnsi="Arial" w:cs="Arial"/>
+                <w:sz w:val="28"/>
+                <w:szCs w:val="28"/>
+              </w:rPr>
+            </w:pPr>
+            <w:r>
+              <w:rPr>
+                <w:rFonts w:ascii="Calibri" w:eastAsia="Times New Roman" w:hAnsi="Calibri" w:cs="Calibri"/>
+                <w:color w:val="000000" w:themeColor="dark1"/>
+                <w:kern w:val="24"/>
+                <w:sz w:val="28"/>
+                <w:szCs w:val="28"/>
+              </w:rPr>
+              <w:t>Actual Time</w:t>
+            </w:r>
+          </w:p>
+        </w:tc>
+      </w:tr>
+    </w:tbl>
+    <w:p>
+      <w:pPr>
+        <w:jc w:val="center"/>
+        <w:rPr>
+          <w:sz w:val="32"/>
+          <w:szCs w:val="32"/>
+        </w:rPr>
+      </w:pPr>
+    </w:p>
+    <w:p>
+      <w:pPr>
+        <w:jc w:val="center"/>
+        <w:rPr>
+          <w:sz w:val="32"/>
+          <w:szCs w:val="32"/>
+        </w:rPr>
+      </w:pPr>
+    </w:p>
+    <w:tbl>
+      <w:tblPr>
+        <w:tblStyle w:val="LightGrid-Accent5"/>
+        <w:bidiVisual/>
+        <w:tblW w:w="9600" w:type="dxa"/>
+        <w:tblLook w:val="0420" w:firstRow="1" w:lastRow="0" w:firstColumn="0" w:lastColumn="0" w:noHBand="0" w:noVBand="1"/>
+      </w:tblPr>
+      <w:tblGrid>
+        <w:gridCol w:w="4800"/>
+        <w:gridCol w:w="4800"/>
+      </w:tblGrid>
+      <w:tr>
+        <w:trPr>
+          <w:cnfStyle w:val="100000000000" w:firstRow="1" w:lastRow="0" w:firstColumn="0" w:lastColumn="0" w:oddVBand="0" w:evenVBand="0" w:oddHBand="0" w:evenHBand="0" w:firstRowFirstColumn="0" w:firstRowLastColumn="0" w:lastRowFirstColumn="0" w:lastRowLastColumn="0"/>
+          <w:trHeight w:val="227"/>
+        </w:trPr>
+        <w:tc>
+          <w:tcPr>
+            <w:tcW w:w="4800" w:type="dxa"/>
+            <w:hideMark/>
+          </w:tcPr>
+          <w:p>
+            <w:pPr>
+              <w:bidi/>
+              <w:jc w:val="right"/>
+              <w:rPr>
+                <w:rFonts w:ascii="Arial" w:eastAsia="Times New Roman" w:hAnsi="Arial" w:cs="Arial"/>
+                <w:sz w:val="28"/>
+                <w:szCs w:val="28"/>
+                <w:lang w:bidi="ar-EG"/>
+              </w:rPr>
+            </w:pPr>
+            <w:r>
+              <w:rPr>
+                <w:rFonts w:ascii="Arial" w:eastAsia="Times New Roman" w:hAnsi="Arial" w:cs="Arial"/>
+                <w:sz w:val="28"/>
+                <w:szCs w:val="28"/>
+                <w:lang w:bidi="ar-EG"/>
+              </w:rPr>
+              <w:t>Questionnaire</w:t>
+            </w:r>
+          </w:p>
+        </w:tc>
+        <w:tc>
+          <w:tcPr>
+            <w:tcW w:w="4800" w:type="dxa"/>
+            <w:hideMark/>
+          </w:tcPr>
+          <w:p>
+            <w:pPr>
+              <w:bidi/>
+              <w:jc w:val="right"/>
+              <w:rPr>
+                <w:rFonts w:ascii="Arial" w:eastAsia="Times New Roman" w:hAnsi="Arial" w:cs="Arial"/>
+                <w:sz w:val="28"/>
+                <w:szCs w:val="28"/>
+              </w:rPr>
+            </w:pPr>
+            <w:r>
+              <w:rPr>
+                <w:rFonts w:ascii="Calibri" w:eastAsia="Times New Roman" w:hAnsi="Calibri" w:cs="Calibri"/>
+                <w:color w:val="000000" w:themeColor="dark1"/>
+                <w:kern w:val="24"/>
+                <w:sz w:val="28"/>
+                <w:szCs w:val="28"/>
+              </w:rPr>
+              <w:t>Name of Task</w:t>
+            </w:r>
+          </w:p>
+        </w:tc>
+      </w:tr>
+      <w:tr>
+        <w:trPr>
+          <w:cnfStyle w:val="000000100000" w:firstRow="0" w:lastRow="0" w:firstColumn="0" w:lastColumn="0" w:oddVBand="0" w:evenVBand="0" w:oddHBand="1" w:evenHBand="0" w:firstRowFirstColumn="0" w:firstRowLastColumn="0" w:lastRowFirstColumn="0" w:lastRowLastColumn="0"/>
+          <w:trHeight w:val="227"/>
+        </w:trPr>
+        <w:tc>
+          <w:tcPr>
+            <w:tcW w:w="4800" w:type="dxa"/>
+            <w:hideMark/>
+          </w:tcPr>
+          <w:p>
+            <w:pPr>
+              <w:bidi/>
+              <w:jc w:val="right"/>
+              <w:rPr>
+                <w:rFonts w:ascii="Arial" w:eastAsia="Times New Roman" w:hAnsi="Arial" w:cs="Arial"/>
+                <w:sz w:val="28"/>
+                <w:szCs w:val="28"/>
+                <w:lang w:bidi="ar-EG"/>
+              </w:rPr>
+            </w:pPr>
+            <w:r>
+              <w:rPr>
+                <w:rFonts w:ascii="Arial" w:eastAsia="Times New Roman" w:hAnsi="Arial" w:cs="Arial"/>
+                <w:sz w:val="28"/>
+                <w:szCs w:val="28"/>
+                <w:lang w:bidi="ar-EG"/>
+              </w:rPr>
+              <w:t>07/10/2026</w:t>
+            </w:r>
+          </w:p>
+        </w:tc>
+        <w:tc>
+          <w:tcPr>
+            <w:tcW w:w="4800" w:type="dxa"/>
+            <w:hideMark/>
+          </w:tcPr>
+          <w:p>
+            <w:pPr>
+              <w:bidi/>
+              <w:jc w:val="right"/>
+              <w:rPr>
+                <w:rFonts w:ascii="Arial" w:eastAsia="Times New Roman" w:hAnsi="Arial" w:cs="Arial"/>
+                <w:sz w:val="28"/>
+                <w:szCs w:val="28"/>
+              </w:rPr>
+            </w:pPr>
+            <w:r>
+              <w:rPr>
+                <w:rFonts w:ascii="Calibri" w:eastAsia="Times New Roman" w:hAnsi="Calibri" w:cs="Calibri"/>
+                <w:color w:val="000000" w:themeColor="dark1"/>
+                <w:kern w:val="24"/>
+                <w:sz w:val="28"/>
+                <w:szCs w:val="28"/>
+              </w:rPr>
+              <w:t>Start Date</w:t>
+            </w:r>
+          </w:p>
+        </w:tc>
+      </w:tr>
+      <w:tr>
+        <w:trPr>
+          <w:cnfStyle w:val="000000010000" w:firstRow="0" w:lastRow="0" w:firstColumn="0" w:lastColumn="0" w:oddVBand="0" w:evenVBand="0" w:oddHBand="0" w:evenHBand="1" w:firstRowFirstColumn="0" w:firstRowLastColumn="0" w:lastRowFirstColumn="0" w:lastRowLastColumn="0"/>
+          <w:trHeight w:val="227"/>
+        </w:trPr>
+        <w:tc>
+          <w:tcPr>
+            <w:tcW w:w="4800" w:type="dxa"/>
+            <w:hideMark/>
+          </w:tcPr>
+          <w:p>
+            <w:pPr>
+              <w:bidi/>
+              <w:jc w:val="right"/>
+              <w:rPr>
+                <w:rFonts w:ascii="Arial" w:eastAsia="Times New Roman" w:hAnsi="Arial" w:cs="Arial"/>
+                <w:sz w:val="28"/>
+                <w:szCs w:val="28"/>
+                <w:lang w:bidi="ar-EG"/>
+              </w:rPr>
+            </w:pPr>
+            <w:r>
+              <w:rPr>
+                <w:rFonts w:ascii="Arial" w:eastAsia="Times New Roman" w:hAnsi="Arial" w:cs="Arial"/>
+                <w:sz w:val="28"/>
+                <w:szCs w:val="28"/>
+                <w:lang w:bidi="ar-EG"/>
+              </w:rPr>
+              <w:t>09/10/2026</w:t>
+            </w:r>
+          </w:p>
+        </w:tc>
+        <w:tc>
+          <w:tcPr>
+            <w:tcW w:w="4800" w:type="dxa"/>
+            <w:hideMark/>
+          </w:tcPr>
+          <w:p>
+            <w:pPr>
+              <w:bidi/>
+              <w:jc w:val="right"/>
+              <w:rPr>
+                <w:rFonts w:ascii="Arial" w:eastAsia="Times New Roman" w:hAnsi="Arial" w:cs="Arial"/>
+                <w:sz w:val="28"/>
+                <w:szCs w:val="28"/>
+              </w:rPr>
+            </w:pPr>
+            <w:r>
+              <w:rPr>
+                <w:rFonts w:ascii="Calibri" w:eastAsia="Times New Roman" w:hAnsi="Calibri" w:cs="Calibri"/>
+                <w:color w:val="000000" w:themeColor="dark1"/>
+                <w:kern w:val="24"/>
+                <w:sz w:val="28"/>
+                <w:szCs w:val="28"/>
+              </w:rPr>
+              <w:t>End Date</w:t>
+            </w:r>
+          </w:p>
+        </w:tc>
+      </w:tr>
+      <w:tr>
+        <w:trPr>
+          <w:cnfStyle w:val="000000100000" w:firstRow="0" w:lastRow="0" w:firstColumn="0" w:lastColumn="0" w:oddVBand="0" w:evenVBand="0" w:oddHBand="1" w:evenHBand="0" w:firstRowFirstColumn="0" w:firstRowLastColumn="0" w:lastRowFirstColumn="0" w:lastRowLastColumn="0"/>
+          <w:trHeight w:val="227"/>
+        </w:trPr>
+        <w:tc>
+          <w:tcPr>
+            <w:tcW w:w="4800" w:type="dxa"/>
+            <w:hideMark/>
+          </w:tcPr>
+          <w:p>
+            <w:pPr>
+              <w:bidi/>
+              <w:jc w:val="right"/>
+              <w:rPr>
+                <w:rFonts w:ascii="Arial" w:eastAsia="Times New Roman" w:hAnsi="Arial" w:cs="Arial"/>
+                <w:sz w:val="28"/>
+                <w:szCs w:val="28"/>
+                <w:lang w:bidi="ar-EG"/>
+              </w:rPr>
+            </w:pPr>
+            <w:r>
+              <w:rPr>
+                <w:rFonts w:ascii="Arial" w:eastAsia="Times New Roman" w:hAnsi="Arial" w:cs="Arial"/>
+                <w:sz w:val="28"/>
+                <w:szCs w:val="28"/>
+                <w:lang w:bidi="ar-EG"/>
+              </w:rPr>
+              <w:t>Moaaz Beder</w:t>
+            </w:r>
+          </w:p>
+        </w:tc>
+        <w:tc>
+          <w:tcPr>
+            <w:tcW w:w="4800" w:type="dxa"/>
+            <w:hideMark/>
+          </w:tcPr>
+          <w:p>
+            <w:pPr>
+              <w:bidi/>
+              <w:jc w:val="right"/>
+              <w:rPr>
+                <w:rFonts w:ascii="Arial" w:eastAsia="Times New Roman" w:hAnsi="Arial" w:cs="Arial"/>
+                <w:sz w:val="28"/>
+                <w:szCs w:val="28"/>
+              </w:rPr>
+            </w:pPr>
+            <w:r>
+              <w:rPr>
+                <w:rFonts w:ascii="Calibri" w:eastAsia="Times New Roman" w:hAnsi="Calibri" w:cs="Calibri"/>
+                <w:color w:val="000000" w:themeColor="dark1"/>
+                <w:kern w:val="24"/>
+                <w:sz w:val="28"/>
+                <w:szCs w:val="28"/>
+              </w:rPr>
+              <w:t>Person assigned to task</w:t>
+            </w:r>
+          </w:p>
+        </w:tc>
+      </w:tr>
+      <w:tr>
+        <w:trPr>
+          <w:cnfStyle w:val="000000010000" w:firstRow="0" w:lastRow="0" w:firstColumn="0" w:lastColumn="0" w:oddVBand="0" w:evenVBand="0" w:oddHBand="0" w:evenHBand="1" w:firstRowFirstColumn="0" w:firstRowLastColumn="0" w:lastRowFirstColumn="0" w:lastRowLastColumn="0"/>
+          <w:trHeight w:val="227"/>
+        </w:trPr>
+        <w:tc>
+          <w:tcPr>
+            <w:tcW w:w="4800" w:type="dxa"/>
+            <w:hideMark/>
+          </w:tcPr>
+          <w:p>
+            <w:pPr>
+              <w:bidi/>
+              <w:jc w:val="right"/>
+              <w:rPr>
+                <w:rFonts w:ascii="Arial" w:eastAsia="Times New Roman" w:hAnsi="Arial" w:cs="Arial"/>
+                <w:sz w:val="28"/>
+                <w:szCs w:val="28"/>
+              </w:rPr>
+            </w:pPr>
+            <w:r>
+              <w:rPr>
+                <w:rFonts w:ascii="Arial" w:eastAsia="Times New Roman" w:hAnsi="Arial" w:cs="Arial"/>
+                <w:sz w:val="28"/>
+                <w:szCs w:val="28"/>
+              </w:rPr>
+              <w:t>Medium</w:t>
+            </w:r>
+          </w:p>
+        </w:tc>
+        <w:tc>
+          <w:tcPr>
+            <w:tcW w:w="4800" w:type="dxa"/>
+            <w:hideMark/>
+          </w:tcPr>
+          <w:p>
+            <w:pPr>
+              <w:bidi/>
+              <w:jc w:val="right"/>
+              <w:rPr>
+                <w:rFonts w:ascii="Arial" w:eastAsia="Times New Roman" w:hAnsi="Arial" w:cs="Arial"/>
+                <w:sz w:val="28"/>
+                <w:szCs w:val="28"/>
+              </w:rPr>
+            </w:pPr>
+            <w:r>
+              <w:rPr>
+                <w:rFonts w:ascii="Calibri" w:eastAsia="Times New Roman" w:hAnsi="Calibri" w:cs="Calibri"/>
+                <w:color w:val="000000" w:themeColor="dark1"/>
+                <w:kern w:val="24"/>
+                <w:sz w:val="28"/>
+                <w:szCs w:val="28"/>
+              </w:rPr>
+              <w:t>Priority</w:t>
+            </w:r>
+          </w:p>
+        </w:tc>
+      </w:tr>
+      <w:tr>
+        <w:trPr>
+          <w:cnfStyle w:val="000000100000" w:firstRow="0" w:lastRow="0" w:firstColumn="0" w:lastColumn="0" w:oddVBand="0" w:evenVBand="0" w:oddHBand="1" w:evenHBand="0" w:firstRowFirstColumn="0" w:firstRowLastColumn="0" w:lastRowFirstColumn="0" w:lastRowLastColumn="0"/>
+          <w:trHeight w:val="227"/>
+        </w:trPr>
+        <w:tc>
+          <w:tcPr>
+            <w:tcW w:w="4800" w:type="dxa"/>
+            <w:hideMark/>
+          </w:tcPr>
+          <w:p>
+            <w:pPr>
+              <w:bidi/>
+              <w:jc w:val="right"/>
+              <w:rPr>
+                <w:rFonts w:ascii="Arial" w:eastAsia="Times New Roman" w:hAnsi="Arial" w:cs="Arial"/>
+                <w:sz w:val="28"/>
+                <w:szCs w:val="28"/>
+                <w:lang w:bidi="ar-EG"/>
+              </w:rPr>
+            </w:pPr>
+            <w:r>
+              <w:rPr>
+                <w:rFonts w:ascii="Arial" w:eastAsia="Times New Roman" w:hAnsi="Arial" w:cs="Arial"/>
+                <w:sz w:val="28"/>
+                <w:szCs w:val="28"/>
+                <w:lang w:bidi="ar-EG"/>
+              </w:rPr>
+              <w:t>Google Forms, Microsoft Excel</w:t>
+            </w:r>
+          </w:p>
+        </w:tc>
+        <w:tc>
+          <w:tcPr>
+            <w:tcW w:w="4800" w:type="dxa"/>
+            <w:hideMark/>
+          </w:tcPr>
+          <w:p>
+            <w:pPr>
+              <w:bidi/>
+              <w:jc w:val="right"/>
+              <w:rPr>
+                <w:rFonts w:ascii="Arial" w:eastAsia="Times New Roman" w:hAnsi="Arial" w:cs="Arial"/>
+                <w:sz w:val="28"/>
+                <w:szCs w:val="28"/>
+              </w:rPr>
+            </w:pPr>
+            <w:r>
+              <w:rPr>
+                <w:rFonts w:ascii="Calibri" w:eastAsia="Times New Roman" w:hAnsi="Calibri" w:cs="Calibri"/>
+                <w:color w:val="000000" w:themeColor="dark1"/>
+                <w:kern w:val="24"/>
+                <w:sz w:val="28"/>
+                <w:szCs w:val="28"/>
+              </w:rPr>
+              <w:t>Resources Needed</w:t>
+            </w:r>
+          </w:p>
+        </w:tc>
+      </w:tr>
+      <w:tr>
+        <w:trPr>
+          <w:cnfStyle w:val="000000010000" w:firstRow="0" w:lastRow="0" w:firstColumn="0" w:lastColumn="0" w:oddVBand="0" w:evenVBand="0" w:oddHBand="0" w:evenHBand="1" w:firstRowFirstColumn="0" w:firstRowLastColumn="0" w:lastRowFirstColumn="0" w:lastRowLastColumn="0"/>
+          <w:trHeight w:val="227"/>
+        </w:trPr>
+        <w:tc>
+          <w:tcPr>
+            <w:tcW w:w="4800" w:type="dxa"/>
+            <w:hideMark/>
+          </w:tcPr>
+          <w:p>
+            <w:pPr>
+              <w:bidi/>
+              <w:jc w:val="right"/>
+              <w:rPr>
+                <w:rFonts w:ascii="Arial" w:eastAsia="Times New Roman" w:hAnsi="Arial" w:cs="Arial"/>
+                <w:sz w:val="28"/>
+                <w:szCs w:val="28"/>
+                <w:lang w:bidi="ar-EG"/>
+              </w:rPr>
+            </w:pPr>
+            <w:r>
+              <w:rPr>
+                <w:rFonts w:ascii="Arial" w:eastAsia="Times New Roman" w:hAnsi="Arial" w:cs="Arial"/>
+                <w:sz w:val="28"/>
+                <w:szCs w:val="28"/>
+                <w:lang w:bidi="ar-EG"/>
+              </w:rPr>
+              <w:t>5 hours</w:t>
+            </w:r>
+          </w:p>
+        </w:tc>
+        <w:tc>
+          <w:tcPr>
+            <w:tcW w:w="4800" w:type="dxa"/>
+            <w:hideMark/>
+          </w:tcPr>
+          <w:p>
+            <w:pPr>
+              <w:bidi/>
+              <w:jc w:val="right"/>
+              <w:rPr>
+                <w:rFonts w:ascii="Arial" w:eastAsia="Times New Roman" w:hAnsi="Arial" w:cs="Arial"/>
+                <w:sz w:val="28"/>
+                <w:szCs w:val="28"/>
+              </w:rPr>
+            </w:pPr>
+            <w:r>
+              <w:rPr>
+                <w:rFonts w:ascii="Calibri" w:eastAsia="Times New Roman" w:hAnsi="Calibri" w:cs="Calibri"/>
+                <w:color w:val="000000" w:themeColor="dark1"/>
+                <w:kern w:val="24"/>
+                <w:sz w:val="28"/>
+                <w:szCs w:val="28"/>
+              </w:rPr>
+              <w:t>Estimated Time</w:t>
+            </w:r>
+          </w:p>
+        </w:tc>
+      </w:tr>
+      <w:tr>
+        <w:trPr>
+          <w:cnfStyle w:val="000000100000" w:firstRow="0" w:lastRow="0" w:firstColumn="0" w:lastColumn="0" w:oddVBand="0" w:evenVBand="0" w:oddHBand="1" w:evenHBand="0" w:firstRowFirstColumn="0" w:firstRowLastColumn="0" w:lastRowFirstColumn="0" w:lastRowLastColumn="0"/>
+          <w:trHeight w:val="227"/>
+        </w:trPr>
+        <w:tc>
+          <w:tcPr>
+            <w:tcW w:w="4800" w:type="dxa"/>
+            <w:hideMark/>
+          </w:tcPr>
+          <w:p>
+            <w:pPr>
+              <w:bidi/>
+              <w:jc w:val="right"/>
+              <w:rPr>
+                <w:rFonts w:ascii="Arial" w:eastAsia="Times New Roman" w:hAnsi="Arial" w:cs="Arial"/>
+                <w:sz w:val="28"/>
+                <w:szCs w:val="28"/>
+                <w:lang w:bidi="ar-EG"/>
+              </w:rPr>
+            </w:pPr>
+          </w:p>
+        </w:tc>
+        <w:tc>
+          <w:tcPr>
+            <w:tcW w:w="4800" w:type="dxa"/>
+            <w:hideMark/>
+          </w:tcPr>
+          <w:p>
+            <w:pPr>
+              <w:bidi/>
+              <w:jc w:val="right"/>
+              <w:rPr>
+                <w:rFonts w:ascii="Arial" w:eastAsia="Times New Roman" w:hAnsi="Arial" w:cs="Arial"/>
+                <w:sz w:val="28"/>
+                <w:szCs w:val="28"/>
+              </w:rPr>
+            </w:pPr>
+            <w:r>
+              <w:rPr>
+                <w:rFonts w:ascii="Calibri" w:eastAsia="Times New Roman" w:hAnsi="Calibri" w:cs="Calibri"/>
+                <w:color w:val="000000" w:themeColor="dark1"/>
+                <w:kern w:val="24"/>
+                <w:sz w:val="28"/>
+                <w:szCs w:val="28"/>
+              </w:rPr>
+              <w:t>Actual Time</w:t>
+            </w:r>
+          </w:p>
+        </w:tc>
+      </w:tr>
+    </w:tbl>
+    <w:p>
+      <w:pPr>
+        <w:jc w:val="center"/>
+        <w:rPr>
+          <w:sz w:val="32"/>
+          <w:szCs w:val="32"/>
+        </w:rPr>
+      </w:pPr>
+    </w:p>
+    <w:p>
+      <w:pPr>
+        <w:jc w:val="center"/>
+        <w:rPr>
+          <w:sz w:val="32"/>
+          <w:szCs w:val="32"/>
+        </w:rPr>
+      </w:pPr>
+    </w:p>
+    <w:tbl>
+      <w:tblPr>
+        <w:tblStyle w:val="LightGrid-Accent5"/>
+        <w:bidiVisual/>
+        <w:tblW w:w="9600" w:type="dxa"/>
+        <w:tblLook w:val="0420" w:firstRow="1" w:lastRow="0" w:firstColumn="0" w:lastColumn="0" w:noHBand="0" w:noVBand="1"/>
+      </w:tblPr>
+      <w:tblGrid>
+        <w:gridCol w:w="4800"/>
+        <w:gridCol w:w="4800"/>
+      </w:tblGrid>
+      <w:tr>
+        <w:trPr>
+          <w:cnfStyle w:val="100000000000" w:firstRow="1" w:lastRow="0" w:firstColumn="0" w:lastColumn="0" w:oddVBand="0" w:evenVBand="0" w:oddHBand="0" w:evenHBand="0" w:firstRowFirstColumn="0" w:firstRowLastColumn="0" w:lastRowFirstColumn="0" w:lastRowLastColumn="0"/>
+          <w:trHeight w:val="227"/>
+        </w:trPr>
+        <w:tc>
+          <w:tcPr>
+            <w:tcW w:w="4800" w:type="dxa"/>
+            <w:hideMark/>
+          </w:tcPr>
+          <w:p>
+            <w:pPr>
+              <w:bidi/>
+              <w:jc w:val="right"/>
+              <w:rPr>
+                <w:rFonts w:ascii="Arial" w:eastAsia="Times New Roman" w:hAnsi="Arial" w:cs="Arial"/>
+                <w:sz w:val="28"/>
+                <w:szCs w:val="28"/>
+                <w:lang w:bidi="ar-EG"/>
+              </w:rPr>
+            </w:pPr>
+            <w:r>
+              <w:rPr>
+                <w:rFonts w:ascii="Arial" w:eastAsia="Times New Roman" w:hAnsi="Arial" w:cs="Arial"/>
+                <w:sz w:val="28"/>
+                <w:szCs w:val="28"/>
+                <w:lang w:bidi="ar-EG"/>
+              </w:rPr>
+              <w:t>Data Flow Diagram</w:t>
+            </w:r>
+          </w:p>
+        </w:tc>
+        <w:tc>
+          <w:tcPr>
+            <w:tcW w:w="4800" w:type="dxa"/>
+            <w:hideMark/>
+          </w:tcPr>
+          <w:p>
+            <w:pPr>
+              <w:bidi/>
+              <w:jc w:val="right"/>
+              <w:rPr>
+                <w:rFonts w:ascii="Arial" w:eastAsia="Times New Roman" w:hAnsi="Arial" w:cs="Arial"/>
+                <w:sz w:val="28"/>
+                <w:szCs w:val="28"/>
+              </w:rPr>
+            </w:pPr>
+            <w:r>
+              <w:rPr>
+                <w:rFonts w:ascii="Calibri" w:eastAsia="Times New Roman" w:hAnsi="Calibri" w:cs="Calibri"/>
+                <w:color w:val="000000" w:themeColor="dark1"/>
+                <w:kern w:val="24"/>
+                <w:sz w:val="28"/>
+                <w:szCs w:val="28"/>
+              </w:rPr>
+              <w:t>Name of Task</w:t>
+            </w:r>
+          </w:p>
+        </w:tc>
+      </w:tr>
+      <w:tr>
+        <w:trPr>
+          <w:cnfStyle w:val="000000100000" w:firstRow="0" w:lastRow="0" w:firstColumn="0" w:lastColumn="0" w:oddVBand="0" w:evenVBand="0" w:oddHBand="1" w:evenHBand="0" w:firstRowFirstColumn="0" w:firstRowLastColumn="0" w:lastRowFirstColumn="0" w:lastRowLastColumn="0"/>
+          <w:trHeight w:val="227"/>
+        </w:trPr>
+        <w:tc>
+          <w:tcPr>
+            <w:tcW w:w="4800" w:type="dxa"/>
+            <w:hideMark/>
+          </w:tcPr>
+          <w:p>
+            <w:pPr>
+              <w:tabs>
+                <w:tab w:val="center" w:pos="2292"/>
+                <w:tab w:val="right" w:pos="4584"/>
+              </w:tabs>
+              <w:rPr>
+                <w:rFonts w:ascii="Arial" w:eastAsia="Times New Roman" w:hAnsi="Arial" w:cs="Arial"/>
+                <w:sz w:val="28"/>
+                <w:szCs w:val="28"/>
+                <w:lang w:bidi="ar-EG"/>
+              </w:rPr>
+            </w:pPr>
+            <w:r>
+              <w:rPr>
+                <w:rFonts w:ascii="Arial" w:eastAsia="Times New Roman" w:hAnsi="Arial" w:cs="Arial"/>
+                <w:sz w:val="28"/>
+                <w:szCs w:val="28"/>
+                <w:lang w:bidi="ar-EG"/>
+              </w:rPr>
+              <w:t>10/10/2026</w:t>
+            </w:r>
+          </w:p>
+        </w:tc>
+        <w:tc>
+          <w:tcPr>
+            <w:tcW w:w="4800" w:type="dxa"/>
+            <w:hideMark/>
+          </w:tcPr>
+          <w:p>
+            <w:pPr>
+              <w:bidi/>
+              <w:jc w:val="right"/>
+              <w:rPr>
+                <w:rFonts w:ascii="Arial" w:eastAsia="Times New Roman" w:hAnsi="Arial" w:cs="Arial"/>
+                <w:sz w:val="28"/>
+                <w:szCs w:val="28"/>
+              </w:rPr>
+            </w:pPr>
+            <w:r>
+              <w:rPr>
+                <w:rFonts w:ascii="Calibri" w:eastAsia="Times New Roman" w:hAnsi="Calibri" w:cs="Calibri"/>
+                <w:color w:val="000000" w:themeColor="dark1"/>
+                <w:kern w:val="24"/>
+                <w:sz w:val="28"/>
+                <w:szCs w:val="28"/>
+              </w:rPr>
+              <w:t>Start Date</w:t>
+            </w:r>
+          </w:p>
+        </w:tc>
+      </w:tr>
+      <w:tr>
+        <w:trPr>
+          <w:cnfStyle w:val="000000010000" w:firstRow="0" w:lastRow="0" w:firstColumn="0" w:lastColumn="0" w:oddVBand="0" w:evenVBand="0" w:oddHBand="0" w:evenHBand="1" w:firstRowFirstColumn="0" w:firstRowLastColumn="0" w:lastRowFirstColumn="0" w:lastRowLastColumn="0"/>
+          <w:trHeight w:val="227"/>
+        </w:trPr>
+        <w:tc>
+          <w:tcPr>
+            <w:tcW w:w="4800" w:type="dxa"/>
+            <w:hideMark/>
+          </w:tcPr>
+          <w:p>
+            <w:pPr>
+              <w:bidi/>
+              <w:jc w:val="right"/>
+              <w:rPr>
+                <w:rFonts w:ascii="Arial" w:eastAsia="Times New Roman" w:hAnsi="Arial" w:cs="Arial"/>
+                <w:sz w:val="28"/>
+                <w:szCs w:val="28"/>
+                <w:lang w:bidi="ar-EG"/>
+              </w:rPr>
+            </w:pPr>
+            <w:r>
+              <w:rPr>
+                <w:rFonts w:ascii="Arial" w:eastAsia="Times New Roman" w:hAnsi="Arial" w:cs="Arial"/>
+                <w:sz w:val="28"/>
+                <w:szCs w:val="28"/>
+                <w:lang w:bidi="ar-EG"/>
+              </w:rPr>
+              <w:t>13/10/2026</w:t>
+            </w:r>
+          </w:p>
+        </w:tc>
+        <w:tc>
+          <w:tcPr>
+            <w:tcW w:w="4800" w:type="dxa"/>
+            <w:hideMark/>
+          </w:tcPr>
+          <w:p>
+            <w:pPr>
+              <w:bidi/>
+              <w:jc w:val="right"/>
+              <w:rPr>
+                <w:rFonts w:ascii="Arial" w:eastAsia="Times New Roman" w:hAnsi="Arial" w:cs="Arial"/>
+                <w:sz w:val="28"/>
+                <w:szCs w:val="28"/>
+              </w:rPr>
+            </w:pPr>
+            <w:r>
+              <w:rPr>
+                <w:rFonts w:ascii="Calibri" w:eastAsia="Times New Roman" w:hAnsi="Calibri" w:cs="Calibri"/>
+                <w:color w:val="000000" w:themeColor="dark1"/>
+                <w:kern w:val="24"/>
+                <w:sz w:val="28"/>
+                <w:szCs w:val="28"/>
+              </w:rPr>
+              <w:t>End Date</w:t>
+            </w:r>
+          </w:p>
+        </w:tc>
+      </w:tr>
+      <w:tr>
+        <w:trPr>
+          <w:cnfStyle w:val="000000100000" w:firstRow="0" w:lastRow="0" w:firstColumn="0" w:lastColumn="0" w:oddVBand="0" w:evenVBand="0" w:oddHBand="1" w:evenHBand="0" w:firstRowFirstColumn="0" w:firstRowLastColumn="0" w:lastRowFirstColumn="0" w:lastRowLastColumn="0"/>
+          <w:trHeight w:val="227"/>
+        </w:trPr>
+        <w:tc>
+          <w:tcPr>
+            <w:tcW w:w="4800" w:type="dxa"/>
+            <w:hideMark/>
+          </w:tcPr>
+          <w:p>
+            <w:pPr>
+              <w:bidi/>
+              <w:jc w:val="right"/>
+              <w:rPr>
+                <w:rFonts w:ascii="Arial" w:eastAsia="Times New Roman" w:hAnsi="Arial" w:cs="Arial"/>
+                <w:sz w:val="28"/>
+                <w:szCs w:val="28"/>
+                <w:lang w:bidi="ar-EG"/>
+              </w:rPr>
+            </w:pPr>
+            <w:r>
+              <w:rPr>
+                <w:rFonts w:ascii="Arial" w:eastAsia="Times New Roman" w:hAnsi="Arial" w:cs="Arial"/>
+                <w:sz w:val="28"/>
+                <w:szCs w:val="28"/>
+                <w:lang w:bidi="ar-EG"/>
+              </w:rPr>
+              <w:t>Moaaz Beder</w:t>
+            </w:r>
+          </w:p>
+        </w:tc>
+        <w:tc>
+          <w:tcPr>
+            <w:tcW w:w="4800" w:type="dxa"/>
+            <w:hideMark/>
+          </w:tcPr>
+          <w:p>
+            <w:pPr>
+              <w:bidi/>
+              <w:jc w:val="right"/>
+              <w:rPr>
+                <w:rFonts w:ascii="Arial" w:eastAsia="Times New Roman" w:hAnsi="Arial" w:cs="Arial"/>
+                <w:sz w:val="28"/>
+                <w:szCs w:val="28"/>
+              </w:rPr>
+            </w:pPr>
+            <w:r>
+              <w:rPr>
+                <w:rFonts w:ascii="Calibri" w:eastAsia="Times New Roman" w:hAnsi="Calibri" w:cs="Calibri"/>
+                <w:color w:val="000000" w:themeColor="dark1"/>
+                <w:kern w:val="24"/>
+                <w:sz w:val="28"/>
+                <w:szCs w:val="28"/>
+              </w:rPr>
+              <w:t>Person assigned to task</w:t>
+            </w:r>
+          </w:p>
+        </w:tc>
+      </w:tr>
+      <w:tr>
+        <w:trPr>
+          <w:cnfStyle w:val="000000010000" w:firstRow="0" w:lastRow="0" w:firstColumn="0" w:lastColumn="0" w:oddVBand="0" w:evenVBand="0" w:oddHBand="0" w:evenHBand="1" w:firstRowFirstColumn="0" w:firstRowLastColumn="0" w:lastRowFirstColumn="0" w:lastRowLastColumn="0"/>
+          <w:trHeight w:val="227"/>
+        </w:trPr>
+        <w:tc>
+          <w:tcPr>
+            <w:tcW w:w="4800" w:type="dxa"/>
+            <w:hideMark/>
+          </w:tcPr>
+          <w:p>
+            <w:pPr>
+              <w:bidi/>
+              <w:jc w:val="right"/>
+              <w:rPr>
+                <w:rFonts w:ascii="Arial" w:eastAsia="Times New Roman" w:hAnsi="Arial" w:cs="Arial"/>
+                <w:sz w:val="28"/>
+                <w:szCs w:val="28"/>
+              </w:rPr>
+            </w:pPr>
+            <w:r>
+              <w:rPr>
+                <w:rFonts w:ascii="Arial" w:eastAsia="Times New Roman" w:hAnsi="Arial" w:cs="Arial"/>
+                <w:sz w:val="28"/>
+                <w:szCs w:val="28"/>
+              </w:rPr>
+              <w:t>High</w:t>
+            </w:r>
+          </w:p>
+        </w:tc>
+        <w:tc>
+          <w:tcPr>
+            <w:tcW w:w="4800" w:type="dxa"/>
+            <w:hideMark/>
+          </w:tcPr>
+          <w:p>
+            <w:pPr>
+              <w:bidi/>
+              <w:jc w:val="right"/>
+              <w:rPr>
+                <w:rFonts w:ascii="Arial" w:eastAsia="Times New Roman" w:hAnsi="Arial" w:cs="Arial"/>
+                <w:sz w:val="28"/>
+                <w:szCs w:val="28"/>
+              </w:rPr>
+            </w:pPr>
+            <w:r>
+              <w:rPr>
+                <w:rFonts w:ascii="Calibri" w:eastAsia="Times New Roman" w:hAnsi="Calibri" w:cs="Calibri"/>
+                <w:color w:val="000000" w:themeColor="dark1"/>
+                <w:kern w:val="24"/>
+                <w:sz w:val="28"/>
+                <w:szCs w:val="28"/>
+              </w:rPr>
+              <w:t>Priority</w:t>
+            </w:r>
+          </w:p>
+        </w:tc>
+      </w:tr>
+      <w:tr>
+        <w:trPr>
+          <w:cnfStyle w:val="000000100000" w:firstRow="0" w:lastRow="0" w:firstColumn="0" w:lastColumn="0" w:oddVBand="0" w:evenVBand="0" w:oddHBand="1" w:evenHBand="0" w:firstRowFirstColumn="0" w:firstRowLastColumn="0" w:lastRowFirstColumn="0" w:lastRowLastColumn="0"/>
+          <w:trHeight w:val="227"/>
+        </w:trPr>
+        <w:tc>
+          <w:tcPr>
+            <w:tcW w:w="4800" w:type="dxa"/>
+            <w:hideMark/>
+          </w:tcPr>
+          <w:p>
+            <w:pPr>
+              <w:bidi/>
+              <w:jc w:val="right"/>
+              <w:rPr>
+                <w:rFonts w:ascii="Arial" w:eastAsia="Times New Roman" w:hAnsi="Arial" w:cs="Arial"/>
+                <w:sz w:val="28"/>
+                <w:szCs w:val="28"/>
+                <w:lang w:bidi="ar-EG"/>
+              </w:rPr>
+            </w:pPr>
+            <w:r>
+              <w:rPr>
+                <w:rFonts w:ascii="Arial" w:eastAsia="Times New Roman" w:hAnsi="Arial" w:cs="Arial"/>
+                <w:sz w:val="28"/>
+                <w:szCs w:val="28"/>
+                <w:lang w:bidi="ar-EG"/>
+              </w:rPr>
+              <w:t>Draw.io</w:t>
+            </w:r>
+          </w:p>
+        </w:tc>
+        <w:tc>
+          <w:tcPr>
+            <w:tcW w:w="4800" w:type="dxa"/>
+            <w:hideMark/>
+          </w:tcPr>
+          <w:p>
+            <w:pPr>
+              <w:bidi/>
+              <w:jc w:val="right"/>
+              <w:rPr>
+                <w:rFonts w:ascii="Arial" w:eastAsia="Times New Roman" w:hAnsi="Arial" w:cs="Arial"/>
+                <w:sz w:val="28"/>
+                <w:szCs w:val="28"/>
+              </w:rPr>
+            </w:pPr>
+            <w:r>
+              <w:rPr>
+                <w:rFonts w:ascii="Calibri" w:eastAsia="Times New Roman" w:hAnsi="Calibri" w:cs="Calibri"/>
+                <w:color w:val="000000" w:themeColor="dark1"/>
+                <w:kern w:val="24"/>
+                <w:sz w:val="28"/>
+                <w:szCs w:val="28"/>
+              </w:rPr>
+              <w:t>Resources Needed</w:t>
+            </w:r>
+          </w:p>
+        </w:tc>
+      </w:tr>
+      <w:tr>
+        <w:trPr>
+          <w:cnfStyle w:val="000000010000" w:firstRow="0" w:lastRow="0" w:firstColumn="0" w:lastColumn="0" w:oddVBand="0" w:evenVBand="0" w:oddHBand="0" w:evenHBand="1" w:firstRowFirstColumn="0" w:firstRowLastColumn="0" w:lastRowFirstColumn="0" w:lastRowLastColumn="0"/>
+          <w:trHeight w:val="227"/>
+        </w:trPr>
+        <w:tc>
+          <w:tcPr>
+            <w:tcW w:w="4800" w:type="dxa"/>
+            <w:hideMark/>
+          </w:tcPr>
+          <w:p>
+            <w:pPr>
+              <w:bidi/>
+              <w:jc w:val="right"/>
+              <w:rPr>
+                <w:rFonts w:ascii="Arial" w:eastAsia="Times New Roman" w:hAnsi="Arial" w:cs="Arial"/>
+                <w:sz w:val="28"/>
+                <w:szCs w:val="28"/>
+                <w:lang w:bidi="ar-EG"/>
+              </w:rPr>
+            </w:pPr>
+            <w:r>
+              <w:rPr>
+                <w:rFonts w:ascii="Arial" w:eastAsia="Times New Roman" w:hAnsi="Arial" w:cs="Arial"/>
+                <w:sz w:val="28"/>
+                <w:szCs w:val="28"/>
+                <w:lang w:bidi="ar-EG"/>
+              </w:rPr>
+              <w:t>12 hours</w:t>
+            </w:r>
+          </w:p>
+        </w:tc>
+        <w:tc>
+          <w:tcPr>
+            <w:tcW w:w="4800" w:type="dxa"/>
+            <w:hideMark/>
+          </w:tcPr>
+          <w:p>
+            <w:pPr>
+              <w:bidi/>
+              <w:jc w:val="right"/>
+              <w:rPr>
+                <w:rFonts w:ascii="Arial" w:eastAsia="Times New Roman" w:hAnsi="Arial" w:cs="Arial"/>
+                <w:sz w:val="28"/>
+                <w:szCs w:val="28"/>
+              </w:rPr>
+            </w:pPr>
+            <w:r>
+              <w:rPr>
+                <w:rFonts w:ascii="Calibri" w:eastAsia="Times New Roman" w:hAnsi="Calibri" w:cs="Calibri"/>
+                <w:color w:val="000000" w:themeColor="dark1"/>
+                <w:kern w:val="24"/>
+                <w:sz w:val="28"/>
+                <w:szCs w:val="28"/>
+              </w:rPr>
+              <w:t>Estimated Time</w:t>
+            </w:r>
+          </w:p>
+        </w:tc>
+      </w:tr>
+      <w:tr>
+        <w:trPr>
+          <w:cnfStyle w:val="000000100000" w:firstRow="0" w:lastRow="0" w:firstColumn="0" w:lastColumn="0" w:oddVBand="0" w:evenVBand="0" w:oddHBand="1" w:evenHBand="0" w:firstRowFirstColumn="0" w:firstRowLastColumn="0" w:lastRowFirstColumn="0" w:lastRowLastColumn="0"/>
+          <w:trHeight w:val="227"/>
+        </w:trPr>
+        <w:tc>
+          <w:tcPr>
+            <w:tcW w:w="4800" w:type="dxa"/>
+            <w:hideMark/>
+          </w:tcPr>
+          <w:p>
+            <w:pPr>
+              <w:bidi/>
+              <w:jc w:val="right"/>
+              <w:rPr>
+                <w:rFonts w:ascii="Arial" w:eastAsia="Times New Roman" w:hAnsi="Arial" w:cs="Arial"/>
+                <w:sz w:val="28"/>
+                <w:szCs w:val="28"/>
+                <w:lang w:bidi="ar-EG"/>
+              </w:rPr>
+            </w:pPr>
+          </w:p>
+        </w:tc>
+        <w:tc>
+          <w:tcPr>
+            <w:tcW w:w="4800" w:type="dxa"/>
+            <w:hideMark/>
+          </w:tcPr>
+          <w:p>
+            <w:pPr>
+              <w:bidi/>
+              <w:jc w:val="right"/>
+              <w:rPr>
+                <w:rFonts w:ascii="Arial" w:eastAsia="Times New Roman" w:hAnsi="Arial" w:cs="Arial"/>
+                <w:sz w:val="28"/>
+                <w:szCs w:val="28"/>
+              </w:rPr>
+            </w:pPr>
+            <w:r>
+              <w:rPr>
+                <w:rFonts w:ascii="Calibri" w:eastAsia="Times New Roman" w:hAnsi="Calibri" w:cs="Calibri"/>
+                <w:color w:val="000000" w:themeColor="dark1"/>
+                <w:kern w:val="24"/>
+                <w:sz w:val="28"/>
+                <w:szCs w:val="28"/>
+              </w:rPr>
+              <w:t>Actual Time</w:t>
+            </w:r>
+          </w:p>
+        </w:tc>
+      </w:tr>
+    </w:tbl>
+    <w:p>
+      <w:pPr>
+        <w:jc w:val="center"/>
+        <w:rPr>
+          <w:sz w:val="32"/>
+          <w:szCs w:val="32"/>
+        </w:rPr>
+      </w:pPr>
+    </w:p>
+    <w:p>
+      <w:pPr>
+        <w:jc w:val="center"/>
+        <w:rPr>
+          <w:sz w:val="32"/>
+          <w:szCs w:val="32"/>
+        </w:rPr>
+      </w:pPr>
+    </w:p>
+    <w:tbl>
+      <w:tblPr>
+        <w:tblStyle w:val="LightGrid-Accent5"/>
+        <w:bidiVisual/>
+        <w:tblW w:w="9600" w:type="dxa"/>
+        <w:tblLook w:val="0420" w:firstRow="1" w:lastRow="0" w:firstColumn="0" w:lastColumn="0" w:noHBand="0" w:noVBand="1"/>
+      </w:tblPr>
+      <w:tblGrid>
+        <w:gridCol w:w="4800"/>
+        <w:gridCol w:w="4800"/>
+      </w:tblGrid>
+      <w:tr>
+        <w:trPr>
+          <w:cnfStyle w:val="100000000000" w:firstRow="1" w:lastRow="0" w:firstColumn="0" w:lastColumn="0" w:oddVBand="0" w:evenVBand="0" w:oddHBand="0" w:evenHBand="0" w:firstRowFirstColumn="0" w:firstRowLastColumn="0" w:lastRowFirstColumn="0" w:lastRowLastColumn="0"/>
+          <w:trHeight w:val="227"/>
+        </w:trPr>
+        <w:tc>
+          <w:tcPr>
+            <w:tcW w:w="4800" w:type="dxa"/>
+            <w:hideMark/>
+          </w:tcPr>
+          <w:p>
+            <w:pPr>
+              <w:bidi/>
+              <w:jc w:val="right"/>
+              <w:rPr>
+                <w:rFonts w:ascii="Arial" w:eastAsia="Times New Roman" w:hAnsi="Arial" w:cs="Arial"/>
+                <w:sz w:val="28"/>
+                <w:szCs w:val="28"/>
+                <w:lang w:bidi="ar-EG"/>
+              </w:rPr>
+            </w:pPr>
+            <w:r>
+              <w:rPr>
+                <w:rFonts w:ascii="Arial" w:eastAsia="Times New Roman" w:hAnsi="Arial" w:cs="Arial"/>
+                <w:sz w:val="28"/>
+                <w:szCs w:val="28"/>
+                <w:lang w:bidi="ar-EG"/>
+              </w:rPr>
+              <w:lastRenderedPageBreak/>
+              <w:t>Data Store</w:t>
+            </w:r>
+          </w:p>
+        </w:tc>
+        <w:tc>
+          <w:tcPr>
+            <w:tcW w:w="4800" w:type="dxa"/>
+            <w:hideMark/>
+          </w:tcPr>
+          <w:p>
+            <w:pPr>
+              <w:bidi/>
+              <w:jc w:val="right"/>
+              <w:rPr>
+                <w:rFonts w:ascii="Arial" w:eastAsia="Times New Roman" w:hAnsi="Arial" w:cs="Arial"/>
+                <w:sz w:val="28"/>
+                <w:szCs w:val="28"/>
+              </w:rPr>
+            </w:pPr>
+            <w:r>
+              <w:rPr>
+                <w:rFonts w:ascii="Calibri" w:eastAsia="Times New Roman" w:hAnsi="Calibri" w:cs="Calibri"/>
+                <w:color w:val="000000" w:themeColor="dark1"/>
+                <w:kern w:val="24"/>
+                <w:sz w:val="28"/>
+                <w:szCs w:val="28"/>
+              </w:rPr>
+              <w:t>Name of Task</w:t>
+            </w:r>
+          </w:p>
+        </w:tc>
+      </w:tr>
+      <w:tr>
+        <w:trPr>
+          <w:cnfStyle w:val="000000100000" w:firstRow="0" w:lastRow="0" w:firstColumn="0" w:lastColumn="0" w:oddVBand="0" w:evenVBand="0" w:oddHBand="1" w:evenHBand="0" w:firstRowFirstColumn="0" w:firstRowLastColumn="0" w:lastRowFirstColumn="0" w:lastRowLastColumn="0"/>
+          <w:trHeight w:val="227"/>
+        </w:trPr>
+        <w:tc>
+          <w:tcPr>
+            <w:tcW w:w="4800" w:type="dxa"/>
+            <w:hideMark/>
+          </w:tcPr>
+          <w:p>
+            <w:pPr>
+              <w:tabs>
+                <w:tab w:val="center" w:pos="2292"/>
+                <w:tab w:val="right" w:pos="4584"/>
+              </w:tabs>
+              <w:rPr>
+                <w:rFonts w:ascii="Arial" w:eastAsia="Times New Roman" w:hAnsi="Arial" w:cs="Arial"/>
+                <w:sz w:val="28"/>
+                <w:szCs w:val="28"/>
+                <w:lang w:bidi="ar-EG"/>
+              </w:rPr>
+            </w:pPr>
+            <w:r>
+              <w:rPr>
+                <w:rFonts w:ascii="Arial" w:eastAsia="Times New Roman" w:hAnsi="Arial" w:cs="Arial"/>
+                <w:sz w:val="28"/>
+                <w:szCs w:val="28"/>
+                <w:lang w:bidi="ar-EG"/>
+              </w:rPr>
+              <w:t>14/10/2026</w:t>
+            </w:r>
+          </w:p>
+        </w:tc>
+        <w:tc>
+          <w:tcPr>
+            <w:tcW w:w="4800" w:type="dxa"/>
+            <w:hideMark/>
+          </w:tcPr>
+          <w:p>
+            <w:pPr>
+              <w:bidi/>
+              <w:jc w:val="right"/>
+              <w:rPr>
+                <w:rFonts w:ascii="Arial" w:eastAsia="Times New Roman" w:hAnsi="Arial" w:cs="Arial"/>
+                <w:sz w:val="28"/>
+                <w:szCs w:val="28"/>
+              </w:rPr>
+            </w:pPr>
+            <w:r>
+              <w:rPr>
+                <w:rFonts w:ascii="Calibri" w:eastAsia="Times New Roman" w:hAnsi="Calibri" w:cs="Calibri"/>
+                <w:color w:val="000000" w:themeColor="dark1"/>
+                <w:kern w:val="24"/>
+                <w:sz w:val="28"/>
+                <w:szCs w:val="28"/>
+              </w:rPr>
+              <w:t>Start Date</w:t>
+            </w:r>
+          </w:p>
+        </w:tc>
+      </w:tr>
+      <w:tr>
+        <w:trPr>
+          <w:cnfStyle w:val="000000010000" w:firstRow="0" w:lastRow="0" w:firstColumn="0" w:lastColumn="0" w:oddVBand="0" w:evenVBand="0" w:oddHBand="0" w:evenHBand="1" w:firstRowFirstColumn="0" w:firstRowLastColumn="0" w:lastRowFirstColumn="0" w:lastRowLastColumn="0"/>
+          <w:trHeight w:val="227"/>
+        </w:trPr>
+        <w:tc>
+          <w:tcPr>
+            <w:tcW w:w="4800" w:type="dxa"/>
+            <w:hideMark/>
+          </w:tcPr>
+          <w:p>
+            <w:pPr>
+              <w:bidi/>
+              <w:jc w:val="right"/>
+              <w:rPr>
+                <w:rFonts w:ascii="Arial" w:eastAsia="Times New Roman" w:hAnsi="Arial" w:cs="Arial"/>
+                <w:sz w:val="28"/>
+                <w:szCs w:val="28"/>
+                <w:lang w:bidi="ar-EG"/>
+              </w:rPr>
+            </w:pPr>
+            <w:r>
+              <w:rPr>
+                <w:rFonts w:ascii="Arial" w:eastAsia="Times New Roman" w:hAnsi="Arial" w:cs="Arial"/>
+                <w:sz w:val="28"/>
+                <w:szCs w:val="28"/>
+                <w:lang w:bidi="ar-EG"/>
+              </w:rPr>
+              <w:t>15/10/2026</w:t>
+            </w:r>
+          </w:p>
+        </w:tc>
+        <w:tc>
+          <w:tcPr>
+            <w:tcW w:w="4800" w:type="dxa"/>
+            <w:hideMark/>
+          </w:tcPr>
+          <w:p>
+            <w:pPr>
+              <w:bidi/>
+              <w:jc w:val="right"/>
+              <w:rPr>
+                <w:rFonts w:ascii="Arial" w:eastAsia="Times New Roman" w:hAnsi="Arial" w:cs="Arial"/>
+                <w:sz w:val="28"/>
+                <w:szCs w:val="28"/>
+              </w:rPr>
+            </w:pPr>
+            <w:r>
+              <w:rPr>
+                <w:rFonts w:ascii="Calibri" w:eastAsia="Times New Roman" w:hAnsi="Calibri" w:cs="Calibri"/>
+                <w:color w:val="000000" w:themeColor="dark1"/>
+                <w:kern w:val="24"/>
+                <w:sz w:val="28"/>
+                <w:szCs w:val="28"/>
+              </w:rPr>
+              <w:t>End Date</w:t>
+            </w:r>
+          </w:p>
+        </w:tc>
+      </w:tr>
+      <w:tr>
+        <w:trPr>
+          <w:cnfStyle w:val="000000100000" w:firstRow="0" w:lastRow="0" w:firstColumn="0" w:lastColumn="0" w:oddVBand="0" w:evenVBand="0" w:oddHBand="1" w:evenHBand="0" w:firstRowFirstColumn="0" w:firstRowLastColumn="0" w:lastRowFirstColumn="0" w:lastRowLastColumn="0"/>
+          <w:trHeight w:val="227"/>
+        </w:trPr>
+        <w:tc>
+          <w:tcPr>
+            <w:tcW w:w="4800" w:type="dxa"/>
+            <w:hideMark/>
+          </w:tcPr>
+          <w:p>
+            <w:pPr>
+              <w:bidi/>
+              <w:jc w:val="right"/>
+              <w:rPr>
+                <w:rFonts w:ascii="Arial" w:eastAsia="Times New Roman" w:hAnsi="Arial" w:cs="Arial"/>
+                <w:sz w:val="28"/>
+                <w:szCs w:val="28"/>
+                <w:lang w:bidi="ar-EG"/>
+              </w:rPr>
+            </w:pPr>
+            <w:r>
+              <w:rPr>
+                <w:rFonts w:ascii="Arial" w:eastAsia="Times New Roman" w:hAnsi="Arial" w:cs="Arial"/>
+                <w:sz w:val="28"/>
+                <w:szCs w:val="28"/>
+                <w:lang w:bidi="ar-EG"/>
+              </w:rPr>
+              <w:t>Moaaz Beder</w:t>
+            </w:r>
+          </w:p>
+        </w:tc>
+        <w:tc>
+          <w:tcPr>
+            <w:tcW w:w="4800" w:type="dxa"/>
+            <w:hideMark/>
+          </w:tcPr>
+          <w:p>
+            <w:pPr>
+              <w:bidi/>
+              <w:jc w:val="right"/>
+              <w:rPr>
+                <w:rFonts w:ascii="Arial" w:eastAsia="Times New Roman" w:hAnsi="Arial" w:cs="Arial"/>
+                <w:sz w:val="28"/>
+                <w:szCs w:val="28"/>
+              </w:rPr>
+            </w:pPr>
+            <w:r>
+              <w:rPr>
+                <w:rFonts w:ascii="Calibri" w:eastAsia="Times New Roman" w:hAnsi="Calibri" w:cs="Calibri"/>
+                <w:color w:val="000000" w:themeColor="dark1"/>
+                <w:kern w:val="24"/>
+                <w:sz w:val="28"/>
+                <w:szCs w:val="28"/>
+              </w:rPr>
+              <w:t>Person assigned to task</w:t>
+            </w:r>
+          </w:p>
+        </w:tc>
+      </w:tr>
+      <w:tr>
+        <w:trPr>
+          <w:cnfStyle w:val="000000010000" w:firstRow="0" w:lastRow="0" w:firstColumn="0" w:lastColumn="0" w:oddVBand="0" w:evenVBand="0" w:oddHBand="0" w:evenHBand="1" w:firstRowFirstColumn="0" w:firstRowLastColumn="0" w:lastRowFirstColumn="0" w:lastRowLastColumn="0"/>
+          <w:trHeight w:val="227"/>
+        </w:trPr>
+        <w:tc>
+          <w:tcPr>
+            <w:tcW w:w="4800" w:type="dxa"/>
+            <w:hideMark/>
+          </w:tcPr>
+          <w:p>
+            <w:pPr>
+              <w:bidi/>
+              <w:jc w:val="right"/>
+              <w:rPr>
+                <w:rFonts w:ascii="Arial" w:eastAsia="Times New Roman" w:hAnsi="Arial" w:cs="Arial"/>
+                <w:sz w:val="28"/>
+                <w:szCs w:val="28"/>
+              </w:rPr>
+            </w:pPr>
+            <w:r>
+              <w:rPr>
+                <w:rFonts w:ascii="Arial" w:eastAsia="Times New Roman" w:hAnsi="Arial" w:cs="Arial"/>
+                <w:sz w:val="28"/>
+                <w:szCs w:val="28"/>
+              </w:rPr>
+              <w:t>High</w:t>
+            </w:r>
+          </w:p>
+        </w:tc>
+        <w:tc>
+          <w:tcPr>
+            <w:tcW w:w="4800" w:type="dxa"/>
+            <w:hideMark/>
+          </w:tcPr>
+          <w:p>
+            <w:pPr>
+              <w:bidi/>
+              <w:jc w:val="right"/>
+              <w:rPr>
+                <w:rFonts w:ascii="Arial" w:eastAsia="Times New Roman" w:hAnsi="Arial" w:cs="Arial"/>
+                <w:sz w:val="28"/>
+                <w:szCs w:val="28"/>
+              </w:rPr>
+            </w:pPr>
+            <w:r>
+              <w:rPr>
+                <w:rFonts w:ascii="Calibri" w:eastAsia="Times New Roman" w:hAnsi="Calibri" w:cs="Calibri"/>
+                <w:color w:val="000000" w:themeColor="dark1"/>
+                <w:kern w:val="24"/>
+                <w:sz w:val="28"/>
+                <w:szCs w:val="28"/>
+              </w:rPr>
+              <w:t>Priority</w:t>
+            </w:r>
+          </w:p>
+        </w:tc>
+      </w:tr>
+      <w:tr>
+        <w:trPr>
+          <w:cnfStyle w:val="000000100000" w:firstRow="0" w:lastRow="0" w:firstColumn="0" w:lastColumn="0" w:oddVBand="0" w:evenVBand="0" w:oddHBand="1" w:evenHBand="0" w:firstRowFirstColumn="0" w:firstRowLastColumn="0" w:lastRowFirstColumn="0" w:lastRowLastColumn="0"/>
+          <w:trHeight w:val="227"/>
+        </w:trPr>
+        <w:tc>
+          <w:tcPr>
+            <w:tcW w:w="4800" w:type="dxa"/>
+            <w:hideMark/>
+          </w:tcPr>
+          <w:p>
+            <w:pPr>
+              <w:bidi/>
+              <w:jc w:val="right"/>
+              <w:rPr>
+                <w:rFonts w:ascii="Arial" w:eastAsia="Times New Roman" w:hAnsi="Arial" w:cs="Arial"/>
+                <w:sz w:val="28"/>
+                <w:szCs w:val="28"/>
+                <w:lang w:bidi="ar-EG"/>
+              </w:rPr>
+            </w:pPr>
+            <w:r>
+              <w:rPr>
+                <w:rFonts w:ascii="Arial" w:eastAsia="Times New Roman" w:hAnsi="Arial" w:cs="Arial"/>
+                <w:sz w:val="28"/>
+                <w:szCs w:val="28"/>
+                <w:lang w:bidi="ar-EG"/>
+              </w:rPr>
+              <w:t>Microsoft Word</w:t>
+            </w:r>
+          </w:p>
+        </w:tc>
+        <w:tc>
+          <w:tcPr>
+            <w:tcW w:w="4800" w:type="dxa"/>
+            <w:hideMark/>
+          </w:tcPr>
+          <w:p>
+            <w:pPr>
+              <w:bidi/>
+              <w:jc w:val="right"/>
+              <w:rPr>
+                <w:rFonts w:ascii="Arial" w:eastAsia="Times New Roman" w:hAnsi="Arial" w:cs="Arial"/>
+                <w:sz w:val="28"/>
+                <w:szCs w:val="28"/>
+              </w:rPr>
+            </w:pPr>
+            <w:r>
+              <w:rPr>
+                <w:rFonts w:ascii="Calibri" w:eastAsia="Times New Roman" w:hAnsi="Calibri" w:cs="Calibri"/>
+                <w:color w:val="000000" w:themeColor="dark1"/>
+                <w:kern w:val="24"/>
+                <w:sz w:val="28"/>
+                <w:szCs w:val="28"/>
+              </w:rPr>
+              <w:t>Resources Needed</w:t>
+            </w:r>
+          </w:p>
+        </w:tc>
+      </w:tr>
+      <w:tr>
+        <w:trPr>
+          <w:cnfStyle w:val="000000010000" w:firstRow="0" w:lastRow="0" w:firstColumn="0" w:lastColumn="0" w:oddVBand="0" w:evenVBand="0" w:oddHBand="0" w:evenHBand="1" w:firstRowFirstColumn="0" w:firstRowLastColumn="0" w:lastRowFirstColumn="0" w:lastRowLastColumn="0"/>
+          <w:trHeight w:val="227"/>
+        </w:trPr>
+        <w:tc>
+          <w:tcPr>
+            <w:tcW w:w="4800" w:type="dxa"/>
+            <w:hideMark/>
+          </w:tcPr>
+          <w:p>
+            <w:pPr>
+              <w:bidi/>
+              <w:jc w:val="right"/>
+              <w:rPr>
+                <w:rFonts w:ascii="Arial" w:eastAsia="Times New Roman" w:hAnsi="Arial" w:cs="Arial"/>
+                <w:sz w:val="28"/>
+                <w:szCs w:val="28"/>
+                <w:lang w:bidi="ar-EG"/>
+              </w:rPr>
+            </w:pPr>
+            <w:r>
+              <w:rPr>
+                <w:rFonts w:ascii="Arial" w:eastAsia="Times New Roman" w:hAnsi="Arial" w:cs="Arial"/>
+                <w:sz w:val="28"/>
+                <w:szCs w:val="28"/>
+                <w:lang w:bidi="ar-EG"/>
+              </w:rPr>
+              <w:t>6 hours</w:t>
+            </w:r>
+          </w:p>
+        </w:tc>
+        <w:tc>
+          <w:tcPr>
+            <w:tcW w:w="4800" w:type="dxa"/>
+            <w:hideMark/>
+          </w:tcPr>
+          <w:p>
+            <w:pPr>
+              <w:bidi/>
+              <w:jc w:val="right"/>
+              <w:rPr>
+                <w:rFonts w:ascii="Arial" w:eastAsia="Times New Roman" w:hAnsi="Arial" w:cs="Arial"/>
+                <w:sz w:val="28"/>
+                <w:szCs w:val="28"/>
+              </w:rPr>
+            </w:pPr>
+            <w:r>
+              <w:rPr>
+                <w:rFonts w:ascii="Calibri" w:eastAsia="Times New Roman" w:hAnsi="Calibri" w:cs="Calibri"/>
+                <w:color w:val="000000" w:themeColor="dark1"/>
+                <w:kern w:val="24"/>
+                <w:sz w:val="28"/>
+                <w:szCs w:val="28"/>
+              </w:rPr>
+              <w:t>Estimated Time</w:t>
+            </w:r>
+          </w:p>
+        </w:tc>
+      </w:tr>
+      <w:tr>
+        <w:trPr>
+          <w:cnfStyle w:val="000000100000" w:firstRow="0" w:lastRow="0" w:firstColumn="0" w:lastColumn="0" w:oddVBand="0" w:evenVBand="0" w:oddHBand="1" w:evenHBand="0" w:firstRowFirstColumn="0" w:firstRowLastColumn="0" w:lastRowFirstColumn="0" w:lastRowLastColumn="0"/>
+          <w:trHeight w:val="227"/>
+        </w:trPr>
+        <w:tc>
+          <w:tcPr>
+            <w:tcW w:w="4800" w:type="dxa"/>
+            <w:hideMark/>
+          </w:tcPr>
+          <w:p>
+            <w:pPr>
+              <w:bidi/>
+              <w:jc w:val="right"/>
+              <w:rPr>
+                <w:rFonts w:ascii="Arial" w:eastAsia="Times New Roman" w:hAnsi="Arial" w:cs="Arial"/>
+                <w:sz w:val="28"/>
+                <w:szCs w:val="28"/>
+                <w:lang w:bidi="ar-EG"/>
+              </w:rPr>
+            </w:pPr>
+          </w:p>
+        </w:tc>
+        <w:tc>
+          <w:tcPr>
+            <w:tcW w:w="4800" w:type="dxa"/>
+            <w:hideMark/>
+          </w:tcPr>
+          <w:p>
+            <w:pPr>
+              <w:bidi/>
+              <w:jc w:val="right"/>
+              <w:rPr>
+                <w:rFonts w:ascii="Arial" w:eastAsia="Times New Roman" w:hAnsi="Arial" w:cs="Arial"/>
+                <w:sz w:val="28"/>
+                <w:szCs w:val="28"/>
+              </w:rPr>
+            </w:pPr>
+            <w:r>
+              <w:rPr>
+                <w:rFonts w:ascii="Calibri" w:eastAsia="Times New Roman" w:hAnsi="Calibri" w:cs="Calibri"/>
+                <w:color w:val="000000" w:themeColor="dark1"/>
+                <w:kern w:val="24"/>
+                <w:sz w:val="28"/>
+                <w:szCs w:val="28"/>
+              </w:rPr>
+              <w:t>Actual Time</w:t>
+            </w:r>
+          </w:p>
+        </w:tc>
+      </w:tr>
+    </w:tbl>
+    <w:p>
+      <w:pPr>
+        <w:jc w:val="center"/>
+        <w:rPr>
+          <w:sz w:val="32"/>
+          <w:szCs w:val="32"/>
+        </w:rPr>
+      </w:pPr>
+    </w:p>
+    <w:p>
+      <w:pPr>
+        <w:jc w:val="center"/>
+        <w:rPr>
+          <w:sz w:val="32"/>
+          <w:szCs w:val="32"/>
+        </w:rPr>
+      </w:pPr>
+    </w:p>
+    <w:tbl>
+      <w:tblPr>
+        <w:tblStyle w:val="LightGrid-Accent5"/>
+        <w:bidiVisual/>
+        <w:tblW w:w="9600" w:type="dxa"/>
+        <w:tblLook w:val="0420" w:firstRow="1" w:lastRow="0" w:firstColumn="0" w:lastColumn="0" w:noHBand="0" w:noVBand="1"/>
+      </w:tblPr>
+      <w:tblGrid>
+        <w:gridCol w:w="4800"/>
+        <w:gridCol w:w="4800"/>
+      </w:tblGrid>
+      <w:tr>
+        <w:trPr>
+          <w:cnfStyle w:val="100000000000" w:firstRow="1" w:lastRow="0" w:firstColumn="0" w:lastColumn="0" w:oddVBand="0" w:evenVBand="0" w:oddHBand="0" w:evenHBand="0" w:firstRowFirstColumn="0" w:firstRowLastColumn="0" w:lastRowFirstColumn="0" w:lastRowLastColumn="0"/>
+          <w:trHeight w:val="227"/>
+        </w:trPr>
+        <w:tc>
+          <w:tcPr>
+            <w:tcW w:w="4800" w:type="dxa"/>
+            <w:hideMark/>
+          </w:tcPr>
+          <w:p>
+            <w:pPr>
+              <w:bidi/>
+              <w:jc w:val="right"/>
+              <w:rPr>
+                <w:rFonts w:ascii="Arial" w:eastAsia="Times New Roman" w:hAnsi="Arial" w:cs="Arial"/>
+                <w:sz w:val="28"/>
+                <w:szCs w:val="28"/>
+                <w:lang w:bidi="ar-EG"/>
+              </w:rPr>
+            </w:pPr>
+            <w:r>
+              <w:rPr>
+                <w:rFonts w:ascii="Arial" w:eastAsia="Times New Roman" w:hAnsi="Arial" w:cs="Arial"/>
+                <w:sz w:val="28"/>
+                <w:szCs w:val="28"/>
+                <w:lang w:bidi="ar-EG"/>
+              </w:rPr>
+              <w:t>Process Specification</w:t>
+            </w:r>
+          </w:p>
+        </w:tc>
+        <w:tc>
+          <w:tcPr>
+            <w:tcW w:w="4800" w:type="dxa"/>
+            <w:hideMark/>
+          </w:tcPr>
+          <w:p>
+            <w:pPr>
+              <w:bidi/>
+              <w:jc w:val="right"/>
+              <w:rPr>
+                <w:rFonts w:ascii="Arial" w:eastAsia="Times New Roman" w:hAnsi="Arial" w:cs="Arial"/>
+                <w:sz w:val="28"/>
+                <w:szCs w:val="28"/>
+              </w:rPr>
+            </w:pPr>
+            <w:r>
+              <w:rPr>
+                <w:rFonts w:ascii="Calibri" w:eastAsia="Times New Roman" w:hAnsi="Calibri" w:cs="Calibri"/>
+                <w:color w:val="000000" w:themeColor="dark1"/>
+                <w:kern w:val="24"/>
+                <w:sz w:val="28"/>
+                <w:szCs w:val="28"/>
+              </w:rPr>
+              <w:t>Name of Task</w:t>
+            </w:r>
+          </w:p>
+        </w:tc>
+      </w:tr>
+      <w:tr>
+        <w:trPr>
+          <w:cnfStyle w:val="000000100000" w:firstRow="0" w:lastRow="0" w:firstColumn="0" w:lastColumn="0" w:oddVBand="0" w:evenVBand="0" w:oddHBand="1" w:evenHBand="0" w:firstRowFirstColumn="0" w:firstRowLastColumn="0" w:lastRowFirstColumn="0" w:lastRowLastColumn="0"/>
+          <w:trHeight w:val="227"/>
+        </w:trPr>
+        <w:tc>
+          <w:tcPr>
+            <w:tcW w:w="4800" w:type="dxa"/>
+            <w:hideMark/>
+          </w:tcPr>
+          <w:p>
+            <w:pPr>
+              <w:tabs>
+                <w:tab w:val="center" w:pos="2292"/>
+                <w:tab w:val="right" w:pos="4584"/>
+              </w:tabs>
+              <w:rPr>
+                <w:rFonts w:ascii="Arial" w:eastAsia="Times New Roman" w:hAnsi="Arial" w:cs="Arial"/>
+                <w:sz w:val="28"/>
+                <w:szCs w:val="28"/>
+                <w:lang w:bidi="ar-EG"/>
+              </w:rPr>
+            </w:pPr>
+            <w:r>
+              <w:rPr>
+                <w:rFonts w:ascii="Arial" w:eastAsia="Times New Roman" w:hAnsi="Arial" w:cs="Arial"/>
+                <w:sz w:val="28"/>
+                <w:szCs w:val="28"/>
+                <w:lang w:bidi="ar-EG"/>
+              </w:rPr>
+              <w:t>16/10/2026</w:t>
+            </w:r>
+          </w:p>
+        </w:tc>
+        <w:tc>
+          <w:tcPr>
+            <w:tcW w:w="4800" w:type="dxa"/>
+            <w:hideMark/>
+          </w:tcPr>
+          <w:p>
+            <w:pPr>
+              <w:bidi/>
+              <w:jc w:val="right"/>
+              <w:rPr>
+                <w:rFonts w:ascii="Arial" w:eastAsia="Times New Roman" w:hAnsi="Arial" w:cs="Arial"/>
+                <w:sz w:val="28"/>
+                <w:szCs w:val="28"/>
+              </w:rPr>
+            </w:pPr>
+            <w:r>
+              <w:rPr>
+                <w:rFonts w:ascii="Calibri" w:eastAsia="Times New Roman" w:hAnsi="Calibri" w:cs="Calibri"/>
+                <w:color w:val="000000" w:themeColor="dark1"/>
+                <w:kern w:val="24"/>
+                <w:sz w:val="28"/>
+                <w:szCs w:val="28"/>
+              </w:rPr>
+              <w:t>Start Date</w:t>
+            </w:r>
+          </w:p>
+        </w:tc>
+      </w:tr>
+      <w:tr>
+        <w:trPr>
+          <w:cnfStyle w:val="000000010000" w:firstRow="0" w:lastRow="0" w:firstColumn="0" w:lastColumn="0" w:oddVBand="0" w:evenVBand="0" w:oddHBand="0" w:evenHBand="1" w:firstRowFirstColumn="0" w:firstRowLastColumn="0" w:lastRowFirstColumn="0" w:lastRowLastColumn="0"/>
+          <w:trHeight w:val="227"/>
+        </w:trPr>
+        <w:tc>
+          <w:tcPr>
+            <w:tcW w:w="4800" w:type="dxa"/>
+            <w:hideMark/>
+          </w:tcPr>
+          <w:p>
+            <w:pPr>
+              <w:bidi/>
+              <w:jc w:val="right"/>
+              <w:rPr>
+                <w:rFonts w:ascii="Arial" w:eastAsia="Times New Roman" w:hAnsi="Arial" w:cs="Arial"/>
+                <w:sz w:val="28"/>
+                <w:szCs w:val="28"/>
+                <w:lang w:bidi="ar-EG"/>
+              </w:rPr>
+            </w:pPr>
+            <w:r>
+              <w:rPr>
+                <w:rFonts w:ascii="Arial" w:eastAsia="Times New Roman" w:hAnsi="Arial" w:cs="Arial"/>
+                <w:sz w:val="28"/>
+                <w:szCs w:val="28"/>
+                <w:lang w:bidi="ar-EG"/>
+              </w:rPr>
+              <w:t>19/10/2026</w:t>
+            </w:r>
+          </w:p>
+        </w:tc>
+        <w:tc>
+          <w:tcPr>
+            <w:tcW w:w="4800" w:type="dxa"/>
+            <w:hideMark/>
+          </w:tcPr>
+          <w:p>
+            <w:pPr>
+              <w:bidi/>
+              <w:jc w:val="right"/>
+              <w:rPr>
+                <w:rFonts w:ascii="Arial" w:eastAsia="Times New Roman" w:hAnsi="Arial" w:cs="Arial"/>
+                <w:sz w:val="28"/>
+                <w:szCs w:val="28"/>
+              </w:rPr>
+            </w:pPr>
+            <w:r>
+              <w:rPr>
+                <w:rFonts w:ascii="Calibri" w:eastAsia="Times New Roman" w:hAnsi="Calibri" w:cs="Calibri"/>
+                <w:color w:val="000000" w:themeColor="dark1"/>
+                <w:kern w:val="24"/>
+                <w:sz w:val="28"/>
+                <w:szCs w:val="28"/>
+              </w:rPr>
+              <w:t>End Date</w:t>
+            </w:r>
+          </w:p>
+        </w:tc>
+      </w:tr>
+      <w:tr>
+        <w:trPr>
+          <w:cnfStyle w:val="000000100000" w:firstRow="0" w:lastRow="0" w:firstColumn="0" w:lastColumn="0" w:oddVBand="0" w:evenVBand="0" w:oddHBand="1" w:evenHBand="0" w:firstRowFirstColumn="0" w:firstRowLastColumn="0" w:lastRowFirstColumn="0" w:lastRowLastColumn="0"/>
+          <w:trHeight w:val="227"/>
+        </w:trPr>
+        <w:tc>
+          <w:tcPr>
+            <w:tcW w:w="4800" w:type="dxa"/>
+            <w:hideMark/>
+          </w:tcPr>
+          <w:p>
+            <w:pPr>
+              <w:bidi/>
+              <w:jc w:val="right"/>
+              <w:rPr>
+                <w:rFonts w:ascii="Arial" w:eastAsia="Times New Roman" w:hAnsi="Arial" w:cs="Arial"/>
+                <w:sz w:val="28"/>
+                <w:szCs w:val="28"/>
+                <w:lang w:bidi="ar-EG"/>
+              </w:rPr>
+            </w:pPr>
+            <w:r>
+              <w:rPr>
+                <w:rFonts w:ascii="Arial" w:eastAsia="Times New Roman" w:hAnsi="Arial" w:cs="Arial"/>
+                <w:sz w:val="28"/>
+                <w:szCs w:val="28"/>
+                <w:lang w:bidi="ar-EG"/>
+              </w:rPr>
+              <w:t>Moaaz Beder</w:t>
+            </w:r>
+          </w:p>
+        </w:tc>
+        <w:tc>
+          <w:tcPr>
+            <w:tcW w:w="4800" w:type="dxa"/>
+            <w:hideMark/>
+          </w:tcPr>
+          <w:p>
+            <w:pPr>
+              <w:bidi/>
+              <w:jc w:val="right"/>
+              <w:rPr>
+                <w:rFonts w:ascii="Arial" w:eastAsia="Times New Roman" w:hAnsi="Arial" w:cs="Arial"/>
+                <w:sz w:val="28"/>
+                <w:szCs w:val="28"/>
+              </w:rPr>
+            </w:pPr>
+            <w:r>
+              <w:rPr>
+                <w:rFonts w:ascii="Calibri" w:eastAsia="Times New Roman" w:hAnsi="Calibri" w:cs="Calibri"/>
+                <w:color w:val="000000" w:themeColor="dark1"/>
+                <w:kern w:val="24"/>
+                <w:sz w:val="28"/>
+                <w:szCs w:val="28"/>
+              </w:rPr>
+              <w:t>Person assigned to task</w:t>
+            </w:r>
+          </w:p>
+        </w:tc>
+      </w:tr>
+      <w:tr>
+        <w:trPr>
+          <w:cnfStyle w:val="000000010000" w:firstRow="0" w:lastRow="0" w:firstColumn="0" w:lastColumn="0" w:oddVBand="0" w:evenVBand="0" w:oddHBand="0" w:evenHBand="1" w:firstRowFirstColumn="0" w:firstRowLastColumn="0" w:lastRowFirstColumn="0" w:lastRowLastColumn="0"/>
+          <w:trHeight w:val="227"/>
+        </w:trPr>
+        <w:tc>
+          <w:tcPr>
+            <w:tcW w:w="4800" w:type="dxa"/>
+            <w:hideMark/>
+          </w:tcPr>
+          <w:p>
+            <w:pPr>
+              <w:bidi/>
+              <w:jc w:val="right"/>
+              <w:rPr>
+                <w:rFonts w:ascii="Arial" w:eastAsia="Times New Roman" w:hAnsi="Arial" w:cs="Arial"/>
+                <w:sz w:val="28"/>
+                <w:szCs w:val="28"/>
+              </w:rPr>
+            </w:pPr>
+            <w:r>
+              <w:rPr>
+                <w:rFonts w:ascii="Arial" w:eastAsia="Times New Roman" w:hAnsi="Arial" w:cs="Arial"/>
+                <w:sz w:val="28"/>
+                <w:szCs w:val="28"/>
+              </w:rPr>
+              <w:t>High</w:t>
+            </w:r>
+          </w:p>
+        </w:tc>
+        <w:tc>
+          <w:tcPr>
+            <w:tcW w:w="4800" w:type="dxa"/>
+            <w:hideMark/>
+          </w:tcPr>
+          <w:p>
+            <w:pPr>
+              <w:bidi/>
+              <w:jc w:val="right"/>
+              <w:rPr>
+                <w:rFonts w:ascii="Arial" w:eastAsia="Times New Roman" w:hAnsi="Arial" w:cs="Arial"/>
+                <w:sz w:val="28"/>
+                <w:szCs w:val="28"/>
+              </w:rPr>
+            </w:pPr>
+            <w:r>
+              <w:rPr>
+                <w:rFonts w:ascii="Calibri" w:eastAsia="Times New Roman" w:hAnsi="Calibri" w:cs="Calibri"/>
+                <w:color w:val="000000" w:themeColor="dark1"/>
+                <w:kern w:val="24"/>
+                <w:sz w:val="28"/>
+                <w:szCs w:val="28"/>
+              </w:rPr>
+              <w:t>Priority</w:t>
+            </w:r>
+          </w:p>
+        </w:tc>
+      </w:tr>
+      <w:tr>
+        <w:trPr>
+          <w:cnfStyle w:val="000000100000" w:firstRow="0" w:lastRow="0" w:firstColumn="0" w:lastColumn="0" w:oddVBand="0" w:evenVBand="0" w:oddHBand="1" w:evenHBand="0" w:firstRowFirstColumn="0" w:firstRowLastColumn="0" w:lastRowFirstColumn="0" w:lastRowLastColumn="0"/>
+          <w:trHeight w:val="227"/>
+        </w:trPr>
+        <w:tc>
+          <w:tcPr>
+            <w:tcW w:w="4800" w:type="dxa"/>
+            <w:hideMark/>
+          </w:tcPr>
+          <w:p>
+            <w:pPr>
+              <w:bidi/>
+              <w:jc w:val="right"/>
+              <w:rPr>
+                <w:rFonts w:ascii="Arial" w:eastAsia="Times New Roman" w:hAnsi="Arial" w:cs="Arial"/>
+                <w:sz w:val="28"/>
+                <w:szCs w:val="28"/>
+                <w:lang w:bidi="ar-EG"/>
+              </w:rPr>
+            </w:pPr>
+            <w:r>
+              <w:rPr>
+                <w:rFonts w:ascii="Arial" w:eastAsia="Times New Roman" w:hAnsi="Arial" w:cs="Arial"/>
+                <w:sz w:val="28"/>
+                <w:szCs w:val="28"/>
+                <w:lang w:bidi="ar-EG"/>
+              </w:rPr>
+              <w:t>Microsoft Word</w:t>
+            </w:r>
+          </w:p>
+        </w:tc>
+        <w:tc>
+          <w:tcPr>
+            <w:tcW w:w="4800" w:type="dxa"/>
+            <w:hideMark/>
+          </w:tcPr>
+          <w:p>
+            <w:pPr>
+              <w:bidi/>
+              <w:jc w:val="right"/>
+              <w:rPr>
+                <w:rFonts w:ascii="Arial" w:eastAsia="Times New Roman" w:hAnsi="Arial" w:cs="Arial"/>
+                <w:sz w:val="28"/>
+                <w:szCs w:val="28"/>
+              </w:rPr>
+            </w:pPr>
+            <w:r>
+              <w:rPr>
+                <w:rFonts w:ascii="Calibri" w:eastAsia="Times New Roman" w:hAnsi="Calibri" w:cs="Calibri"/>
+                <w:color w:val="000000" w:themeColor="dark1"/>
+                <w:kern w:val="24"/>
+                <w:sz w:val="28"/>
+                <w:szCs w:val="28"/>
+              </w:rPr>
+              <w:t>Resources Needed</w:t>
+            </w:r>
+          </w:p>
+        </w:tc>
+      </w:tr>
+      <w:tr>
+        <w:trPr>
+          <w:cnfStyle w:val="000000010000" w:firstRow="0" w:lastRow="0" w:firstColumn="0" w:lastColumn="0" w:oddVBand="0" w:evenVBand="0" w:oddHBand="0" w:evenHBand="1" w:firstRowFirstColumn="0" w:firstRowLastColumn="0" w:lastRowFirstColumn="0" w:lastRowLastColumn="0"/>
+          <w:trHeight w:val="227"/>
+        </w:trPr>
+        <w:tc>
+          <w:tcPr>
+            <w:tcW w:w="4800" w:type="dxa"/>
+            <w:hideMark/>
+          </w:tcPr>
+          <w:p>
+            <w:pPr>
+              <w:bidi/>
+              <w:jc w:val="right"/>
+              <w:rPr>
+                <w:rFonts w:ascii="Arial" w:eastAsia="Times New Roman" w:hAnsi="Arial" w:cs="Arial"/>
+                <w:sz w:val="28"/>
+                <w:szCs w:val="28"/>
+                <w:lang w:bidi="ar-EG"/>
+              </w:rPr>
+            </w:pPr>
+            <w:r>
+              <w:rPr>
+                <w:rFonts w:ascii="Arial" w:eastAsia="Times New Roman" w:hAnsi="Arial" w:cs="Arial"/>
+                <w:sz w:val="28"/>
+                <w:szCs w:val="28"/>
+                <w:lang w:bidi="ar-EG"/>
+              </w:rPr>
+              <w:t>10</w:t>
+            </w:r>
+            <w:r>
+              <w:rPr>
+                <w:rFonts w:ascii="Arial" w:eastAsia="Times New Roman" w:hAnsi="Arial" w:cs="Arial"/>
+                <w:sz w:val="28"/>
+                <w:szCs w:val="28"/>
+                <w:lang w:bidi="ar-EG"/>
+              </w:rPr>
+              <w:t xml:space="preserve"> hours</w:t>
+            </w:r>
+          </w:p>
+        </w:tc>
+        <w:tc>
+          <w:tcPr>
+            <w:tcW w:w="4800" w:type="dxa"/>
+            <w:hideMark/>
+          </w:tcPr>
+          <w:p>
+            <w:pPr>
+              <w:bidi/>
+              <w:jc w:val="right"/>
+              <w:rPr>
+                <w:rFonts w:ascii="Arial" w:eastAsia="Times New Roman" w:hAnsi="Arial" w:cs="Arial"/>
+                <w:sz w:val="28"/>
+                <w:szCs w:val="28"/>
+              </w:rPr>
+            </w:pPr>
+            <w:r>
+              <w:rPr>
+                <w:rFonts w:ascii="Calibri" w:eastAsia="Times New Roman" w:hAnsi="Calibri" w:cs="Calibri"/>
+                <w:color w:val="000000" w:themeColor="dark1"/>
+                <w:kern w:val="24"/>
+                <w:sz w:val="28"/>
+                <w:szCs w:val="28"/>
+              </w:rPr>
+              <w:t>Estimated Time</w:t>
+            </w:r>
+          </w:p>
+        </w:tc>
+      </w:tr>
+      <w:tr>
+        <w:trPr>
+          <w:cnfStyle w:val="000000100000" w:firstRow="0" w:lastRow="0" w:firstColumn="0" w:lastColumn="0" w:oddVBand="0" w:evenVBand="0" w:oddHBand="1" w:evenHBand="0" w:firstRowFirstColumn="0" w:firstRowLastColumn="0" w:lastRowFirstColumn="0" w:lastRowLastColumn="0"/>
+          <w:trHeight w:val="227"/>
+        </w:trPr>
+        <w:tc>
+          <w:tcPr>
+            <w:tcW w:w="4800" w:type="dxa"/>
+            <w:hideMark/>
+          </w:tcPr>
+          <w:p>
+            <w:pPr>
+              <w:bidi/>
+              <w:jc w:val="right"/>
+              <w:rPr>
+                <w:rFonts w:ascii="Arial" w:eastAsia="Times New Roman" w:hAnsi="Arial" w:cs="Arial"/>
+                <w:sz w:val="28"/>
+                <w:szCs w:val="28"/>
+                <w:lang w:bidi="ar-EG"/>
+              </w:rPr>
+            </w:pPr>
+          </w:p>
+        </w:tc>
+        <w:tc>
+          <w:tcPr>
+            <w:tcW w:w="4800" w:type="dxa"/>
+            <w:hideMark/>
+          </w:tcPr>
+          <w:p>
+            <w:pPr>
+              <w:bidi/>
+              <w:jc w:val="right"/>
+              <w:rPr>
+                <w:rFonts w:ascii="Arial" w:eastAsia="Times New Roman" w:hAnsi="Arial" w:cs="Arial"/>
+                <w:sz w:val="28"/>
+                <w:szCs w:val="28"/>
+              </w:rPr>
+            </w:pPr>
+            <w:r>
+              <w:rPr>
+                <w:rFonts w:ascii="Calibri" w:eastAsia="Times New Roman" w:hAnsi="Calibri" w:cs="Calibri"/>
+                <w:color w:val="000000" w:themeColor="dark1"/>
+                <w:kern w:val="24"/>
+                <w:sz w:val="28"/>
+                <w:szCs w:val="28"/>
+              </w:rPr>
+              <w:t>Actual Time</w:t>
+            </w:r>
+          </w:p>
+        </w:tc>
+      </w:tr>
+    </w:tbl>
+    <w:p>
+      <w:pPr>
+        <w:jc w:val="center"/>
+        <w:rPr>
+          <w:sz w:val="32"/>
+          <w:szCs w:val="32"/>
+        </w:rPr>
+      </w:pPr>
+    </w:p>
+    <w:p>
+      <w:pPr>
+        <w:jc w:val="center"/>
+        <w:rPr>
+          <w:sz w:val="32"/>
+          <w:szCs w:val="32"/>
+        </w:rPr>
+      </w:pPr>
+    </w:p>
+    <w:tbl>
+      <w:tblPr>
+        <w:tblStyle w:val="LightGrid-Accent5"/>
+        <w:bidiVisual/>
+        <w:tblW w:w="9600" w:type="dxa"/>
+        <w:tblLook w:val="0420" w:firstRow="1" w:lastRow="0" w:firstColumn="0" w:lastColumn="0" w:noHBand="0" w:noVBand="1"/>
+      </w:tblPr>
+      <w:tblGrid>
+        <w:gridCol w:w="4800"/>
+        <w:gridCol w:w="4800"/>
+      </w:tblGrid>
+      <w:tr>
+        <w:trPr>
+          <w:cnfStyle w:val="100000000000" w:firstRow="1" w:lastRow="0" w:firstColumn="0" w:lastColumn="0" w:oddVBand="0" w:evenVBand="0" w:oddHBand="0" w:evenHBand="0" w:firstRowFirstColumn="0" w:firstRowLastColumn="0" w:lastRowFirstColumn="0" w:lastRowLastColumn="0"/>
+          <w:trHeight w:val="227"/>
+        </w:trPr>
+        <w:tc>
+          <w:tcPr>
+            <w:tcW w:w="4800" w:type="dxa"/>
+            <w:hideMark/>
+          </w:tcPr>
+          <w:p>
+            <w:pPr>
+              <w:bidi/>
+              <w:jc w:val="right"/>
+              <w:rPr>
+                <w:rFonts w:ascii="Arial" w:eastAsia="Times New Roman" w:hAnsi="Arial" w:cs="Arial"/>
+                <w:sz w:val="28"/>
+                <w:szCs w:val="28"/>
+                <w:lang w:bidi="ar-EG"/>
+              </w:rPr>
+            </w:pPr>
+            <w:r>
+              <w:rPr>
+                <w:rFonts w:ascii="Arial" w:eastAsia="Times New Roman" w:hAnsi="Arial" w:cs="Arial"/>
+                <w:sz w:val="28"/>
+                <w:szCs w:val="28"/>
+                <w:lang w:bidi="ar-EG"/>
+              </w:rPr>
+              <w:t>Entity Relationship</w:t>
+            </w:r>
+          </w:p>
+        </w:tc>
+        <w:tc>
+          <w:tcPr>
+            <w:tcW w:w="4800" w:type="dxa"/>
+            <w:hideMark/>
+          </w:tcPr>
+          <w:p>
+            <w:pPr>
+              <w:bidi/>
+              <w:jc w:val="right"/>
+              <w:rPr>
+                <w:rFonts w:ascii="Arial" w:eastAsia="Times New Roman" w:hAnsi="Arial" w:cs="Arial"/>
+                <w:sz w:val="28"/>
+                <w:szCs w:val="28"/>
+              </w:rPr>
+            </w:pPr>
+            <w:r>
+              <w:rPr>
+                <w:rFonts w:ascii="Calibri" w:eastAsia="Times New Roman" w:hAnsi="Calibri" w:cs="Calibri"/>
+                <w:color w:val="000000" w:themeColor="dark1"/>
+                <w:kern w:val="24"/>
+                <w:sz w:val="28"/>
+                <w:szCs w:val="28"/>
+              </w:rPr>
+              <w:t>Name of Task</w:t>
+            </w:r>
+          </w:p>
+        </w:tc>
+      </w:tr>
+      <w:tr>
+        <w:trPr>
+          <w:cnfStyle w:val="000000100000" w:firstRow="0" w:lastRow="0" w:firstColumn="0" w:lastColumn="0" w:oddVBand="0" w:evenVBand="0" w:oddHBand="1" w:evenHBand="0" w:firstRowFirstColumn="0" w:firstRowLastColumn="0" w:lastRowFirstColumn="0" w:lastRowLastColumn="0"/>
+          <w:trHeight w:val="227"/>
+        </w:trPr>
+        <w:tc>
+          <w:tcPr>
+            <w:tcW w:w="4800" w:type="dxa"/>
+            <w:hideMark/>
+          </w:tcPr>
+          <w:p>
+            <w:pPr>
+              <w:tabs>
+                <w:tab w:val="center" w:pos="2292"/>
+                <w:tab w:val="right" w:pos="4584"/>
+              </w:tabs>
+              <w:rPr>
+                <w:rFonts w:ascii="Arial" w:eastAsia="Times New Roman" w:hAnsi="Arial" w:cs="Arial"/>
+                <w:sz w:val="28"/>
+                <w:szCs w:val="28"/>
+                <w:lang w:bidi="ar-EG"/>
+              </w:rPr>
+            </w:pPr>
+            <w:r>
+              <w:rPr>
+                <w:rFonts w:ascii="Arial" w:eastAsia="Times New Roman" w:hAnsi="Arial" w:cs="Arial"/>
+                <w:sz w:val="28"/>
+                <w:szCs w:val="28"/>
+                <w:lang w:bidi="ar-EG"/>
+              </w:rPr>
+              <w:t>20/10/2026</w:t>
+            </w:r>
+          </w:p>
+        </w:tc>
+        <w:tc>
+          <w:tcPr>
+            <w:tcW w:w="4800" w:type="dxa"/>
+            <w:hideMark/>
+          </w:tcPr>
+          <w:p>
+            <w:pPr>
+              <w:bidi/>
+              <w:jc w:val="right"/>
+              <w:rPr>
+                <w:rFonts w:ascii="Arial" w:eastAsia="Times New Roman" w:hAnsi="Arial" w:cs="Arial"/>
+                <w:sz w:val="28"/>
+                <w:szCs w:val="28"/>
+              </w:rPr>
+            </w:pPr>
+            <w:r>
+              <w:rPr>
+                <w:rFonts w:ascii="Calibri" w:eastAsia="Times New Roman" w:hAnsi="Calibri" w:cs="Calibri"/>
+                <w:color w:val="000000" w:themeColor="dark1"/>
+                <w:kern w:val="24"/>
+                <w:sz w:val="28"/>
+                <w:szCs w:val="28"/>
+              </w:rPr>
+              <w:t>Start Date</w:t>
+            </w:r>
+          </w:p>
+        </w:tc>
+      </w:tr>
+      <w:tr>
+        <w:trPr>
+          <w:cnfStyle w:val="000000010000" w:firstRow="0" w:lastRow="0" w:firstColumn="0" w:lastColumn="0" w:oddVBand="0" w:evenVBand="0" w:oddHBand="0" w:evenHBand="1" w:firstRowFirstColumn="0" w:firstRowLastColumn="0" w:lastRowFirstColumn="0" w:lastRowLastColumn="0"/>
+          <w:trHeight w:val="227"/>
+        </w:trPr>
+        <w:tc>
+          <w:tcPr>
+            <w:tcW w:w="4800" w:type="dxa"/>
+            <w:hideMark/>
+          </w:tcPr>
+          <w:p>
+            <w:pPr>
+              <w:bidi/>
+              <w:jc w:val="right"/>
+              <w:rPr>
+                <w:rFonts w:ascii="Arial" w:eastAsia="Times New Roman" w:hAnsi="Arial" w:cs="Arial"/>
+                <w:sz w:val="28"/>
+                <w:szCs w:val="28"/>
+                <w:lang w:bidi="ar-EG"/>
+              </w:rPr>
+            </w:pPr>
+            <w:r>
+              <w:rPr>
+                <w:rFonts w:ascii="Arial" w:eastAsia="Times New Roman" w:hAnsi="Arial" w:cs="Arial"/>
+                <w:sz w:val="28"/>
+                <w:szCs w:val="28"/>
+                <w:lang w:bidi="ar-EG"/>
+              </w:rPr>
+              <w:t>23/10/2026</w:t>
+            </w:r>
+          </w:p>
+        </w:tc>
+        <w:tc>
+          <w:tcPr>
+            <w:tcW w:w="4800" w:type="dxa"/>
+            <w:hideMark/>
+          </w:tcPr>
+          <w:p>
+            <w:pPr>
+              <w:bidi/>
+              <w:jc w:val="right"/>
+              <w:rPr>
+                <w:rFonts w:ascii="Arial" w:eastAsia="Times New Roman" w:hAnsi="Arial" w:cs="Arial"/>
+                <w:sz w:val="28"/>
+                <w:szCs w:val="28"/>
+              </w:rPr>
+            </w:pPr>
+            <w:r>
+              <w:rPr>
+                <w:rFonts w:ascii="Calibri" w:eastAsia="Times New Roman" w:hAnsi="Calibri" w:cs="Calibri"/>
+                <w:color w:val="000000" w:themeColor="dark1"/>
+                <w:kern w:val="24"/>
+                <w:sz w:val="28"/>
+                <w:szCs w:val="28"/>
+              </w:rPr>
+              <w:t>End Date</w:t>
+            </w:r>
+          </w:p>
+        </w:tc>
+      </w:tr>
+      <w:tr>
+        <w:trPr>
+          <w:cnfStyle w:val="000000100000" w:firstRow="0" w:lastRow="0" w:firstColumn="0" w:lastColumn="0" w:oddVBand="0" w:evenVBand="0" w:oddHBand="1" w:evenHBand="0" w:firstRowFirstColumn="0" w:firstRowLastColumn="0" w:lastRowFirstColumn="0" w:lastRowLastColumn="0"/>
+          <w:trHeight w:val="227"/>
+        </w:trPr>
+        <w:tc>
+          <w:tcPr>
+            <w:tcW w:w="4800" w:type="dxa"/>
+            <w:hideMark/>
+          </w:tcPr>
+          <w:p>
+            <w:pPr>
+              <w:bidi/>
+              <w:jc w:val="right"/>
+              <w:rPr>
+                <w:rFonts w:ascii="Arial" w:eastAsia="Times New Roman" w:hAnsi="Arial" w:cs="Arial"/>
+                <w:sz w:val="28"/>
+                <w:szCs w:val="28"/>
+                <w:lang w:bidi="ar-EG"/>
+              </w:rPr>
+            </w:pPr>
+            <w:r>
+              <w:rPr>
+                <w:rFonts w:ascii="Arial" w:eastAsia="Times New Roman" w:hAnsi="Arial" w:cs="Arial"/>
+                <w:sz w:val="28"/>
+                <w:szCs w:val="28"/>
+                <w:lang w:bidi="ar-EG"/>
+              </w:rPr>
+              <w:t>Moaaz Beder</w:t>
+            </w:r>
+          </w:p>
+        </w:tc>
+        <w:tc>
+          <w:tcPr>
+            <w:tcW w:w="4800" w:type="dxa"/>
+            <w:hideMark/>
+          </w:tcPr>
+          <w:p>
+            <w:pPr>
+              <w:bidi/>
+              <w:jc w:val="right"/>
+              <w:rPr>
+                <w:rFonts w:ascii="Arial" w:eastAsia="Times New Roman" w:hAnsi="Arial" w:cs="Arial"/>
+                <w:sz w:val="28"/>
+                <w:szCs w:val="28"/>
+              </w:rPr>
+            </w:pPr>
+            <w:r>
+              <w:rPr>
+                <w:rFonts w:ascii="Calibri" w:eastAsia="Times New Roman" w:hAnsi="Calibri" w:cs="Calibri"/>
+                <w:color w:val="000000" w:themeColor="dark1"/>
+                <w:kern w:val="24"/>
+                <w:sz w:val="28"/>
+                <w:szCs w:val="28"/>
+              </w:rPr>
+              <w:t>Person assigned to task</w:t>
+            </w:r>
+          </w:p>
+        </w:tc>
+      </w:tr>
+      <w:tr>
+        <w:trPr>
+          <w:cnfStyle w:val="000000010000" w:firstRow="0" w:lastRow="0" w:firstColumn="0" w:lastColumn="0" w:oddVBand="0" w:evenVBand="0" w:oddHBand="0" w:evenHBand="1" w:firstRowFirstColumn="0" w:firstRowLastColumn="0" w:lastRowFirstColumn="0" w:lastRowLastColumn="0"/>
+          <w:trHeight w:val="227"/>
+        </w:trPr>
+        <w:tc>
+          <w:tcPr>
+            <w:tcW w:w="4800" w:type="dxa"/>
+            <w:hideMark/>
+          </w:tcPr>
+          <w:p>
+            <w:pPr>
+              <w:bidi/>
+              <w:jc w:val="right"/>
+              <w:rPr>
+                <w:rFonts w:ascii="Arial" w:eastAsia="Times New Roman" w:hAnsi="Arial" w:cs="Arial"/>
+                <w:sz w:val="28"/>
+                <w:szCs w:val="28"/>
+              </w:rPr>
+            </w:pPr>
+            <w:r>
+              <w:rPr>
+                <w:rFonts w:ascii="Arial" w:eastAsia="Times New Roman" w:hAnsi="Arial" w:cs="Arial"/>
+                <w:sz w:val="28"/>
+                <w:szCs w:val="28"/>
+              </w:rPr>
+              <w:t>High</w:t>
+            </w:r>
+          </w:p>
+        </w:tc>
+        <w:tc>
+          <w:tcPr>
+            <w:tcW w:w="4800" w:type="dxa"/>
+            <w:hideMark/>
+          </w:tcPr>
+          <w:p>
+            <w:pPr>
+              <w:bidi/>
+              <w:jc w:val="right"/>
+              <w:rPr>
+                <w:rFonts w:ascii="Arial" w:eastAsia="Times New Roman" w:hAnsi="Arial" w:cs="Arial"/>
+                <w:sz w:val="28"/>
+                <w:szCs w:val="28"/>
+              </w:rPr>
+            </w:pPr>
+            <w:r>
+              <w:rPr>
+                <w:rFonts w:ascii="Calibri" w:eastAsia="Times New Roman" w:hAnsi="Calibri" w:cs="Calibri"/>
+                <w:color w:val="000000" w:themeColor="dark1"/>
+                <w:kern w:val="24"/>
+                <w:sz w:val="28"/>
+                <w:szCs w:val="28"/>
+              </w:rPr>
+              <w:t>Priority</w:t>
+            </w:r>
+          </w:p>
+        </w:tc>
+      </w:tr>
+      <w:tr>
+        <w:trPr>
+          <w:cnfStyle w:val="000000100000" w:firstRow="0" w:lastRow="0" w:firstColumn="0" w:lastColumn="0" w:oddVBand="0" w:evenVBand="0" w:oddHBand="1" w:evenHBand="0" w:firstRowFirstColumn="0" w:firstRowLastColumn="0" w:lastRowFirstColumn="0" w:lastRowLastColumn="0"/>
+          <w:trHeight w:val="227"/>
+        </w:trPr>
+        <w:tc>
+          <w:tcPr>
+            <w:tcW w:w="4800" w:type="dxa"/>
+            <w:hideMark/>
+          </w:tcPr>
+          <w:p>
+            <w:pPr>
+              <w:bidi/>
+              <w:jc w:val="right"/>
+              <w:rPr>
+                <w:rFonts w:ascii="Arial" w:eastAsia="Times New Roman" w:hAnsi="Arial" w:cs="Arial"/>
+                <w:sz w:val="28"/>
+                <w:szCs w:val="28"/>
+                <w:lang w:bidi="ar-EG"/>
+              </w:rPr>
+            </w:pPr>
+            <w:r>
+              <w:rPr>
+                <w:rFonts w:ascii="Arial" w:eastAsia="Times New Roman" w:hAnsi="Arial" w:cs="Arial"/>
+                <w:sz w:val="28"/>
+                <w:szCs w:val="28"/>
+                <w:lang w:bidi="ar-EG"/>
+              </w:rPr>
+              <w:t>Draw.io</w:t>
+            </w:r>
+          </w:p>
+        </w:tc>
+        <w:tc>
+          <w:tcPr>
+            <w:tcW w:w="4800" w:type="dxa"/>
+            <w:hideMark/>
+          </w:tcPr>
+          <w:p>
+            <w:pPr>
+              <w:bidi/>
+              <w:jc w:val="right"/>
+              <w:rPr>
+                <w:rFonts w:ascii="Arial" w:eastAsia="Times New Roman" w:hAnsi="Arial" w:cs="Arial"/>
+                <w:sz w:val="28"/>
+                <w:szCs w:val="28"/>
+              </w:rPr>
+            </w:pPr>
+            <w:r>
+              <w:rPr>
+                <w:rFonts w:ascii="Calibri" w:eastAsia="Times New Roman" w:hAnsi="Calibri" w:cs="Calibri"/>
+                <w:color w:val="000000" w:themeColor="dark1"/>
+                <w:kern w:val="24"/>
+                <w:sz w:val="28"/>
+                <w:szCs w:val="28"/>
+              </w:rPr>
+              <w:t>Resources Needed</w:t>
+            </w:r>
+          </w:p>
+        </w:tc>
+      </w:tr>
+      <w:tr>
+        <w:trPr>
+          <w:cnfStyle w:val="000000010000" w:firstRow="0" w:lastRow="0" w:firstColumn="0" w:lastColumn="0" w:oddVBand="0" w:evenVBand="0" w:oddHBand="0" w:evenHBand="1" w:firstRowFirstColumn="0" w:firstRowLastColumn="0" w:lastRowFirstColumn="0" w:lastRowLastColumn="0"/>
+          <w:trHeight w:val="227"/>
+        </w:trPr>
+        <w:tc>
+          <w:tcPr>
+            <w:tcW w:w="4800" w:type="dxa"/>
+            <w:hideMark/>
+          </w:tcPr>
+          <w:p>
+            <w:pPr>
+              <w:bidi/>
+              <w:jc w:val="right"/>
+              <w:rPr>
+                <w:rFonts w:ascii="Arial" w:eastAsia="Times New Roman" w:hAnsi="Arial" w:cs="Arial"/>
+                <w:sz w:val="28"/>
+                <w:szCs w:val="28"/>
+                <w:lang w:bidi="ar-EG"/>
+              </w:rPr>
+            </w:pPr>
+            <w:r>
+              <w:rPr>
+                <w:rFonts w:ascii="Arial" w:eastAsia="Times New Roman" w:hAnsi="Arial" w:cs="Arial"/>
+                <w:sz w:val="28"/>
+                <w:szCs w:val="28"/>
+                <w:lang w:bidi="ar-EG"/>
+              </w:rPr>
+              <w:t>10</w:t>
+            </w:r>
+            <w:r>
+              <w:rPr>
+                <w:rFonts w:ascii="Arial" w:eastAsia="Times New Roman" w:hAnsi="Arial" w:cs="Arial"/>
+                <w:sz w:val="28"/>
+                <w:szCs w:val="28"/>
+                <w:lang w:bidi="ar-EG"/>
+              </w:rPr>
+              <w:t xml:space="preserve"> hours</w:t>
+            </w:r>
+          </w:p>
+        </w:tc>
+        <w:tc>
+          <w:tcPr>
+            <w:tcW w:w="4800" w:type="dxa"/>
+            <w:hideMark/>
+          </w:tcPr>
+          <w:p>
+            <w:pPr>
+              <w:bidi/>
+              <w:jc w:val="right"/>
+              <w:rPr>
+                <w:rFonts w:ascii="Arial" w:eastAsia="Times New Roman" w:hAnsi="Arial" w:cs="Arial"/>
+                <w:sz w:val="28"/>
+                <w:szCs w:val="28"/>
+              </w:rPr>
+            </w:pPr>
+            <w:r>
+              <w:rPr>
+                <w:rFonts w:ascii="Calibri" w:eastAsia="Times New Roman" w:hAnsi="Calibri" w:cs="Calibri"/>
+                <w:color w:val="000000" w:themeColor="dark1"/>
+                <w:kern w:val="24"/>
+                <w:sz w:val="28"/>
+                <w:szCs w:val="28"/>
+              </w:rPr>
+              <w:t>Estimated Time</w:t>
+            </w:r>
+          </w:p>
+        </w:tc>
+      </w:tr>
+      <w:tr>
+        <w:trPr>
+          <w:cnfStyle w:val="000000100000" w:firstRow="0" w:lastRow="0" w:firstColumn="0" w:lastColumn="0" w:oddVBand="0" w:evenVBand="0" w:oddHBand="1" w:evenHBand="0" w:firstRowFirstColumn="0" w:firstRowLastColumn="0" w:lastRowFirstColumn="0" w:lastRowLastColumn="0"/>
+          <w:trHeight w:val="227"/>
+        </w:trPr>
+        <w:tc>
+          <w:tcPr>
+            <w:tcW w:w="4800" w:type="dxa"/>
+            <w:hideMark/>
+          </w:tcPr>
+          <w:p>
+            <w:pPr>
+              <w:bidi/>
+              <w:jc w:val="right"/>
+              <w:rPr>
+                <w:rFonts w:ascii="Arial" w:eastAsia="Times New Roman" w:hAnsi="Arial" w:cs="Arial"/>
+                <w:sz w:val="28"/>
+                <w:szCs w:val="28"/>
+                <w:lang w:bidi="ar-EG"/>
+              </w:rPr>
+            </w:pPr>
+          </w:p>
+        </w:tc>
+        <w:tc>
+          <w:tcPr>
+            <w:tcW w:w="4800" w:type="dxa"/>
+            <w:hideMark/>
+          </w:tcPr>
+          <w:p>
+            <w:pPr>
+              <w:bidi/>
+              <w:jc w:val="right"/>
+              <w:rPr>
+                <w:rFonts w:ascii="Arial" w:eastAsia="Times New Roman" w:hAnsi="Arial" w:cs="Arial"/>
+                <w:sz w:val="28"/>
+                <w:szCs w:val="28"/>
+              </w:rPr>
+            </w:pPr>
+            <w:r>
+              <w:rPr>
+                <w:rFonts w:ascii="Calibri" w:eastAsia="Times New Roman" w:hAnsi="Calibri" w:cs="Calibri"/>
+                <w:color w:val="000000" w:themeColor="dark1"/>
+                <w:kern w:val="24"/>
+                <w:sz w:val="28"/>
+                <w:szCs w:val="28"/>
+              </w:rPr>
+              <w:t>Actual Time</w:t>
+            </w:r>
+          </w:p>
+        </w:tc>
+      </w:tr>
+    </w:tbl>
+    <w:p>
+      <w:pPr>
+        <w:jc w:val="center"/>
+        <w:rPr>
+          <w:sz w:val="32"/>
+          <w:szCs w:val="32"/>
+        </w:rPr>
+      </w:pPr>
+    </w:p>
+    <w:p>
+      <w:pPr>
+        <w:jc w:val="center"/>
+        <w:rPr>
+          <w:sz w:val="32"/>
+          <w:szCs w:val="32"/>
+        </w:rPr>
+      </w:pPr>
+    </w:p>
+    <w:tbl>
+      <w:tblPr>
+        <w:tblStyle w:val="LightGrid-Accent5"/>
+        <w:bidiVisual/>
+        <w:tblW w:w="9600" w:type="dxa"/>
+        <w:tblLook w:val="0420" w:firstRow="1" w:lastRow="0" w:firstColumn="0" w:lastColumn="0" w:noHBand="0" w:noVBand="1"/>
+      </w:tblPr>
+      <w:tblGrid>
+        <w:gridCol w:w="4800"/>
+        <w:gridCol w:w="4800"/>
+      </w:tblGrid>
+      <w:tr>
+        <w:trPr>
+          <w:cnfStyle w:val="100000000000" w:firstRow="1" w:lastRow="0" w:firstColumn="0" w:lastColumn="0" w:oddVBand="0" w:evenVBand="0" w:oddHBand="0" w:evenHBand="0" w:firstRowFirstColumn="0" w:firstRowLastColumn="0" w:lastRowFirstColumn="0" w:lastRowLastColumn="0"/>
+          <w:trHeight w:val="227"/>
+        </w:trPr>
+        <w:tc>
+          <w:tcPr>
+            <w:tcW w:w="4800" w:type="dxa"/>
+            <w:hideMark/>
+          </w:tcPr>
+          <w:p>
+            <w:pPr>
+              <w:bidi/>
+              <w:jc w:val="right"/>
+              <w:rPr>
+                <w:rFonts w:ascii="Arial" w:eastAsia="Times New Roman" w:hAnsi="Arial" w:cs="Arial"/>
+                <w:sz w:val="28"/>
+                <w:szCs w:val="28"/>
+                <w:lang w:bidi="ar-EG"/>
+              </w:rPr>
+            </w:pPr>
+            <w:r>
+              <w:rPr>
+                <w:rFonts w:ascii="Arial" w:eastAsia="Times New Roman" w:hAnsi="Arial" w:cs="Arial"/>
+                <w:sz w:val="28"/>
+                <w:szCs w:val="28"/>
+                <w:lang w:bidi="ar-EG"/>
+              </w:rPr>
+              <w:lastRenderedPageBreak/>
+              <w:t>Normalization</w:t>
+            </w:r>
+          </w:p>
+        </w:tc>
+        <w:tc>
+          <w:tcPr>
+            <w:tcW w:w="4800" w:type="dxa"/>
+            <w:hideMark/>
+          </w:tcPr>
+          <w:p>
+            <w:pPr>
+              <w:bidi/>
+              <w:jc w:val="right"/>
+              <w:rPr>
+                <w:rFonts w:ascii="Arial" w:eastAsia="Times New Roman" w:hAnsi="Arial" w:cs="Arial"/>
+                <w:sz w:val="28"/>
+                <w:szCs w:val="28"/>
+              </w:rPr>
+            </w:pPr>
+            <w:r>
+              <w:rPr>
+                <w:rFonts w:ascii="Calibri" w:eastAsia="Times New Roman" w:hAnsi="Calibri" w:cs="Calibri"/>
+                <w:color w:val="000000" w:themeColor="dark1"/>
+                <w:kern w:val="24"/>
+                <w:sz w:val="28"/>
+                <w:szCs w:val="28"/>
+              </w:rPr>
+              <w:t>Name of Task</w:t>
+            </w:r>
+          </w:p>
+        </w:tc>
+      </w:tr>
+      <w:tr>
+        <w:trPr>
+          <w:cnfStyle w:val="000000100000" w:firstRow="0" w:lastRow="0" w:firstColumn="0" w:lastColumn="0" w:oddVBand="0" w:evenVBand="0" w:oddHBand="1" w:evenHBand="0" w:firstRowFirstColumn="0" w:firstRowLastColumn="0" w:lastRowFirstColumn="0" w:lastRowLastColumn="0"/>
+          <w:trHeight w:val="227"/>
+        </w:trPr>
+        <w:tc>
+          <w:tcPr>
+            <w:tcW w:w="4800" w:type="dxa"/>
+            <w:hideMark/>
+          </w:tcPr>
+          <w:p>
+            <w:pPr>
+              <w:tabs>
+                <w:tab w:val="center" w:pos="2292"/>
+                <w:tab w:val="right" w:pos="4584"/>
+              </w:tabs>
+              <w:rPr>
+                <w:rFonts w:ascii="Arial" w:eastAsia="Times New Roman" w:hAnsi="Arial" w:cs="Arial"/>
+                <w:sz w:val="28"/>
+                <w:szCs w:val="28"/>
+                <w:lang w:bidi="ar-EG"/>
+              </w:rPr>
+            </w:pPr>
+            <w:r>
+              <w:rPr>
+                <w:rFonts w:ascii="Arial" w:eastAsia="Times New Roman" w:hAnsi="Arial" w:cs="Arial"/>
+                <w:sz w:val="28"/>
+                <w:szCs w:val="28"/>
+                <w:lang w:bidi="ar-EG"/>
+              </w:rPr>
+              <w:t>24/10/2026</w:t>
+            </w:r>
+          </w:p>
+        </w:tc>
+        <w:tc>
+          <w:tcPr>
+            <w:tcW w:w="4800" w:type="dxa"/>
+            <w:hideMark/>
+          </w:tcPr>
+          <w:p>
+            <w:pPr>
+              <w:bidi/>
+              <w:jc w:val="right"/>
+              <w:rPr>
+                <w:rFonts w:ascii="Arial" w:eastAsia="Times New Roman" w:hAnsi="Arial" w:cs="Arial"/>
+                <w:sz w:val="28"/>
+                <w:szCs w:val="28"/>
+              </w:rPr>
+            </w:pPr>
+            <w:r>
+              <w:rPr>
+                <w:rFonts w:ascii="Calibri" w:eastAsia="Times New Roman" w:hAnsi="Calibri" w:cs="Calibri"/>
+                <w:color w:val="000000" w:themeColor="dark1"/>
+                <w:kern w:val="24"/>
+                <w:sz w:val="28"/>
+                <w:szCs w:val="28"/>
+              </w:rPr>
+              <w:t>Start Date</w:t>
+            </w:r>
+          </w:p>
+        </w:tc>
+      </w:tr>
+      <w:tr>
+        <w:trPr>
+          <w:cnfStyle w:val="000000010000" w:firstRow="0" w:lastRow="0" w:firstColumn="0" w:lastColumn="0" w:oddVBand="0" w:evenVBand="0" w:oddHBand="0" w:evenHBand="1" w:firstRowFirstColumn="0" w:firstRowLastColumn="0" w:lastRowFirstColumn="0" w:lastRowLastColumn="0"/>
+          <w:trHeight w:val="227"/>
+        </w:trPr>
+        <w:tc>
+          <w:tcPr>
+            <w:tcW w:w="4800" w:type="dxa"/>
+            <w:hideMark/>
+          </w:tcPr>
+          <w:p>
+            <w:pPr>
+              <w:bidi/>
+              <w:jc w:val="right"/>
+              <w:rPr>
+                <w:rFonts w:ascii="Arial" w:eastAsia="Times New Roman" w:hAnsi="Arial" w:cs="Arial"/>
+                <w:sz w:val="28"/>
+                <w:szCs w:val="28"/>
+                <w:lang w:bidi="ar-EG"/>
+              </w:rPr>
+            </w:pPr>
+            <w:r>
+              <w:rPr>
+                <w:rFonts w:ascii="Arial" w:eastAsia="Times New Roman" w:hAnsi="Arial" w:cs="Arial"/>
+                <w:sz w:val="28"/>
+                <w:szCs w:val="28"/>
+                <w:lang w:bidi="ar-EG"/>
+              </w:rPr>
+              <w:t>27/10/2026</w:t>
+            </w:r>
+          </w:p>
+        </w:tc>
+        <w:tc>
+          <w:tcPr>
+            <w:tcW w:w="4800" w:type="dxa"/>
+            <w:hideMark/>
+          </w:tcPr>
+          <w:p>
+            <w:pPr>
+              <w:bidi/>
+              <w:jc w:val="right"/>
+              <w:rPr>
+                <w:rFonts w:ascii="Arial" w:eastAsia="Times New Roman" w:hAnsi="Arial" w:cs="Arial"/>
+                <w:sz w:val="28"/>
+                <w:szCs w:val="28"/>
+              </w:rPr>
+            </w:pPr>
+            <w:r>
+              <w:rPr>
+                <w:rFonts w:ascii="Calibri" w:eastAsia="Times New Roman" w:hAnsi="Calibri" w:cs="Calibri"/>
+                <w:color w:val="000000" w:themeColor="dark1"/>
+                <w:kern w:val="24"/>
+                <w:sz w:val="28"/>
+                <w:szCs w:val="28"/>
+              </w:rPr>
+              <w:t>End Date</w:t>
+            </w:r>
+          </w:p>
+        </w:tc>
+      </w:tr>
+      <w:tr>
+        <w:trPr>
+          <w:cnfStyle w:val="000000100000" w:firstRow="0" w:lastRow="0" w:firstColumn="0" w:lastColumn="0" w:oddVBand="0" w:evenVBand="0" w:oddHBand="1" w:evenHBand="0" w:firstRowFirstColumn="0" w:firstRowLastColumn="0" w:lastRowFirstColumn="0" w:lastRowLastColumn="0"/>
+          <w:trHeight w:val="227"/>
+        </w:trPr>
+        <w:tc>
+          <w:tcPr>
+            <w:tcW w:w="4800" w:type="dxa"/>
+            <w:hideMark/>
+          </w:tcPr>
+          <w:p>
+            <w:pPr>
+              <w:bidi/>
+              <w:jc w:val="right"/>
+              <w:rPr>
+                <w:rFonts w:ascii="Arial" w:eastAsia="Times New Roman" w:hAnsi="Arial" w:cs="Arial"/>
+                <w:sz w:val="28"/>
+                <w:szCs w:val="28"/>
+                <w:lang w:bidi="ar-EG"/>
+              </w:rPr>
+            </w:pPr>
+            <w:r>
+              <w:rPr>
+                <w:rFonts w:ascii="Arial" w:eastAsia="Times New Roman" w:hAnsi="Arial" w:cs="Arial"/>
+                <w:sz w:val="28"/>
+                <w:szCs w:val="28"/>
+                <w:lang w:bidi="ar-EG"/>
+              </w:rPr>
+              <w:t>Moaaz Beder</w:t>
+            </w:r>
+          </w:p>
+        </w:tc>
+        <w:tc>
+          <w:tcPr>
+            <w:tcW w:w="4800" w:type="dxa"/>
+            <w:hideMark/>
+          </w:tcPr>
+          <w:p>
+            <w:pPr>
+              <w:bidi/>
+              <w:jc w:val="right"/>
+              <w:rPr>
+                <w:rFonts w:ascii="Arial" w:eastAsia="Times New Roman" w:hAnsi="Arial" w:cs="Arial"/>
+                <w:sz w:val="28"/>
+                <w:szCs w:val="28"/>
+              </w:rPr>
+            </w:pPr>
+            <w:r>
+              <w:rPr>
+                <w:rFonts w:ascii="Calibri" w:eastAsia="Times New Roman" w:hAnsi="Calibri" w:cs="Calibri"/>
+                <w:color w:val="000000" w:themeColor="dark1"/>
+                <w:kern w:val="24"/>
+                <w:sz w:val="28"/>
+                <w:szCs w:val="28"/>
+              </w:rPr>
+              <w:t>Person assigned to task</w:t>
+            </w:r>
+          </w:p>
+        </w:tc>
+      </w:tr>
+      <w:tr>
+        <w:trPr>
+          <w:cnfStyle w:val="000000010000" w:firstRow="0" w:lastRow="0" w:firstColumn="0" w:lastColumn="0" w:oddVBand="0" w:evenVBand="0" w:oddHBand="0" w:evenHBand="1" w:firstRowFirstColumn="0" w:firstRowLastColumn="0" w:lastRowFirstColumn="0" w:lastRowLastColumn="0"/>
+          <w:trHeight w:val="227"/>
+        </w:trPr>
+        <w:tc>
+          <w:tcPr>
+            <w:tcW w:w="4800" w:type="dxa"/>
+            <w:hideMark/>
+          </w:tcPr>
+          <w:p>
+            <w:pPr>
+              <w:bidi/>
+              <w:jc w:val="right"/>
+              <w:rPr>
+                <w:rFonts w:ascii="Arial" w:eastAsia="Times New Roman" w:hAnsi="Arial" w:cs="Arial"/>
+                <w:sz w:val="28"/>
+                <w:szCs w:val="28"/>
+              </w:rPr>
+            </w:pPr>
+            <w:r>
+              <w:rPr>
+                <w:rFonts w:ascii="Arial" w:eastAsia="Times New Roman" w:hAnsi="Arial" w:cs="Arial"/>
+                <w:sz w:val="28"/>
+                <w:szCs w:val="28"/>
+              </w:rPr>
+              <w:t>High</w:t>
+            </w:r>
+          </w:p>
+        </w:tc>
+        <w:tc>
+          <w:tcPr>
+            <w:tcW w:w="4800" w:type="dxa"/>
+            <w:hideMark/>
+          </w:tcPr>
+          <w:p>
+            <w:pPr>
+              <w:bidi/>
+              <w:jc w:val="right"/>
+              <w:rPr>
+                <w:rFonts w:ascii="Arial" w:eastAsia="Times New Roman" w:hAnsi="Arial" w:cs="Arial"/>
+                <w:sz w:val="28"/>
+                <w:szCs w:val="28"/>
+              </w:rPr>
+            </w:pPr>
+            <w:r>
+              <w:rPr>
+                <w:rFonts w:ascii="Calibri" w:eastAsia="Times New Roman" w:hAnsi="Calibri" w:cs="Calibri"/>
+                <w:color w:val="000000" w:themeColor="dark1"/>
+                <w:kern w:val="24"/>
+                <w:sz w:val="28"/>
+                <w:szCs w:val="28"/>
+              </w:rPr>
+              <w:t>Priority</w:t>
+            </w:r>
+          </w:p>
+        </w:tc>
+      </w:tr>
+      <w:tr>
+        <w:trPr>
+          <w:cnfStyle w:val="000000100000" w:firstRow="0" w:lastRow="0" w:firstColumn="0" w:lastColumn="0" w:oddVBand="0" w:evenVBand="0" w:oddHBand="1" w:evenHBand="0" w:firstRowFirstColumn="0" w:firstRowLastColumn="0" w:lastRowFirstColumn="0" w:lastRowLastColumn="0"/>
+          <w:trHeight w:val="227"/>
+        </w:trPr>
+        <w:tc>
+          <w:tcPr>
+            <w:tcW w:w="4800" w:type="dxa"/>
+            <w:hideMark/>
+          </w:tcPr>
+          <w:p>
+            <w:pPr>
+              <w:bidi/>
+              <w:jc w:val="right"/>
+              <w:rPr>
+                <w:rFonts w:ascii="Arial" w:eastAsia="Times New Roman" w:hAnsi="Arial" w:cs="Arial"/>
+                <w:sz w:val="28"/>
+                <w:szCs w:val="28"/>
+                <w:lang w:bidi="ar-EG"/>
+              </w:rPr>
+            </w:pPr>
+            <w:r>
+              <w:rPr>
+                <w:rFonts w:ascii="Arial" w:eastAsia="Times New Roman" w:hAnsi="Arial" w:cs="Arial"/>
+                <w:sz w:val="28"/>
+                <w:szCs w:val="28"/>
+                <w:lang w:bidi="ar-EG"/>
+              </w:rPr>
+              <w:t>Microsoft Word, Microsoft Excel</w:t>
+            </w:r>
+          </w:p>
+        </w:tc>
+        <w:tc>
+          <w:tcPr>
+            <w:tcW w:w="4800" w:type="dxa"/>
+            <w:hideMark/>
+          </w:tcPr>
+          <w:p>
+            <w:pPr>
+              <w:bidi/>
+              <w:jc w:val="right"/>
+              <w:rPr>
+                <w:rFonts w:ascii="Arial" w:eastAsia="Times New Roman" w:hAnsi="Arial" w:cs="Arial"/>
+                <w:sz w:val="28"/>
+                <w:szCs w:val="28"/>
+              </w:rPr>
+            </w:pPr>
+            <w:r>
+              <w:rPr>
+                <w:rFonts w:ascii="Calibri" w:eastAsia="Times New Roman" w:hAnsi="Calibri" w:cs="Calibri"/>
+                <w:color w:val="000000" w:themeColor="dark1"/>
+                <w:kern w:val="24"/>
+                <w:sz w:val="28"/>
+                <w:szCs w:val="28"/>
+              </w:rPr>
+              <w:t>Resources Needed</w:t>
+            </w:r>
+          </w:p>
+        </w:tc>
+      </w:tr>
+      <w:tr>
+        <w:trPr>
+          <w:cnfStyle w:val="000000010000" w:firstRow="0" w:lastRow="0" w:firstColumn="0" w:lastColumn="0" w:oddVBand="0" w:evenVBand="0" w:oddHBand="0" w:evenHBand="1" w:firstRowFirstColumn="0" w:firstRowLastColumn="0" w:lastRowFirstColumn="0" w:lastRowLastColumn="0"/>
+          <w:trHeight w:val="227"/>
+        </w:trPr>
+        <w:tc>
+          <w:tcPr>
+            <w:tcW w:w="4800" w:type="dxa"/>
+            <w:hideMark/>
+          </w:tcPr>
+          <w:p>
+            <w:pPr>
+              <w:bidi/>
+              <w:jc w:val="right"/>
+              <w:rPr>
+                <w:rFonts w:ascii="Arial" w:eastAsia="Times New Roman" w:hAnsi="Arial" w:cs="Arial"/>
+                <w:sz w:val="28"/>
+                <w:szCs w:val="28"/>
+                <w:lang w:bidi="ar-EG"/>
+              </w:rPr>
+            </w:pPr>
+            <w:r>
+              <w:rPr>
+                <w:rFonts w:ascii="Arial" w:eastAsia="Times New Roman" w:hAnsi="Arial" w:cs="Arial"/>
+                <w:sz w:val="28"/>
+                <w:szCs w:val="28"/>
+                <w:lang w:bidi="ar-EG"/>
+              </w:rPr>
+              <w:t>8</w:t>
+            </w:r>
+            <w:r>
+              <w:rPr>
+                <w:rFonts w:ascii="Arial" w:eastAsia="Times New Roman" w:hAnsi="Arial" w:cs="Arial"/>
+                <w:sz w:val="28"/>
+                <w:szCs w:val="28"/>
+                <w:lang w:bidi="ar-EG"/>
+              </w:rPr>
+              <w:t xml:space="preserve"> hours</w:t>
+            </w:r>
+          </w:p>
+        </w:tc>
+        <w:tc>
+          <w:tcPr>
+            <w:tcW w:w="4800" w:type="dxa"/>
+            <w:hideMark/>
+          </w:tcPr>
+          <w:p>
+            <w:pPr>
+              <w:bidi/>
+              <w:jc w:val="right"/>
+              <w:rPr>
+                <w:rFonts w:ascii="Arial" w:eastAsia="Times New Roman" w:hAnsi="Arial" w:cs="Arial"/>
+                <w:sz w:val="28"/>
+                <w:szCs w:val="28"/>
+              </w:rPr>
+            </w:pPr>
+            <w:r>
+              <w:rPr>
+                <w:rFonts w:ascii="Calibri" w:eastAsia="Times New Roman" w:hAnsi="Calibri" w:cs="Calibri"/>
+                <w:color w:val="000000" w:themeColor="dark1"/>
+                <w:kern w:val="24"/>
+                <w:sz w:val="28"/>
+                <w:szCs w:val="28"/>
+              </w:rPr>
+              <w:t>Estimated Time</w:t>
+            </w:r>
+          </w:p>
+        </w:tc>
+      </w:tr>
+      <w:tr>
+        <w:trPr>
+          <w:cnfStyle w:val="000000100000" w:firstRow="0" w:lastRow="0" w:firstColumn="0" w:lastColumn="0" w:oddVBand="0" w:evenVBand="0" w:oddHBand="1" w:evenHBand="0" w:firstRowFirstColumn="0" w:firstRowLastColumn="0" w:lastRowFirstColumn="0" w:lastRowLastColumn="0"/>
+          <w:trHeight w:val="227"/>
+        </w:trPr>
+        <w:tc>
+          <w:tcPr>
+            <w:tcW w:w="4800" w:type="dxa"/>
+            <w:hideMark/>
+          </w:tcPr>
+          <w:p>
+            <w:pPr>
+              <w:bidi/>
+              <w:jc w:val="right"/>
+              <w:rPr>
+                <w:rFonts w:ascii="Arial" w:eastAsia="Times New Roman" w:hAnsi="Arial" w:cs="Arial"/>
+                <w:sz w:val="28"/>
+                <w:szCs w:val="28"/>
+                <w:lang w:bidi="ar-EG"/>
+              </w:rPr>
+            </w:pPr>
+          </w:p>
+        </w:tc>
+        <w:tc>
+          <w:tcPr>
+            <w:tcW w:w="4800" w:type="dxa"/>
+            <w:hideMark/>
+          </w:tcPr>
+          <w:p>
+            <w:pPr>
+              <w:bidi/>
+              <w:jc w:val="right"/>
+              <w:rPr>
+                <w:rFonts w:ascii="Arial" w:eastAsia="Times New Roman" w:hAnsi="Arial" w:cs="Arial"/>
+                <w:sz w:val="28"/>
+                <w:szCs w:val="28"/>
+              </w:rPr>
+            </w:pPr>
+            <w:r>
+              <w:rPr>
+                <w:rFonts w:ascii="Calibri" w:eastAsia="Times New Roman" w:hAnsi="Calibri" w:cs="Calibri"/>
+                <w:color w:val="000000" w:themeColor="dark1"/>
+                <w:kern w:val="24"/>
+                <w:sz w:val="28"/>
+                <w:szCs w:val="28"/>
+              </w:rPr>
+              <w:t>Actual Time</w:t>
+            </w:r>
+          </w:p>
+        </w:tc>
+      </w:tr>
+    </w:tbl>
+    <w:p>
+      <w:pPr>
+        <w:jc w:val="center"/>
+        <w:rPr>
+          <w:sz w:val="32"/>
+          <w:szCs w:val="32"/>
+        </w:rPr>
+      </w:pPr>
+    </w:p>
+    <w:p>
+      <w:pPr>
+        <w:jc w:val="center"/>
+        <w:rPr>
+          <w:sz w:val="32"/>
+          <w:szCs w:val="32"/>
+        </w:rPr>
+      </w:pPr>
+    </w:p>
+    <w:tbl>
+      <w:tblPr>
+        <w:tblStyle w:val="LightGrid-Accent5"/>
+        <w:bidiVisual/>
+        <w:tblW w:w="9600" w:type="dxa"/>
+        <w:tblLook w:val="0420" w:firstRow="1" w:lastRow="0" w:firstColumn="0" w:lastColumn="0" w:noHBand="0" w:noVBand="1"/>
+      </w:tblPr>
+      <w:tblGrid>
+        <w:gridCol w:w="4800"/>
+        <w:gridCol w:w="4800"/>
+      </w:tblGrid>
+      <w:tr>
+        <w:trPr>
+          <w:cnfStyle w:val="100000000000" w:firstRow="1" w:lastRow="0" w:firstColumn="0" w:lastColumn="0" w:oddVBand="0" w:evenVBand="0" w:oddHBand="0" w:evenHBand="0" w:firstRowFirstColumn="0" w:firstRowLastColumn="0" w:lastRowFirstColumn="0" w:lastRowLastColumn="0"/>
+          <w:trHeight w:val="227"/>
+        </w:trPr>
+        <w:tc>
+          <w:tcPr>
+            <w:tcW w:w="4800" w:type="dxa"/>
+            <w:hideMark/>
+          </w:tcPr>
+          <w:p>
+            <w:pPr>
+              <w:bidi/>
+              <w:jc w:val="right"/>
+              <w:rPr>
+                <w:rFonts w:ascii="Arial" w:eastAsia="Times New Roman" w:hAnsi="Arial" w:cs="Arial"/>
+                <w:sz w:val="28"/>
+                <w:szCs w:val="28"/>
+                <w:lang w:bidi="ar-EG"/>
+              </w:rPr>
+            </w:pPr>
+            <w:r>
+              <w:rPr>
+                <w:rFonts w:ascii="Arial" w:eastAsia="Times New Roman" w:hAnsi="Arial" w:cs="Arial"/>
+                <w:sz w:val="28"/>
+                <w:szCs w:val="28"/>
+                <w:lang w:bidi="ar-EG"/>
+              </w:rPr>
+              <w:t>Design</w:t>
+            </w:r>
+          </w:p>
+        </w:tc>
+        <w:tc>
+          <w:tcPr>
+            <w:tcW w:w="4800" w:type="dxa"/>
+            <w:hideMark/>
+          </w:tcPr>
+          <w:p>
+            <w:pPr>
+              <w:bidi/>
+              <w:jc w:val="right"/>
+              <w:rPr>
+                <w:rFonts w:ascii="Arial" w:eastAsia="Times New Roman" w:hAnsi="Arial" w:cs="Arial"/>
+                <w:sz w:val="28"/>
+                <w:szCs w:val="28"/>
+              </w:rPr>
+            </w:pPr>
+            <w:r>
+              <w:rPr>
+                <w:rFonts w:ascii="Calibri" w:eastAsia="Times New Roman" w:hAnsi="Calibri" w:cs="Calibri"/>
+                <w:color w:val="000000" w:themeColor="dark1"/>
+                <w:kern w:val="24"/>
+                <w:sz w:val="28"/>
+                <w:szCs w:val="28"/>
+              </w:rPr>
+              <w:t>Name of Task</w:t>
+            </w:r>
+          </w:p>
+        </w:tc>
+      </w:tr>
+      <w:tr>
+        <w:trPr>
+          <w:cnfStyle w:val="000000100000" w:firstRow="0" w:lastRow="0" w:firstColumn="0" w:lastColumn="0" w:oddVBand="0" w:evenVBand="0" w:oddHBand="1" w:evenHBand="0" w:firstRowFirstColumn="0" w:firstRowLastColumn="0" w:lastRowFirstColumn="0" w:lastRowLastColumn="0"/>
+          <w:trHeight w:val="227"/>
+        </w:trPr>
+        <w:tc>
+          <w:tcPr>
+            <w:tcW w:w="4800" w:type="dxa"/>
+            <w:hideMark/>
+          </w:tcPr>
+          <w:p>
+            <w:pPr>
+              <w:tabs>
+                <w:tab w:val="center" w:pos="2292"/>
+                <w:tab w:val="right" w:pos="4584"/>
+              </w:tabs>
+              <w:rPr>
+                <w:rFonts w:ascii="Arial" w:eastAsia="Times New Roman" w:hAnsi="Arial" w:cs="Arial"/>
+                <w:sz w:val="28"/>
+                <w:szCs w:val="28"/>
+                <w:lang w:bidi="ar-EG"/>
+              </w:rPr>
+            </w:pPr>
+            <w:r>
+              <w:rPr>
+                <w:rFonts w:ascii="Arial" w:eastAsia="Times New Roman" w:hAnsi="Arial" w:cs="Arial"/>
+                <w:sz w:val="28"/>
+                <w:szCs w:val="28"/>
+                <w:lang w:bidi="ar-EG"/>
+              </w:rPr>
+              <w:t>28/10/2026</w:t>
+            </w:r>
+          </w:p>
+        </w:tc>
+        <w:tc>
+          <w:tcPr>
+            <w:tcW w:w="4800" w:type="dxa"/>
+            <w:hideMark/>
+          </w:tcPr>
+          <w:p>
+            <w:pPr>
+              <w:bidi/>
+              <w:jc w:val="right"/>
+              <w:rPr>
+                <w:rFonts w:ascii="Arial" w:eastAsia="Times New Roman" w:hAnsi="Arial" w:cs="Arial"/>
+                <w:sz w:val="28"/>
+                <w:szCs w:val="28"/>
+              </w:rPr>
+            </w:pPr>
+            <w:r>
+              <w:rPr>
+                <w:rFonts w:ascii="Calibri" w:eastAsia="Times New Roman" w:hAnsi="Calibri" w:cs="Calibri"/>
+                <w:color w:val="000000" w:themeColor="dark1"/>
+                <w:kern w:val="24"/>
+                <w:sz w:val="28"/>
+                <w:szCs w:val="28"/>
+              </w:rPr>
+              <w:t>Start Date</w:t>
+            </w:r>
+          </w:p>
+        </w:tc>
+      </w:tr>
+      <w:tr>
+        <w:trPr>
+          <w:cnfStyle w:val="000000010000" w:firstRow="0" w:lastRow="0" w:firstColumn="0" w:lastColumn="0" w:oddVBand="0" w:evenVBand="0" w:oddHBand="0" w:evenHBand="1" w:firstRowFirstColumn="0" w:firstRowLastColumn="0" w:lastRowFirstColumn="0" w:lastRowLastColumn="0"/>
+          <w:trHeight w:val="227"/>
+        </w:trPr>
+        <w:tc>
+          <w:tcPr>
+            <w:tcW w:w="4800" w:type="dxa"/>
+            <w:hideMark/>
+          </w:tcPr>
+          <w:p>
+            <w:pPr>
+              <w:bidi/>
+              <w:jc w:val="right"/>
+              <w:rPr>
+                <w:rFonts w:ascii="Arial" w:eastAsia="Times New Roman" w:hAnsi="Arial" w:cs="Arial"/>
+                <w:sz w:val="28"/>
+                <w:szCs w:val="28"/>
+                <w:lang w:bidi="ar-EG"/>
+              </w:rPr>
+            </w:pPr>
+            <w:r>
+              <w:rPr>
+                <w:rFonts w:ascii="Arial" w:eastAsia="Times New Roman" w:hAnsi="Arial" w:cs="Arial"/>
+                <w:sz w:val="28"/>
+                <w:szCs w:val="28"/>
+                <w:lang w:bidi="ar-EG"/>
+              </w:rPr>
+              <w:t>16/11/2026</w:t>
+            </w:r>
+          </w:p>
+        </w:tc>
+        <w:tc>
+          <w:tcPr>
+            <w:tcW w:w="4800" w:type="dxa"/>
+            <w:hideMark/>
+          </w:tcPr>
+          <w:p>
+            <w:pPr>
+              <w:bidi/>
+              <w:jc w:val="right"/>
+              <w:rPr>
+                <w:rFonts w:ascii="Arial" w:eastAsia="Times New Roman" w:hAnsi="Arial" w:cs="Arial"/>
+                <w:sz w:val="28"/>
+                <w:szCs w:val="28"/>
+              </w:rPr>
+            </w:pPr>
+            <w:r>
+              <w:rPr>
+                <w:rFonts w:ascii="Calibri" w:eastAsia="Times New Roman" w:hAnsi="Calibri" w:cs="Calibri"/>
+                <w:color w:val="000000" w:themeColor="dark1"/>
+                <w:kern w:val="24"/>
+                <w:sz w:val="28"/>
+                <w:szCs w:val="28"/>
+              </w:rPr>
+              <w:t>End Date</w:t>
+            </w:r>
+          </w:p>
+        </w:tc>
+      </w:tr>
+      <w:tr>
+        <w:trPr>
+          <w:cnfStyle w:val="000000100000" w:firstRow="0" w:lastRow="0" w:firstColumn="0" w:lastColumn="0" w:oddVBand="0" w:evenVBand="0" w:oddHBand="1" w:evenHBand="0" w:firstRowFirstColumn="0" w:firstRowLastColumn="0" w:lastRowFirstColumn="0" w:lastRowLastColumn="0"/>
+          <w:trHeight w:val="227"/>
+        </w:trPr>
+        <w:tc>
+          <w:tcPr>
+            <w:tcW w:w="4800" w:type="dxa"/>
+            <w:hideMark/>
+          </w:tcPr>
+          <w:p>
+            <w:pPr>
+              <w:bidi/>
+              <w:jc w:val="right"/>
+              <w:rPr>
+                <w:rFonts w:ascii="Arial" w:eastAsia="Times New Roman" w:hAnsi="Arial" w:cs="Arial"/>
+                <w:sz w:val="28"/>
+                <w:szCs w:val="28"/>
+                <w:lang w:bidi="ar-EG"/>
+              </w:rPr>
+            </w:pPr>
+            <w:r>
+              <w:rPr>
+                <w:rFonts w:ascii="Arial" w:eastAsia="Times New Roman" w:hAnsi="Arial" w:cs="Arial"/>
+                <w:sz w:val="28"/>
+                <w:szCs w:val="28"/>
+                <w:lang w:bidi="ar-EG"/>
+              </w:rPr>
+              <w:t>Moaaz Beder</w:t>
+            </w:r>
+          </w:p>
+        </w:tc>
+        <w:tc>
+          <w:tcPr>
+            <w:tcW w:w="4800" w:type="dxa"/>
+            <w:hideMark/>
+          </w:tcPr>
+          <w:p>
+            <w:pPr>
+              <w:bidi/>
+              <w:jc w:val="right"/>
+              <w:rPr>
+                <w:rFonts w:ascii="Arial" w:eastAsia="Times New Roman" w:hAnsi="Arial" w:cs="Arial"/>
+                <w:sz w:val="28"/>
+                <w:szCs w:val="28"/>
+              </w:rPr>
+            </w:pPr>
+            <w:r>
+              <w:rPr>
+                <w:rFonts w:ascii="Calibri" w:eastAsia="Times New Roman" w:hAnsi="Calibri" w:cs="Calibri"/>
+                <w:color w:val="000000" w:themeColor="dark1"/>
+                <w:kern w:val="24"/>
+                <w:sz w:val="28"/>
+                <w:szCs w:val="28"/>
+              </w:rPr>
+              <w:t>Person assigned to task</w:t>
+            </w:r>
+          </w:p>
+        </w:tc>
+      </w:tr>
+      <w:tr>
+        <w:trPr>
+          <w:cnfStyle w:val="000000010000" w:firstRow="0" w:lastRow="0" w:firstColumn="0" w:lastColumn="0" w:oddVBand="0" w:evenVBand="0" w:oddHBand="0" w:evenHBand="1" w:firstRowFirstColumn="0" w:firstRowLastColumn="0" w:lastRowFirstColumn="0" w:lastRowLastColumn="0"/>
+          <w:trHeight w:val="227"/>
+        </w:trPr>
+        <w:tc>
+          <w:tcPr>
+            <w:tcW w:w="4800" w:type="dxa"/>
+            <w:hideMark/>
+          </w:tcPr>
+          <w:p>
+            <w:pPr>
+              <w:bidi/>
+              <w:jc w:val="right"/>
+              <w:rPr>
+                <w:rFonts w:ascii="Arial" w:eastAsia="Times New Roman" w:hAnsi="Arial" w:cs="Arial"/>
+                <w:sz w:val="28"/>
+                <w:szCs w:val="28"/>
+              </w:rPr>
+            </w:pPr>
+            <w:r>
+              <w:rPr>
+                <w:rFonts w:ascii="Arial" w:eastAsia="Times New Roman" w:hAnsi="Arial" w:cs="Arial"/>
+                <w:sz w:val="28"/>
+                <w:szCs w:val="28"/>
+              </w:rPr>
+              <w:t>High</w:t>
+            </w:r>
+          </w:p>
+        </w:tc>
+        <w:tc>
+          <w:tcPr>
+            <w:tcW w:w="4800" w:type="dxa"/>
+            <w:hideMark/>
+          </w:tcPr>
+          <w:p>
+            <w:pPr>
+              <w:bidi/>
+              <w:jc w:val="right"/>
+              <w:rPr>
+                <w:rFonts w:ascii="Arial" w:eastAsia="Times New Roman" w:hAnsi="Arial" w:cs="Arial"/>
+                <w:sz w:val="28"/>
+                <w:szCs w:val="28"/>
+              </w:rPr>
+            </w:pPr>
+            <w:r>
+              <w:rPr>
+                <w:rFonts w:ascii="Calibri" w:eastAsia="Times New Roman" w:hAnsi="Calibri" w:cs="Calibri"/>
+                <w:color w:val="000000" w:themeColor="dark1"/>
+                <w:kern w:val="24"/>
+                <w:sz w:val="28"/>
+                <w:szCs w:val="28"/>
+              </w:rPr>
+              <w:t>Priority</w:t>
+            </w:r>
+          </w:p>
+        </w:tc>
+      </w:tr>
+      <w:tr>
+        <w:trPr>
+          <w:cnfStyle w:val="000000100000" w:firstRow="0" w:lastRow="0" w:firstColumn="0" w:lastColumn="0" w:oddVBand="0" w:evenVBand="0" w:oddHBand="1" w:evenHBand="0" w:firstRowFirstColumn="0" w:firstRowLastColumn="0" w:lastRowFirstColumn="0" w:lastRowLastColumn="0"/>
+          <w:trHeight w:val="227"/>
+        </w:trPr>
+        <w:tc>
+          <w:tcPr>
+            <w:tcW w:w="4800" w:type="dxa"/>
+            <w:hideMark/>
+          </w:tcPr>
+          <w:p>
+            <w:pPr>
+              <w:bidi/>
+              <w:jc w:val="right"/>
+              <w:rPr>
+                <w:rFonts w:ascii="Arial" w:eastAsia="Times New Roman" w:hAnsi="Arial" w:cs="Arial"/>
+                <w:sz w:val="28"/>
+                <w:szCs w:val="28"/>
+                <w:lang w:bidi="ar-EG"/>
+              </w:rPr>
+            </w:pPr>
+            <w:r>
+              <w:rPr>
+                <w:rFonts w:ascii="Arial" w:eastAsia="Times New Roman" w:hAnsi="Arial" w:cs="Arial"/>
+                <w:sz w:val="28"/>
+                <w:szCs w:val="28"/>
+                <w:lang w:bidi="ar-EG"/>
+              </w:rPr>
+              <w:t>Draw.io, Microsoft Word</w:t>
+            </w:r>
+          </w:p>
+        </w:tc>
+        <w:tc>
+          <w:tcPr>
+            <w:tcW w:w="4800" w:type="dxa"/>
+            <w:hideMark/>
+          </w:tcPr>
+          <w:p>
+            <w:pPr>
+              <w:bidi/>
+              <w:jc w:val="right"/>
+              <w:rPr>
+                <w:rFonts w:ascii="Arial" w:eastAsia="Times New Roman" w:hAnsi="Arial" w:cs="Arial"/>
+                <w:sz w:val="28"/>
+                <w:szCs w:val="28"/>
+              </w:rPr>
+            </w:pPr>
+            <w:r>
+              <w:rPr>
+                <w:rFonts w:ascii="Calibri" w:eastAsia="Times New Roman" w:hAnsi="Calibri" w:cs="Calibri"/>
+                <w:color w:val="000000" w:themeColor="dark1"/>
+                <w:kern w:val="24"/>
+                <w:sz w:val="28"/>
+                <w:szCs w:val="28"/>
+              </w:rPr>
+              <w:t>Resources Needed</w:t>
+            </w:r>
+          </w:p>
+        </w:tc>
+      </w:tr>
+      <w:tr>
+        <w:trPr>
+          <w:cnfStyle w:val="000000010000" w:firstRow="0" w:lastRow="0" w:firstColumn="0" w:lastColumn="0" w:oddVBand="0" w:evenVBand="0" w:oddHBand="0" w:evenHBand="1" w:firstRowFirstColumn="0" w:firstRowLastColumn="0" w:lastRowFirstColumn="0" w:lastRowLastColumn="0"/>
+          <w:trHeight w:val="227"/>
+        </w:trPr>
+        <w:tc>
+          <w:tcPr>
+            <w:tcW w:w="4800" w:type="dxa"/>
+            <w:hideMark/>
+          </w:tcPr>
+          <w:p>
+            <w:pPr>
+              <w:bidi/>
+              <w:jc w:val="right"/>
+              <w:rPr>
+                <w:rFonts w:ascii="Arial" w:eastAsia="Times New Roman" w:hAnsi="Arial" w:cs="Arial"/>
+                <w:sz w:val="28"/>
+                <w:szCs w:val="28"/>
+                <w:rtl/>
+                <w:lang w:bidi="ar-EG"/>
+              </w:rPr>
+            </w:pPr>
+            <w:r>
+              <w:rPr>
+                <w:rFonts w:ascii="Arial" w:eastAsia="Times New Roman" w:hAnsi="Arial" w:cs="Arial"/>
+                <w:sz w:val="28"/>
+                <w:szCs w:val="28"/>
+                <w:lang w:bidi="ar-EG"/>
+              </w:rPr>
+              <w:t>40 hours</w:t>
+            </w:r>
+          </w:p>
+        </w:tc>
+        <w:tc>
+          <w:tcPr>
+            <w:tcW w:w="4800" w:type="dxa"/>
+            <w:hideMark/>
+          </w:tcPr>
+          <w:p>
+            <w:pPr>
+              <w:bidi/>
+              <w:jc w:val="right"/>
+              <w:rPr>
+                <w:rFonts w:ascii="Arial" w:eastAsia="Times New Roman" w:hAnsi="Arial" w:cs="Arial"/>
+                <w:sz w:val="28"/>
+                <w:szCs w:val="28"/>
+              </w:rPr>
+            </w:pPr>
+            <w:r>
+              <w:rPr>
+                <w:rFonts w:ascii="Calibri" w:eastAsia="Times New Roman" w:hAnsi="Calibri" w:cs="Calibri"/>
+                <w:color w:val="000000" w:themeColor="dark1"/>
+                <w:kern w:val="24"/>
+                <w:sz w:val="28"/>
+                <w:szCs w:val="28"/>
+              </w:rPr>
+              <w:t>Estimated Time</w:t>
+            </w:r>
+          </w:p>
+        </w:tc>
+      </w:tr>
+      <w:tr>
+        <w:trPr>
+          <w:cnfStyle w:val="000000100000" w:firstRow="0" w:lastRow="0" w:firstColumn="0" w:lastColumn="0" w:oddVBand="0" w:evenVBand="0" w:oddHBand="1" w:evenHBand="0" w:firstRowFirstColumn="0" w:firstRowLastColumn="0" w:lastRowFirstColumn="0" w:lastRowLastColumn="0"/>
+          <w:trHeight w:val="227"/>
+        </w:trPr>
+        <w:tc>
+          <w:tcPr>
+            <w:tcW w:w="4800" w:type="dxa"/>
+            <w:hideMark/>
+          </w:tcPr>
+          <w:p>
+            <w:pPr>
+              <w:bidi/>
+              <w:jc w:val="right"/>
+              <w:rPr>
+                <w:rFonts w:ascii="Arial" w:eastAsia="Times New Roman" w:hAnsi="Arial" w:cs="Arial"/>
+                <w:sz w:val="28"/>
+                <w:szCs w:val="28"/>
+                <w:lang w:bidi="ar-EG"/>
+              </w:rPr>
+            </w:pPr>
+          </w:p>
+        </w:tc>
+        <w:tc>
+          <w:tcPr>
+            <w:tcW w:w="4800" w:type="dxa"/>
+            <w:hideMark/>
+          </w:tcPr>
+          <w:p>
+            <w:pPr>
+              <w:bidi/>
+              <w:jc w:val="right"/>
+              <w:rPr>
+                <w:rFonts w:ascii="Arial" w:eastAsia="Times New Roman" w:hAnsi="Arial" w:cs="Arial"/>
+                <w:sz w:val="28"/>
+                <w:szCs w:val="28"/>
+              </w:rPr>
+            </w:pPr>
+            <w:r>
+              <w:rPr>
+                <w:rFonts w:ascii="Calibri" w:eastAsia="Times New Roman" w:hAnsi="Calibri" w:cs="Calibri"/>
+                <w:color w:val="000000" w:themeColor="dark1"/>
+                <w:kern w:val="24"/>
+                <w:sz w:val="28"/>
+                <w:szCs w:val="28"/>
+              </w:rPr>
+              <w:t>Actual Time</w:t>
+            </w:r>
+          </w:p>
+        </w:tc>
+      </w:tr>
+    </w:tbl>
+    <w:p>
+      <w:pPr>
+        <w:jc w:val="center"/>
+        <w:rPr>
+          <w:sz w:val="32"/>
+          <w:szCs w:val="32"/>
+        </w:rPr>
+      </w:pPr>
+    </w:p>
+    <w:p>
+      <w:pPr>
+        <w:jc w:val="center"/>
+        <w:rPr>
+          <w:sz w:val="32"/>
+          <w:szCs w:val="32"/>
+        </w:rPr>
+      </w:pPr>
+    </w:p>
+    <w:tbl>
+      <w:tblPr>
+        <w:tblStyle w:val="LightGrid-Accent5"/>
+        <w:bidiVisual/>
+        <w:tblW w:w="9600" w:type="dxa"/>
+        <w:tblLook w:val="0420" w:firstRow="1" w:lastRow="0" w:firstColumn="0" w:lastColumn="0" w:noHBand="0" w:noVBand="1"/>
+      </w:tblPr>
+      <w:tblGrid>
+        <w:gridCol w:w="4800"/>
+        <w:gridCol w:w="4800"/>
+      </w:tblGrid>
+      <w:tr>
+        <w:trPr>
+          <w:cnfStyle w:val="100000000000" w:firstRow="1" w:lastRow="0" w:firstColumn="0" w:lastColumn="0" w:oddVBand="0" w:evenVBand="0" w:oddHBand="0" w:evenHBand="0" w:firstRowFirstColumn="0" w:firstRowLastColumn="0" w:lastRowFirstColumn="0" w:lastRowLastColumn="0"/>
+          <w:trHeight w:val="227"/>
+        </w:trPr>
+        <w:tc>
+          <w:tcPr>
+            <w:tcW w:w="4800" w:type="dxa"/>
+            <w:hideMark/>
+          </w:tcPr>
+          <w:p>
+            <w:pPr>
+              <w:bidi/>
+              <w:jc w:val="right"/>
+              <w:rPr>
+                <w:rFonts w:ascii="Arial" w:eastAsia="Times New Roman" w:hAnsi="Arial" w:cs="Arial"/>
+                <w:sz w:val="28"/>
+                <w:szCs w:val="28"/>
+                <w:lang w:bidi="ar-EG"/>
+              </w:rPr>
+            </w:pPr>
+            <w:r>
+              <w:rPr>
+                <w:rFonts w:ascii="Arial" w:eastAsia="Times New Roman" w:hAnsi="Arial" w:cs="Arial"/>
+                <w:sz w:val="28"/>
+                <w:szCs w:val="28"/>
+                <w:lang w:bidi="ar-EG"/>
+              </w:rPr>
+              <w:t>Implementation</w:t>
+            </w:r>
+          </w:p>
+        </w:tc>
+        <w:tc>
+          <w:tcPr>
+            <w:tcW w:w="4800" w:type="dxa"/>
+            <w:hideMark/>
+          </w:tcPr>
+          <w:p>
+            <w:pPr>
+              <w:bidi/>
+              <w:jc w:val="right"/>
+              <w:rPr>
+                <w:rFonts w:ascii="Arial" w:eastAsia="Times New Roman" w:hAnsi="Arial" w:cs="Arial"/>
+                <w:sz w:val="28"/>
+                <w:szCs w:val="28"/>
+              </w:rPr>
+            </w:pPr>
+            <w:r>
+              <w:rPr>
+                <w:rFonts w:ascii="Calibri" w:eastAsia="Times New Roman" w:hAnsi="Calibri" w:cs="Calibri"/>
+                <w:color w:val="000000" w:themeColor="dark1"/>
+                <w:kern w:val="24"/>
+                <w:sz w:val="28"/>
+                <w:szCs w:val="28"/>
+              </w:rPr>
+              <w:t>Name of Task</w:t>
+            </w:r>
+          </w:p>
+        </w:tc>
+      </w:tr>
+      <w:tr>
+        <w:trPr>
+          <w:cnfStyle w:val="000000100000" w:firstRow="0" w:lastRow="0" w:firstColumn="0" w:lastColumn="0" w:oddVBand="0" w:evenVBand="0" w:oddHBand="1" w:evenHBand="0" w:firstRowFirstColumn="0" w:firstRowLastColumn="0" w:lastRowFirstColumn="0" w:lastRowLastColumn="0"/>
+          <w:trHeight w:val="227"/>
+        </w:trPr>
+        <w:tc>
+          <w:tcPr>
+            <w:tcW w:w="4800" w:type="dxa"/>
+            <w:hideMark/>
+          </w:tcPr>
+          <w:p>
+            <w:pPr>
+              <w:tabs>
+                <w:tab w:val="center" w:pos="2292"/>
+                <w:tab w:val="right" w:pos="4584"/>
+              </w:tabs>
+              <w:rPr>
+                <w:rFonts w:ascii="Arial" w:eastAsia="Times New Roman" w:hAnsi="Arial" w:cs="Arial"/>
+                <w:sz w:val="28"/>
+                <w:szCs w:val="28"/>
+                <w:lang w:bidi="ar-EG"/>
+              </w:rPr>
+            </w:pPr>
+            <w:r>
+              <w:rPr>
+                <w:rFonts w:ascii="Arial" w:eastAsia="Times New Roman" w:hAnsi="Arial" w:cs="Arial"/>
+                <w:sz w:val="28"/>
+                <w:szCs w:val="28"/>
+                <w:lang w:bidi="ar-EG"/>
+              </w:rPr>
+              <w:t>17/11/2026</w:t>
+            </w:r>
+          </w:p>
+        </w:tc>
+        <w:tc>
+          <w:tcPr>
+            <w:tcW w:w="4800" w:type="dxa"/>
+            <w:hideMark/>
+          </w:tcPr>
+          <w:p>
+            <w:pPr>
+              <w:bidi/>
+              <w:jc w:val="right"/>
+              <w:rPr>
+                <w:rFonts w:ascii="Arial" w:eastAsia="Times New Roman" w:hAnsi="Arial" w:cs="Arial"/>
+                <w:sz w:val="28"/>
+                <w:szCs w:val="28"/>
+              </w:rPr>
+            </w:pPr>
+            <w:r>
+              <w:rPr>
+                <w:rFonts w:ascii="Calibri" w:eastAsia="Times New Roman" w:hAnsi="Calibri" w:cs="Calibri"/>
+                <w:color w:val="000000" w:themeColor="dark1"/>
+                <w:kern w:val="24"/>
+                <w:sz w:val="28"/>
+                <w:szCs w:val="28"/>
+              </w:rPr>
+              <w:t>Start Date</w:t>
+            </w:r>
+          </w:p>
+        </w:tc>
+      </w:tr>
+      <w:tr>
+        <w:trPr>
+          <w:cnfStyle w:val="000000010000" w:firstRow="0" w:lastRow="0" w:firstColumn="0" w:lastColumn="0" w:oddVBand="0" w:evenVBand="0" w:oddHBand="0" w:evenHBand="1" w:firstRowFirstColumn="0" w:firstRowLastColumn="0" w:lastRowFirstColumn="0" w:lastRowLastColumn="0"/>
+          <w:trHeight w:val="227"/>
+        </w:trPr>
+        <w:tc>
+          <w:tcPr>
+            <w:tcW w:w="4800" w:type="dxa"/>
+            <w:hideMark/>
+          </w:tcPr>
+          <w:p>
+            <w:pPr>
+              <w:bidi/>
+              <w:jc w:val="right"/>
+              <w:rPr>
+                <w:rFonts w:ascii="Arial" w:eastAsia="Times New Roman" w:hAnsi="Arial" w:cs="Arial"/>
+                <w:sz w:val="28"/>
+                <w:szCs w:val="28"/>
+                <w:lang w:bidi="ar-EG"/>
+              </w:rPr>
+            </w:pPr>
+            <w:r>
+              <w:rPr>
+                <w:rFonts w:ascii="Arial" w:eastAsia="Times New Roman" w:hAnsi="Arial" w:cs="Arial"/>
+                <w:sz w:val="28"/>
+                <w:szCs w:val="28"/>
+                <w:lang w:bidi="ar-EG"/>
+              </w:rPr>
+              <w:t>10/12/2026</w:t>
+            </w:r>
+          </w:p>
+        </w:tc>
+        <w:tc>
+          <w:tcPr>
+            <w:tcW w:w="4800" w:type="dxa"/>
+            <w:hideMark/>
+          </w:tcPr>
+          <w:p>
+            <w:pPr>
+              <w:bidi/>
+              <w:jc w:val="right"/>
+              <w:rPr>
+                <w:rFonts w:ascii="Arial" w:eastAsia="Times New Roman" w:hAnsi="Arial" w:cs="Arial"/>
+                <w:sz w:val="28"/>
+                <w:szCs w:val="28"/>
+              </w:rPr>
+            </w:pPr>
+            <w:r>
+              <w:rPr>
+                <w:rFonts w:ascii="Calibri" w:eastAsia="Times New Roman" w:hAnsi="Calibri" w:cs="Calibri"/>
+                <w:color w:val="000000" w:themeColor="dark1"/>
+                <w:kern w:val="24"/>
+                <w:sz w:val="28"/>
+                <w:szCs w:val="28"/>
+              </w:rPr>
+              <w:t>End Date</w:t>
+            </w:r>
+          </w:p>
+        </w:tc>
+      </w:tr>
+      <w:tr>
+        <w:trPr>
+          <w:cnfStyle w:val="000000100000" w:firstRow="0" w:lastRow="0" w:firstColumn="0" w:lastColumn="0" w:oddVBand="0" w:evenVBand="0" w:oddHBand="1" w:evenHBand="0" w:firstRowFirstColumn="0" w:firstRowLastColumn="0" w:lastRowFirstColumn="0" w:lastRowLastColumn="0"/>
+          <w:trHeight w:val="227"/>
+        </w:trPr>
+        <w:tc>
+          <w:tcPr>
+            <w:tcW w:w="4800" w:type="dxa"/>
+            <w:hideMark/>
+          </w:tcPr>
+          <w:p>
+            <w:pPr>
+              <w:bidi/>
+              <w:jc w:val="right"/>
+              <w:rPr>
+                <w:rFonts w:ascii="Arial" w:eastAsia="Times New Roman" w:hAnsi="Arial" w:cs="Arial"/>
+                <w:sz w:val="28"/>
+                <w:szCs w:val="28"/>
+                <w:lang w:bidi="ar-EG"/>
+              </w:rPr>
+            </w:pPr>
+            <w:r>
+              <w:rPr>
+                <w:rFonts w:ascii="Arial" w:eastAsia="Times New Roman" w:hAnsi="Arial" w:cs="Arial"/>
+                <w:sz w:val="28"/>
+                <w:szCs w:val="28"/>
+                <w:lang w:bidi="ar-EG"/>
+              </w:rPr>
+              <w:t>Moaaz Beder</w:t>
+            </w:r>
+          </w:p>
+        </w:tc>
+        <w:tc>
+          <w:tcPr>
+            <w:tcW w:w="4800" w:type="dxa"/>
+            <w:hideMark/>
+          </w:tcPr>
+          <w:p>
+            <w:pPr>
+              <w:bidi/>
+              <w:jc w:val="right"/>
+              <w:rPr>
+                <w:rFonts w:ascii="Arial" w:eastAsia="Times New Roman" w:hAnsi="Arial" w:cs="Arial"/>
+                <w:sz w:val="28"/>
+                <w:szCs w:val="28"/>
+              </w:rPr>
+            </w:pPr>
+            <w:r>
+              <w:rPr>
+                <w:rFonts w:ascii="Calibri" w:eastAsia="Times New Roman" w:hAnsi="Calibri" w:cs="Calibri"/>
+                <w:color w:val="000000" w:themeColor="dark1"/>
+                <w:kern w:val="24"/>
+                <w:sz w:val="28"/>
+                <w:szCs w:val="28"/>
+              </w:rPr>
+              <w:t>Person assigned to task</w:t>
+            </w:r>
+          </w:p>
+        </w:tc>
+      </w:tr>
+      <w:tr>
+        <w:trPr>
+          <w:cnfStyle w:val="000000010000" w:firstRow="0" w:lastRow="0" w:firstColumn="0" w:lastColumn="0" w:oddVBand="0" w:evenVBand="0" w:oddHBand="0" w:evenHBand="1" w:firstRowFirstColumn="0" w:firstRowLastColumn="0" w:lastRowFirstColumn="0" w:lastRowLastColumn="0"/>
+          <w:trHeight w:val="227"/>
+        </w:trPr>
+        <w:tc>
+          <w:tcPr>
+            <w:tcW w:w="4800" w:type="dxa"/>
+            <w:hideMark/>
+          </w:tcPr>
+          <w:p>
+            <w:pPr>
+              <w:bidi/>
+              <w:jc w:val="right"/>
+              <w:rPr>
+                <w:rFonts w:ascii="Arial" w:eastAsia="Times New Roman" w:hAnsi="Arial" w:cs="Arial"/>
+                <w:sz w:val="28"/>
+                <w:szCs w:val="28"/>
+              </w:rPr>
+            </w:pPr>
+            <w:r>
+              <w:rPr>
+                <w:rFonts w:ascii="Arial" w:eastAsia="Times New Roman" w:hAnsi="Arial" w:cs="Arial"/>
+                <w:sz w:val="28"/>
+                <w:szCs w:val="28"/>
+              </w:rPr>
+              <w:t>High</w:t>
+            </w:r>
+          </w:p>
+        </w:tc>
+        <w:tc>
+          <w:tcPr>
+            <w:tcW w:w="4800" w:type="dxa"/>
+            <w:hideMark/>
+          </w:tcPr>
+          <w:p>
+            <w:pPr>
+              <w:bidi/>
+              <w:jc w:val="right"/>
+              <w:rPr>
+                <w:rFonts w:ascii="Arial" w:eastAsia="Times New Roman" w:hAnsi="Arial" w:cs="Arial"/>
+                <w:sz w:val="28"/>
+                <w:szCs w:val="28"/>
+              </w:rPr>
+            </w:pPr>
+            <w:r>
+              <w:rPr>
+                <w:rFonts w:ascii="Calibri" w:eastAsia="Times New Roman" w:hAnsi="Calibri" w:cs="Calibri"/>
+                <w:color w:val="000000" w:themeColor="dark1"/>
+                <w:kern w:val="24"/>
+                <w:sz w:val="28"/>
+                <w:szCs w:val="28"/>
+              </w:rPr>
+              <w:t>Priority</w:t>
+            </w:r>
+          </w:p>
+        </w:tc>
+      </w:tr>
+      <w:tr>
+        <w:trPr>
+          <w:cnfStyle w:val="000000100000" w:firstRow="0" w:lastRow="0" w:firstColumn="0" w:lastColumn="0" w:oddVBand="0" w:evenVBand="0" w:oddHBand="1" w:evenHBand="0" w:firstRowFirstColumn="0" w:firstRowLastColumn="0" w:lastRowFirstColumn="0" w:lastRowLastColumn="0"/>
+          <w:trHeight w:val="227"/>
+        </w:trPr>
+        <w:tc>
+          <w:tcPr>
+            <w:tcW w:w="4800" w:type="dxa"/>
+            <w:hideMark/>
+          </w:tcPr>
+          <w:p>
+            <w:pPr>
+              <w:bidi/>
+              <w:jc w:val="right"/>
+              <w:rPr>
+                <w:rFonts w:ascii="Arial" w:eastAsia="Times New Roman" w:hAnsi="Arial" w:cs="Arial"/>
+                <w:sz w:val="24"/>
+                <w:szCs w:val="24"/>
+                <w:lang w:bidi="ar-EG"/>
+              </w:rPr>
+            </w:pPr>
+            <w:r>
+              <w:rPr>
+                <w:rFonts w:ascii="Arial" w:eastAsia="Times New Roman" w:hAnsi="Arial" w:cs="Arial"/>
+                <w:sz w:val="24"/>
+                <w:szCs w:val="24"/>
+                <w:lang w:bidi="ar-EG"/>
+              </w:rPr>
+              <w:t>Visual Studio Code, MySQL, Web Browser</w:t>
+            </w:r>
+          </w:p>
+        </w:tc>
+        <w:tc>
+          <w:tcPr>
+            <w:tcW w:w="4800" w:type="dxa"/>
+            <w:hideMark/>
+          </w:tcPr>
+          <w:p>
+            <w:pPr>
+              <w:bidi/>
+              <w:jc w:val="right"/>
+              <w:rPr>
+                <w:rFonts w:ascii="Arial" w:eastAsia="Times New Roman" w:hAnsi="Arial" w:cs="Arial"/>
+                <w:sz w:val="28"/>
+                <w:szCs w:val="28"/>
+              </w:rPr>
+            </w:pPr>
+            <w:r>
+              <w:rPr>
+                <w:rFonts w:ascii="Calibri" w:eastAsia="Times New Roman" w:hAnsi="Calibri" w:cs="Calibri"/>
+                <w:color w:val="000000" w:themeColor="dark1"/>
+                <w:kern w:val="24"/>
+                <w:sz w:val="28"/>
+                <w:szCs w:val="28"/>
+              </w:rPr>
+              <w:t>Resources Needed</w:t>
+            </w:r>
+          </w:p>
+        </w:tc>
+      </w:tr>
+      <w:tr>
+        <w:trPr>
+          <w:cnfStyle w:val="000000010000" w:firstRow="0" w:lastRow="0" w:firstColumn="0" w:lastColumn="0" w:oddVBand="0" w:evenVBand="0" w:oddHBand="0" w:evenHBand="1" w:firstRowFirstColumn="0" w:firstRowLastColumn="0" w:lastRowFirstColumn="0" w:lastRowLastColumn="0"/>
+          <w:trHeight w:val="227"/>
+        </w:trPr>
+        <w:tc>
+          <w:tcPr>
+            <w:tcW w:w="4800" w:type="dxa"/>
+            <w:hideMark/>
+          </w:tcPr>
+          <w:p>
+            <w:pPr>
+              <w:bidi/>
+              <w:jc w:val="right"/>
+              <w:rPr>
+                <w:rFonts w:ascii="Arial" w:eastAsia="Times New Roman" w:hAnsi="Arial" w:cs="Arial"/>
+                <w:sz w:val="28"/>
+                <w:szCs w:val="28"/>
+                <w:lang w:bidi="ar-EG"/>
+              </w:rPr>
+            </w:pPr>
+            <w:r>
+              <w:rPr>
+                <w:rFonts w:ascii="Arial" w:eastAsia="Times New Roman" w:hAnsi="Arial" w:cs="Arial"/>
+                <w:sz w:val="28"/>
+                <w:szCs w:val="28"/>
+                <w:lang w:bidi="ar-EG"/>
+              </w:rPr>
+              <w:t>48 hours</w:t>
+            </w:r>
+          </w:p>
+        </w:tc>
+        <w:tc>
+          <w:tcPr>
+            <w:tcW w:w="4800" w:type="dxa"/>
+            <w:hideMark/>
+          </w:tcPr>
+          <w:p>
+            <w:pPr>
+              <w:bidi/>
+              <w:jc w:val="right"/>
+              <w:rPr>
+                <w:rFonts w:ascii="Arial" w:eastAsia="Times New Roman" w:hAnsi="Arial" w:cs="Arial"/>
+                <w:sz w:val="28"/>
+                <w:szCs w:val="28"/>
+              </w:rPr>
+            </w:pPr>
+            <w:r>
+              <w:rPr>
+                <w:rFonts w:ascii="Calibri" w:eastAsia="Times New Roman" w:hAnsi="Calibri" w:cs="Calibri"/>
+                <w:color w:val="000000" w:themeColor="dark1"/>
+                <w:kern w:val="24"/>
+                <w:sz w:val="28"/>
+                <w:szCs w:val="28"/>
+              </w:rPr>
+              <w:t>Estimated Time</w:t>
+            </w:r>
+          </w:p>
+        </w:tc>
+      </w:tr>
+      <w:tr>
+        <w:trPr>
+          <w:cnfStyle w:val="000000100000" w:firstRow="0" w:lastRow="0" w:firstColumn="0" w:lastColumn="0" w:oddVBand="0" w:evenVBand="0" w:oddHBand="1" w:evenHBand="0" w:firstRowFirstColumn="0" w:firstRowLastColumn="0" w:lastRowFirstColumn="0" w:lastRowLastColumn="0"/>
+          <w:trHeight w:val="227"/>
+        </w:trPr>
+        <w:tc>
+          <w:tcPr>
+            <w:tcW w:w="4800" w:type="dxa"/>
+            <w:hideMark/>
+          </w:tcPr>
+          <w:p>
+            <w:pPr>
+              <w:bidi/>
+              <w:jc w:val="right"/>
+              <w:rPr>
+                <w:rFonts w:ascii="Arial" w:eastAsia="Times New Roman" w:hAnsi="Arial" w:cs="Arial"/>
+                <w:sz w:val="28"/>
+                <w:szCs w:val="28"/>
+                <w:lang w:bidi="ar-EG"/>
+              </w:rPr>
+            </w:pPr>
+          </w:p>
+        </w:tc>
+        <w:tc>
+          <w:tcPr>
+            <w:tcW w:w="4800" w:type="dxa"/>
+            <w:hideMark/>
+          </w:tcPr>
+          <w:p>
+            <w:pPr>
+              <w:bidi/>
+              <w:jc w:val="right"/>
+              <w:rPr>
+                <w:rFonts w:ascii="Arial" w:eastAsia="Times New Roman" w:hAnsi="Arial" w:cs="Arial"/>
+                <w:sz w:val="28"/>
+                <w:szCs w:val="28"/>
+              </w:rPr>
+            </w:pPr>
+            <w:r>
+              <w:rPr>
+                <w:rFonts w:ascii="Calibri" w:eastAsia="Times New Roman" w:hAnsi="Calibri" w:cs="Calibri"/>
+                <w:color w:val="000000" w:themeColor="dark1"/>
+                <w:kern w:val="24"/>
+                <w:sz w:val="28"/>
+                <w:szCs w:val="28"/>
+              </w:rPr>
+              <w:t>Actual Time</w:t>
+            </w:r>
+          </w:p>
+        </w:tc>
+      </w:tr>
+    </w:tbl>
+    <w:p>
+      <w:pPr>
+        <w:jc w:val="center"/>
+        <w:rPr>
+          <w:sz w:val="32"/>
+          <w:szCs w:val="32"/>
+          <w:rtl/>
+        </w:rPr>
+      </w:pPr>
+    </w:p>
+    <w:p>
+      <w:pPr>
+        <w:jc w:val="center"/>
+        <w:rPr>
+          <w:sz w:val="32"/>
+          <w:szCs w:val="32"/>
+          <w:rtl/>
+        </w:rPr>
+      </w:pPr>
+    </w:p>
+    <w:p>
+      <w:pPr>
+        <w:jc w:val="center"/>
+        <w:rPr>
+          <w:b/>
+          <w:bCs/>
+          <w:sz w:val="40"/>
+          <w:szCs w:val="40"/>
+          <w:u w:val="double"/>
+        </w:rPr>
+        <w:sectPr>
+          <w:headerReference w:type="even" r:id="rId9"/>
+          <w:headerReference w:type="default" r:id="rId10"/>
+          <w:headerReference w:type="first" r:id="rId11"/>
+          <w:pgSz w:w="12240" w:h="15840"/>
+          <w:pgMar w:top="1440" w:right="1440" w:bottom="1440" w:left="1440" w:header="720" w:footer="720" w:gutter="0"/>
+          <w:pgBorders w:offsetFrom="page">
+            <w:top w:val="thinThickThinLargeGap" w:sz="24" w:space="24" w:color="auto"/>
+            <w:left w:val="thinThickThinLargeGap" w:sz="24" w:space="24" w:color="auto"/>
+            <w:bottom w:val="thinThickThinLargeGap" w:sz="24" w:space="24" w:color="auto"/>
+            <w:right w:val="thinThickThinLargeGap" w:sz="24" w:space="24" w:color="auto"/>
+          </w:pgBorders>
+          <w:cols w:space="720"/>
+          <w:docGrid w:linePitch="360"/>
+        </w:sectPr>
+      </w:pPr>
+    </w:p>
+    <w:p>
+      <w:pPr>
+        <w:jc w:val="center"/>
+        <w:rPr>
+          <w:b/>
+          <w:bCs/>
+          <w:sz w:val="40"/>
+          <w:szCs w:val="40"/>
+          <w:u w:val="double"/>
+          <w:rtl/>
+        </w:rPr>
+      </w:pPr>
+      <w:r>
+        <w:rPr>
+          <w:b/>
+          <w:bCs/>
+          <w:sz w:val="40"/>
+          <w:szCs w:val="40"/>
+          <w:u w:val="double"/>
+        </w:rPr>
+        <w:lastRenderedPageBreak/>
+        <w:t>Pert Chart</w:t>
+      </w:r>
+    </w:p>
+    <w:p>
+      <w:pPr>
+        <w:ind w:left="-810"/>
+        <w:rPr>
+          <w:sz w:val="32"/>
+          <w:szCs w:val="32"/>
+          <w:rtl/>
+          <w:lang w:bidi="ar-EG"/>
+        </w:rPr>
+      </w:pPr>
+      <w:r>
+        <w:rPr>
+          <w:b/>
+          <w:bCs/>
+          <w:noProof/>
+          <w:sz w:val="40"/>
+          <w:szCs w:val="40"/>
+        </w:rPr>
+        <w:drawing>
+          <wp:inline distT="0" distB="0" distL="0" distR="0" wp14:anchorId="6E01525D" wp14:editId="375D75BC">
+            <wp:extent cx="9237134" cy="5402580"/>
+            <wp:effectExtent l="0" t="0" r="2540" b="7620"/>
+            <wp:docPr id="1222666698" name="Picture 6"/>
+            <wp:cNvGraphicFramePr>
+              <a:graphicFrameLocks xmlns:a="http://schemas.openxmlformats.org/drawingml/2006/main" noChangeAspect="1"/>
+            </wp:cNvGraphicFramePr>
+            <a:graphic xmlns:a="http://schemas.openxmlformats.org/drawingml/2006/main">
+              <a:graphicData uri="http://schemas.openxmlformats.org/drawingml/2006/picture">
+                <pic:pic xmlns:pic="http://schemas.openxmlformats.org/drawingml/2006/picture">
+                  <pic:nvPicPr>
+                    <pic:cNvPr id="0" name="Picture 1"/>
+                    <pic:cNvPicPr>
+                      <a:picLocks noChangeAspect="1" noChangeArrowheads="1"/>
+                    </pic:cNvPicPr>
+                  </pic:nvPicPr>
+                  <pic:blipFill>
+                    <a:blip r:embed="rId12" cstate="print">
+                      <a:extLst>
+                        <a:ext uri="{28A0092B-C50C-407E-A947-70E740481C1C}">
+                          <a14:useLocalDpi xmlns:a14="http://schemas.microsoft.com/office/drawing/2010/main" val="0"/>
+                        </a:ext>
+                      </a:extLst>
+                    </a:blip>
+                    <a:srcRect/>
+                    <a:stretch>
+                      <a:fillRect/>
+                    </a:stretch>
+                  </pic:blipFill>
+                  <pic:spPr bwMode="auto">
+                    <a:xfrm>
+                      <a:off x="0" y="0"/>
+                      <a:ext cx="9249056" cy="5409553"/>
+                    </a:xfrm>
+                    <a:prstGeom prst="rect">
+                      <a:avLst/>
+                    </a:prstGeom>
+                    <a:noFill/>
+                    <a:ln>
+                      <a:noFill/>
+                    </a:ln>
+                  </pic:spPr>
+                </pic:pic>
+              </a:graphicData>
+            </a:graphic>
+          </wp:inline>
+        </w:drawing>
+      </w:r>
+    </w:p>
+    <w:p>
+      <w:pPr>
+        <w:ind w:left="-810"/>
+        <w:jc w:val="center"/>
+        <w:rPr>
+          <w:b/>
+          <w:bCs/>
+          <w:sz w:val="40"/>
+          <w:szCs w:val="40"/>
+          <w:u w:val="double"/>
+          <w:rtl/>
+        </w:rPr>
+      </w:pPr>
+      <w:r>
+        <w:rPr>
+          <w:b/>
+          <w:bCs/>
+          <w:sz w:val="40"/>
+          <w:szCs w:val="40"/>
+          <w:u w:val="double"/>
+        </w:rPr>
+        <w:lastRenderedPageBreak/>
+        <w:t>Gantt chart</w:t>
+      </w:r>
+    </w:p>
+    <w:p>
+      <w:pPr>
+        <w:ind w:left="-810"/>
+        <w:jc w:val="center"/>
+        <w:rPr>
+          <w:sz w:val="32"/>
+          <w:szCs w:val="32"/>
+          <w:lang w:bidi="ar-EG"/>
+        </w:rPr>
+        <w:sectPr>
+          <w:pgSz w:w="15840" w:h="12240" w:orient="landscape"/>
+          <w:pgMar w:top="1440" w:right="1440" w:bottom="1440" w:left="1440" w:header="720" w:footer="720" w:gutter="0"/>
+          <w:pgBorders w:offsetFrom="page">
+            <w:top w:val="thinThickThinLargeGap" w:sz="24" w:space="24" w:color="auto"/>
+            <w:left w:val="thinThickThinLargeGap" w:sz="24" w:space="24" w:color="auto"/>
+            <w:bottom w:val="thinThickThinLargeGap" w:sz="24" w:space="24" w:color="auto"/>
+            <w:right w:val="thinThickThinLargeGap" w:sz="24" w:space="24" w:color="auto"/>
+          </w:pgBorders>
+          <w:cols w:space="720"/>
+          <w:docGrid w:linePitch="360"/>
+        </w:sectPr>
+      </w:pPr>
+      <w:r>
+        <w:rPr>
+          <w:noProof/>
+        </w:rPr>
+        <w:drawing>
+          <wp:inline distT="0" distB="0" distL="0" distR="0" wp14:anchorId="0865B4C5" wp14:editId="6B009929">
+            <wp:extent cx="9220200" cy="5374005"/>
+            <wp:effectExtent l="0" t="0" r="0" b="0"/>
+            <wp:docPr id="564477999" name="Chart 1">
+              <a:extLst xmlns:a="http://schemas.openxmlformats.org/drawingml/2006/main">
+                <a:ext uri="{FF2B5EF4-FFF2-40B4-BE49-F238E27FC236}">
+                  <a16:creationId xmlns:a16="http://schemas.microsoft.com/office/drawing/2014/main" id="{00000000-0008-0000-0000-000002000000}"/>
+                </a:ext>
+              </a:extLst>
+            </wp:docPr>
+            <wp:cNvGraphicFramePr/>
+            <a:graphic xmlns:a="http://schemas.openxmlformats.org/drawingml/2006/main">
+              <a:graphicData uri="http://schemas.openxmlformats.org/drawingml/2006/chart">
+                <c:chart xmlns:c="http://schemas.openxmlformats.org/drawingml/2006/chart" xmlns:r="http://schemas.openxmlformats.org/officeDocument/2006/relationships" r:id="rId13"/>
+              </a:graphicData>
+            </a:graphic>
+          </wp:inline>
+        </w:drawing>
+      </w:r>
+    </w:p>
+    <w:p>
+      <w:pPr>
+        <w:ind w:left="-810"/>
+        <w:jc w:val="center"/>
+        <w:rPr>
+          <w:sz w:val="32"/>
+          <w:szCs w:val="32"/>
+          <w:rtl/>
+          <w:lang w:bidi="ar-EG"/>
+        </w:rPr>
+      </w:pPr>
+    </w:p>
+    <w:p>
+      <w:pPr>
+        <w:tabs>
+          <w:tab w:val="center" w:pos="6075"/>
+        </w:tabs>
+        <w:bidi/>
+        <w:ind w:left="-810" w:right="-810"/>
+        <w:jc w:val="center"/>
+        <w:rPr>
+          <w:sz w:val="32"/>
+          <w:szCs w:val="32"/>
+          <w:lang w:bidi="ar-EG"/>
+        </w:rPr>
+      </w:pPr>
+      <w:r>
+        <w:rPr>
+          <w:sz w:val="32"/>
+          <w:szCs w:val="32"/>
+          <w:lang w:bidi="ar-EG"/>
+        </w:rPr>
+        <w:tab/>
+      </w:r>
+    </w:p>
+    <w:p>
+      <w:pPr>
+        <w:bidi/>
+        <w:rPr>
+          <w:sz w:val="32"/>
+          <w:szCs w:val="32"/>
+          <w:rtl/>
+          <w:lang w:bidi="ar-EG"/>
+        </w:rPr>
+      </w:pPr>
+    </w:p>
+    <w:p>
+      <w:pPr>
+        <w:bidi/>
+        <w:rPr>
+          <w:sz w:val="32"/>
+          <w:szCs w:val="32"/>
+          <w:rtl/>
+          <w:lang w:bidi="ar-EG"/>
+        </w:rPr>
+      </w:pPr>
+    </w:p>
+    <w:p>
+      <w:pPr>
+        <w:bidi/>
+        <w:rPr>
+          <w:sz w:val="32"/>
+          <w:szCs w:val="32"/>
+          <w:rtl/>
+          <w:lang w:bidi="ar-EG"/>
+        </w:rPr>
+      </w:pPr>
+    </w:p>
+    <w:p>
+      <w:pPr>
+        <w:bidi/>
+        <w:rPr>
+          <w:sz w:val="32"/>
+          <w:szCs w:val="32"/>
+          <w:rtl/>
+          <w:lang w:bidi="ar-EG"/>
+        </w:rPr>
+      </w:pPr>
+    </w:p>
+    <w:p>
+      <w:pPr>
+        <w:bidi/>
+        <w:jc w:val="center"/>
+        <w:rPr>
+          <w:sz w:val="32"/>
+          <w:szCs w:val="32"/>
+          <w:rtl/>
+          <w:lang w:bidi="ar-EG"/>
+        </w:rPr>
+      </w:pPr>
+      <w:r>
+        <w:rPr>
+          <w:b/>
+          <w:bCs/>
+          <w:noProof/>
+          <w:sz w:val="40"/>
+          <w:szCs w:val="40"/>
+        </w:rPr>
+        <mc:AlternateContent>
+          <mc:Choice Requires="wps">
+            <w:drawing>
+              <wp:anchor distT="0" distB="0" distL="114300" distR="114300" simplePos="0" relativeHeight="251675648" behindDoc="0" locked="0" layoutInCell="1" allowOverlap="1" wp14:anchorId="7E9FAA31" wp14:editId="77BDF45A">
+                <wp:simplePos x="3814233" y="3371215"/>
+                <wp:positionH relativeFrom="margin">
+                  <wp:align>center</wp:align>
+                </wp:positionH>
+                <wp:positionV relativeFrom="margin">
+                  <wp:align>center</wp:align>
+                </wp:positionV>
+                <wp:extent cx="3048000" cy="1514475"/>
+                <wp:effectExtent l="57150" t="38100" r="76200" b="104775"/>
+                <wp:wrapSquare wrapText="bothSides"/>
+                <wp:docPr id="16" name="AutoShape 10"/>
+                <wp:cNvGraphicFramePr>
+                  <a:graphicFrameLocks xmlns:a="http://schemas.openxmlformats.org/drawingml/2006/main"/>
+                </wp:cNvGraphicFramePr>
+                <a:graphic xmlns:a="http://schemas.openxmlformats.org/drawingml/2006/main">
+                  <a:graphicData uri="http://schemas.microsoft.com/office/word/2010/wordprocessingShape">
+                    <wps:wsp>
+                      <wps:cNvSpPr>
+                        <a:spLocks noChangeArrowheads="1"/>
+                      </wps:cNvSpPr>
+                      <wps:spPr bwMode="auto">
+                        <a:xfrm>
+                          <a:off x="0" y="0"/>
+                          <a:ext cx="3048000" cy="1514475"/>
+                        </a:xfrm>
+                        <a:prstGeom prst="flowChartPunchedTape">
+                          <a:avLst/>
+                        </a:prstGeom>
+                        <a:ln>
+                          <a:headEnd/>
+                          <a:tailEnd/>
+                        </a:ln>
+                      </wps:spPr>
+                      <wps:style>
+                        <a:lnRef idx="1">
+                          <a:schemeClr val="accent5"/>
+                        </a:lnRef>
+                        <a:fillRef idx="2">
+                          <a:schemeClr val="accent5"/>
+                        </a:fillRef>
+                        <a:effectRef idx="1">
+                          <a:schemeClr val="accent5"/>
+                        </a:effectRef>
+                        <a:fontRef idx="minor">
+                          <a:schemeClr val="dk1"/>
+                        </a:fontRef>
+                      </wps:style>
+                      <wps:txbx>
+                        <w:txbxContent>
+                          <w:p>
+                            <w:pPr>
+                              <w:jc w:val="center"/>
+                            </w:pPr>
+                          </w:p>
+                          <w:p>
+                            <w:pPr>
+                              <w:jc w:val="center"/>
+                              <w:rPr>
+                                <w:rFonts w:asciiTheme="majorBidi" w:hAnsiTheme="majorBidi" w:cstheme="majorBidi"/>
+                                <w:b/>
+                                <w:bCs/>
+                                <w:color w:val="FF0000"/>
+                                <w:sz w:val="36"/>
+                                <w:szCs w:val="36"/>
+                              </w:rPr>
+                            </w:pPr>
+                            <w:r>
+                              <w:rPr>
+                                <w:rFonts w:asciiTheme="majorBidi" w:hAnsiTheme="majorBidi" w:cstheme="majorBidi"/>
+                                <w:b/>
+                                <w:bCs/>
+                                <w:color w:val="FF0000"/>
+                                <w:sz w:val="36"/>
+                                <w:szCs w:val="36"/>
+                              </w:rPr>
+                              <w:t>Analysis (Project Proposal)</w:t>
+                            </w:r>
+                          </w:p>
+                        </w:txbxContent>
+                      </wps:txbx>
+                      <wps:bodyPr rot="0" vert="horz" wrap="square" lIns="91440" tIns="45720" rIns="91440" bIns="45720" anchor="t" anchorCtr="0" upright="1">
+                        <a:noAutofit/>
+                      </wps:bodyPr>
+                    </wps:wsp>
+                  </a:graphicData>
+                </a:graphic>
+                <wp14:sizeRelH relativeFrom="page">
+                  <wp14:pctWidth>0</wp14:pctWidth>
+                </wp14:sizeRelH>
+                <wp14:sizeRelV relativeFrom="page">
+                  <wp14:pctHeight>0</wp14:pctHeight>
+                </wp14:sizeRelV>
+              </wp:anchor>
+            </w:drawing>
+          </mc:Choice>
+          <mc:Fallback>
+            <w:pict>
+              <v:shape w14:anchorId="7E9FAA31" id="AutoShape 10" o:spid="_x0000_s1028" type="#_x0000_t122" style="position:absolute;left:0;text-align:left;margin-left:0;margin-top:0;width:240pt;height:119.25pt;z-index:251675648;visibility:visible;mso-wrap-style:square;mso-width-percent:0;mso-height-percent:0;mso-wrap-distance-left:9pt;mso-wrap-distance-top:0;mso-wrap-distance-right:9pt;mso-wrap-distance-bottom:0;mso-position-horizontal:center;mso-position-horizontal-relative:margin;mso-position-vertical:center;mso-position-vertical-relative:margin;mso-width-percent:0;mso-height-percent:0;mso-width-relative:page;mso-height-relative:page;v-text-anchor:top" o:gfxdata="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" fillcolor="#a5d5e2 [1624]" strokecolor="#40a7c2 [3048]">
+                <v:fill color2="#e4f2f6 [504]" rotate="t" angle="180" colors="0 #9eeaff;22938f #bbefff;1 #e4f9ff" focus="100%" type="gradient"/>
+                <v:shadow on="t" color="black" opacity="24903f" origin=",.5" offset="0,.55556mm"/>
+                <v:textbox>
+                  <w:txbxContent>
+                    <w:p>
+                      <w:pPr>
+                        <w:jc w:val="center"/>
+                      </w:pPr>
+                    </w:p>
+                    <w:p>
+                      <w:pPr>
+                        <w:jc w:val="center"/>
+                        <w:rPr>
+                          <w:rFonts w:asciiTheme="majorBidi" w:hAnsiTheme="majorBidi" w:cstheme="majorBidi"/>
+                          <w:b/>
+                          <w:bCs/>
+                          <w:color w:val="FF0000"/>
+                          <w:sz w:val="36"/>
+                          <w:szCs w:val="36"/>
+                        </w:rPr>
+                      </w:pPr>
+                      <w:r>
+                        <w:rPr>
+                          <w:rFonts w:asciiTheme="majorBidi" w:hAnsiTheme="majorBidi" w:cstheme="majorBidi"/>
+                          <w:b/>
+                          <w:bCs/>
+                          <w:color w:val="FF0000"/>
+                          <w:sz w:val="36"/>
+                          <w:szCs w:val="36"/>
+                        </w:rPr>
+                        <w:t>Analysis (Project Proposal)</w:t>
+                      </w:r>
+                    </w:p>
+                  </w:txbxContent>
+                </v:textbox>
+                <w10:wrap type="square" anchorx="margin" anchory="margin"/>
+              </v:shape>
+            </w:pict>
+          </mc:Fallback>
+        </mc:AlternateContent>
+      </w:r>
+    </w:p>
+    <w:p>
+      <w:pPr>
+        <w:tabs>
+          <w:tab w:val="center" w:pos="4680"/>
+        </w:tabs>
+        <w:bidi/>
+        <w:rPr>
+          <w:sz w:val="32"/>
+          <w:szCs w:val="32"/>
+          <w:lang w:bidi="ar-EG"/>
+        </w:rPr>
+        <w:sectPr>
+          <w:pgSz w:w="12240" w:h="15840"/>
+          <w:pgMar w:top="1440" w:right="1440" w:bottom="1440" w:left="1440" w:header="720" w:footer="720" w:gutter="0"/>
+          <w:pgBorders w:offsetFrom="page">
+            <w:top w:val="thinThickThinLargeGap" w:sz="24" w:space="24" w:color="auto"/>
+            <w:left w:val="thinThickThinLargeGap" w:sz="24" w:space="24" w:color="auto"/>
+            <w:bottom w:val="thinThickThinLargeGap" w:sz="24" w:space="24" w:color="auto"/>
+            <w:right w:val="thinThickThinLargeGap" w:sz="24" w:space="24" w:color="auto"/>
+          </w:pgBorders>
+          <w:cols w:space="720"/>
+          <w:docGrid w:linePitch="360"/>
+        </w:sectPr>
+      </w:pPr>
+      <w:r>
+        <w:rPr>
+          <w:sz w:val="32"/>
+          <w:szCs w:val="32"/>
+          <w:rtl/>
+          <w:lang w:bidi="ar-EG"/>
+        </w:rPr>
+        <w:tab/>
+      </w:r>
+    </w:p>
+    <w:p>
+      <w:pPr>
+        <w:jc w:val="center"/>
+        <w:rPr>
+          <w:b/>
+          <w:bCs/>
+          <w:sz w:val="40"/>
+          <w:szCs w:val="40"/>
+          <w:u w:val="double"/>
+        </w:rPr>
+      </w:pPr>
+      <w:r>
+        <w:rPr>
+          <w:b/>
+          <w:bCs/>
+          <w:sz w:val="40"/>
+          <w:szCs w:val="40"/>
+          <w:u w:val="double"/>
+        </w:rPr>
+        <w:lastRenderedPageBreak/>
+        <w:t xml:space="preserve">Interview </w:t>
+      </w:r>
+    </w:p>
+    <w:p>
+      <w:pPr>
+        <w:jc w:val="center"/>
+        <w:rPr>
+          <w:b/>
+          <w:bCs/>
+          <w:color w:val="FF0000"/>
+          <w:sz w:val="28"/>
+          <w:szCs w:val="28"/>
+        </w:rPr>
+      </w:pPr>
+      <w:r>
+        <w:rPr>
+          <w:b/>
+          <w:bCs/>
+          <w:color w:val="FF0000"/>
+          <w:sz w:val="28"/>
+          <w:szCs w:val="28"/>
+        </w:rPr>
+        <w:t>(</w:t>
+      </w:r>
+      <w:r>
+        <w:rPr>
+          <w:b/>
+          <w:bCs/>
+          <w:color w:val="FF0000"/>
+          <w:sz w:val="28"/>
+          <w:szCs w:val="28"/>
+          <w:u w:val="single"/>
+        </w:rPr>
+        <w:t>include questions and answers</w:t>
+      </w:r>
+      <w:r>
+        <w:rPr>
+          <w:b/>
+          <w:bCs/>
+          <w:color w:val="FF0000"/>
+          <w:sz w:val="28"/>
+          <w:szCs w:val="28"/>
+        </w:rPr>
+        <w:t>)</w:t>
+      </w:r>
+    </w:p>
+    <w:p>
+      <w:pPr>
+        <w:tabs>
+          <w:tab w:val="left" w:pos="1320"/>
+        </w:tabs>
+        <w:ind w:left="-90"/>
+        <w:rPr>
+          <w:sz w:val="32"/>
+          <w:szCs w:val="32"/>
+          <w:rtl/>
+          <w:lang w:bidi="ar-EG"/>
+        </w:rPr>
+      </w:pPr>
+    </w:p>
+    <w:p>
+      <w:pPr>
+        <w:ind w:left="-810"/>
+        <w:rPr>
+          <w:sz w:val="32"/>
+          <w:szCs w:val="32"/>
+          <w:rtl/>
+          <w:lang w:bidi="ar-EG"/>
+        </w:rPr>
       </w:pPr>
     </w:p>
     <w:sectPr>
-      <w:headerReference w:type="even" r:id="rId9"/>
-      <w:headerReference w:type="default" r:id="rId10"/>
-      <w:headerReference w:type="first" r:id="rId11"/>
       <w:pgSz w:w="12240" w:h="15840"/>
       <w:pgMar w:top="1440" w:right="1440" w:bottom="1440" w:left="1440" w:header="720" w:footer="720" w:gutter="0"/>
       <w:pgBorders w:offsetFrom="page">
@@ -2680,7 +10427,7 @@
               <v:stroke joinstyle="miter"/>
               <v:path gradientshapeok="t" o:connecttype="rect"/>
             </v:shapetype>
-            <v:shape id="Text Box 95" o:spid="_x0000_s1028" type="#_x0000_t202" alt="Public" style="position:absolute;margin-left:0;margin-top:0;width:47.25pt;height:29.05pt;z-index:251659264;visibility:visible;mso-wrap-style:none;mso-wrap-distance-left:0;mso-wrap-distance-top:0;mso-wrap-distance-right:0;mso-wrap-distance-bottom:0;mso-position-horizontal:left;mso-position-horizontal-relative:page;mso-position-vertical:top;mso-position-vertical-relative:page;v-text-anchor:top" o:gfxdata="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" filled="f" stroked="f">
+            <v:shape id="Text Box 95" o:spid="_x0000_s1029" type="#_x0000_t202" alt="Public" style="position:absolute;margin-left:0;margin-top:0;width:47.25pt;height:29.05pt;z-index:251659264;visibility:visible;mso-wrap-style:none;mso-wrap-distance-left:0;mso-wrap-distance-top:0;mso-wrap-distance-right:0;mso-wrap-distance-bottom:0;mso-position-horizontal:left;mso-position-horizontal-relative:page;mso-position-vertical:top;mso-position-vertical-relative:page;v-text-anchor:top" o:gfxdata="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" filled="f" stroked="f">
               <v:textbox style="mso-fit-shape-to-text:t" inset="20pt,15pt,0,0">
                 <w:txbxContent>
                   <w:p>
@@ -2800,7 +10547,7 @@
               <v:stroke joinstyle="miter"/>
               <v:path gradientshapeok="t" o:connecttype="rect"/>
             </v:shapetype>
-            <v:shape id="Text Box 96" o:spid="_x0000_s1029" type="#_x0000_t202" alt="Public" style="position:absolute;margin-left:0;margin-top:0;width:47.25pt;height:29.05pt;z-index:251660288;visibility:visible;mso-wrap-style:none;mso-wrap-distance-left:0;mso-wrap-distance-top:0;mso-wrap-distance-right:0;mso-wrap-distance-bottom:0;mso-position-horizontal:left;mso-position-horizontal-relative:page;mso-position-vertical:top;mso-position-vertical-relative:page;v-text-anchor:top" o:gfxdata="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" filled="f" stroked="f">
+            <v:shape id="Text Box 96" o:spid="_x0000_s1030" type="#_x0000_t202" alt="Public" style="position:absolute;margin-left:0;margin-top:0;width:47.25pt;height:29.05pt;z-index:251660288;visibility:visible;mso-wrap-style:none;mso-wrap-distance-left:0;mso-wrap-distance-top:0;mso-wrap-distance-right:0;mso-wrap-distance-bottom:0;mso-position-horizontal:left;mso-position-horizontal-relative:page;mso-position-vertical:top;mso-position-vertical-relative:page;v-text-anchor:top" o:gfxdata="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" filled="f" stroked="f">
               <v:textbox style="mso-fit-shape-to-text:t" inset="20pt,15pt,0,0">
                 <w:txbxContent>
                   <w:p>
@@ -2920,7 +10667,7 @@
               <v:stroke joinstyle="miter"/>
               <v:path gradientshapeok="t" o:connecttype="rect"/>
             </v:shapetype>
-            <v:shape id="Text Box 94" o:spid="_x0000_s1030" type="#_x0000_t202" alt="Public" style="position:absolute;margin-left:0;margin-top:0;width:47.25pt;height:29.05pt;z-index:251658240;visibility:visible;mso-wrap-style:none;mso-wrap-distance-left:0;mso-wrap-distance-top:0;mso-wrap-distance-right:0;mso-wrap-distance-bottom:0;mso-position-horizontal:left;mso-position-horizontal-relative:page;mso-position-vertical:top;mso-position-vertical-relative:page;v-text-anchor:top" o:gfxdata="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" filled="f" stroked="f">
+            <v:shape id="Text Box 94" o:spid="_x0000_s1031" type="#_x0000_t202" alt="Public" style="position:absolute;margin-left:0;margin-top:0;width:47.25pt;height:29.05pt;z-index:251658240;visibility:visible;mso-wrap-style:none;mso-wrap-distance-left:0;mso-wrap-distance-top:0;mso-wrap-distance-right:0;mso-wrap-distance-bottom:0;mso-position-horizontal:left;mso-position-horizontal-relative:page;mso-position-vertical:top;mso-position-vertical-relative:page;v-text-anchor:top" o:gfxdata="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" filled="f" stroked="f">
               <v:textbox style="mso-fit-shape-to-text:t" inset="20pt,15pt,0,0">
                 <w:txbxContent>
                   <w:p>
@@ -7359,6 +15106,1425 @@
 </w:styles>
 </file>
 
+<file path=word/charts/chart1.xml><?xml version="1.0" encoding="utf-8"?>
+<c:chartSpace xmlns:c="http://schemas.openxmlformats.org/drawingml/2006/chart" xmlns:a="http://schemas.openxmlformats.org/drawingml/2006/main" xmlns:r="http://schemas.openxmlformats.org/officeDocument/2006/relationships" xmlns:c16r2="http://schemas.microsoft.com/office/drawing/2015/06/chart">
+  <c:date1904 val="0"/>
+  <c:lang val="en-US"/>
+  <c:roundedCorners val="0"/>
+  <mc:AlternateContent xmlns:mc="http://schemas.openxmlformats.org/markup-compatibility/2006">
+    <mc:Choice xmlns:c14="http://schemas.microsoft.com/office/drawing/2007/8/2/chart" Requires="c14">
+      <c14:style val="102"/>
+    </mc:Choice>
+    <mc:Fallback>
+      <c:style val="2"/>
+    </mc:Fallback>
+  </mc:AlternateContent>
+  <c:clrMapOvr bg1="lt1" tx1="dk1" bg2="lt2" tx2="dk2" accent1="accent1" accent2="accent2" accent3="accent3" accent4="accent4" accent5="accent5" accent6="accent6" hlink="hlink" folHlink="folHlink"/>
+  <c:chart>
+    <c:autoTitleDeleted val="1"/>
+    <c:plotArea>
+      <c:layout/>
+      <c:barChart>
+        <c:barDir val="bar"/>
+        <c:grouping val="stacked"/>
+        <c:varyColors val="0"/>
+        <c:ser>
+          <c:idx val="0"/>
+          <c:order val="0"/>
+          <c:tx>
+            <c:v>Offset</c:v>
+          </c:tx>
+          <c:spPr>
+            <a:noFill/>
+            <a:ln>
+              <a:noFill/>
+            </a:ln>
+            <a:effectLst/>
+          </c:spPr>
+          <c:invertIfNegative val="0"/>
+          <c:cat>
+            <c:strRef>
+              <c:f>Gantt!$H$8:$H$19</c:f>
+              <c:strCache>
+                <c:ptCount val="12"/>
+                <c:pt idx="0">
+                  <c:v>Implementation</c:v>
+                </c:pt>
+                <c:pt idx="1">
+                  <c:v>Design</c:v>
+                </c:pt>
+                <c:pt idx="2">
+                  <c:v>Normalization</c:v>
+                </c:pt>
+                <c:pt idx="3">
+                  <c:v>Entity Relationship</c:v>
+                </c:pt>
+                <c:pt idx="4">
+                  <c:v>Process Specification</c:v>
+                </c:pt>
+                <c:pt idx="5">
+                  <c:v>Data Store</c:v>
+                </c:pt>
+                <c:pt idx="6">
+                  <c:v>Data Flow Diagram</c:v>
+                </c:pt>
+                <c:pt idx="7">
+                  <c:v>Questionnaire</c:v>
+                </c:pt>
+                <c:pt idx="8">
+                  <c:v>Interview</c:v>
+                </c:pt>
+                <c:pt idx="9">
+                  <c:v>PERT and Gantt Chart</c:v>
+                </c:pt>
+                <c:pt idx="10">
+                  <c:v>Feasibility Study</c:v>
+                </c:pt>
+                <c:pt idx="11">
+                  <c:v>System Request</c:v>
+                </c:pt>
+              </c:strCache>
+            </c:strRef>
+          </c:cat>
+          <c:val>
+            <c:numRef>
+              <c:f>Gantt!$I$8:$I$19</c:f>
+              <c:numCache>
+                <c:formatCode>General</c:formatCode>
+                <c:ptCount val="12"/>
+                <c:pt idx="0">
+                  <c:v>56</c:v>
+                </c:pt>
+                <c:pt idx="1">
+                  <c:v>36</c:v>
+                </c:pt>
+                <c:pt idx="2">
+                  <c:v>32</c:v>
+                </c:pt>
+                <c:pt idx="3">
+                  <c:v>28</c:v>
+                </c:pt>
+                <c:pt idx="4">
+                  <c:v>24</c:v>
+                </c:pt>
+                <c:pt idx="5">
+                  <c:v>22</c:v>
+                </c:pt>
+                <c:pt idx="6">
+                  <c:v>18</c:v>
+                </c:pt>
+                <c:pt idx="7">
+                  <c:v>15</c:v>
+                </c:pt>
+                <c:pt idx="8">
+                  <c:v>12</c:v>
+                </c:pt>
+                <c:pt idx="9">
+                  <c:v>6</c:v>
+                </c:pt>
+                <c:pt idx="10">
+                  <c:v>2</c:v>
+                </c:pt>
+                <c:pt idx="11">
+                  <c:v>0</c:v>
+                </c:pt>
+              </c:numCache>
+            </c:numRef>
+          </c:val>
+          <c:extLst>
+            <c:ext xmlns:c16="http://schemas.microsoft.com/office/drawing/2014/chart" uri="{C3380CC4-5D6E-409C-BE32-E72D297353CC}">
+              <c16:uniqueId val="{00000000-D944-4721-81C2-32104A4444B0}"/>
+            </c:ext>
+          </c:extLst>
+        </c:ser>
+        <c:ser>
+          <c:idx val="1"/>
+          <c:order val="1"/>
+          <c:tx>
+            <c:v>High</c:v>
+          </c:tx>
+          <c:spPr>
+            <a:gradFill>
+              <a:gsLst>
+                <a:gs pos="0">
+                  <a:schemeClr val="accent2">
+                    <a:tint val="94000"/>
+                    <a:lumMod val="102000"/>
+                    <a:satMod val="103000"/>
+                  </a:schemeClr>
+                </a:gs>
+                <a:gs pos="50000">
+                  <a:schemeClr val="accent2">
+                    <a:shade val="100000"/>
+                    <a:lumMod val="100000"/>
+                    <a:satMod val="110000"/>
+                  </a:schemeClr>
+                </a:gs>
+                <a:gs pos="100000">
+                  <a:schemeClr val="accent2">
+                    <a:shade val="78000"/>
+                    <a:lumMod val="99000"/>
+                    <a:satMod val="120000"/>
+                  </a:schemeClr>
+                </a:gs>
+              </a:gsLst>
+              <a:lin ang="5400000" scaled="0"/>
+            </a:gradFill>
+            <a:ln>
+              <a:noFill/>
+            </a:ln>
+            <a:effectLst>
+              <a:outerShdw blurRad="57150" dist="19050" dir="5400000">
+                <a:srgbClr val="000000">
+                  <a:alpha val="63000"/>
+                </a:srgbClr>
+              </a:outerShdw>
+            </a:effectLst>
+          </c:spPr>
+          <c:invertIfNegative val="1"/>
+          <c:dPt>
+            <c:idx val="0"/>
+            <c:invertIfNegative val="1"/>
+            <c:bubble3D val="0"/>
+            <c:spPr>
+              <a:solidFill>
+                <a:srgbClr val="FF0000"/>
+              </a:solidFill>
+              <a:ln>
+                <a:noFill/>
+              </a:ln>
+              <a:effectLst>
+                <a:outerShdw blurRad="57150" dist="19050" dir="5400000">
+                  <a:srgbClr val="000000">
+                    <a:alpha val="63000"/>
+                  </a:srgbClr>
+                </a:outerShdw>
+              </a:effectLst>
+            </c:spPr>
+            <c:extLst>
+              <c:ext xmlns:c16="http://schemas.microsoft.com/office/drawing/2014/chart" uri="{C3380CC4-5D6E-409C-BE32-E72D297353CC}">
+                <c16:uniqueId val="{00000002-D944-4721-81C2-32104A4444B0}"/>
+              </c:ext>
+            </c:extLst>
+          </c:dPt>
+          <c:dPt>
+            <c:idx val="1"/>
+            <c:invertIfNegative val="1"/>
+            <c:bubble3D val="0"/>
+            <c:spPr>
+              <a:solidFill>
+                <a:srgbClr val="FF0000"/>
+              </a:solidFill>
+              <a:ln>
+                <a:noFill/>
+              </a:ln>
+              <a:effectLst>
+                <a:outerShdw blurRad="57150" dist="19050" dir="5400000">
+                  <a:srgbClr val="000000">
+                    <a:alpha val="63000"/>
+                  </a:srgbClr>
+                </a:outerShdw>
+              </a:effectLst>
+            </c:spPr>
+            <c:extLst>
+              <c:ext xmlns:c16="http://schemas.microsoft.com/office/drawing/2014/chart" uri="{C3380CC4-5D6E-409C-BE32-E72D297353CC}">
+                <c16:uniqueId val="{00000004-D944-4721-81C2-32104A4444B0}"/>
+              </c:ext>
+            </c:extLst>
+          </c:dPt>
+          <c:dPt>
+            <c:idx val="2"/>
+            <c:invertIfNegative val="1"/>
+            <c:bubble3D val="0"/>
+            <c:spPr>
+              <a:solidFill>
+                <a:srgbClr val="FF0000"/>
+              </a:solidFill>
+              <a:ln>
+                <a:noFill/>
+              </a:ln>
+              <a:effectLst>
+                <a:outerShdw blurRad="57150" dist="19050" dir="5400000">
+                  <a:srgbClr val="000000">
+                    <a:alpha val="63000"/>
+                  </a:srgbClr>
+                </a:outerShdw>
+              </a:effectLst>
+            </c:spPr>
+            <c:extLst>
+              <c:ext xmlns:c16="http://schemas.microsoft.com/office/drawing/2014/chart" uri="{C3380CC4-5D6E-409C-BE32-E72D297353CC}">
+                <c16:uniqueId val="{00000006-D944-4721-81C2-32104A4444B0}"/>
+              </c:ext>
+            </c:extLst>
+          </c:dPt>
+          <c:dPt>
+            <c:idx val="3"/>
+            <c:invertIfNegative val="1"/>
+            <c:bubble3D val="0"/>
+            <c:spPr>
+              <a:solidFill>
+                <a:srgbClr val="FF0000"/>
+              </a:solidFill>
+              <a:ln>
+                <a:noFill/>
+              </a:ln>
+              <a:effectLst>
+                <a:outerShdw blurRad="57150" dist="19050" dir="5400000">
+                  <a:srgbClr val="000000">
+                    <a:alpha val="63000"/>
+                  </a:srgbClr>
+                </a:outerShdw>
+              </a:effectLst>
+            </c:spPr>
+            <c:extLst>
+              <c:ext xmlns:c16="http://schemas.microsoft.com/office/drawing/2014/chart" uri="{C3380CC4-5D6E-409C-BE32-E72D297353CC}">
+                <c16:uniqueId val="{00000008-D944-4721-81C2-32104A4444B0}"/>
+              </c:ext>
+            </c:extLst>
+          </c:dPt>
+          <c:dPt>
+            <c:idx val="4"/>
+            <c:invertIfNegative val="1"/>
+            <c:bubble3D val="0"/>
+            <c:spPr>
+              <a:solidFill>
+                <a:srgbClr val="FF0000"/>
+              </a:solidFill>
+              <a:ln>
+                <a:noFill/>
+              </a:ln>
+              <a:effectLst>
+                <a:outerShdw blurRad="57150" dist="19050" dir="5400000">
+                  <a:srgbClr val="000000">
+                    <a:alpha val="63000"/>
+                  </a:srgbClr>
+                </a:outerShdw>
+              </a:effectLst>
+            </c:spPr>
+            <c:extLst>
+              <c:ext xmlns:c16="http://schemas.microsoft.com/office/drawing/2014/chart" uri="{C3380CC4-5D6E-409C-BE32-E72D297353CC}">
+                <c16:uniqueId val="{0000000A-D944-4721-81C2-32104A4444B0}"/>
+              </c:ext>
+            </c:extLst>
+          </c:dPt>
+          <c:dPt>
+            <c:idx val="5"/>
+            <c:invertIfNegative val="1"/>
+            <c:bubble3D val="0"/>
+            <c:spPr>
+              <a:solidFill>
+                <a:srgbClr val="FF0000"/>
+              </a:solidFill>
+              <a:ln>
+                <a:noFill/>
+              </a:ln>
+              <a:effectLst>
+                <a:outerShdw blurRad="57150" dist="19050" dir="5400000">
+                  <a:srgbClr val="000000">
+                    <a:alpha val="63000"/>
+                  </a:srgbClr>
+                </a:outerShdw>
+              </a:effectLst>
+            </c:spPr>
+            <c:extLst>
+              <c:ext xmlns:c16="http://schemas.microsoft.com/office/drawing/2014/chart" uri="{C3380CC4-5D6E-409C-BE32-E72D297353CC}">
+                <c16:uniqueId val="{0000000C-D944-4721-81C2-32104A4444B0}"/>
+              </c:ext>
+            </c:extLst>
+          </c:dPt>
+          <c:dPt>
+            <c:idx val="6"/>
+            <c:invertIfNegative val="1"/>
+            <c:bubble3D val="0"/>
+            <c:spPr>
+              <a:solidFill>
+                <a:srgbClr val="FF0000"/>
+              </a:solidFill>
+              <a:ln>
+                <a:noFill/>
+              </a:ln>
+              <a:effectLst>
+                <a:outerShdw blurRad="57150" dist="19050" dir="5400000">
+                  <a:srgbClr val="000000">
+                    <a:alpha val="63000"/>
+                  </a:srgbClr>
+                </a:outerShdw>
+              </a:effectLst>
+            </c:spPr>
+            <c:extLst>
+              <c:ext xmlns:c16="http://schemas.microsoft.com/office/drawing/2014/chart" uri="{C3380CC4-5D6E-409C-BE32-E72D297353CC}">
+                <c16:uniqueId val="{0000000E-D944-4721-81C2-32104A4444B0}"/>
+              </c:ext>
+            </c:extLst>
+          </c:dPt>
+          <c:dPt>
+            <c:idx val="9"/>
+            <c:invertIfNegative val="1"/>
+            <c:bubble3D val="0"/>
+            <c:spPr>
+              <a:solidFill>
+                <a:srgbClr val="FF0000"/>
+              </a:solidFill>
+              <a:ln>
+                <a:noFill/>
+              </a:ln>
+              <a:effectLst>
+                <a:outerShdw blurRad="57150" dist="19050" dir="5400000">
+                  <a:srgbClr val="000000">
+                    <a:alpha val="63000"/>
+                  </a:srgbClr>
+                </a:outerShdw>
+              </a:effectLst>
+            </c:spPr>
+            <c:extLst>
+              <c:ext xmlns:c16="http://schemas.microsoft.com/office/drawing/2014/chart" uri="{C3380CC4-5D6E-409C-BE32-E72D297353CC}">
+                <c16:uniqueId val="{00000010-D944-4721-81C2-32104A4444B0}"/>
+              </c:ext>
+            </c:extLst>
+          </c:dPt>
+          <c:dPt>
+            <c:idx val="10"/>
+            <c:invertIfNegative val="1"/>
+            <c:bubble3D val="0"/>
+            <c:spPr>
+              <a:solidFill>
+                <a:srgbClr val="FF0000"/>
+              </a:solidFill>
+              <a:ln>
+                <a:noFill/>
+              </a:ln>
+              <a:effectLst>
+                <a:outerShdw blurRad="57150" dist="19050" dir="5400000">
+                  <a:srgbClr val="000000">
+                    <a:alpha val="63000"/>
+                  </a:srgbClr>
+                </a:outerShdw>
+              </a:effectLst>
+            </c:spPr>
+            <c:extLst>
+              <c:ext xmlns:c16="http://schemas.microsoft.com/office/drawing/2014/chart" uri="{C3380CC4-5D6E-409C-BE32-E72D297353CC}">
+                <c16:uniqueId val="{00000012-D944-4721-81C2-32104A4444B0}"/>
+              </c:ext>
+            </c:extLst>
+          </c:dPt>
+          <c:dPt>
+            <c:idx val="11"/>
+            <c:invertIfNegative val="1"/>
+            <c:bubble3D val="0"/>
+            <c:spPr>
+              <a:solidFill>
+                <a:srgbClr val="FF0000"/>
+              </a:solidFill>
+              <a:ln>
+                <a:noFill/>
+              </a:ln>
+              <a:effectLst>
+                <a:outerShdw blurRad="57150" dist="19050" dir="5400000">
+                  <a:srgbClr val="000000">
+                    <a:alpha val="63000"/>
+                  </a:srgbClr>
+                </a:outerShdw>
+              </a:effectLst>
+            </c:spPr>
+            <c:extLst>
+              <c:ext xmlns:c16="http://schemas.microsoft.com/office/drawing/2014/chart" uri="{C3380CC4-5D6E-409C-BE32-E72D297353CC}">
+                <c16:uniqueId val="{00000014-D944-4721-81C2-32104A4444B0}"/>
+              </c:ext>
+            </c:extLst>
+          </c:dPt>
+          <c:cat>
+            <c:strRef>
+              <c:f>Gantt!$H$8:$H$19</c:f>
+              <c:strCache>
+                <c:ptCount val="12"/>
+                <c:pt idx="0">
+                  <c:v>Implementation</c:v>
+                </c:pt>
+                <c:pt idx="1">
+                  <c:v>Design</c:v>
+                </c:pt>
+                <c:pt idx="2">
+                  <c:v>Normalization</c:v>
+                </c:pt>
+                <c:pt idx="3">
+                  <c:v>Entity Relationship</c:v>
+                </c:pt>
+                <c:pt idx="4">
+                  <c:v>Process Specification</c:v>
+                </c:pt>
+                <c:pt idx="5">
+                  <c:v>Data Store</c:v>
+                </c:pt>
+                <c:pt idx="6">
+                  <c:v>Data Flow Diagram</c:v>
+                </c:pt>
+                <c:pt idx="7">
+                  <c:v>Questionnaire</c:v>
+                </c:pt>
+                <c:pt idx="8">
+                  <c:v>Interview</c:v>
+                </c:pt>
+                <c:pt idx="9">
+                  <c:v>PERT and Gantt Chart</c:v>
+                </c:pt>
+                <c:pt idx="10">
+                  <c:v>Feasibility Study</c:v>
+                </c:pt>
+                <c:pt idx="11">
+                  <c:v>System Request</c:v>
+                </c:pt>
+              </c:strCache>
+            </c:strRef>
+          </c:cat>
+          <c:val>
+            <c:numRef>
+              <c:f>Gantt!$J$8:$J$19</c:f>
+              <c:numCache>
+                <c:formatCode>General</c:formatCode>
+                <c:ptCount val="12"/>
+                <c:pt idx="0">
+                  <c:v>24</c:v>
+                </c:pt>
+                <c:pt idx="1">
+                  <c:v>20</c:v>
+                </c:pt>
+                <c:pt idx="2">
+                  <c:v>4</c:v>
+                </c:pt>
+                <c:pt idx="3">
+                  <c:v>4</c:v>
+                </c:pt>
+                <c:pt idx="4">
+                  <c:v>4</c:v>
+                </c:pt>
+                <c:pt idx="5">
+                  <c:v>2</c:v>
+                </c:pt>
+                <c:pt idx="6">
+                  <c:v>4</c:v>
+                </c:pt>
+                <c:pt idx="7">
+                  <c:v>0</c:v>
+                </c:pt>
+                <c:pt idx="8">
+                  <c:v>0</c:v>
+                </c:pt>
+                <c:pt idx="9">
+                  <c:v>6</c:v>
+                </c:pt>
+                <c:pt idx="10">
+                  <c:v>4</c:v>
+                </c:pt>
+                <c:pt idx="11">
+                  <c:v>2</c:v>
+                </c:pt>
+              </c:numCache>
+            </c:numRef>
+          </c:val>
+          <c:extLst>
+            <c:ext xmlns:c16="http://schemas.microsoft.com/office/drawing/2014/chart" uri="{C3380CC4-5D6E-409C-BE32-E72D297353CC}">
+              <c16:uniqueId val="{00000015-D944-4721-81C2-32104A4444B0}"/>
+            </c:ext>
+          </c:extLst>
+        </c:ser>
+        <c:ser>
+          <c:idx val="2"/>
+          <c:order val="2"/>
+          <c:tx>
+            <c:v>Medium</c:v>
+          </c:tx>
+          <c:spPr>
+            <a:gradFill>
+              <a:gsLst>
+                <a:gs pos="0">
+                  <a:schemeClr val="accent3">
+                    <a:tint val="94000"/>
+                    <a:lumMod val="102000"/>
+                    <a:satMod val="103000"/>
+                  </a:schemeClr>
+                </a:gs>
+                <a:gs pos="50000">
+                  <a:schemeClr val="accent3">
+                    <a:shade val="100000"/>
+                    <a:lumMod val="100000"/>
+                    <a:satMod val="110000"/>
+                  </a:schemeClr>
+                </a:gs>
+                <a:gs pos="100000">
+                  <a:schemeClr val="accent3">
+                    <a:shade val="78000"/>
+                    <a:lumMod val="99000"/>
+                    <a:satMod val="120000"/>
+                  </a:schemeClr>
+                </a:gs>
+              </a:gsLst>
+              <a:lin ang="5400000" scaled="0"/>
+            </a:gradFill>
+            <a:ln>
+              <a:noFill/>
+            </a:ln>
+            <a:effectLst>
+              <a:outerShdw blurRad="57150" dist="19050" dir="5400000">
+                <a:srgbClr val="000000">
+                  <a:alpha val="63000"/>
+                </a:srgbClr>
+              </a:outerShdw>
+            </a:effectLst>
+          </c:spPr>
+          <c:invertIfNegative val="1"/>
+          <c:dPt>
+            <c:idx val="7"/>
+            <c:invertIfNegative val="1"/>
+            <c:bubble3D val="0"/>
+            <c:spPr>
+              <a:solidFill>
+                <a:srgbClr val="FFFF00"/>
+              </a:solidFill>
+              <a:ln>
+                <a:noFill/>
+              </a:ln>
+              <a:effectLst>
+                <a:outerShdw blurRad="57150" dist="19050" dir="5400000">
+                  <a:srgbClr val="000000">
+                    <a:alpha val="63000"/>
+                  </a:srgbClr>
+                </a:outerShdw>
+              </a:effectLst>
+            </c:spPr>
+            <c:extLst>
+              <c:ext xmlns:c16="http://schemas.microsoft.com/office/drawing/2014/chart" uri="{C3380CC4-5D6E-409C-BE32-E72D297353CC}">
+                <c16:uniqueId val="{00000017-D944-4721-81C2-32104A4444B0}"/>
+              </c:ext>
+            </c:extLst>
+          </c:dPt>
+          <c:dPt>
+            <c:idx val="8"/>
+            <c:invertIfNegative val="1"/>
+            <c:bubble3D val="0"/>
+            <c:spPr>
+              <a:solidFill>
+                <a:srgbClr val="FFFF00"/>
+              </a:solidFill>
+              <a:ln>
+                <a:noFill/>
+              </a:ln>
+              <a:effectLst>
+                <a:outerShdw blurRad="57150" dist="19050" dir="5400000">
+                  <a:srgbClr val="000000">
+                    <a:alpha val="63000"/>
+                  </a:srgbClr>
+                </a:outerShdw>
+              </a:effectLst>
+            </c:spPr>
+            <c:extLst>
+              <c:ext xmlns:c16="http://schemas.microsoft.com/office/drawing/2014/chart" uri="{C3380CC4-5D6E-409C-BE32-E72D297353CC}">
+                <c16:uniqueId val="{00000019-D944-4721-81C2-32104A4444B0}"/>
+              </c:ext>
+            </c:extLst>
+          </c:dPt>
+          <c:cat>
+            <c:strRef>
+              <c:f>Gantt!$H$8:$H$19</c:f>
+              <c:strCache>
+                <c:ptCount val="12"/>
+                <c:pt idx="0">
+                  <c:v>Implementation</c:v>
+                </c:pt>
+                <c:pt idx="1">
+                  <c:v>Design</c:v>
+                </c:pt>
+                <c:pt idx="2">
+                  <c:v>Normalization</c:v>
+                </c:pt>
+                <c:pt idx="3">
+                  <c:v>Entity Relationship</c:v>
+                </c:pt>
+                <c:pt idx="4">
+                  <c:v>Process Specification</c:v>
+                </c:pt>
+                <c:pt idx="5">
+                  <c:v>Data Store</c:v>
+                </c:pt>
+                <c:pt idx="6">
+                  <c:v>Data Flow Diagram</c:v>
+                </c:pt>
+                <c:pt idx="7">
+                  <c:v>Questionnaire</c:v>
+                </c:pt>
+                <c:pt idx="8">
+                  <c:v>Interview</c:v>
+                </c:pt>
+                <c:pt idx="9">
+                  <c:v>PERT and Gantt Chart</c:v>
+                </c:pt>
+                <c:pt idx="10">
+                  <c:v>Feasibility Study</c:v>
+                </c:pt>
+                <c:pt idx="11">
+                  <c:v>System Request</c:v>
+                </c:pt>
+              </c:strCache>
+            </c:strRef>
+          </c:cat>
+          <c:val>
+            <c:numRef>
+              <c:f>Gantt!$K$8:$K$19</c:f>
+              <c:numCache>
+                <c:formatCode>General</c:formatCode>
+                <c:ptCount val="12"/>
+                <c:pt idx="0">
+                  <c:v>0</c:v>
+                </c:pt>
+                <c:pt idx="1">
+                  <c:v>0</c:v>
+                </c:pt>
+                <c:pt idx="2">
+                  <c:v>0</c:v>
+                </c:pt>
+                <c:pt idx="3">
+                  <c:v>0</c:v>
+                </c:pt>
+                <c:pt idx="4">
+                  <c:v>0</c:v>
+                </c:pt>
+                <c:pt idx="5">
+                  <c:v>0</c:v>
+                </c:pt>
+                <c:pt idx="6">
+                  <c:v>0</c:v>
+                </c:pt>
+                <c:pt idx="7">
+                  <c:v>3</c:v>
+                </c:pt>
+                <c:pt idx="8">
+                  <c:v>3</c:v>
+                </c:pt>
+                <c:pt idx="9">
+                  <c:v>0</c:v>
+                </c:pt>
+                <c:pt idx="10">
+                  <c:v>0</c:v>
+                </c:pt>
+                <c:pt idx="11">
+                  <c:v>0</c:v>
+                </c:pt>
+              </c:numCache>
+            </c:numRef>
+          </c:val>
+          <c:extLst>
+            <c:ext xmlns:c16="http://schemas.microsoft.com/office/drawing/2014/chart" uri="{C3380CC4-5D6E-409C-BE32-E72D297353CC}">
+              <c16:uniqueId val="{0000001A-D944-4721-81C2-32104A4444B0}"/>
+            </c:ext>
+          </c:extLst>
+        </c:ser>
+        <c:dLbls>
+          <c:showLegendKey val="0"/>
+          <c:showVal val="0"/>
+          <c:showCatName val="0"/>
+          <c:showSerName val="0"/>
+          <c:showPercent val="0"/>
+          <c:showBubbleSize val="0"/>
+        </c:dLbls>
+        <c:gapWidth val="150"/>
+        <c:overlap val="100"/>
+        <c:axId val="48650112"/>
+        <c:axId val="48672768"/>
+      </c:barChart>
+      <c:catAx>
+        <c:axId val="48650112"/>
+        <c:scaling>
+          <c:orientation val="minMax"/>
+        </c:scaling>
+        <c:delete val="0"/>
+        <c:axPos val="l"/>
+        <c:numFmt formatCode="General" sourceLinked="1"/>
+        <c:majorTickMark val="none"/>
+        <c:minorTickMark val="none"/>
+        <c:tickLblPos val="nextTo"/>
+        <c:spPr>
+          <a:noFill/>
+          <a:ln w="12700" cap="flat" cmpd="sng" algn="ctr">
+            <a:solidFill>
+              <a:schemeClr val="lt1">
+                <a:lumMod val="95000"/>
+                <a:alpha val="54000"/>
+              </a:schemeClr>
+            </a:solidFill>
+            <a:round/>
+          </a:ln>
+          <a:effectLst/>
+        </c:spPr>
+        <c:txPr>
+          <a:bodyPr rot="-60000000" spcFirstLastPara="1" vertOverflow="ellipsis" vert="horz" wrap="square" anchor="ctr" anchorCtr="1"/>
+          <a:lstStyle/>
+          <a:p>
+            <a:pPr>
+              <a:defRPr sz="900" b="0" i="0" u="none" strike="noStrike" kern="1200" baseline="0">
+                <a:solidFill>
+                  <a:schemeClr val="lt1">
+                    <a:lumMod val="85000"/>
+                  </a:schemeClr>
+                </a:solidFill>
+                <a:latin typeface="+mn-lt"/>
+                <a:ea typeface="+mn-ea"/>
+                <a:cs typeface="+mn-cs"/>
+              </a:defRPr>
+            </a:pPr>
+            <a:endParaRPr lang="en-US"/>
+          </a:p>
+        </c:txPr>
+        <c:crossAx val="48672768"/>
+        <c:crosses val="autoZero"/>
+        <c:auto val="1"/>
+        <c:lblAlgn val="ctr"/>
+        <c:lblOffset val="100"/>
+        <c:noMultiLvlLbl val="1"/>
+      </c:catAx>
+      <c:valAx>
+        <c:axId val="48672768"/>
+        <c:scaling>
+          <c:orientation val="minMax"/>
+        </c:scaling>
+        <c:delete val="0"/>
+        <c:axPos val="b"/>
+        <c:majorGridlines>
+          <c:spPr>
+            <a:ln w="9525" cap="flat" cmpd="sng" algn="ctr">
+              <a:solidFill>
+                <a:schemeClr val="lt1">
+                  <a:lumMod val="95000"/>
+                  <a:alpha val="10000"/>
+                </a:schemeClr>
+              </a:solidFill>
+              <a:round/>
+            </a:ln>
+            <a:effectLst/>
+          </c:spPr>
+        </c:majorGridlines>
+        <c:numFmt formatCode="0" sourceLinked="0"/>
+        <c:majorTickMark val="none"/>
+        <c:minorTickMark val="none"/>
+        <c:tickLblPos val="nextTo"/>
+        <c:spPr>
+          <a:noFill/>
+          <a:ln>
+            <a:noFill/>
+          </a:ln>
+          <a:effectLst/>
+        </c:spPr>
+        <c:txPr>
+          <a:bodyPr rot="-60000000" spcFirstLastPara="1" vertOverflow="ellipsis" vert="horz" wrap="square" anchor="ctr" anchorCtr="1"/>
+          <a:lstStyle/>
+          <a:p>
+            <a:pPr>
+              <a:defRPr sz="900" b="0" i="0" u="none" strike="noStrike" kern="1200" baseline="0">
+                <a:solidFill>
+                  <a:schemeClr val="lt1">
+                    <a:lumMod val="85000"/>
+                  </a:schemeClr>
+                </a:solidFill>
+                <a:latin typeface="+mn-lt"/>
+                <a:ea typeface="+mn-ea"/>
+                <a:cs typeface="+mn-cs"/>
+              </a:defRPr>
+            </a:pPr>
+            <a:endParaRPr lang="en-US"/>
+          </a:p>
+        </c:txPr>
+        <c:crossAx val="48650112"/>
+        <c:crosses val="autoZero"/>
+        <c:crossBetween val="between"/>
+      </c:valAx>
+      <c:spPr>
+        <a:noFill/>
+        <a:ln>
+          <a:noFill/>
+        </a:ln>
+        <a:effectLst/>
+      </c:spPr>
+    </c:plotArea>
+    <c:plotVisOnly val="0"/>
+    <c:dispBlanksAs val="zero"/>
+    <c:showDLblsOverMax val="1"/>
+  </c:chart>
+  <c:spPr>
+    <a:gradFill flip="none" rotWithShape="1">
+      <a:gsLst>
+        <a:gs pos="0">
+          <a:schemeClr val="dk1">
+            <a:lumMod val="65000"/>
+            <a:lumOff val="35000"/>
+          </a:schemeClr>
+        </a:gs>
+        <a:gs pos="100000">
+          <a:schemeClr val="dk1">
+            <a:lumMod val="85000"/>
+            <a:lumOff val="15000"/>
+          </a:schemeClr>
+        </a:gs>
+      </a:gsLst>
+      <a:path path="circle">
+        <a:fillToRect l="50000" t="50000" r="50000" b="50000"/>
+      </a:path>
+      <a:tileRect/>
+    </a:gradFill>
+    <a:ln>
+      <a:noFill/>
+    </a:ln>
+    <a:effectLst/>
+  </c:spPr>
+  <c:txPr>
+    <a:bodyPr/>
+    <a:lstStyle/>
+    <a:p>
+      <a:pPr>
+        <a:defRPr/>
+      </a:pPr>
+      <a:endParaRPr lang="en-US"/>
+    </a:p>
+  </c:txPr>
+  <c:externalData r:id="rId4">
+    <c:autoUpdate val="0"/>
+  </c:externalData>
+</c:chartSpace>
+</file>
+
+<file path=word/charts/colors1.xml><?xml version="1.0" encoding="utf-8"?>
+<cs:colorStyle xmlns:cs="http://schemas.microsoft.com/office/drawing/2012/chartStyle" xmlns:a="http://schemas.openxmlformats.org/drawingml/2006/main" meth="cycle" id="10">
+  <a:schemeClr val="accent1"/>
+  <a:schemeClr val="accent2"/>
+  <a:schemeClr val="accent3"/>
+  <a:schemeClr val="accent4"/>
+  <a:schemeClr val="accent5"/>
+  <a:schemeClr val="accent6"/>
+  <cs:variation/>
+  <cs:variation>
+    <a:lumMod val="60000"/>
+  </cs:variation>
+  <cs:variation>
+    <a:lumMod val="80000"/>
+    <a:lumOff val="20000"/>
+  </cs:variation>
+  <cs:variation>
+    <a:lumMod val="80000"/>
+  </cs:variation>
+  <cs:variation>
+    <a:lumMod val="60000"/>
+    <a:lumOff val="40000"/>
+  </cs:variation>
+  <cs:variation>
+    <a:lumMod val="50000"/>
+  </cs:variation>
+  <cs:variation>
+    <a:lumMod val="70000"/>
+    <a:lumOff val="30000"/>
+  </cs:variation>
+  <cs:variation>
+    <a:lumMod val="70000"/>
+  </cs:variation>
+  <cs:variation>
+    <a:lumMod val="50000"/>
+    <a:lumOff val="50000"/>
+  </cs:variation>
+</cs:colorStyle>
+</file>
+
+<file path=word/charts/style1.xml><?xml version="1.0" encoding="utf-8"?>
+<cs:chartStyle xmlns:cs="http://schemas.microsoft.com/office/drawing/2012/chartStyle" xmlns:a="http://schemas.openxmlformats.org/drawingml/2006/main" id="304">
+  <cs:axisTitle>
+    <cs:lnRef idx="0"/>
+    <cs:fillRef idx="0"/>
+    <cs:effectRef idx="0"/>
+    <cs:fontRef idx="minor">
+      <a:schemeClr val="lt1">
+        <a:lumMod val="85000"/>
+      </a:schemeClr>
+    </cs:fontRef>
+    <cs:defRPr sz="900" b="1" kern="1200" cap="all"/>
+  </cs:axisTitle>
+  <cs:categoryAxis>
+    <cs:lnRef idx="0"/>
+    <cs:fillRef idx="0"/>
+    <cs:effectRef idx="0"/>
+    <cs:fontRef idx="minor">
+      <a:schemeClr val="lt1">
+        <a:lumMod val="85000"/>
+      </a:schemeClr>
+    </cs:fontRef>
+    <cs:spPr>
+      <a:ln w="12700" cap="flat" cmpd="sng" algn="ctr">
+        <a:solidFill>
+          <a:schemeClr val="lt1">
+            <a:lumMod val="95000"/>
+            <a:alpha val="54000"/>
+          </a:schemeClr>
+        </a:solidFill>
+        <a:round/>
+      </a:ln>
+    </cs:spPr>
+    <cs:defRPr sz="900" kern="1200"/>
+  </cs:categoryAxis>
+  <cs:chartArea>
+    <cs:lnRef idx="0"/>
+    <cs:fillRef idx="0"/>
+    <cs:effectRef idx="0"/>
+    <cs:fontRef idx="minor">
+      <a:schemeClr val="dk1"/>
+    </cs:fontRef>
+    <cs:spPr>
+      <a:gradFill flip="none" rotWithShape="1">
+        <a:gsLst>
+          <a:gs pos="0">
+            <a:schemeClr val="dk1">
+              <a:lumMod val="65000"/>
+              <a:lumOff val="35000"/>
+            </a:schemeClr>
+          </a:gs>
+          <a:gs pos="100000">
+            <a:schemeClr val="dk1">
+              <a:lumMod val="85000"/>
+              <a:lumOff val="15000"/>
+            </a:schemeClr>
+          </a:gs>
+        </a:gsLst>
+        <a:path path="circle">
+          <a:fillToRect l="50000" t="50000" r="50000" b="50000"/>
+        </a:path>
+        <a:tileRect/>
+      </a:gradFill>
+    </cs:spPr>
+    <cs:defRPr sz="1000" kern="1200"/>
+  </cs:chartArea>
+  <cs:dataLabel>
+    <cs:lnRef idx="0"/>
+    <cs:fillRef idx="0"/>
+    <cs:effectRef idx="0"/>
+    <cs:fontRef idx="minor">
+      <a:schemeClr val="lt1">
+        <a:lumMod val="85000"/>
+      </a:schemeClr>
+    </cs:fontRef>
+    <cs:defRPr sz="900" kern="1200"/>
+  </cs:dataLabel>
+  <cs:dataLabelCallout>
+    <cs:lnRef idx="0"/>
+    <cs:fillRef idx="0"/>
+    <cs:effectRef idx="0"/>
+    <cs:fontRef idx="minor">
+      <a:schemeClr val="dk1">
+        <a:lumMod val="65000"/>
+        <a:lumOff val="35000"/>
+      </a:schemeClr>
+    </cs:fontRef>
+    <cs:spPr>
+      <a:solidFill>
+        <a:schemeClr val="lt1"/>
+      </a:solidFill>
+    </cs:spPr>
+    <cs:defRPr sz="900" kern="1200"/>
+    <cs:bodyPr rot="0" spcFirstLastPara="1" vertOverflow="clip" horzOverflow="clip" vert="horz" wrap="square" lIns="36576" tIns="18288" rIns="36576" bIns="18288" anchor="ctr" anchorCtr="1">
+      <a:spAutoFit/>
+    </cs:bodyPr>
+  </cs:dataLabelCallout>
+  <cs:dataPoint>
+    <cs:lnRef idx="0"/>
+    <cs:fillRef idx="3">
+      <cs:styleClr val="auto"/>
+    </cs:fillRef>
+    <cs:effectRef idx="3"/>
+    <cs:fontRef idx="minor">
+      <a:schemeClr val="tx1"/>
+    </cs:fontRef>
+  </cs:dataPoint>
+  <cs:dataPoint3D>
+    <cs:lnRef idx="0"/>
+    <cs:fillRef idx="3">
+      <cs:styleClr val="auto"/>
+    </cs:fillRef>
+    <cs:effectRef idx="3"/>
+    <cs:fontRef idx="minor">
+      <a:schemeClr val="tx1"/>
+    </cs:fontRef>
+  </cs:dataPoint3D>
+  <cs:dataPointLine>
+    <cs:lnRef idx="0">
+      <cs:styleClr val="auto"/>
+    </cs:lnRef>
+    <cs:fillRef idx="3"/>
+    <cs:effectRef idx="3"/>
+    <cs:fontRef idx="minor">
+      <a:schemeClr val="tx1"/>
+    </cs:fontRef>
+    <cs:spPr>
+      <a:ln w="34925" cap="rnd">
+        <a:solidFill>
+          <a:schemeClr val="phClr"/>
+        </a:solidFill>
+        <a:round/>
+      </a:ln>
+    </cs:spPr>
+  </cs:dataPointLine>
+  <cs:dataPointMarker>
+    <cs:lnRef idx="0">
+      <cs:styleClr val="auto"/>
+    </cs:lnRef>
+    <cs:fillRef idx="3">
+      <cs:styleClr val="auto"/>
+    </cs:fillRef>
+    <cs:effectRef idx="3"/>
+    <cs:fontRef idx="minor">
+      <a:schemeClr val="tx1"/>
+    </cs:fontRef>
+    <cs:spPr>
+      <a:ln w="9525">
+        <a:solidFill>
+          <a:schemeClr val="phClr"/>
+        </a:solidFill>
+        <a:round/>
+      </a:ln>
+    </cs:spPr>
+  </cs:dataPointMarker>
+  <cs:dataPointMarkerLayout symbol="circle" size="6"/>
+  <cs:dataPointWireframe>
+    <cs:lnRef idx="0">
+      <cs:styleClr val="auto"/>
+    </cs:lnRef>
+    <cs:fillRef idx="3"/>
+    <cs:effectRef idx="3"/>
+    <cs:fontRef idx="minor">
+      <a:schemeClr val="tx1"/>
+    </cs:fontRef>
+    <cs:spPr>
+      <a:ln w="9525" cap="rnd">
+        <a:solidFill>
+          <a:schemeClr val="phClr"/>
+        </a:solidFill>
+        <a:round/>
+      </a:ln>
+    </cs:spPr>
+  </cs:dataPointWireframe>
+  <cs:dataTable>
+    <cs:lnRef idx="0"/>
+    <cs:fillRef idx="0"/>
+    <cs:effectRef idx="0"/>
+    <cs:fontRef idx="minor">
+      <a:schemeClr val="lt1">
+        <a:lumMod val="85000"/>
+      </a:schemeClr>
+    </cs:fontRef>
+    <cs:spPr>
+      <a:ln w="9525">
+        <a:solidFill>
+          <a:schemeClr val="lt1">
+            <a:lumMod val="95000"/>
+            <a:alpha val="54000"/>
+          </a:schemeClr>
+        </a:solidFill>
+      </a:ln>
+    </cs:spPr>
+    <cs:defRPr sz="900" kern="1200"/>
+  </cs:dataTable>
+  <cs:downBar>
+    <cs:lnRef idx="0"/>
+    <cs:fillRef idx="0"/>
+    <cs:effectRef idx="0"/>
+    <cs:fontRef idx="minor">
+      <a:schemeClr val="tx1"/>
+    </cs:fontRef>
+    <cs:spPr>
+      <a:solidFill>
+        <a:schemeClr val="dk1">
+          <a:lumMod val="75000"/>
+          <a:lumOff val="25000"/>
+        </a:schemeClr>
+      </a:solidFill>
+      <a:ln w="9525">
+        <a:solidFill>
+          <a:schemeClr val="lt1">
+            <a:lumMod val="95000"/>
+            <a:alpha val="54000"/>
+          </a:schemeClr>
+        </a:solidFill>
+      </a:ln>
+    </cs:spPr>
+  </cs:downBar>
+  <cs:dropLine>
+    <cs:lnRef idx="0"/>
+    <cs:fillRef idx="0"/>
+    <cs:effectRef idx="0"/>
+    <cs:fontRef idx="minor">
+      <a:schemeClr val="tx1"/>
+    </cs:fontRef>
+    <cs:spPr>
+      <a:ln w="9525">
+        <a:solidFill>
+          <a:schemeClr val="lt1">
+            <a:lumMod val="95000"/>
+            <a:alpha val="54000"/>
+          </a:schemeClr>
+        </a:solidFill>
+        <a:prstDash val="dash"/>
+      </a:ln>
+    </cs:spPr>
+  </cs:dropLine>
+  <cs:errorBar>
+    <cs:lnRef idx="0"/>
+    <cs:fillRef idx="0"/>
+    <cs:effectRef idx="0"/>
+    <cs:fontRef idx="minor">
+      <a:schemeClr val="tx1"/>
+    </cs:fontRef>
+    <cs:spPr>
+      <a:ln w="9525" cap="flat" cmpd="sng" algn="ctr">
+        <a:solidFill>
+          <a:schemeClr val="lt1">
+            <a:lumMod val="95000"/>
+          </a:schemeClr>
+        </a:solidFill>
+        <a:round/>
+      </a:ln>
+    </cs:spPr>
+  </cs:errorBar>
+  <cs:floor>
+    <cs:lnRef idx="0"/>
+    <cs:fillRef idx="0"/>
+    <cs:effectRef idx="0"/>
+    <cs:fontRef idx="minor">
+      <a:schemeClr val="tx1"/>
+    </cs:fontRef>
+  </cs:floor>
+  <cs:gridlineMajor>
+    <cs:lnRef idx="0"/>
+    <cs:fillRef idx="0"/>
+    <cs:effectRef idx="0"/>
+    <cs:fontRef idx="minor">
+      <a:schemeClr val="tx1"/>
+    </cs:fontRef>
+    <cs:spPr>
+      <a:ln w="9525" cap="flat" cmpd="sng" algn="ctr">
+        <a:solidFill>
+          <a:schemeClr val="lt1">
+            <a:lumMod val="95000"/>
+            <a:alpha val="10000"/>
+          </a:schemeClr>
+        </a:solidFill>
+        <a:round/>
+      </a:ln>
+    </cs:spPr>
+  </cs:gridlineMajor>
+  <cs:gridlineMinor>
+    <cs:lnRef idx="0"/>
+    <cs:fillRef idx="0"/>
+    <cs:effectRef idx="0"/>
+    <cs:fontRef idx="minor">
+      <a:schemeClr val="tx1"/>
+    </cs:fontRef>
+    <cs:spPr>
+      <a:ln>
+        <a:solidFill>
+          <a:schemeClr val="lt1">
+            <a:lumMod val="95000"/>
+            <a:alpha val="5000"/>
+          </a:schemeClr>
+        </a:solidFill>
+      </a:ln>
+    </cs:spPr>
+  </cs:gridlineMinor>
+  <cs:hiLoLine>
+    <cs:lnRef idx="0"/>
+    <cs:fillRef idx="0"/>
+    <cs:effectRef idx="0"/>
+    <cs:fontRef idx="minor">
+      <a:schemeClr val="tx1"/>
+    </cs:fontRef>
+    <cs:spPr>
+      <a:ln w="9525">
+        <a:solidFill>
+          <a:schemeClr val="lt1">
+            <a:lumMod val="95000"/>
+            <a:alpha val="54000"/>
+          </a:schemeClr>
+        </a:solidFill>
+        <a:prstDash val="dash"/>
+      </a:ln>
+    </cs:spPr>
+  </cs:hiLoLine>
+  <cs:leaderLine>
+    <cs:lnRef idx="0"/>
+    <cs:fillRef idx="0"/>
+    <cs:effectRef idx="0"/>
+    <cs:fontRef idx="minor">
+      <a:schemeClr val="tx1"/>
+    </cs:fontRef>
+    <cs:spPr>
+      <a:ln w="9525">
+        <a:solidFill>
+          <a:schemeClr val="lt1">
+            <a:lumMod val="95000"/>
+            <a:alpha val="54000"/>
+          </a:schemeClr>
+        </a:solidFill>
+      </a:ln>
+    </cs:spPr>
+  </cs:leaderLine>
+  <cs:legend>
+    <cs:lnRef idx="0"/>
+    <cs:fillRef idx="0"/>
+    <cs:effectRef idx="0"/>
+    <cs:fontRef idx="minor">
+      <a:schemeClr val="lt1">
+        <a:lumMod val="85000"/>
+      </a:schemeClr>
+    </cs:fontRef>
+    <cs:defRPr sz="900" kern="1200"/>
+  </cs:legend>
+  <cs:plotArea>
+    <cs:lnRef idx="0"/>
+    <cs:fillRef idx="0"/>
+    <cs:effectRef idx="0"/>
+    <cs:fontRef idx="minor">
+      <a:schemeClr val="tx1"/>
+    </cs:fontRef>
+  </cs:plotArea>
+  <cs:plotArea3D>
+    <cs:lnRef idx="0"/>
+    <cs:fillRef idx="0"/>
+    <cs:effectRef idx="0"/>
+    <cs:fontRef idx="minor">
+      <a:schemeClr val="tx1"/>
+    </cs:fontRef>
+  </cs:plotArea3D>
+  <cs:seriesAxis>
+    <cs:lnRef idx="0"/>
+    <cs:fillRef idx="0"/>
+    <cs:effectRef idx="0"/>
+    <cs:fontRef idx="minor">
+      <a:schemeClr val="lt1">
+        <a:lumMod val="85000"/>
+      </a:schemeClr>
+    </cs:fontRef>
+    <cs:spPr>
+      <a:ln w="12700" cap="flat" cmpd="sng" algn="ctr">
+        <a:solidFill>
+          <a:schemeClr val="lt1">
+            <a:lumMod val="95000"/>
+            <a:alpha val="54000"/>
+          </a:schemeClr>
+        </a:solidFill>
+        <a:round/>
+      </a:ln>
+    </cs:spPr>
+    <cs:defRPr sz="900" kern="1200"/>
+  </cs:seriesAxis>
+  <cs:seriesLine>
+    <cs:lnRef idx="0"/>
+    <cs:fillRef idx="0"/>
+    <cs:effectRef idx="0"/>
+    <cs:fontRef idx="minor">
+      <a:schemeClr val="lt1"/>
+    </cs:fontRef>
+    <cs:spPr>
+      <a:ln w="9525" cap="flat" cmpd="sng" algn="ctr">
+        <a:solidFill>
+          <a:schemeClr val="lt1">
+            <a:lumMod val="95000"/>
+            <a:alpha val="54000"/>
+          </a:schemeClr>
+        </a:solidFill>
+        <a:round/>
+      </a:ln>
+    </cs:spPr>
+  </cs:seriesLine>
+  <cs:title>
+    <cs:lnRef idx="0"/>
+    <cs:fillRef idx="0"/>
+    <cs:effectRef idx="0"/>
+    <cs:fontRef idx="minor">
+      <a:schemeClr val="lt1">
+        <a:lumMod val="95000"/>
+      </a:schemeClr>
+    </cs:fontRef>
+    <cs:defRPr sz="1600" b="1" kern="1200" spc="100" baseline="0">
+      <a:effectLst>
+        <a:outerShdw blurRad="50800" dist="38100" dir="5400000" algn="t" rotWithShape="0">
+          <a:prstClr val="black">
+            <a:alpha val="40000"/>
+          </a:prstClr>
+        </a:outerShdw>
+      </a:effectLst>
+    </cs:defRPr>
+  </cs:title>
+  <cs:trendline>
+    <cs:lnRef idx="0">
+      <cs:styleClr val="auto"/>
+    </cs:lnRef>
+    <cs:fillRef idx="0"/>
+    <cs:effectRef idx="0"/>
+    <cs:fontRef idx="minor">
+      <a:schemeClr val="tx1"/>
+    </cs:fontRef>
+    <cs:spPr>
+      <a:ln w="19050" cap="rnd">
+        <a:solidFill>
+          <a:schemeClr val="phClr"/>
+        </a:solidFill>
+      </a:ln>
+    </cs:spPr>
+  </cs:trendline>
+  <cs:trendlineLabel>
+    <cs:lnRef idx="0"/>
+    <cs:fillRef idx="0"/>
+    <cs:effectRef idx="0"/>
+    <cs:fontRef idx="minor">
+      <a:schemeClr val="lt1">
+        <a:lumMod val="85000"/>
+      </a:schemeClr>
+    </cs:fontRef>
+    <cs:defRPr sz="900" kern="1200"/>
+  </cs:trendlineLabel>
+  <cs:upBar>
+    <cs:lnRef idx="0"/>
+    <cs:fillRef idx="0"/>
+    <cs:effectRef idx="0"/>
+    <cs:fontRef idx="minor">
+      <a:schemeClr val="tx1"/>
+    </cs:fontRef>
+    <cs:spPr>
+      <a:solidFill>
+        <a:schemeClr val="lt1"/>
+      </a:solidFill>
+      <a:ln w="9525">
+        <a:solidFill>
+          <a:schemeClr val="lt1">
+            <a:lumMod val="95000"/>
+            <a:alpha val="54000"/>
+          </a:schemeClr>
+        </a:solidFill>
+      </a:ln>
+    </cs:spPr>
+  </cs:upBar>
+  <cs:valueAxis>
+    <cs:lnRef idx="0"/>
+    <cs:fillRef idx="0"/>
+    <cs:effectRef idx="0"/>
+    <cs:fontRef idx="minor">
+      <a:schemeClr val="lt1">
+        <a:lumMod val="85000"/>
+      </a:schemeClr>
+    </cs:fontRef>
+    <cs:defRPr sz="900" kern="1200"/>
+  </cs:valueAxis>
+  <cs:wall>
+    <cs:lnRef idx="0"/>
+    <cs:fillRef idx="0"/>
+    <cs:effectRef idx="0"/>
+    <cs:fontRef idx="minor">
+      <a:schemeClr val="tx1"/>
+    </cs:fontRef>
+  </cs:wall>
+</cs:chartStyle>
+</file>
+
 <file path=word/theme/theme1.xml><?xml version="1.0" encoding="utf-8"?>
 <a:theme xmlns:a="http://schemas.openxmlformats.org/drawingml/2006/main" name="Office Theme">
   <a:themeElements>
@@ -7642,6 +16808,195 @@
 </a:theme>
 </file>
 
+<file path=word/theme/themeOverride1.xml><?xml version="1.0" encoding="utf-8"?>
+<a:themeOverride xmlns:a="http://schemas.openxmlformats.org/drawingml/2006/main">
+  <a:clrScheme name="ChatGPT">
+    <a:dk1>
+      <a:sysClr val="windowText" lastClr="000000"/>
+    </a:dk1>
+    <a:lt1>
+      <a:sysClr val="window" lastClr="FFFFFF"/>
+    </a:lt1>
+    <a:dk2>
+      <a:srgbClr val="0E2841"/>
+    </a:dk2>
+    <a:lt2>
+      <a:srgbClr val="E8E8E8"/>
+    </a:lt2>
+    <a:accent1>
+      <a:srgbClr val="156082"/>
+    </a:accent1>
+    <a:accent2>
+      <a:srgbClr val="E97132"/>
+    </a:accent2>
+    <a:accent3>
+      <a:srgbClr val="196B24"/>
+    </a:accent3>
+    <a:accent4>
+      <a:srgbClr val="0F9ED5"/>
+    </a:accent4>
+    <a:accent5>
+      <a:srgbClr val="A02B93"/>
+    </a:accent5>
+    <a:accent6>
+      <a:srgbClr val="4EA72E"/>
+    </a:accent6>
+    <a:hlink>
+      <a:srgbClr val="467886"/>
+    </a:hlink>
+    <a:folHlink>
+      <a:srgbClr val="96607D"/>
+    </a:folHlink>
+  </a:clrScheme>
+  <a:fontScheme name="Office">
+    <a:majorFont>
+      <a:latin typeface="Calibri Light"/>
+      <a:ea typeface="Calibri Light"/>
+      <a:cs typeface="Calibri Light"/>
+    </a:majorFont>
+    <a:minorFont>
+      <a:latin typeface="Calibri"/>
+      <a:ea typeface="Calibri"/>
+      <a:cs typeface="Calibri"/>
+    </a:minorFont>
+  </a:fontScheme>
+  <a:fmtScheme name="ChatGPT">
+    <a:fillStyleLst>
+      <a:solidFill>
+        <a:schemeClr val="phClr"/>
+      </a:solidFill>
+      <a:gradFill>
+        <a:gsLst>
+          <a:gs pos="0">
+            <a:schemeClr val="phClr">
+              <a:tint val="67000"/>
+              <a:lumMod val="110000"/>
+              <a:satMod val="105000"/>
+            </a:schemeClr>
+          </a:gs>
+          <a:gs pos="50000">
+            <a:schemeClr val="phClr">
+              <a:tint val="73000"/>
+              <a:lumMod val="105000"/>
+              <a:satMod val="103000"/>
+            </a:schemeClr>
+          </a:gs>
+          <a:gs pos="100000">
+            <a:schemeClr val="phClr">
+              <a:tint val="81000"/>
+              <a:lumMod val="105000"/>
+              <a:satMod val="109000"/>
+            </a:schemeClr>
+          </a:gs>
+        </a:gsLst>
+        <a:lin ang="5400000" scaled="0"/>
+      </a:gradFill>
+      <a:gradFill>
+        <a:gsLst>
+          <a:gs pos="0">
+            <a:schemeClr val="phClr">
+              <a:tint val="94000"/>
+              <a:lumMod val="102000"/>
+              <a:satMod val="103000"/>
+            </a:schemeClr>
+          </a:gs>
+          <a:gs pos="50000">
+            <a:schemeClr val="phClr">
+              <a:shade val="100000"/>
+              <a:lumMod val="100000"/>
+              <a:satMod val="110000"/>
+            </a:schemeClr>
+          </a:gs>
+          <a:gs pos="100000">
+            <a:schemeClr val="phClr">
+              <a:shade val="78000"/>
+              <a:lumMod val="99000"/>
+              <a:satMod val="120000"/>
+            </a:schemeClr>
+          </a:gs>
+        </a:gsLst>
+        <a:lin ang="5400000" scaled="0"/>
+      </a:gradFill>
+    </a:fillStyleLst>
+    <a:lnStyleLst>
+      <a:ln w="12700">
+        <a:solidFill>
+          <a:schemeClr val="phClr"/>
+        </a:solidFill>
+        <a:prstDash val="solid"/>
+      </a:ln>
+      <a:ln w="19050">
+        <a:solidFill>
+          <a:schemeClr val="phClr"/>
+        </a:solidFill>
+        <a:prstDash val="solid"/>
+      </a:ln>
+      <a:ln w="25400">
+        <a:solidFill>
+          <a:schemeClr val="phClr"/>
+        </a:solidFill>
+        <a:prstDash val="solid"/>
+      </a:ln>
+    </a:lnStyleLst>
+    <a:effectStyleLst>
+      <a:effectStyle>
+        <a:effectLst/>
+      </a:effectStyle>
+      <a:effectStyle>
+        <a:effectLst/>
+      </a:effectStyle>
+      <a:effectStyle>
+        <a:effectLst>
+          <a:outerShdw blurRad="57150" dist="19050" dir="5400000">
+            <a:srgbClr val="000000">
+              <a:alpha val="63000"/>
+            </a:srgbClr>
+          </a:outerShdw>
+        </a:effectLst>
+      </a:effectStyle>
+    </a:effectStyleLst>
+    <a:bgFillStyleLst>
+      <a:solidFill>
+        <a:schemeClr val="phClr"/>
+      </a:solidFill>
+      <a:solidFill>
+        <a:schemeClr val="phClr">
+          <a:tint val="95000"/>
+          <a:satMod val="170000"/>
+        </a:schemeClr>
+      </a:solidFill>
+      <a:gradFill>
+        <a:gsLst>
+          <a:gs pos="0">
+            <a:schemeClr val="phClr">
+              <a:tint val="93000"/>
+              <a:shade val="98000"/>
+              <a:lumMod val="102000"/>
+              <a:satMod val="150000"/>
+            </a:schemeClr>
+          </a:gs>
+          <a:gs pos="50000">
+            <a:schemeClr val="phClr">
+              <a:tint val="98000"/>
+              <a:shade val="90000"/>
+              <a:lumMod val="103000"/>
+              <a:satMod val="130000"/>
+            </a:schemeClr>
+          </a:gs>
+          <a:gs pos="100000">
+            <a:schemeClr val="phClr">
+              <a:shade val="63000"/>
+              <a:satMod val="120000"/>
+            </a:schemeClr>
+          </a:gs>
+        </a:gsLst>
+        <a:lin ang="5400000" scaled="0"/>
+      </a:gradFill>
+    </a:bgFillStyleLst>
+  </a:fmtScheme>
+</a:themeOverride>
+</file>
+
 <file path=customXml/item1.xml><?xml version="1.0" encoding="utf-8"?>
 <b:Sources xmlns:b="http://schemas.openxmlformats.org/officeDocument/2006/bibliography" xmlns="http://schemas.openxmlformats.org/officeDocument/2006/bibliography" SelectedStyle="\APA.XSL" StyleName="APA"/>
 </file>

--- a/Documentation/Smart Waste Collection Scheduling System (pickup requests).docx
+++ b/Documentation/Smart Waste Collection Scheduling System (pickup requests).docx
@@ -9760,30 +9760,15 @@
         <w:lastRenderedPageBreak/>
         <w:t>Pert Chart</w:t>
       </w:r>
-    </w:p>
-    <w:p>
-      <w:pPr>
-        <w:ind w:left="-810"/>
-        <w:rPr>
-          <w:sz w:val="32"/>
-          <w:szCs w:val="32"/>
-          <w:rtl/>
-          <w:lang w:bidi="ar-EG"/>
-        </w:rPr>
-      </w:pPr>
       <w:r>
         <w:rPr>
-          <w:b/>
-          <w:bCs/>
           <w:noProof/>
-          <w:sz w:val="40"/>
-          <w:szCs w:val="40"/>
         </w:rPr>
         <w:drawing>
-          <wp:inline distT="0" distB="0" distL="0" distR="0" wp14:anchorId="6E01525D" wp14:editId="375D75BC">
-            <wp:extent cx="9237134" cy="5402580"/>
-            <wp:effectExtent l="0" t="0" r="2540" b="7620"/>
-            <wp:docPr id="1222666698" name="Picture 6"/>
+          <wp:inline distT="0" distB="0" distL="0" distR="0" wp14:anchorId="390BA584" wp14:editId="6C822D68">
+            <wp:extent cx="8229600" cy="4535170"/>
+            <wp:effectExtent l="0" t="0" r="0" b="0"/>
+            <wp:docPr id="320412051" name="Picture 7"/>
             <wp:cNvGraphicFramePr>
               <a:graphicFrameLocks xmlns:a="http://schemas.openxmlformats.org/drawingml/2006/main" noChangeAspect="1"/>
             </wp:cNvGraphicFramePr>
@@ -9797,7 +9782,7 @@
                     </pic:cNvPicPr>
                   </pic:nvPicPr>
                   <pic:blipFill>
-                    <a:blip r:embed="rId12" cstate="print">
+                    <a:blip r:embed="rId12">
                       <a:extLst>
                         <a:ext uri="{28A0092B-C50C-407E-A947-70E740481C1C}">
                           <a14:useLocalDpi xmlns:a14="http://schemas.microsoft.com/office/drawing/2010/main" val="0"/>
@@ -9812,7 +9797,7 @@
                   <pic:spPr bwMode="auto">
                     <a:xfrm>
                       <a:off x="0" y="0"/>
-                      <a:ext cx="9249056" cy="5409553"/>
+                      <a:ext cx="8229600" cy="4535170"/>
                     </a:xfrm>
                     <a:prstGeom prst="rect">
                       <a:avLst/>
@@ -9828,6 +9813,30 @@
           </wp:inline>
         </w:drawing>
       </w:r>
+    </w:p>
+    <w:p>
+      <w:pPr>
+        <w:ind w:left="-810"/>
+        <w:rPr>
+          <w:sz w:val="32"/>
+          <w:szCs w:val="32"/>
+          <w:rtl/>
+          <w:lang w:bidi="ar-EG"/>
+        </w:rPr>
+      </w:pPr>
+    </w:p>
+    <w:p>
+      <w:pPr>
+        <w:ind w:left="-810"/>
+        <w:jc w:val="center"/>
+        <w:rPr>
+          <w:b/>
+          <w:bCs/>
+          <w:sz w:val="40"/>
+          <w:szCs w:val="40"/>
+          <w:u w:val="double"/>
+        </w:rPr>
+      </w:pPr>
     </w:p>
     <w:p>
       <w:pPr>

--- a/Documentation/Smart Waste Collection Scheduling System (pickup requests).docx
+++ b/Documentation/Smart Waste Collection Scheduling System (pickup requests).docx
@@ -5,6 +5,7 @@
     <w:p>
       <w:pPr>
         <w:framePr w:w="3458" w:h="1962" w:hSpace="180" w:wrap="around" w:vAnchor="text" w:hAnchor="page" w:x="7312" w:y="-132"/>
+        <w:bidi/>
         <w:spacing w:after="120"/>
         <w:jc w:val="center"/>
         <w:rPr>
@@ -117,21 +118,31 @@
           <w:caps/>
           <w:szCs w:val="18"/>
         </w:rPr>
-        <w:t xml:space="preserve">Menofyia </w:t>
+        <w:t>Menoufia</w:t>
       </w:r>
-      <w:smartTag w:uri="urn:schemas-microsoft-com:office:smarttags" w:element="PlaceType">
-        <w:r>
-          <w:rPr>
-            <w:rFonts w:ascii="Times New Roman" w:eastAsia="Calibri" w:hAnsi="Times New Roman" w:cs="Times New Roman"/>
-            <w:b/>
-            <w:bCs/>
-            <w:iCs/>
-            <w:caps/>
-            <w:szCs w:val="18"/>
-          </w:rPr>
-          <w:t>University</w:t>
-        </w:r>
-      </w:smartTag>
+      <w:r>
+        <w:rPr>
+          <w:rFonts w:ascii="Times New Roman" w:eastAsia="Calibri" w:hAnsi="Times New Roman" w:cs="Times New Roman" w:hint="cs"/>
+          <w:b/>
+          <w:bCs/>
+          <w:iCs/>
+          <w:caps/>
+          <w:szCs w:val="18"/>
+          <w:rtl/>
+        </w:rPr>
+        <w:t xml:space="preserve"> </w:t>
+      </w:r>
+      <w:r>
+        <w:rPr>
+          <w:rFonts w:ascii="Times New Roman" w:eastAsia="Calibri" w:hAnsi="Times New Roman" w:cs="Times New Roman"/>
+          <w:b/>
+          <w:bCs/>
+          <w:iCs/>
+          <w:caps/>
+          <w:szCs w:val="18"/>
+        </w:rPr>
+        <w:t>University</w:t>
+      </w:r>
     </w:p>
     <w:p>
       <w:pPr>
@@ -349,9 +360,9 @@
         <w:tblLook w:val="04A0" w:firstRow="1" w:lastRow="0" w:firstColumn="1" w:lastColumn="0" w:noHBand="0" w:noVBand="1"/>
       </w:tblPr>
       <w:tblGrid>
-        <w:gridCol w:w="816"/>
-        <w:gridCol w:w="7009"/>
-        <w:gridCol w:w="1459"/>
+        <w:gridCol w:w="824"/>
+        <w:gridCol w:w="6986"/>
+        <w:gridCol w:w="1474"/>
       </w:tblGrid>
       <w:tr>
         <w:tc>
@@ -361,8 +372,16 @@
           <w:p>
             <w:pPr>
               <w:jc w:val="center"/>
-            </w:pPr>
-            <w:r>
+              <w:rPr>
+                <w:sz w:val="36"/>
+                <w:szCs w:val="36"/>
+              </w:rPr>
+            </w:pPr>
+            <w:r>
+              <w:rPr>
+                <w:sz w:val="36"/>
+                <w:szCs w:val="36"/>
+              </w:rPr>
               <w:t>No.</w:t>
             </w:r>
           </w:p>
@@ -374,8 +393,16 @@
           <w:p>
             <w:pPr>
               <w:jc w:val="center"/>
-            </w:pPr>
-            <w:r>
+              <w:rPr>
+                <w:sz w:val="36"/>
+                <w:szCs w:val="36"/>
+              </w:rPr>
+            </w:pPr>
+            <w:r>
+              <w:rPr>
+                <w:sz w:val="36"/>
+                <w:szCs w:val="36"/>
+              </w:rPr>
               <w:t>Name</w:t>
             </w:r>
           </w:p>
@@ -387,8 +414,16 @@
           <w:p>
             <w:pPr>
               <w:jc w:val="center"/>
-            </w:pPr>
-            <w:r>
+              <w:rPr>
+                <w:sz w:val="36"/>
+                <w:szCs w:val="36"/>
+              </w:rPr>
+            </w:pPr>
+            <w:r>
+              <w:rPr>
+                <w:sz w:val="36"/>
+                <w:szCs w:val="36"/>
+              </w:rPr>
               <w:t>ID</w:t>
             </w:r>
           </w:p>
@@ -407,6 +442,10 @@
               <w:jc w:val="center"/>
             </w:pPr>
             <w:r>
+              <w:rPr>
+                <w:sz w:val="32"/>
+                <w:szCs w:val="32"/>
+              </w:rPr>
               <w:t>1</w:t>
             </w:r>
           </w:p>
@@ -420,6 +459,10 @@
               <w:bidi/>
               <w:jc w:val="center"/>
               <w:rPr>
+                <w:b/>
+                <w:bCs/>
+                <w:sz w:val="36"/>
+                <w:szCs w:val="36"/>
                 <w:rtl/>
                 <w:lang w:bidi="ar-EG"/>
               </w:rPr>
@@ -427,6 +470,10 @@
             <w:r>
               <w:rPr>
                 <w:rFonts w:hint="cs"/>
+                <w:b/>
+                <w:bCs/>
+                <w:sz w:val="36"/>
+                <w:szCs w:val="36"/>
                 <w:rtl/>
                 <w:lang w:bidi="ar-EG"/>
               </w:rPr>
@@ -448,6 +495,8 @@
             <w:r>
               <w:rPr>
                 <w:rFonts w:ascii="Calibri" w:eastAsia="Calibri" w:hAnsi="Calibri" w:cs="Calibri"/>
+                <w:sz w:val="36"/>
+                <w:szCs w:val="36"/>
               </w:rPr>
               <w:t>190450</w:t>
             </w:r>
@@ -2654,8 +2703,18 @@
           <w:sz w:val="32"/>
           <w:szCs w:val="32"/>
         </w:rPr>
-        <w:t>Its scope is limited to one university campus, and the main requirements are defined in the System Request. Work will proceed through planning, analysis, design, and final documentation. Each phase will be reviewed before starting the next to keep the work organized and reduce rework.</w:t>
+        <w:t>Its scope is limited to one university campus, and the main requirements are defined in the System Request. Work will proceed through planning, analysis, design, implementation, testing, and final documentation. During implementation, the website and database will be developed based on the approved design. Each phase will be reviewed before starting the next to keep the work organized and reduce rework.</w:t>
       </w:r>
+    </w:p>
+    <w:p>
+      <w:pPr>
+        <w:rPr>
+          <w:b/>
+          <w:bCs/>
+          <w:sz w:val="32"/>
+          <w:szCs w:val="32"/>
+        </w:rPr>
+      </w:pPr>
     </w:p>
     <w:p>
       <w:pPr>
@@ -2790,7 +2849,6 @@
           <w:szCs w:val="40"/>
           <w:u w:val="double"/>
         </w:rPr>
-        <w:lastRenderedPageBreak/>
         <w:t xml:space="preserve">Time Estimation </w:t>
       </w:r>
     </w:p>
@@ -3132,7 +3190,15 @@
                 <w:szCs w:val="28"/>
                 <w:lang w:bidi="ar-EG"/>
               </w:rPr>
-              <w:t>20%</w:t>
+              <w:t>30</w:t>
+            </w:r>
+            <w:r>
+              <w:rPr>
+                <w:sz w:val="28"/>
+                <w:szCs w:val="28"/>
+                <w:lang w:bidi="ar-EG"/>
+              </w:rPr>
+              <w:t>%</w:t>
             </w:r>
           </w:p>
         </w:tc>
@@ -3170,7 +3236,15 @@
                 <w:szCs w:val="28"/>
                 <w:lang w:bidi="ar-EG"/>
               </w:rPr>
-              <w:t>35%</w:t>
+              <w:t>25</w:t>
+            </w:r>
+            <w:r>
+              <w:rPr>
+                <w:sz w:val="28"/>
+                <w:szCs w:val="28"/>
+                <w:lang w:bidi="ar-EG"/>
+              </w:rPr>
+              <w:t>%</w:t>
             </w:r>
           </w:p>
         </w:tc>
@@ -3360,13 +3434,11 @@
             </w:pPr>
             <w:r>
               <w:rPr>
-                <w:rFonts w:hint="cs"/>
-                <w:sz w:val="28"/>
-                <w:szCs w:val="28"/>
-                <w:rtl/>
+                <w:sz w:val="28"/>
+                <w:szCs w:val="28"/>
                 <w:lang w:bidi="ar-EG"/>
               </w:rPr>
-              <w:t>16</w:t>
+              <w:t>24</w:t>
             </w:r>
             <w:r>
               <w:rPr>
@@ -3408,13 +3480,11 @@
             </w:pPr>
             <w:r>
               <w:rPr>
-                <w:rFonts w:hint="cs"/>
-                <w:sz w:val="28"/>
-                <w:szCs w:val="28"/>
-                <w:rtl/>
+                <w:sz w:val="28"/>
+                <w:szCs w:val="28"/>
                 <w:lang w:bidi="ar-EG"/>
               </w:rPr>
-              <w:t>28</w:t>
+              <w:t>20</w:t>
             </w:r>
             <w:r>
               <w:rPr>
@@ -3505,6 +3575,7 @@
     </w:p>
     <w:p>
       <w:pPr>
+        <w:bidi/>
         <w:rPr>
           <w:sz w:val="32"/>
           <w:szCs w:val="32"/>
@@ -3553,23 +3624,6 @@
     </w:p>
     <w:p>
       <w:pPr>
-        <w:rPr>
-          <w:sz w:val="32"/>
-          <w:szCs w:val="32"/>
-        </w:rPr>
-      </w:pPr>
-    </w:p>
-    <w:p>
-      <w:pPr>
-        <w:rPr>
-          <w:sz w:val="32"/>
-          <w:szCs w:val="32"/>
-        </w:rPr>
-      </w:pPr>
-    </w:p>
-    <w:p>
-      <w:pPr>
-        <w:jc w:val="center"/>
         <w:rPr>
           <w:sz w:val="32"/>
           <w:szCs w:val="32"/>
@@ -10206,58 +10260,1367 @@
           <w:u w:val="double"/>
         </w:rPr>
         <w:lastRenderedPageBreak/>
-        <w:t xml:space="preserve">Interview </w:t>
+        <w:t>Interview 1 — Supervisor</w:t>
       </w:r>
     </w:p>
     <w:p>
       <w:pPr>
+        <w:keepNext/>
+        <w:spacing w:after="120" w:line="240" w:lineRule="auto"/>
+        <w:rPr>
+          <w:sz w:val="32"/>
+          <w:szCs w:val="32"/>
+          <w:u w:val="thick"/>
+        </w:rPr>
+      </w:pPr>
+      <w:r>
+        <w:rPr>
+          <w:rFonts w:ascii="Calibri" w:hAnsi="Calibri"/>
+          <w:b/>
+          <w:color w:val="000000"/>
+          <w:sz w:val="32"/>
+          <w:u w:val="thick"/>
+        </w:rPr>
+        <w:t>Open Questions</w:t>
+      </w:r>
+    </w:p>
+    <w:p>
+      <w:pPr>
+        <w:keepNext/>
+        <w:spacing w:after="120" w:line="240" w:lineRule="auto"/>
+        <w:rPr>
+          <w:sz w:val="32"/>
+          <w:szCs w:val="32"/>
+        </w:rPr>
+      </w:pPr>
+      <w:r>
+        <w:rPr>
+          <w:rFonts w:ascii="Calibri" w:hAnsi="Calibri"/>
+          <w:b/>
+          <w:color w:val="000000"/>
+          <w:sz w:val="32"/>
+        </w:rPr>
+        <w:t>1. How are waste pickup requests currently handled?</w:t>
+      </w:r>
+    </w:p>
+    <w:p>
+      <w:pPr>
+        <w:spacing w:after="120" w:line="240" w:lineRule="auto"/>
+        <w:rPr>
+          <w:sz w:val="32"/>
+          <w:szCs w:val="32"/>
+        </w:rPr>
+      </w:pPr>
+      <w:r>
+        <w:rPr>
+          <w:rFonts w:ascii="Calibri" w:hAnsi="Calibri"/>
+          <w:color w:val="000000"/>
+          <w:sz w:val="32"/>
+        </w:rPr>
+        <w:t>Answer: Students and staff contact the collection office by phone or speak directly to workers. Requests are recorded manually.</w:t>
+      </w:r>
+    </w:p>
+    <w:p>
+      <w:pPr>
+        <w:keepNext/>
+        <w:spacing w:after="120" w:line="240" w:lineRule="auto"/>
+        <w:rPr>
+          <w:sz w:val="32"/>
+          <w:szCs w:val="32"/>
+        </w:rPr>
+      </w:pPr>
+      <w:r>
+        <w:rPr>
+          <w:rFonts w:ascii="Calibri" w:hAnsi="Calibri"/>
+          <w:b/>
+          <w:color w:val="000000"/>
+          <w:sz w:val="32"/>
+        </w:rPr>
+        <w:t>2. What problems occur in the current process?</w:t>
+      </w:r>
+    </w:p>
+    <w:p>
+      <w:pPr>
+        <w:spacing w:after="120" w:line="240" w:lineRule="auto"/>
+        <w:rPr>
+          <w:sz w:val="32"/>
+          <w:szCs w:val="32"/>
+        </w:rPr>
+      </w:pPr>
+      <w:r>
+        <w:rPr>
+          <w:rFonts w:ascii="Calibri" w:hAnsi="Calibri"/>
+          <w:color w:val="000000"/>
+          <w:sz w:val="32"/>
+        </w:rPr>
+        <w:t>Answer: Some requests are missed or delayed. Incomplete location details and schedule changes make coordination difficult.</w:t>
+      </w:r>
+    </w:p>
+    <w:p>
+      <w:pPr>
+        <w:keepNext/>
+        <w:spacing w:after="120" w:line="240" w:lineRule="auto"/>
+        <w:rPr>
+          <w:sz w:val="32"/>
+          <w:szCs w:val="32"/>
+        </w:rPr>
+      </w:pPr>
+      <w:r>
+        <w:rPr>
+          <w:rFonts w:ascii="Calibri" w:hAnsi="Calibri"/>
+          <w:b/>
+          <w:color w:val="000000"/>
+          <w:sz w:val="32"/>
+        </w:rPr>
+        <w:t>3. What is your opinion of the current process?</w:t>
+      </w:r>
+    </w:p>
+    <w:p>
+      <w:pPr>
+        <w:spacing w:after="120" w:line="240" w:lineRule="auto"/>
+        <w:rPr>
+          <w:sz w:val="32"/>
+          <w:szCs w:val="32"/>
+        </w:rPr>
+      </w:pPr>
+      <w:r>
+        <w:rPr>
+          <w:rFonts w:ascii="Calibri" w:hAnsi="Calibri"/>
+          <w:color w:val="000000"/>
+          <w:sz w:val="32"/>
+        </w:rPr>
+        <w:t>Answer: It needs improvement because manual records make requests difficult to organize and track.</w:t>
+      </w:r>
+    </w:p>
+    <w:p>
+      <w:pPr>
+        <w:keepNext/>
+        <w:spacing w:after="120" w:line="240" w:lineRule="auto"/>
+        <w:rPr>
+          <w:sz w:val="32"/>
+          <w:szCs w:val="32"/>
+        </w:rPr>
+      </w:pPr>
+      <w:r>
+        <w:rPr>
+          <w:rFonts w:ascii="Calibri" w:hAnsi="Calibri"/>
+          <w:b/>
+          <w:color w:val="000000"/>
+          <w:sz w:val="32"/>
+        </w:rPr>
+        <w:t>4. How do you feel about using a new web-based system?</w:t>
+      </w:r>
+    </w:p>
+    <w:p>
+      <w:pPr>
+        <w:spacing w:after="120" w:line="240" w:lineRule="auto"/>
+        <w:rPr>
+          <w:sz w:val="32"/>
+          <w:szCs w:val="32"/>
+        </w:rPr>
+      </w:pPr>
+      <w:r>
+        <w:rPr>
+          <w:rFonts w:ascii="Calibri" w:hAnsi="Calibri"/>
+          <w:color w:val="000000"/>
+          <w:sz w:val="32"/>
+        </w:rPr>
+        <w:t>Answer: I am hopeful that it will improve coordination but concerned about staff training and accurate weight recording.</w:t>
+      </w:r>
+    </w:p>
+    <w:p>
+      <w:pPr>
+        <w:keepNext/>
+        <w:spacing w:after="120" w:line="240" w:lineRule="auto"/>
+        <w:rPr>
+          <w:sz w:val="32"/>
+          <w:szCs w:val="32"/>
+        </w:rPr>
+      </w:pPr>
+      <w:r>
+        <w:rPr>
+          <w:rFonts w:ascii="Calibri" w:hAnsi="Calibri"/>
+          <w:b/>
+          <w:color w:val="000000"/>
+          <w:sz w:val="32"/>
+        </w:rPr>
+        <w:t>5. What are the main goals of the proposed system?</w:t>
+      </w:r>
+    </w:p>
+    <w:p>
+      <w:pPr>
+        <w:spacing w:after="120" w:line="240" w:lineRule="auto"/>
+        <w:rPr>
+          <w:sz w:val="32"/>
+          <w:szCs w:val="32"/>
+        </w:rPr>
+      </w:pPr>
+      <w:r>
+        <w:rPr>
+          <w:rFonts w:ascii="Calibri" w:hAnsi="Calibri"/>
+          <w:color w:val="000000"/>
+          <w:sz w:val="32"/>
+        </w:rPr>
+        <w:t>Answer: Organize requests, schedule pickups, record verified weights, support recycling rewards, and provide reports.</w:t>
+      </w:r>
+    </w:p>
+    <w:p>
+      <w:pPr>
+        <w:keepNext/>
+        <w:pageBreakBefore/>
+        <w:spacing w:after="120" w:line="240" w:lineRule="auto"/>
+        <w:rPr>
+          <w:sz w:val="32"/>
+          <w:szCs w:val="32"/>
+          <w:u w:val="thick"/>
+        </w:rPr>
+      </w:pPr>
+      <w:r>
+        <w:rPr>
+          <w:rFonts w:ascii="Calibri" w:hAnsi="Calibri"/>
+          <w:b/>
+          <w:color w:val="000000"/>
+          <w:sz w:val="32"/>
+          <w:u w:val="thick"/>
+        </w:rPr>
+        <w:lastRenderedPageBreak/>
+        <w:t>Closed Questions</w:t>
+      </w:r>
+    </w:p>
+    <w:p>
+      <w:pPr>
+        <w:keepNext/>
+        <w:spacing w:after="120" w:line="240" w:lineRule="auto"/>
+        <w:rPr>
+          <w:sz w:val="32"/>
+          <w:szCs w:val="32"/>
+        </w:rPr>
+      </w:pPr>
+      <w:r>
+        <w:rPr>
+          <w:rFonts w:ascii="Calibri" w:hAnsi="Calibri"/>
+          <w:b/>
+          <w:color w:val="000000"/>
+          <w:sz w:val="32"/>
+        </w:rPr>
+        <w:t>6. Is there a centralized database for pickup requests?</w:t>
+      </w:r>
+    </w:p>
+    <w:p>
+      <w:pPr>
+        <w:spacing w:after="120" w:line="240" w:lineRule="auto"/>
+        <w:rPr>
+          <w:sz w:val="32"/>
+          <w:szCs w:val="32"/>
+        </w:rPr>
+      </w:pPr>
+      <w:r>
+        <w:rPr>
+          <w:rFonts w:ascii="Calibri" w:hAnsi="Calibri"/>
+          <w:color w:val="000000"/>
+          <w:sz w:val="32"/>
+        </w:rPr>
+        <w:t>Answer: No.</w:t>
+      </w:r>
+    </w:p>
+    <w:p>
+      <w:pPr>
+        <w:keepNext/>
+        <w:spacing w:after="120" w:line="240" w:lineRule="auto"/>
+        <w:rPr>
+          <w:sz w:val="32"/>
+          <w:szCs w:val="32"/>
+        </w:rPr>
+      </w:pPr>
+      <w:r>
+        <w:rPr>
+          <w:rFonts w:ascii="Calibri" w:hAnsi="Calibri"/>
+          <w:b/>
+          <w:color w:val="000000"/>
+          <w:sz w:val="32"/>
+        </w:rPr>
+        <w:t>7. Should only administrators assign collection workers?</w:t>
+      </w:r>
+    </w:p>
+    <w:p>
+      <w:pPr>
+        <w:spacing w:after="120" w:line="240" w:lineRule="auto"/>
+        <w:rPr>
+          <w:sz w:val="32"/>
+          <w:szCs w:val="32"/>
+        </w:rPr>
+      </w:pPr>
+      <w:r>
+        <w:rPr>
+          <w:rFonts w:ascii="Calibri" w:hAnsi="Calibri"/>
+          <w:color w:val="000000"/>
+          <w:sz w:val="32"/>
+        </w:rPr>
+        <w:t>Answer: Yes.</w:t>
+      </w:r>
+    </w:p>
+    <w:p>
+      <w:pPr>
+        <w:keepNext/>
+        <w:spacing w:after="120" w:line="240" w:lineRule="auto"/>
+        <w:rPr>
+          <w:sz w:val="32"/>
+          <w:szCs w:val="32"/>
+        </w:rPr>
+      </w:pPr>
+      <w:r>
+        <w:rPr>
+          <w:rFonts w:ascii="Calibri" w:hAnsi="Calibri"/>
+          <w:b/>
+          <w:color w:val="000000"/>
+          <w:sz w:val="32"/>
+        </w:rPr>
+        <w:t>8. Should users be able to track their request status?</w:t>
+      </w:r>
+    </w:p>
+    <w:p>
+      <w:pPr>
+        <w:spacing w:after="120" w:line="240" w:lineRule="auto"/>
+        <w:rPr>
+          <w:sz w:val="32"/>
+          <w:szCs w:val="32"/>
+        </w:rPr>
+      </w:pPr>
+      <w:r>
+        <w:rPr>
+          <w:rFonts w:ascii="Calibri" w:hAnsi="Calibri"/>
+          <w:color w:val="000000"/>
+          <w:sz w:val="32"/>
+        </w:rPr>
+        <w:t>Answer: Yes.</w:t>
+      </w:r>
+    </w:p>
+    <w:p>
+      <w:pPr>
+        <w:keepNext/>
+        <w:spacing w:after="120" w:line="240" w:lineRule="auto"/>
+        <w:rPr>
+          <w:sz w:val="32"/>
+          <w:szCs w:val="32"/>
+        </w:rPr>
+      </w:pPr>
+      <w:r>
+        <w:rPr>
+          <w:rFonts w:ascii="Calibri" w:hAnsi="Calibri"/>
+          <w:b/>
+          <w:color w:val="000000"/>
+          <w:sz w:val="32"/>
+        </w:rPr>
+        <w:t>9. Should points be awarded only once after collection verification?</w:t>
+      </w:r>
+    </w:p>
+    <w:p>
+      <w:pPr>
+        <w:spacing w:after="120" w:line="240" w:lineRule="auto"/>
+        <w:rPr>
+          <w:sz w:val="32"/>
+          <w:szCs w:val="32"/>
+        </w:rPr>
+      </w:pPr>
+      <w:r>
+        <w:rPr>
+          <w:rFonts w:ascii="Calibri" w:hAnsi="Calibri"/>
+          <w:color w:val="000000"/>
+          <w:sz w:val="32"/>
+        </w:rPr>
+        <w:t>Answer: Yes.</w:t>
+      </w:r>
+    </w:p>
+    <w:p>
+      <w:pPr>
+        <w:keepNext/>
+        <w:spacing w:after="120" w:line="240" w:lineRule="auto"/>
+        <w:rPr>
+          <w:sz w:val="32"/>
+          <w:szCs w:val="32"/>
+        </w:rPr>
+      </w:pPr>
+      <w:r>
+        <w:rPr>
+          <w:rFonts w:ascii="Calibri" w:hAnsi="Calibri"/>
+          <w:b/>
+          <w:color w:val="000000"/>
+          <w:sz w:val="32"/>
+        </w:rPr>
+        <w:t>10. Which access method is preferred: a web browser or a desktop application?</w:t>
+      </w:r>
+    </w:p>
+    <w:p>
+      <w:pPr>
+        <w:spacing w:after="120" w:line="240" w:lineRule="auto"/>
+        <w:rPr>
+          <w:sz w:val="32"/>
+          <w:szCs w:val="32"/>
+        </w:rPr>
+      </w:pPr>
+      <w:r>
+        <w:rPr>
+          <w:rFonts w:ascii="Calibri" w:hAnsi="Calibri"/>
+          <w:color w:val="000000"/>
+          <w:sz w:val="32"/>
+        </w:rPr>
+        <w:t>Answer: A web browser.</w:t>
+      </w:r>
+    </w:p>
+    <w:p>
+      <w:pPr>
+        <w:keepNext/>
+        <w:spacing w:after="120" w:line="240" w:lineRule="auto"/>
+        <w:rPr>
+          <w:sz w:val="32"/>
+          <w:szCs w:val="32"/>
+          <w:lang w:bidi="ar-EG"/>
+        </w:rPr>
+      </w:pPr>
+    </w:p>
+    <w:p>
+      <w:pPr>
+        <w:rPr>
+          <w:sz w:val="32"/>
+          <w:szCs w:val="32"/>
+          <w:rtl/>
+          <w:lang w:bidi="ar-EG"/>
+        </w:rPr>
+      </w:pPr>
+    </w:p>
+    <w:p>
+      <w:pPr>
+        <w:rPr>
+          <w:sz w:val="32"/>
+          <w:szCs w:val="32"/>
+          <w:rtl/>
+          <w:lang w:bidi="ar-EG"/>
+        </w:rPr>
+      </w:pPr>
+    </w:p>
+    <w:p>
+      <w:pPr>
+        <w:rPr>
+          <w:sz w:val="32"/>
+          <w:szCs w:val="32"/>
+          <w:rtl/>
+          <w:lang w:bidi="ar-EG"/>
+        </w:rPr>
+      </w:pPr>
+    </w:p>
+    <w:p>
+      <w:pPr>
+        <w:rPr>
+          <w:sz w:val="32"/>
+          <w:szCs w:val="32"/>
+          <w:rtl/>
+          <w:lang w:bidi="ar-EG"/>
+        </w:rPr>
+      </w:pPr>
+    </w:p>
+    <w:p>
+      <w:pPr>
+        <w:rPr>
+          <w:sz w:val="32"/>
+          <w:szCs w:val="32"/>
+          <w:rtl/>
+          <w:lang w:bidi="ar-EG"/>
+        </w:rPr>
+      </w:pPr>
+    </w:p>
+    <w:p>
+      <w:pPr>
+        <w:rPr>
+          <w:sz w:val="32"/>
+          <w:szCs w:val="32"/>
+          <w:rtl/>
+          <w:lang w:bidi="ar-EG"/>
+        </w:rPr>
+      </w:pPr>
+    </w:p>
+    <w:p>
+      <w:pPr>
+        <w:rPr>
+          <w:sz w:val="32"/>
+          <w:szCs w:val="32"/>
+          <w:rtl/>
+          <w:lang w:bidi="ar-EG"/>
+        </w:rPr>
+      </w:pPr>
+    </w:p>
+    <w:p>
+      <w:pPr>
+        <w:rPr>
+          <w:sz w:val="32"/>
+          <w:szCs w:val="32"/>
+          <w:rtl/>
+          <w:lang w:bidi="ar-EG"/>
+        </w:rPr>
+      </w:pPr>
+    </w:p>
+    <w:p>
+      <w:pPr>
+        <w:rPr>
+          <w:sz w:val="32"/>
+          <w:szCs w:val="32"/>
+          <w:rtl/>
+          <w:lang w:bidi="ar-EG"/>
+        </w:rPr>
+      </w:pPr>
+    </w:p>
+    <w:p>
+      <w:pPr>
         <w:jc w:val="center"/>
         <w:rPr>
+          <w:sz w:val="32"/>
+          <w:szCs w:val="32"/>
+          <w:rtl/>
+          <w:lang w:bidi="ar-EG"/>
+        </w:rPr>
+      </w:pPr>
+    </w:p>
+    <w:p>
+      <w:pPr>
+        <w:pageBreakBefore/>
+        <w:spacing w:after="120"/>
+        <w:jc w:val="center"/>
+        <w:rPr>
+          <w:u w:val="double"/>
+        </w:rPr>
+      </w:pPr>
+      <w:r>
+        <w:rPr>
+          <w:rFonts w:ascii="Calibri" w:hAnsi="Calibri"/>
           <w:b/>
-          <w:bCs/>
-          <w:color w:val="FF0000"/>
+          <w:sz w:val="36"/>
+          <w:u w:val="double"/>
+        </w:rPr>
+        <w:lastRenderedPageBreak/>
+        <w:t>Interview 2 — Collection Worker</w:t>
+      </w:r>
+    </w:p>
+    <w:p>
+      <w:pPr>
+        <w:spacing w:after="120"/>
+        <w:rPr>
+          <w:u w:val="thick"/>
+        </w:rPr>
+      </w:pPr>
+      <w:r>
+        <w:rPr>
+          <w:rFonts w:ascii="Calibri" w:hAnsi="Calibri"/>
+          <w:b/>
+          <w:sz w:val="28"/>
+          <w:u w:val="thick"/>
+        </w:rPr>
+        <w:t>Open Questions</w:t>
+      </w:r>
+    </w:p>
+    <w:p>
+      <w:pPr>
+        <w:spacing w:after="120"/>
+        <w:rPr>
           <w:sz w:val="28"/>
           <w:szCs w:val="28"/>
         </w:rPr>
       </w:pPr>
       <w:r>
         <w:rPr>
+          <w:rFonts w:ascii="Calibri" w:hAnsi="Calibri"/>
           <w:b/>
-          <w:bCs/>
-          <w:color w:val="FF0000"/>
+          <w:sz w:val="32"/>
+          <w:szCs w:val="28"/>
+        </w:rPr>
+        <w:t>1. How are waste pickup requests currently handled?</w:t>
+      </w:r>
+    </w:p>
+    <w:p>
+      <w:pPr>
+        <w:spacing w:after="120"/>
+        <w:rPr>
           <w:sz w:val="28"/>
           <w:szCs w:val="28"/>
         </w:rPr>
-        <w:t>(</w:t>
+      </w:pPr>
+      <w:r>
+        <w:rPr>
+          <w:rFonts w:ascii="Calibri" w:hAnsi="Calibri"/>
+          <w:sz w:val="32"/>
+          <w:szCs w:val="28"/>
+        </w:rPr>
+        <w:t>Answer: The collection office tells us about requests by phone or directly. We use paper notes to record pickup details.</w:t>
       </w:r>
+    </w:p>
+    <w:p>
+      <w:pPr>
+        <w:spacing w:after="120"/>
+        <w:rPr>
+          <w:sz w:val="28"/>
+          <w:szCs w:val="28"/>
+        </w:rPr>
+      </w:pPr>
       <w:r>
         <w:rPr>
+          <w:rFonts w:ascii="Calibri" w:hAnsi="Calibri"/>
           <w:b/>
-          <w:bCs/>
-          <w:color w:val="FF0000"/>
+          <w:sz w:val="32"/>
+          <w:szCs w:val="28"/>
+        </w:rPr>
+        <w:t>2. What problems occur in the current process?</w:t>
+      </w:r>
+    </w:p>
+    <w:p>
+      <w:pPr>
+        <w:spacing w:after="120"/>
+        <w:rPr>
+          <w:sz w:val="28"/>
+          <w:szCs w:val="28"/>
+        </w:rPr>
+      </w:pPr>
+      <w:r>
+        <w:rPr>
+          <w:rFonts w:ascii="Calibri" w:hAnsi="Calibri"/>
+          <w:sz w:val="32"/>
+          <w:szCs w:val="28"/>
+        </w:rPr>
+        <w:t>Answer: Unclear pickup locations, incomplete material details, and schedule changes can delay collection.</w:t>
+      </w:r>
+    </w:p>
+    <w:p>
+      <w:pPr>
+        <w:spacing w:after="120"/>
+        <w:rPr>
+          <w:sz w:val="28"/>
+          <w:szCs w:val="28"/>
+        </w:rPr>
+      </w:pPr>
+      <w:r>
+        <w:rPr>
+          <w:rFonts w:ascii="Calibri" w:hAnsi="Calibri"/>
+          <w:b/>
+          <w:sz w:val="32"/>
+          <w:szCs w:val="28"/>
+        </w:rPr>
+        <w:t>3. What is your opinion of the current process?</w:t>
+      </w:r>
+    </w:p>
+    <w:p>
+      <w:pPr>
+        <w:spacing w:after="120"/>
+        <w:rPr>
+          <w:sz w:val="28"/>
+          <w:szCs w:val="28"/>
+        </w:rPr>
+      </w:pPr>
+      <w:r>
+        <w:rPr>
+          <w:rFonts w:ascii="Calibri" w:hAnsi="Calibri"/>
+          <w:sz w:val="32"/>
+          <w:szCs w:val="28"/>
+        </w:rPr>
+        <w:t>Answer: Paper records are difficult to maintain. Clear digital assignments would make collection easier.</w:t>
+      </w:r>
+    </w:p>
+    <w:p>
+      <w:pPr>
+        <w:spacing w:after="120"/>
+        <w:rPr>
+          <w:sz w:val="28"/>
+          <w:szCs w:val="28"/>
+        </w:rPr>
+      </w:pPr>
+      <w:r>
+        <w:rPr>
+          <w:rFonts w:ascii="Calibri" w:hAnsi="Calibri"/>
+          <w:b/>
+          <w:sz w:val="32"/>
+          <w:szCs w:val="28"/>
+        </w:rPr>
+        <w:t>4. How do you feel about using a new web-based system?</w:t>
+      </w:r>
+    </w:p>
+    <w:p>
+      <w:pPr>
+        <w:spacing w:after="120"/>
+        <w:rPr>
+          <w:sz w:val="28"/>
+          <w:szCs w:val="28"/>
+        </w:rPr>
+      </w:pPr>
+      <w:r>
+        <w:rPr>
+          <w:rFonts w:ascii="Calibri" w:hAnsi="Calibri"/>
+          <w:sz w:val="32"/>
+          <w:szCs w:val="28"/>
+        </w:rPr>
+        <w:t>Answer: I am positive about digital records, but I need training on recording accepted weights and confirming completion.</w:t>
+      </w:r>
+    </w:p>
+    <w:p>
+      <w:pPr>
+        <w:spacing w:after="120"/>
+        <w:rPr>
+          <w:sz w:val="28"/>
+          <w:szCs w:val="28"/>
+        </w:rPr>
+      </w:pPr>
+      <w:r>
+        <w:rPr>
+          <w:rFonts w:ascii="Calibri" w:hAnsi="Calibri"/>
+          <w:b/>
+          <w:sz w:val="32"/>
+          <w:szCs w:val="28"/>
+        </w:rPr>
+        <w:t>5. What are the main goals of the proposed system?</w:t>
+      </w:r>
+    </w:p>
+    <w:p>
+      <w:pPr>
+        <w:spacing w:after="120"/>
+        <w:rPr>
+          <w:sz w:val="28"/>
+          <w:szCs w:val="28"/>
+        </w:rPr>
+      </w:pPr>
+      <w:r>
+        <w:rPr>
+          <w:rFonts w:ascii="Calibri" w:hAnsi="Calibri"/>
+          <w:sz w:val="32"/>
+          <w:szCs w:val="28"/>
+        </w:rPr>
+        <w:t>Answer: Provide clear pickup details, record actual accepted weights, verify completion, and prevent duplicate point awards.</w:t>
+      </w:r>
+    </w:p>
+    <w:p>
+      <w:pPr>
+        <w:pageBreakBefore/>
+        <w:spacing w:after="120"/>
+        <w:rPr>
+          <w:sz w:val="32"/>
+          <w:szCs w:val="32"/>
+          <w:u w:val="thick"/>
+        </w:rPr>
+      </w:pPr>
+      <w:r>
+        <w:rPr>
+          <w:rFonts w:ascii="Calibri" w:hAnsi="Calibri"/>
+          <w:b/>
+          <w:sz w:val="32"/>
+          <w:szCs w:val="32"/>
+          <w:u w:val="thick"/>
+        </w:rPr>
+        <w:lastRenderedPageBreak/>
+        <w:t>Closed Questions</w:t>
+      </w:r>
+    </w:p>
+    <w:p>
+      <w:pPr>
+        <w:spacing w:after="120"/>
+        <w:rPr>
+          <w:sz w:val="32"/>
+          <w:szCs w:val="32"/>
+        </w:rPr>
+      </w:pPr>
+      <w:r>
+        <w:rPr>
+          <w:rFonts w:ascii="Calibri" w:hAnsi="Calibri"/>
+          <w:b/>
+          <w:sz w:val="32"/>
+          <w:szCs w:val="32"/>
+        </w:rPr>
+        <w:t>6. Is there a centralized database for pickup requests?</w:t>
+      </w:r>
+    </w:p>
+    <w:p>
+      <w:pPr>
+        <w:spacing w:after="120"/>
+        <w:rPr>
+          <w:sz w:val="32"/>
+          <w:szCs w:val="32"/>
+        </w:rPr>
+      </w:pPr>
+      <w:r>
+        <w:rPr>
+          <w:rFonts w:ascii="Calibri" w:hAnsi="Calibri"/>
+          <w:sz w:val="32"/>
+          <w:szCs w:val="32"/>
+        </w:rPr>
+        <w:t>Answer: No.</w:t>
+      </w:r>
+    </w:p>
+    <w:p>
+      <w:pPr>
+        <w:spacing w:after="120"/>
+        <w:rPr>
+          <w:sz w:val="32"/>
+          <w:szCs w:val="32"/>
+        </w:rPr>
+      </w:pPr>
+      <w:r>
+        <w:rPr>
+          <w:rFonts w:ascii="Calibri" w:hAnsi="Calibri"/>
+          <w:b/>
+          <w:sz w:val="32"/>
+          <w:szCs w:val="32"/>
+        </w:rPr>
+        <w:t>7. Should only administrators assign collection workers?</w:t>
+      </w:r>
+    </w:p>
+    <w:p>
+      <w:pPr>
+        <w:spacing w:after="120"/>
+        <w:rPr>
+          <w:sz w:val="32"/>
+          <w:szCs w:val="32"/>
+        </w:rPr>
+      </w:pPr>
+      <w:r>
+        <w:rPr>
+          <w:rFonts w:ascii="Calibri" w:hAnsi="Calibri"/>
+          <w:sz w:val="32"/>
+          <w:szCs w:val="32"/>
+        </w:rPr>
+        <w:t>Answer: Yes.</w:t>
+      </w:r>
+    </w:p>
+    <w:p>
+      <w:pPr>
+        <w:spacing w:after="120"/>
+        <w:rPr>
+          <w:sz w:val="32"/>
+          <w:szCs w:val="32"/>
+        </w:rPr>
+      </w:pPr>
+      <w:r>
+        <w:rPr>
+          <w:rFonts w:ascii="Calibri" w:hAnsi="Calibri"/>
+          <w:b/>
+          <w:sz w:val="32"/>
+          <w:szCs w:val="32"/>
+        </w:rPr>
+        <w:t>8. Should users be able to track their request status?</w:t>
+      </w:r>
+    </w:p>
+    <w:p>
+      <w:pPr>
+        <w:spacing w:after="120"/>
+        <w:rPr>
+          <w:sz w:val="32"/>
+          <w:szCs w:val="32"/>
+        </w:rPr>
+      </w:pPr>
+      <w:r>
+        <w:rPr>
+          <w:rFonts w:ascii="Calibri" w:hAnsi="Calibri"/>
+          <w:sz w:val="32"/>
+          <w:szCs w:val="32"/>
+        </w:rPr>
+        <w:t>Answer: Yes.</w:t>
+      </w:r>
+    </w:p>
+    <w:p>
+      <w:pPr>
+        <w:spacing w:after="120"/>
+        <w:rPr>
+          <w:sz w:val="32"/>
+          <w:szCs w:val="32"/>
+        </w:rPr>
+      </w:pPr>
+      <w:r>
+        <w:rPr>
+          <w:rFonts w:ascii="Calibri" w:hAnsi="Calibri"/>
+          <w:b/>
+          <w:sz w:val="32"/>
+          <w:szCs w:val="32"/>
+        </w:rPr>
+        <w:t>9. Should points be awarded only once after collection verification?</w:t>
+      </w:r>
+    </w:p>
+    <w:p>
+      <w:pPr>
+        <w:spacing w:after="120"/>
+        <w:rPr>
+          <w:sz w:val="32"/>
+          <w:szCs w:val="32"/>
+        </w:rPr>
+      </w:pPr>
+      <w:r>
+        <w:rPr>
+          <w:rFonts w:ascii="Calibri" w:hAnsi="Calibri"/>
+          <w:sz w:val="32"/>
+          <w:szCs w:val="32"/>
+        </w:rPr>
+        <w:t>Answer: Yes.</w:t>
+      </w:r>
+    </w:p>
+    <w:p>
+      <w:pPr>
+        <w:spacing w:after="120"/>
+        <w:rPr>
+          <w:sz w:val="32"/>
+          <w:szCs w:val="32"/>
+        </w:rPr>
+      </w:pPr>
+      <w:r>
+        <w:rPr>
+          <w:rFonts w:ascii="Calibri" w:hAnsi="Calibri"/>
+          <w:b/>
+          <w:sz w:val="32"/>
+          <w:szCs w:val="32"/>
+        </w:rPr>
+        <w:t>10. Which access method is preferred: a web browser or a desktop application?</w:t>
+      </w:r>
+    </w:p>
+    <w:p>
+      <w:pPr>
+        <w:spacing w:after="120"/>
+        <w:rPr>
+          <w:sz w:val="32"/>
+          <w:szCs w:val="32"/>
+        </w:rPr>
+      </w:pPr>
+      <w:r>
+        <w:rPr>
+          <w:rFonts w:ascii="Calibri" w:hAnsi="Calibri"/>
+          <w:sz w:val="32"/>
+          <w:szCs w:val="32"/>
+        </w:rPr>
+        <w:t>Answer: A web browser, mainly on a smartphone.</w:t>
+      </w:r>
+    </w:p>
+    <w:p>
+      <w:pPr>
+        <w:pageBreakBefore/>
+        <w:spacing w:after="120"/>
+        <w:jc w:val="center"/>
+        <w:rPr>
+          <w:u w:val="double"/>
+        </w:rPr>
+      </w:pPr>
+      <w:r>
+        <w:rPr>
+          <w:rFonts w:ascii="Calibri" w:hAnsi="Calibri"/>
+          <w:b/>
+          <w:sz w:val="36"/>
+          <w:u w:val="double"/>
+        </w:rPr>
+        <w:lastRenderedPageBreak/>
+        <w:t>Interview 3 — Student</w:t>
+      </w:r>
+    </w:p>
+    <w:p>
+      <w:pPr>
+        <w:spacing w:after="120"/>
+        <w:rPr>
+          <w:sz w:val="32"/>
+          <w:szCs w:val="32"/>
+          <w:u w:val="single"/>
+        </w:rPr>
+      </w:pPr>
+      <w:r>
+        <w:rPr>
+          <w:rFonts w:ascii="Calibri" w:hAnsi="Calibri"/>
+          <w:b/>
+          <w:sz w:val="32"/>
+          <w:szCs w:val="32"/>
+          <w:u w:val="single"/>
+        </w:rPr>
+        <w:t>Open Questions</w:t>
+      </w:r>
+    </w:p>
+    <w:p>
+      <w:pPr>
+        <w:spacing w:after="120"/>
+        <w:rPr>
+          <w:sz w:val="32"/>
+          <w:szCs w:val="32"/>
+        </w:rPr>
+      </w:pPr>
+      <w:r>
+        <w:rPr>
+          <w:rFonts w:ascii="Calibri" w:hAnsi="Calibri"/>
+          <w:b/>
+          <w:sz w:val="32"/>
+          <w:szCs w:val="32"/>
+        </w:rPr>
+        <w:t>1. How are waste pickup requests currently handled?</w:t>
+      </w:r>
+    </w:p>
+    <w:p>
+      <w:pPr>
+        <w:spacing w:after="120"/>
+        <w:rPr>
+          <w:sz w:val="32"/>
+          <w:szCs w:val="32"/>
+        </w:rPr>
+      </w:pPr>
+      <w:r>
+        <w:rPr>
+          <w:rFonts w:ascii="Calibri" w:hAnsi="Calibri"/>
+          <w:sz w:val="32"/>
+          <w:szCs w:val="32"/>
+        </w:rPr>
+        <w:t>Answer: I contact staff directly to request collection. I cannot submit or track a pickup request online.</w:t>
+      </w:r>
+    </w:p>
+    <w:p>
+      <w:pPr>
+        <w:spacing w:after="120"/>
+        <w:rPr>
+          <w:sz w:val="32"/>
+          <w:szCs w:val="32"/>
+        </w:rPr>
+      </w:pPr>
+      <w:r>
+        <w:rPr>
+          <w:rFonts w:ascii="Calibri" w:hAnsi="Calibri"/>
+          <w:b/>
+          <w:sz w:val="32"/>
+          <w:szCs w:val="32"/>
+        </w:rPr>
+        <w:t>2. What problems occur in the current process?</w:t>
+      </w:r>
+    </w:p>
+    <w:p>
+      <w:pPr>
+        <w:spacing w:after="120"/>
+        <w:rPr>
+          <w:sz w:val="32"/>
+          <w:szCs w:val="32"/>
+        </w:rPr>
+      </w:pPr>
+      <w:r>
+        <w:rPr>
+          <w:rFonts w:ascii="Calibri" w:hAnsi="Calibri"/>
+          <w:sz w:val="32"/>
+          <w:szCs w:val="32"/>
+        </w:rPr>
+        <w:t>Answer: I do not receive clear confirmation or updates about when collection will happen.</w:t>
+      </w:r>
+    </w:p>
+    <w:p>
+      <w:pPr>
+        <w:spacing w:after="120"/>
+        <w:rPr>
+          <w:sz w:val="32"/>
+          <w:szCs w:val="32"/>
+        </w:rPr>
+      </w:pPr>
+      <w:r>
+        <w:rPr>
+          <w:rFonts w:ascii="Calibri" w:hAnsi="Calibri"/>
+          <w:b/>
+          <w:sz w:val="32"/>
+          <w:szCs w:val="32"/>
+        </w:rPr>
+        <w:t>3. What is your opinion of the current process?</w:t>
+      </w:r>
+    </w:p>
+    <w:p>
+      <w:pPr>
+        <w:spacing w:after="120"/>
+        <w:rPr>
+          <w:sz w:val="32"/>
+          <w:szCs w:val="32"/>
+        </w:rPr>
+      </w:pPr>
+      <w:r>
+        <w:rPr>
+          <w:rFonts w:ascii="Calibri" w:hAnsi="Calibri"/>
+          <w:sz w:val="32"/>
+          <w:szCs w:val="32"/>
+        </w:rPr>
+        <w:t xml:space="preserve">Answer: The current process is inconvenient because I </w:t>
+      </w:r>
+      <w:proofErr w:type="gramStart"/>
+      <w:r>
+        <w:rPr>
+          <w:rFonts w:ascii="Calibri" w:hAnsi="Calibri"/>
+          <w:sz w:val="32"/>
+          <w:szCs w:val="32"/>
+        </w:rPr>
+        <w:t>have to</w:t>
+      </w:r>
+      <w:proofErr w:type="gramEnd"/>
+      <w:r>
+        <w:rPr>
+          <w:rFonts w:ascii="Calibri" w:hAnsi="Calibri"/>
+          <w:sz w:val="32"/>
+          <w:szCs w:val="32"/>
+        </w:rPr>
+        <w:t xml:space="preserve"> contact staff again to check the request.</w:t>
+      </w:r>
+    </w:p>
+    <w:p>
+      <w:pPr>
+        <w:spacing w:after="120"/>
+        <w:rPr>
+          <w:sz w:val="32"/>
+          <w:szCs w:val="32"/>
+        </w:rPr>
+      </w:pPr>
+      <w:r>
+        <w:rPr>
+          <w:rFonts w:ascii="Calibri" w:hAnsi="Calibri"/>
+          <w:b/>
+          <w:sz w:val="32"/>
+          <w:szCs w:val="32"/>
+        </w:rPr>
+        <w:t>4. How do you feel about using a new web-based system?</w:t>
+      </w:r>
+    </w:p>
+    <w:p>
+      <w:pPr>
+        <w:spacing w:after="120"/>
+        <w:rPr>
+          <w:sz w:val="32"/>
+          <w:szCs w:val="32"/>
+        </w:rPr>
+      </w:pPr>
+      <w:r>
+        <w:rPr>
+          <w:rFonts w:ascii="Calibri" w:hAnsi="Calibri"/>
+          <w:sz w:val="32"/>
+          <w:szCs w:val="32"/>
+        </w:rPr>
+        <w:t>Answer: I am hopeful about a convenient system with request updates and clear recycling rewards.</w:t>
+      </w:r>
+    </w:p>
+    <w:p>
+      <w:pPr>
+        <w:spacing w:after="120"/>
+        <w:rPr>
+          <w:sz w:val="32"/>
+          <w:szCs w:val="32"/>
+        </w:rPr>
+      </w:pPr>
+      <w:r>
+        <w:rPr>
+          <w:rFonts w:ascii="Calibri" w:hAnsi="Calibri"/>
+          <w:b/>
+          <w:sz w:val="32"/>
+          <w:szCs w:val="32"/>
+        </w:rPr>
+        <w:t>5. What are the main goals of the proposed system?</w:t>
+      </w:r>
+    </w:p>
+    <w:p>
+      <w:pPr>
+        <w:spacing w:after="120"/>
+        <w:rPr>
+          <w:sz w:val="32"/>
+          <w:szCs w:val="32"/>
+        </w:rPr>
+      </w:pPr>
+      <w:r>
+        <w:rPr>
+          <w:rFonts w:ascii="Calibri" w:hAnsi="Calibri"/>
+          <w:sz w:val="32"/>
+          <w:szCs w:val="32"/>
+        </w:rPr>
+        <w:t>Answer: Allow online requests, show status updates, support smartphones, and provide rewards after verified recycling.</w:t>
+      </w:r>
+    </w:p>
+    <w:p>
+      <w:pPr>
+        <w:pageBreakBefore/>
+        <w:spacing w:after="120"/>
+        <w:rPr>
           <w:sz w:val="28"/>
           <w:szCs w:val="28"/>
           <w:u w:val="single"/>
         </w:rPr>
-        <w:t>include questions and answers</w:t>
+      </w:pPr>
+      <w:r>
+        <w:rPr>
+          <w:rFonts w:ascii="Calibri" w:hAnsi="Calibri"/>
+          <w:b/>
+          <w:sz w:val="36"/>
+          <w:szCs w:val="28"/>
+          <w:u w:val="single"/>
+        </w:rPr>
+        <w:lastRenderedPageBreak/>
+        <w:t>Closed Questions</w:t>
       </w:r>
-      <w:r>
-        <w:rPr>
-          <w:b/>
-          <w:bCs/>
-          <w:color w:val="FF0000"/>
+    </w:p>
+    <w:p>
+      <w:pPr>
+        <w:spacing w:after="120"/>
+        <w:rPr>
           <w:sz w:val="28"/>
           <w:szCs w:val="28"/>
         </w:rPr>
-        <w:t>)</w:t>
+      </w:pPr>
+      <w:r>
+        <w:rPr>
+          <w:rFonts w:ascii="Calibri" w:hAnsi="Calibri"/>
+          <w:b/>
+          <w:sz w:val="32"/>
+          <w:szCs w:val="28"/>
+        </w:rPr>
+        <w:t>6. Is there a centralized database for pickup requests?</w:t>
       </w:r>
     </w:p>
     <w:p>
       <w:pPr>
-        <w:tabs>
-          <w:tab w:val="left" w:pos="1320"/>
-        </w:tabs>
-        <w:ind w:left="-90"/>
+        <w:spacing w:after="120"/>
+        <w:rPr>
+          <w:sz w:val="28"/>
+          <w:szCs w:val="28"/>
+        </w:rPr>
+      </w:pPr>
+      <w:r>
+        <w:rPr>
+          <w:rFonts w:ascii="Calibri" w:hAnsi="Calibri"/>
+          <w:sz w:val="32"/>
+          <w:szCs w:val="28"/>
+        </w:rPr>
+        <w:t>Answer: No centralized request database is available to me.</w:t>
+      </w:r>
+    </w:p>
+    <w:p>
+      <w:pPr>
+        <w:spacing w:after="120"/>
+        <w:rPr>
+          <w:sz w:val="28"/>
+          <w:szCs w:val="28"/>
+        </w:rPr>
+      </w:pPr>
+      <w:r>
+        <w:rPr>
+          <w:rFonts w:ascii="Calibri" w:hAnsi="Calibri"/>
+          <w:b/>
+          <w:sz w:val="32"/>
+          <w:szCs w:val="28"/>
+        </w:rPr>
+        <w:t>7. Should only administrators assign collection workers?</w:t>
+      </w:r>
+    </w:p>
+    <w:p>
+      <w:pPr>
+        <w:spacing w:after="120"/>
+        <w:rPr>
+          <w:sz w:val="28"/>
+          <w:szCs w:val="28"/>
+        </w:rPr>
+      </w:pPr>
+      <w:r>
+        <w:rPr>
+          <w:rFonts w:ascii="Calibri" w:hAnsi="Calibri"/>
+          <w:sz w:val="32"/>
+          <w:szCs w:val="28"/>
+        </w:rPr>
+        <w:t>Answer: Yes.</w:t>
+      </w:r>
+    </w:p>
+    <w:p>
+      <w:pPr>
+        <w:spacing w:after="120"/>
+        <w:rPr>
+          <w:sz w:val="28"/>
+          <w:szCs w:val="28"/>
+        </w:rPr>
+      </w:pPr>
+      <w:r>
+        <w:rPr>
+          <w:rFonts w:ascii="Calibri" w:hAnsi="Calibri"/>
+          <w:b/>
+          <w:sz w:val="32"/>
+          <w:szCs w:val="28"/>
+        </w:rPr>
+        <w:t>8. Should users be able to track their request status?</w:t>
+      </w:r>
+    </w:p>
+    <w:p>
+      <w:pPr>
+        <w:spacing w:after="120"/>
+        <w:rPr>
+          <w:sz w:val="28"/>
+          <w:szCs w:val="28"/>
+        </w:rPr>
+      </w:pPr>
+      <w:r>
+        <w:rPr>
+          <w:rFonts w:ascii="Calibri" w:hAnsi="Calibri"/>
+          <w:sz w:val="32"/>
+          <w:szCs w:val="28"/>
+        </w:rPr>
+        <w:t>Answer: Yes.</w:t>
+      </w:r>
+    </w:p>
+    <w:p>
+      <w:pPr>
+        <w:spacing w:after="120"/>
+        <w:rPr>
+          <w:sz w:val="28"/>
+          <w:szCs w:val="28"/>
+        </w:rPr>
+      </w:pPr>
+      <w:r>
+        <w:rPr>
+          <w:rFonts w:ascii="Calibri" w:hAnsi="Calibri"/>
+          <w:b/>
+          <w:sz w:val="32"/>
+          <w:szCs w:val="28"/>
+        </w:rPr>
+        <w:t>9. Should points be awarded only once after collection verification?</w:t>
+      </w:r>
+    </w:p>
+    <w:p>
+      <w:pPr>
+        <w:spacing w:after="120"/>
+        <w:rPr>
+          <w:sz w:val="28"/>
+          <w:szCs w:val="28"/>
+        </w:rPr>
+      </w:pPr>
+      <w:r>
+        <w:rPr>
+          <w:rFonts w:ascii="Calibri" w:hAnsi="Calibri"/>
+          <w:sz w:val="32"/>
+          <w:szCs w:val="28"/>
+        </w:rPr>
+        <w:t>Answer: Yes.</w:t>
+      </w:r>
+    </w:p>
+    <w:p>
+      <w:pPr>
+        <w:spacing w:after="120"/>
+        <w:rPr>
+          <w:sz w:val="28"/>
+          <w:szCs w:val="28"/>
+        </w:rPr>
+      </w:pPr>
+      <w:r>
+        <w:rPr>
+          <w:rFonts w:ascii="Calibri" w:hAnsi="Calibri"/>
+          <w:b/>
+          <w:sz w:val="32"/>
+          <w:szCs w:val="28"/>
+        </w:rPr>
+        <w:t>10. Which access method is preferred: a web browser or a desktop application?</w:t>
+      </w:r>
+    </w:p>
+    <w:p>
+      <w:pPr>
+        <w:spacing w:after="120"/>
+        <w:rPr>
+          <w:sz w:val="28"/>
+          <w:szCs w:val="28"/>
+        </w:rPr>
+      </w:pPr>
+      <w:r>
+        <w:rPr>
+          <w:rFonts w:ascii="Calibri" w:hAnsi="Calibri"/>
+          <w:sz w:val="32"/>
+          <w:szCs w:val="28"/>
+        </w:rPr>
+        <w:t>Answer: A web browser on a smartphone.</w:t>
+      </w:r>
+    </w:p>
+    <w:p>
+      <w:pPr>
+        <w:jc w:val="center"/>
         <w:rPr>
           <w:sz w:val="32"/>
           <w:szCs w:val="32"/>
@@ -10268,14 +11631,2262 @@
     </w:p>
     <w:p>
       <w:pPr>
+        <w:keepNext/>
+        <w:pageBreakBefore/>
+        <w:spacing w:after="120" w:line="240" w:lineRule="auto"/>
+        <w:jc w:val="center"/>
+        <w:rPr>
+          <w:b/>
+          <w:bCs/>
+          <w:sz w:val="40"/>
+          <w:szCs w:val="40"/>
+          <w:u w:val="double"/>
+        </w:rPr>
+      </w:pPr>
+      <w:r>
+        <w:rPr>
+          <w:rFonts w:ascii="Calibri" w:hAnsi="Calibri"/>
+          <w:b/>
+          <w:color w:val="000000"/>
+          <w:sz w:val="40"/>
+          <w:u w:val="double"/>
+        </w:rPr>
+        <w:lastRenderedPageBreak/>
+        <w:t>Interview Reports</w:t>
+      </w:r>
+    </w:p>
+    <w:tbl>
+      <w:tblPr>
+        <w:tblW w:w="10800" w:type="dxa"/>
+        <w:tblInd w:w="-730" w:type="dxa"/>
+        <w:tblCellMar>
+          <w:left w:w="0" w:type="dxa"/>
+          <w:right w:w="0" w:type="dxa"/>
+        </w:tblCellMar>
+        <w:tblLook w:val="0420" w:firstRow="1" w:lastRow="0" w:firstColumn="0" w:lastColumn="0" w:noHBand="0" w:noVBand="1"/>
+      </w:tblPr>
+      <w:tblGrid>
+        <w:gridCol w:w="10800"/>
+      </w:tblGrid>
+      <w:tr>
+        <w:trPr>
+          <w:trHeight w:val="584"/>
+        </w:trPr>
+        <w:tc>
+          <w:tcPr>
+            <w:tcW w:w="10800" w:type="dxa"/>
+            <w:tcBorders>
+              <w:top w:val="single" w:sz="8" w:space="0" w:color="FFFFFF"/>
+              <w:left w:val="single" w:sz="8" w:space="0" w:color="FFFFFF"/>
+              <w:bottom w:val="single" w:sz="24" w:space="0" w:color="FFFFFF"/>
+              <w:right w:val="single" w:sz="8" w:space="0" w:color="FFFFFF"/>
+            </w:tcBorders>
+            <w:shd w:val="clear" w:color="auto" w:fill="4F81BD"/>
+            <w:tcMar>
+              <w:top w:w="72" w:type="dxa"/>
+              <w:left w:w="144" w:type="dxa"/>
+              <w:bottom w:w="72" w:type="dxa"/>
+              <w:right w:w="144" w:type="dxa"/>
+            </w:tcMar>
+            <w:hideMark/>
+          </w:tcPr>
+          <w:p>
+            <w:pPr>
+              <w:jc w:val="center"/>
+              <w:rPr>
+                <w:b/>
+                <w:bCs/>
+                <w:sz w:val="40"/>
+                <w:szCs w:val="40"/>
+              </w:rPr>
+            </w:pPr>
+            <w:r>
+              <w:rPr>
+                <w:b/>
+                <w:bCs/>
+                <w:sz w:val="40"/>
+                <w:szCs w:val="40"/>
+              </w:rPr>
+              <w:t>Interview Report 1</w:t>
+            </w:r>
+          </w:p>
+        </w:tc>
+      </w:tr>
+      <w:tr>
+        <w:trPr>
+          <w:trHeight w:val="584"/>
+        </w:trPr>
+        <w:tc>
+          <w:tcPr>
+            <w:tcW w:w="10800" w:type="dxa"/>
+            <w:tcBorders>
+              <w:top w:val="single" w:sz="24" w:space="0" w:color="FFFFFF"/>
+              <w:left w:val="single" w:sz="8" w:space="0" w:color="FFFFFF"/>
+              <w:bottom w:val="single" w:sz="8" w:space="0" w:color="FFFFFF"/>
+              <w:right w:val="single" w:sz="8" w:space="0" w:color="FFFFFF"/>
+            </w:tcBorders>
+            <w:shd w:val="clear" w:color="auto" w:fill="D0D8E8"/>
+            <w:tcMar>
+              <w:top w:w="72" w:type="dxa"/>
+              <w:left w:w="144" w:type="dxa"/>
+              <w:bottom w:w="72" w:type="dxa"/>
+              <w:right w:w="144" w:type="dxa"/>
+            </w:tcMar>
+            <w:hideMark/>
+          </w:tcPr>
+          <w:p>
+            <w:pPr>
+              <w:spacing w:after="100"/>
+            </w:pPr>
+            <w:r>
+              <w:rPr>
+                <w:b/>
+                <w:sz w:val="28"/>
+              </w:rPr>
+              <w:t xml:space="preserve">Person Interviewed: </w:t>
+            </w:r>
+            <w:r>
+              <w:rPr>
+                <w:sz w:val="28"/>
+              </w:rPr>
+              <w:t>Supervisor.</w:t>
+            </w:r>
+          </w:p>
+          <w:p>
+            <w:pPr>
+              <w:spacing w:after="100"/>
+            </w:pPr>
+            <w:r>
+              <w:rPr>
+                <w:b/>
+                <w:sz w:val="28"/>
+              </w:rPr>
+              <w:t xml:space="preserve">Interviewer: </w:t>
+            </w:r>
+            <w:r>
+              <w:rPr>
+                <w:sz w:val="28"/>
+              </w:rPr>
+              <w:t>Moaaz Beder.</w:t>
+            </w:r>
+          </w:p>
+          <w:p>
+            <w:pPr>
+              <w:spacing w:after="100"/>
+              <w:rPr>
+                <w:sz w:val="28"/>
+              </w:rPr>
+            </w:pPr>
+            <w:r>
+              <w:rPr>
+                <w:b/>
+                <w:sz w:val="28"/>
+              </w:rPr>
+              <w:t xml:space="preserve">Purpose of Interview: </w:t>
+            </w:r>
+          </w:p>
+          <w:p>
+            <w:pPr>
+              <w:pStyle w:val="ListParagraph"/>
+              <w:numPr>
+                <w:ilvl w:val="0"/>
+                <w:numId w:val="38"/>
+              </w:numPr>
+              <w:spacing w:after="100"/>
+            </w:pPr>
+            <w:r>
+              <w:rPr>
+                <w:sz w:val="28"/>
+              </w:rPr>
+              <w:t>Understand request handling, scheduling, and staff responsibilities.</w:t>
+            </w:r>
+          </w:p>
+          <w:p>
+            <w:pPr>
+              <w:spacing w:after="100"/>
+              <w:rPr>
+                <w:b/>
+                <w:sz w:val="28"/>
+              </w:rPr>
+            </w:pPr>
+            <w:r>
+              <w:rPr>
+                <w:b/>
+                <w:sz w:val="28"/>
+              </w:rPr>
+              <w:t xml:space="preserve">Interview Opinion: </w:t>
+            </w:r>
+          </w:p>
+          <w:p>
+            <w:pPr>
+              <w:pStyle w:val="ListParagraph"/>
+              <w:numPr>
+                <w:ilvl w:val="0"/>
+                <w:numId w:val="39"/>
+              </w:numPr>
+              <w:spacing w:after="100"/>
+            </w:pPr>
+            <w:r>
+              <w:rPr>
+                <w:sz w:val="28"/>
+              </w:rPr>
+              <w:t>M</w:t>
+            </w:r>
+            <w:r>
+              <w:rPr>
+                <w:sz w:val="28"/>
+              </w:rPr>
+              <w:t>anual request handling needs improvement.</w:t>
+            </w:r>
+          </w:p>
+          <w:p>
+            <w:pPr>
+              <w:pStyle w:val="ListParagraph"/>
+              <w:numPr>
+                <w:ilvl w:val="0"/>
+                <w:numId w:val="39"/>
+              </w:numPr>
+              <w:spacing w:after="100"/>
+            </w:pPr>
+            <w:r>
+              <w:rPr>
+                <w:sz w:val="28"/>
+              </w:rPr>
+              <w:t>A centralized system would help organize scheduling and tracking.</w:t>
+            </w:r>
+          </w:p>
+          <w:p>
+            <w:pPr>
+              <w:spacing w:after="100"/>
+              <w:rPr>
+                <w:b/>
+                <w:sz w:val="28"/>
+              </w:rPr>
+            </w:pPr>
+            <w:r>
+              <w:rPr>
+                <w:b/>
+                <w:sz w:val="28"/>
+              </w:rPr>
+              <w:t xml:space="preserve">Interview Feelings: </w:t>
+            </w:r>
+          </w:p>
+          <w:p>
+            <w:pPr>
+              <w:pStyle w:val="ListParagraph"/>
+              <w:numPr>
+                <w:ilvl w:val="0"/>
+                <w:numId w:val="35"/>
+              </w:numPr>
+              <w:spacing w:after="100"/>
+              <w:rPr>
+                <w:sz w:val="28"/>
+              </w:rPr>
+            </w:pPr>
+            <w:r>
+              <w:rPr>
+                <w:sz w:val="28"/>
+              </w:rPr>
+              <w:t>F</w:t>
+            </w:r>
+            <w:r>
+              <w:rPr>
+                <w:sz w:val="28"/>
+              </w:rPr>
+              <w:t>rustrated by missed requests</w:t>
+            </w:r>
+            <w:r>
+              <w:rPr>
+                <w:sz w:val="28"/>
+              </w:rPr>
+              <w:t>.</w:t>
+            </w:r>
+          </w:p>
+          <w:p>
+            <w:pPr>
+              <w:pStyle w:val="ListParagraph"/>
+              <w:numPr>
+                <w:ilvl w:val="0"/>
+                <w:numId w:val="35"/>
+              </w:numPr>
+              <w:spacing w:after="100"/>
+              <w:rPr>
+                <w:sz w:val="28"/>
+              </w:rPr>
+            </w:pPr>
+            <w:r>
+              <w:rPr>
+                <w:sz w:val="28"/>
+              </w:rPr>
+              <w:t>hopeful for better coordination</w:t>
+            </w:r>
+            <w:r>
+              <w:rPr>
+                <w:sz w:val="28"/>
+              </w:rPr>
+              <w:t>.</w:t>
+            </w:r>
+          </w:p>
+          <w:p>
+            <w:pPr>
+              <w:pStyle w:val="ListParagraph"/>
+              <w:numPr>
+                <w:ilvl w:val="0"/>
+                <w:numId w:val="35"/>
+              </w:numPr>
+              <w:spacing w:after="100"/>
+              <w:rPr>
+                <w:sz w:val="28"/>
+              </w:rPr>
+            </w:pPr>
+            <w:r>
+              <w:rPr>
+                <w:sz w:val="28"/>
+              </w:rPr>
+              <w:t>concerned about staff training.</w:t>
+            </w:r>
+          </w:p>
+          <w:p>
+            <w:pPr>
+              <w:spacing w:after="100"/>
+              <w:rPr>
+                <w:b/>
+                <w:sz w:val="28"/>
+              </w:rPr>
+            </w:pPr>
+            <w:r>
+              <w:rPr>
+                <w:b/>
+                <w:sz w:val="28"/>
+              </w:rPr>
+              <w:t xml:space="preserve">Current State of the System: </w:t>
+            </w:r>
+          </w:p>
+          <w:p>
+            <w:pPr>
+              <w:pStyle w:val="ListParagraph"/>
+              <w:numPr>
+                <w:ilvl w:val="0"/>
+                <w:numId w:val="36"/>
+              </w:numPr>
+              <w:spacing w:after="100"/>
+              <w:rPr>
+                <w:b/>
+                <w:sz w:val="28"/>
+              </w:rPr>
+            </w:pPr>
+            <w:r>
+              <w:rPr>
+                <w:sz w:val="28"/>
+              </w:rPr>
+              <w:t>R</w:t>
+            </w:r>
+            <w:r>
+              <w:rPr>
+                <w:sz w:val="28"/>
+              </w:rPr>
+              <w:t>equests arrive through calls or direct communication.</w:t>
+            </w:r>
+          </w:p>
+          <w:p>
+            <w:pPr>
+              <w:pStyle w:val="ListParagraph"/>
+              <w:numPr>
+                <w:ilvl w:val="0"/>
+                <w:numId w:val="36"/>
+              </w:numPr>
+              <w:spacing w:after="100"/>
+              <w:rPr>
+                <w:b/>
+                <w:sz w:val="28"/>
+              </w:rPr>
+            </w:pPr>
+            <w:r>
+              <w:rPr>
+                <w:sz w:val="28"/>
+              </w:rPr>
+              <w:t>Records are manual and there is no centralized database.</w:t>
+            </w:r>
+          </w:p>
+          <w:p>
+            <w:pPr>
+              <w:spacing w:after="100"/>
+              <w:rPr>
+                <w:b/>
+                <w:sz w:val="28"/>
+              </w:rPr>
+            </w:pPr>
+            <w:r>
+              <w:rPr>
+                <w:b/>
+                <w:sz w:val="28"/>
+              </w:rPr>
+              <w:t xml:space="preserve">System Goals: </w:t>
+            </w:r>
+          </w:p>
+          <w:p>
+            <w:pPr>
+              <w:pStyle w:val="ListParagraph"/>
+              <w:numPr>
+                <w:ilvl w:val="0"/>
+                <w:numId w:val="37"/>
+              </w:numPr>
+              <w:spacing w:after="100"/>
+            </w:pPr>
+            <w:r>
+              <w:rPr>
+                <w:sz w:val="28"/>
+              </w:rPr>
+              <w:t>C</w:t>
+            </w:r>
+            <w:r>
+              <w:rPr>
+                <w:sz w:val="28"/>
+              </w:rPr>
+              <w:t>entralize pickup requests</w:t>
+            </w:r>
+            <w:r>
+              <w:rPr>
+                <w:sz w:val="28"/>
+              </w:rPr>
+              <w:t>.</w:t>
+            </w:r>
+          </w:p>
+          <w:p>
+            <w:pPr>
+              <w:pStyle w:val="ListParagraph"/>
+              <w:numPr>
+                <w:ilvl w:val="0"/>
+                <w:numId w:val="37"/>
+              </w:numPr>
+              <w:spacing w:after="100"/>
+            </w:pPr>
+            <w:r>
+              <w:rPr>
+                <w:sz w:val="28"/>
+              </w:rPr>
+              <w:t>improve tracking</w:t>
+            </w:r>
+            <w:r>
+              <w:rPr>
+                <w:sz w:val="28"/>
+              </w:rPr>
+              <w:t>.</w:t>
+            </w:r>
+          </w:p>
+          <w:p>
+            <w:pPr>
+              <w:pStyle w:val="ListParagraph"/>
+              <w:numPr>
+                <w:ilvl w:val="0"/>
+                <w:numId w:val="37"/>
+              </w:numPr>
+              <w:spacing w:after="100"/>
+            </w:pPr>
+            <w:r>
+              <w:rPr>
+                <w:sz w:val="28"/>
+              </w:rPr>
+              <w:t>allow administrators to schedule pickups and assign workers.</w:t>
+            </w:r>
+          </w:p>
+          <w:p>
+            <w:pPr>
+              <w:spacing w:after="100"/>
+            </w:pPr>
+            <w:r>
+              <w:rPr>
+                <w:b/>
+                <w:sz w:val="28"/>
+              </w:rPr>
+              <w:t xml:space="preserve">Open Items: </w:t>
+            </w:r>
+            <w:r>
+              <w:rPr>
+                <w:sz w:val="28"/>
+              </w:rPr>
+              <w:t xml:space="preserve">Confirm </w:t>
+            </w:r>
+            <w:proofErr w:type="gramStart"/>
+            <w:r>
+              <w:rPr>
+                <w:sz w:val="28"/>
+              </w:rPr>
+              <w:t>administrator</w:t>
+            </w:r>
+            <w:proofErr w:type="gramEnd"/>
+            <w:r>
+              <w:rPr>
+                <w:sz w:val="28"/>
+              </w:rPr>
+              <w:t xml:space="preserve"> </w:t>
+            </w:r>
+            <w:proofErr w:type="gramStart"/>
+            <w:r>
+              <w:rPr>
+                <w:sz w:val="28"/>
+              </w:rPr>
+              <w:t>permissions</w:t>
+            </w:r>
+            <w:proofErr w:type="gramEnd"/>
+            <w:r>
+              <w:rPr>
+                <w:sz w:val="28"/>
+              </w:rPr>
+              <w:t xml:space="preserve"> and staff training requirements.</w:t>
+            </w:r>
+          </w:p>
+          <w:p>
+            <w:pPr>
+              <w:spacing w:after="100"/>
+            </w:pPr>
+            <w:r>
+              <w:rPr>
+                <w:b/>
+                <w:sz w:val="28"/>
+              </w:rPr>
+              <w:t xml:space="preserve">Detailed Notes: </w:t>
+            </w:r>
+            <w:r>
+              <w:rPr>
+                <w:sz w:val="28"/>
+              </w:rPr>
+              <w:t>See the questions and answers in Interview 1.</w:t>
+            </w:r>
+          </w:p>
+        </w:tc>
+      </w:tr>
+    </w:tbl>
+    <w:p>
+      <w:pPr>
+        <w:jc w:val="center"/>
+        <w:rPr>
+          <w:sz w:val="32"/>
+          <w:szCs w:val="32"/>
+          <w:lang w:bidi="ar-EG"/>
+        </w:rPr>
+      </w:pPr>
+    </w:p>
+    <w:p>
+      <w:pPr>
+        <w:jc w:val="center"/>
+        <w:rPr>
+          <w:sz w:val="32"/>
+          <w:szCs w:val="32"/>
+          <w:lang w:bidi="ar-EG"/>
+        </w:rPr>
+      </w:pPr>
+    </w:p>
+    <w:p>
+      <w:pPr>
+        <w:jc w:val="center"/>
+        <w:rPr>
+          <w:sz w:val="32"/>
+          <w:szCs w:val="32"/>
+          <w:lang w:bidi="ar-EG"/>
+        </w:rPr>
+      </w:pPr>
+    </w:p>
+    <w:p>
+      <w:pPr>
+        <w:keepNext/>
+        <w:pageBreakBefore/>
+        <w:spacing w:after="120" w:line="240" w:lineRule="auto"/>
+        <w:jc w:val="center"/>
+        <w:rPr>
+          <w:b/>
+          <w:bCs/>
+          <w:sz w:val="40"/>
+          <w:szCs w:val="40"/>
+          <w:u w:val="double"/>
+        </w:rPr>
+      </w:pPr>
+    </w:p>
+    <w:tbl>
+      <w:tblPr>
+        <w:tblW w:w="10800" w:type="dxa"/>
+        <w:tblInd w:w="-730" w:type="dxa"/>
+        <w:tblCellMar>
+          <w:left w:w="0" w:type="dxa"/>
+          <w:right w:w="0" w:type="dxa"/>
+        </w:tblCellMar>
+        <w:tblLook w:val="0420" w:firstRow="1" w:lastRow="0" w:firstColumn="0" w:lastColumn="0" w:noHBand="0" w:noVBand="1"/>
+      </w:tblPr>
+      <w:tblGrid>
+        <w:gridCol w:w="10800"/>
+      </w:tblGrid>
+      <w:tr>
+        <w:trPr>
+          <w:trHeight w:val="584"/>
+        </w:trPr>
+        <w:tc>
+          <w:tcPr>
+            <w:tcW w:w="10800" w:type="dxa"/>
+            <w:tcBorders>
+              <w:top w:val="single" w:sz="8" w:space="0" w:color="FFFFFF"/>
+              <w:left w:val="single" w:sz="8" w:space="0" w:color="FFFFFF"/>
+              <w:bottom w:val="single" w:sz="24" w:space="0" w:color="FFFFFF"/>
+              <w:right w:val="single" w:sz="8" w:space="0" w:color="FFFFFF"/>
+            </w:tcBorders>
+            <w:shd w:val="clear" w:color="auto" w:fill="4F81BD"/>
+            <w:tcMar>
+              <w:top w:w="72" w:type="dxa"/>
+              <w:left w:w="144" w:type="dxa"/>
+              <w:bottom w:w="72" w:type="dxa"/>
+              <w:right w:w="144" w:type="dxa"/>
+            </w:tcMar>
+            <w:hideMark/>
+          </w:tcPr>
+          <w:p>
+            <w:pPr>
+              <w:jc w:val="center"/>
+              <w:rPr>
+                <w:b/>
+                <w:bCs/>
+                <w:sz w:val="40"/>
+                <w:szCs w:val="40"/>
+              </w:rPr>
+            </w:pPr>
+            <w:r>
+              <w:rPr>
+                <w:b/>
+                <w:bCs/>
+                <w:sz w:val="40"/>
+                <w:szCs w:val="40"/>
+              </w:rPr>
+              <w:t>Interview Report 2</w:t>
+            </w:r>
+          </w:p>
+        </w:tc>
+      </w:tr>
+      <w:tr>
+        <w:trPr>
+          <w:trHeight w:val="584"/>
+        </w:trPr>
+        <w:tc>
+          <w:tcPr>
+            <w:tcW w:w="10800" w:type="dxa"/>
+            <w:tcBorders>
+              <w:top w:val="single" w:sz="24" w:space="0" w:color="FFFFFF"/>
+              <w:left w:val="single" w:sz="8" w:space="0" w:color="FFFFFF"/>
+              <w:bottom w:val="single" w:sz="8" w:space="0" w:color="FFFFFF"/>
+              <w:right w:val="single" w:sz="8" w:space="0" w:color="FFFFFF"/>
+            </w:tcBorders>
+            <w:shd w:val="clear" w:color="auto" w:fill="D0D8E8"/>
+            <w:tcMar>
+              <w:top w:w="72" w:type="dxa"/>
+              <w:left w:w="144" w:type="dxa"/>
+              <w:bottom w:w="72" w:type="dxa"/>
+              <w:right w:w="144" w:type="dxa"/>
+            </w:tcMar>
+            <w:hideMark/>
+          </w:tcPr>
+          <w:p>
+            <w:pPr>
+              <w:spacing w:after="100"/>
+            </w:pPr>
+            <w:r>
+              <w:rPr>
+                <w:b/>
+                <w:sz w:val="28"/>
+              </w:rPr>
+              <w:t xml:space="preserve">Person Interviewed: </w:t>
+            </w:r>
+            <w:r>
+              <w:rPr>
+                <w:sz w:val="28"/>
+              </w:rPr>
+              <w:t>Collection Worker.</w:t>
+            </w:r>
+          </w:p>
+          <w:p>
+            <w:pPr>
+              <w:spacing w:after="100"/>
+            </w:pPr>
+            <w:r>
+              <w:rPr>
+                <w:b/>
+                <w:sz w:val="28"/>
+              </w:rPr>
+              <w:t xml:space="preserve">Interviewer: </w:t>
+            </w:r>
+            <w:r>
+              <w:rPr>
+                <w:sz w:val="28"/>
+              </w:rPr>
+              <w:t>Moaaz Beder.</w:t>
+            </w:r>
+          </w:p>
+          <w:p>
+            <w:pPr>
+              <w:spacing w:after="100"/>
+              <w:rPr>
+                <w:b/>
+                <w:sz w:val="28"/>
+              </w:rPr>
+            </w:pPr>
+            <w:r>
+              <w:rPr>
+                <w:b/>
+                <w:sz w:val="28"/>
+              </w:rPr>
+              <w:t xml:space="preserve">Purpose of Interview: </w:t>
+            </w:r>
+          </w:p>
+          <w:p>
+            <w:pPr>
+              <w:pStyle w:val="ListParagraph"/>
+              <w:numPr>
+                <w:ilvl w:val="0"/>
+                <w:numId w:val="40"/>
+              </w:numPr>
+              <w:spacing w:after="100"/>
+            </w:pPr>
+            <w:r>
+              <w:rPr>
+                <w:sz w:val="28"/>
+              </w:rPr>
+              <w:t>Understand collection activities</w:t>
+            </w:r>
+            <w:r>
+              <w:rPr>
+                <w:sz w:val="28"/>
+              </w:rPr>
+              <w:t>.</w:t>
+            </w:r>
+          </w:p>
+          <w:p>
+            <w:pPr>
+              <w:pStyle w:val="ListParagraph"/>
+              <w:numPr>
+                <w:ilvl w:val="0"/>
+                <w:numId w:val="40"/>
+              </w:numPr>
+              <w:spacing w:after="100"/>
+            </w:pPr>
+            <w:r>
+              <w:rPr>
+                <w:sz w:val="28"/>
+              </w:rPr>
+              <w:t>weight recording, and pickup verification.</w:t>
+            </w:r>
+          </w:p>
+          <w:p>
+            <w:pPr>
+              <w:spacing w:after="100"/>
+              <w:rPr>
+                <w:b/>
+                <w:sz w:val="28"/>
+              </w:rPr>
+            </w:pPr>
+            <w:r>
+              <w:rPr>
+                <w:b/>
+                <w:sz w:val="28"/>
+              </w:rPr>
+              <w:t xml:space="preserve">Interview Opinion: </w:t>
+            </w:r>
+          </w:p>
+          <w:p>
+            <w:pPr>
+              <w:pStyle w:val="ListParagraph"/>
+              <w:numPr>
+                <w:ilvl w:val="0"/>
+                <w:numId w:val="41"/>
+              </w:numPr>
+              <w:spacing w:after="100"/>
+            </w:pPr>
+            <w:r>
+              <w:rPr>
+                <w:sz w:val="28"/>
+              </w:rPr>
+              <w:t>Digital records would make collection easier and reduce problems caused by paper records.</w:t>
+            </w:r>
+          </w:p>
+          <w:p>
+            <w:pPr>
+              <w:spacing w:after="100"/>
+              <w:rPr>
+                <w:b/>
+                <w:sz w:val="28"/>
+              </w:rPr>
+            </w:pPr>
+            <w:r>
+              <w:rPr>
+                <w:b/>
+                <w:sz w:val="28"/>
+              </w:rPr>
+              <w:t xml:space="preserve">Interview Feelings: </w:t>
+            </w:r>
+          </w:p>
+          <w:p>
+            <w:pPr>
+              <w:pStyle w:val="ListParagraph"/>
+              <w:numPr>
+                <w:ilvl w:val="0"/>
+                <w:numId w:val="42"/>
+              </w:numPr>
+              <w:spacing w:after="100"/>
+            </w:pPr>
+            <w:r>
+              <w:rPr>
+                <w:sz w:val="28"/>
+              </w:rPr>
+              <w:t>Frustrated by unclear pickup locations and delays</w:t>
+            </w:r>
+            <w:r>
+              <w:rPr>
+                <w:sz w:val="28"/>
+              </w:rPr>
+              <w:t>.</w:t>
+            </w:r>
+          </w:p>
+          <w:p>
+            <w:pPr>
+              <w:pStyle w:val="ListParagraph"/>
+              <w:numPr>
+                <w:ilvl w:val="0"/>
+                <w:numId w:val="42"/>
+              </w:numPr>
+              <w:spacing w:after="100"/>
+            </w:pPr>
+            <w:r>
+              <w:rPr>
+                <w:sz w:val="28"/>
+              </w:rPr>
+              <w:t>positive about using digital collection records.</w:t>
+            </w:r>
+          </w:p>
+          <w:p>
+            <w:pPr>
+              <w:spacing w:after="100"/>
+              <w:rPr>
+                <w:b/>
+                <w:sz w:val="28"/>
+              </w:rPr>
+            </w:pPr>
+            <w:r>
+              <w:rPr>
+                <w:b/>
+                <w:sz w:val="28"/>
+              </w:rPr>
+              <w:t xml:space="preserve">Current State of the System: </w:t>
+            </w:r>
+          </w:p>
+          <w:p>
+            <w:pPr>
+              <w:spacing w:after="100"/>
+            </w:pPr>
+            <w:r>
+              <w:rPr>
+                <w:sz w:val="28"/>
+              </w:rPr>
+              <w:t>Workers face unclear location details and rely on paper records when documenting collection.</w:t>
+            </w:r>
+          </w:p>
+          <w:p>
+            <w:pPr>
+              <w:spacing w:after="100"/>
+              <w:rPr>
+                <w:b/>
+                <w:sz w:val="28"/>
+              </w:rPr>
+            </w:pPr>
+            <w:r>
+              <w:rPr>
+                <w:b/>
+                <w:sz w:val="28"/>
+              </w:rPr>
+              <w:t xml:space="preserve">System Goals: </w:t>
+            </w:r>
+          </w:p>
+          <w:p>
+            <w:pPr>
+              <w:pStyle w:val="ListParagraph"/>
+              <w:numPr>
+                <w:ilvl w:val="0"/>
+                <w:numId w:val="43"/>
+              </w:numPr>
+              <w:spacing w:after="100"/>
+              <w:rPr>
+                <w:sz w:val="28"/>
+              </w:rPr>
+            </w:pPr>
+            <w:r>
+              <w:rPr>
+                <w:sz w:val="28"/>
+              </w:rPr>
+              <w:t>Provide clear pickup information</w:t>
+            </w:r>
+            <w:r>
+              <w:rPr>
+                <w:sz w:val="28"/>
+              </w:rPr>
+              <w:t>.</w:t>
+            </w:r>
+          </w:p>
+          <w:p>
+            <w:pPr>
+              <w:pStyle w:val="ListParagraph"/>
+              <w:numPr>
+                <w:ilvl w:val="0"/>
+                <w:numId w:val="43"/>
+              </w:numPr>
+              <w:spacing w:after="100"/>
+              <w:rPr>
+                <w:sz w:val="28"/>
+              </w:rPr>
+            </w:pPr>
+            <w:r>
+              <w:rPr>
+                <w:sz w:val="28"/>
+              </w:rPr>
+              <w:t>record actual accepted weights</w:t>
+            </w:r>
+            <w:r>
+              <w:rPr>
+                <w:sz w:val="28"/>
+              </w:rPr>
+              <w:t>.</w:t>
+            </w:r>
+          </w:p>
+          <w:p>
+            <w:pPr>
+              <w:pStyle w:val="ListParagraph"/>
+              <w:numPr>
+                <w:ilvl w:val="0"/>
+                <w:numId w:val="43"/>
+              </w:numPr>
+              <w:spacing w:after="100"/>
+              <w:rPr>
+                <w:sz w:val="28"/>
+              </w:rPr>
+            </w:pPr>
+            <w:r>
+              <w:rPr>
+                <w:sz w:val="28"/>
+              </w:rPr>
+              <w:t>verify completion</w:t>
+            </w:r>
+            <w:r>
+              <w:rPr>
+                <w:sz w:val="28"/>
+              </w:rPr>
+              <w:t>.</w:t>
+            </w:r>
+          </w:p>
+          <w:p>
+            <w:pPr>
+              <w:pStyle w:val="ListParagraph"/>
+              <w:numPr>
+                <w:ilvl w:val="0"/>
+                <w:numId w:val="43"/>
+              </w:numPr>
+              <w:spacing w:after="100"/>
+              <w:rPr>
+                <w:sz w:val="28"/>
+              </w:rPr>
+            </w:pPr>
+            <w:r>
+              <w:rPr>
+                <w:sz w:val="28"/>
+              </w:rPr>
+              <w:t>prevent duplicate point awards.</w:t>
+            </w:r>
+          </w:p>
+          <w:p>
+            <w:pPr>
+              <w:spacing w:after="100"/>
+            </w:pPr>
+            <w:r>
+              <w:rPr>
+                <w:b/>
+                <w:sz w:val="28"/>
+              </w:rPr>
+              <w:t xml:space="preserve">Open Items: </w:t>
+            </w:r>
+            <w:r>
+              <w:rPr>
+                <w:sz w:val="28"/>
+              </w:rPr>
+              <w:t>Confirm weighing procedures and required collection fields.</w:t>
+            </w:r>
+          </w:p>
+          <w:p>
+            <w:pPr>
+              <w:spacing w:after="100"/>
+            </w:pPr>
+            <w:r>
+              <w:rPr>
+                <w:b/>
+                <w:sz w:val="28"/>
+              </w:rPr>
+              <w:t xml:space="preserve">Detailed Notes: </w:t>
+            </w:r>
+            <w:r>
+              <w:rPr>
+                <w:sz w:val="28"/>
+              </w:rPr>
+              <w:t>See the questions and answers in Interview 2.</w:t>
+            </w:r>
+          </w:p>
+        </w:tc>
+      </w:tr>
+    </w:tbl>
+    <w:p>
+      <w:pPr>
+        <w:jc w:val="center"/>
+        <w:rPr>
+          <w:sz w:val="32"/>
+          <w:szCs w:val="32"/>
+          <w:lang w:bidi="ar-EG"/>
+        </w:rPr>
+      </w:pPr>
+    </w:p>
+    <w:p>
+      <w:pPr>
+        <w:jc w:val="center"/>
+        <w:rPr>
+          <w:sz w:val="32"/>
+          <w:szCs w:val="32"/>
+          <w:lang w:bidi="ar-EG"/>
+        </w:rPr>
+      </w:pPr>
+    </w:p>
+    <w:p>
+      <w:pPr>
+        <w:keepNext/>
+        <w:pageBreakBefore/>
+        <w:spacing w:after="120" w:line="240" w:lineRule="auto"/>
+        <w:jc w:val="center"/>
+        <w:rPr>
+          <w:b/>
+          <w:bCs/>
+          <w:sz w:val="40"/>
+          <w:szCs w:val="40"/>
+          <w:u w:val="double"/>
+        </w:rPr>
+      </w:pPr>
+    </w:p>
+    <w:tbl>
+      <w:tblPr>
+        <w:tblW w:w="10800" w:type="dxa"/>
+        <w:tblInd w:w="-730" w:type="dxa"/>
+        <w:tblCellMar>
+          <w:left w:w="0" w:type="dxa"/>
+          <w:right w:w="0" w:type="dxa"/>
+        </w:tblCellMar>
+        <w:tblLook w:val="0420" w:firstRow="1" w:lastRow="0" w:firstColumn="0" w:lastColumn="0" w:noHBand="0" w:noVBand="1"/>
+      </w:tblPr>
+      <w:tblGrid>
+        <w:gridCol w:w="10800"/>
+      </w:tblGrid>
+      <w:tr>
+        <w:trPr>
+          <w:trHeight w:val="584"/>
+        </w:trPr>
+        <w:tc>
+          <w:tcPr>
+            <w:tcW w:w="10800" w:type="dxa"/>
+            <w:tcBorders>
+              <w:top w:val="single" w:sz="8" w:space="0" w:color="FFFFFF"/>
+              <w:left w:val="single" w:sz="8" w:space="0" w:color="FFFFFF"/>
+              <w:bottom w:val="single" w:sz="24" w:space="0" w:color="FFFFFF"/>
+              <w:right w:val="single" w:sz="8" w:space="0" w:color="FFFFFF"/>
+            </w:tcBorders>
+            <w:shd w:val="clear" w:color="auto" w:fill="4F81BD"/>
+            <w:tcMar>
+              <w:top w:w="72" w:type="dxa"/>
+              <w:left w:w="144" w:type="dxa"/>
+              <w:bottom w:w="72" w:type="dxa"/>
+              <w:right w:w="144" w:type="dxa"/>
+            </w:tcMar>
+            <w:hideMark/>
+          </w:tcPr>
+          <w:p>
+            <w:pPr>
+              <w:jc w:val="center"/>
+              <w:rPr>
+                <w:b/>
+                <w:bCs/>
+                <w:sz w:val="40"/>
+                <w:szCs w:val="40"/>
+              </w:rPr>
+            </w:pPr>
+            <w:r>
+              <w:rPr>
+                <w:b/>
+                <w:bCs/>
+                <w:sz w:val="40"/>
+                <w:szCs w:val="40"/>
+              </w:rPr>
+              <w:t>Interview Report 3</w:t>
+            </w:r>
+          </w:p>
+        </w:tc>
+      </w:tr>
+      <w:tr>
+        <w:trPr>
+          <w:trHeight w:val="584"/>
+        </w:trPr>
+        <w:tc>
+          <w:tcPr>
+            <w:tcW w:w="10800" w:type="dxa"/>
+            <w:tcBorders>
+              <w:top w:val="single" w:sz="24" w:space="0" w:color="FFFFFF"/>
+              <w:left w:val="single" w:sz="8" w:space="0" w:color="FFFFFF"/>
+              <w:bottom w:val="single" w:sz="8" w:space="0" w:color="FFFFFF"/>
+              <w:right w:val="single" w:sz="8" w:space="0" w:color="FFFFFF"/>
+            </w:tcBorders>
+            <w:shd w:val="clear" w:color="auto" w:fill="D0D8E8"/>
+            <w:tcMar>
+              <w:top w:w="72" w:type="dxa"/>
+              <w:left w:w="144" w:type="dxa"/>
+              <w:bottom w:w="72" w:type="dxa"/>
+              <w:right w:w="144" w:type="dxa"/>
+            </w:tcMar>
+            <w:hideMark/>
+          </w:tcPr>
+          <w:p>
+            <w:pPr>
+              <w:spacing w:after="100"/>
+            </w:pPr>
+            <w:r>
+              <w:rPr>
+                <w:b/>
+                <w:sz w:val="28"/>
+              </w:rPr>
+              <w:t xml:space="preserve">Person Interviewed: </w:t>
+            </w:r>
+            <w:r>
+              <w:rPr>
+                <w:sz w:val="28"/>
+              </w:rPr>
+              <w:t>Student.</w:t>
+            </w:r>
+          </w:p>
+          <w:p>
+            <w:pPr>
+              <w:spacing w:after="100"/>
+            </w:pPr>
+            <w:r>
+              <w:rPr>
+                <w:b/>
+                <w:sz w:val="28"/>
+              </w:rPr>
+              <w:t xml:space="preserve">Interviewer: </w:t>
+            </w:r>
+            <w:r>
+              <w:rPr>
+                <w:sz w:val="28"/>
+              </w:rPr>
+              <w:t>Moaaz Beder.</w:t>
+            </w:r>
+          </w:p>
+          <w:p>
+            <w:pPr>
+              <w:spacing w:after="100"/>
+              <w:rPr>
+                <w:b/>
+                <w:sz w:val="28"/>
+              </w:rPr>
+            </w:pPr>
+            <w:r>
+              <w:rPr>
+                <w:b/>
+                <w:sz w:val="28"/>
+              </w:rPr>
+              <w:t xml:space="preserve">Purpose of Interview: </w:t>
+            </w:r>
+          </w:p>
+          <w:p>
+            <w:pPr>
+              <w:pStyle w:val="ListParagraph"/>
+              <w:numPr>
+                <w:ilvl w:val="0"/>
+                <w:numId w:val="44"/>
+              </w:numPr>
+              <w:spacing w:after="100"/>
+            </w:pPr>
+            <w:r>
+              <w:rPr>
+                <w:sz w:val="28"/>
+              </w:rPr>
+              <w:t>Identify user access preferences</w:t>
+            </w:r>
+            <w:r>
+              <w:rPr>
+                <w:sz w:val="28"/>
+              </w:rPr>
+              <w:t>.</w:t>
+            </w:r>
+          </w:p>
+          <w:p>
+            <w:pPr>
+              <w:pStyle w:val="ListParagraph"/>
+              <w:numPr>
+                <w:ilvl w:val="0"/>
+                <w:numId w:val="44"/>
+              </w:numPr>
+              <w:spacing w:after="100"/>
+            </w:pPr>
+            <w:r>
+              <w:rPr>
+                <w:sz w:val="28"/>
+              </w:rPr>
+              <w:t xml:space="preserve">expectations for requests and recycling participation. </w:t>
+            </w:r>
+          </w:p>
+          <w:p>
+            <w:pPr>
+              <w:spacing w:after="100"/>
+              <w:rPr>
+                <w:b/>
+                <w:sz w:val="28"/>
+              </w:rPr>
+            </w:pPr>
+            <w:r>
+              <w:rPr>
+                <w:b/>
+                <w:sz w:val="28"/>
+              </w:rPr>
+              <w:t xml:space="preserve">Interview Opinion: </w:t>
+            </w:r>
+          </w:p>
+          <w:p>
+            <w:pPr>
+              <w:pStyle w:val="ListParagraph"/>
+              <w:numPr>
+                <w:ilvl w:val="0"/>
+                <w:numId w:val="45"/>
+              </w:numPr>
+              <w:spacing w:after="100"/>
+              <w:rPr>
+                <w:b/>
+                <w:sz w:val="28"/>
+              </w:rPr>
+            </w:pPr>
+            <w:r>
+              <w:rPr>
+                <w:sz w:val="28"/>
+              </w:rPr>
+              <w:t>Online requests and tracking would improve the collection process.</w:t>
+            </w:r>
+          </w:p>
+          <w:p>
+            <w:pPr>
+              <w:pStyle w:val="ListParagraph"/>
+              <w:numPr>
+                <w:ilvl w:val="0"/>
+                <w:numId w:val="45"/>
+              </w:numPr>
+              <w:spacing w:after="100"/>
+              <w:rPr>
+                <w:b/>
+                <w:sz w:val="28"/>
+              </w:rPr>
+            </w:pPr>
+            <w:r>
+              <w:rPr>
+                <w:sz w:val="28"/>
+              </w:rPr>
+              <w:t>rewards would make recycling participation easier.</w:t>
+            </w:r>
+          </w:p>
+          <w:p>
+            <w:pPr>
+              <w:spacing w:after="100"/>
+              <w:rPr>
+                <w:b/>
+                <w:sz w:val="28"/>
+              </w:rPr>
+            </w:pPr>
+            <w:r>
+              <w:rPr>
+                <w:b/>
+                <w:sz w:val="28"/>
+              </w:rPr>
+              <w:t xml:space="preserve">Interview Feelings: </w:t>
+            </w:r>
+          </w:p>
+          <w:p>
+            <w:pPr>
+              <w:spacing w:after="100"/>
+              <w:rPr>
+                <w:sz w:val="28"/>
+                <w:rtl/>
+              </w:rPr>
+            </w:pPr>
+            <w:r>
+              <w:rPr>
+                <w:sz w:val="28"/>
+              </w:rPr>
+              <w:t xml:space="preserve">Hopeful </w:t>
+            </w:r>
+            <w:r>
+              <w:rPr>
+                <w:sz w:val="28"/>
+              </w:rPr>
+              <w:t>to receive</w:t>
+            </w:r>
+            <w:r>
+              <w:rPr>
+                <w:sz w:val="28"/>
+              </w:rPr>
+              <w:t xml:space="preserve"> updates and </w:t>
+            </w:r>
+            <w:r>
+              <w:rPr>
+                <w:sz w:val="28"/>
+              </w:rPr>
+              <w:t>participate</w:t>
+            </w:r>
+            <w:r>
+              <w:rPr>
+                <w:sz w:val="28"/>
+              </w:rPr>
+              <w:t xml:space="preserve"> through a convenient system.</w:t>
+            </w:r>
+          </w:p>
+          <w:p>
+            <w:pPr>
+              <w:spacing w:after="100"/>
+              <w:rPr>
+                <w:b/>
+                <w:sz w:val="28"/>
+              </w:rPr>
+            </w:pPr>
+            <w:r>
+              <w:rPr>
+                <w:b/>
+                <w:sz w:val="28"/>
+              </w:rPr>
+              <w:t xml:space="preserve">Current State of the System: </w:t>
+            </w:r>
+          </w:p>
+          <w:p>
+            <w:pPr>
+              <w:spacing w:after="100"/>
+            </w:pPr>
+            <w:r>
+              <w:rPr>
+                <w:sz w:val="28"/>
+              </w:rPr>
+              <w:t xml:space="preserve">           The student contacts staff directly and cannot track a pickup request online.</w:t>
+            </w:r>
+          </w:p>
+          <w:p>
+            <w:pPr>
+              <w:spacing w:after="100"/>
+              <w:rPr>
+                <w:b/>
+                <w:sz w:val="28"/>
+              </w:rPr>
+            </w:pPr>
+            <w:r>
+              <w:rPr>
+                <w:b/>
+                <w:sz w:val="28"/>
+              </w:rPr>
+              <w:t xml:space="preserve">System Goals: </w:t>
+            </w:r>
+          </w:p>
+          <w:p>
+            <w:pPr>
+              <w:pStyle w:val="ListParagraph"/>
+              <w:numPr>
+                <w:ilvl w:val="0"/>
+                <w:numId w:val="47"/>
+              </w:numPr>
+              <w:spacing w:after="100"/>
+            </w:pPr>
+            <w:r>
+              <w:rPr>
+                <w:sz w:val="28"/>
+              </w:rPr>
+              <w:t>Allow online pickup requests.</w:t>
+            </w:r>
+          </w:p>
+          <w:p>
+            <w:pPr>
+              <w:pStyle w:val="ListParagraph"/>
+              <w:numPr>
+                <w:ilvl w:val="0"/>
+                <w:numId w:val="47"/>
+              </w:numPr>
+              <w:spacing w:after="100"/>
+            </w:pPr>
+            <w:r>
+              <w:rPr>
+                <w:sz w:val="28"/>
+              </w:rPr>
+              <w:t>display status updates</w:t>
+            </w:r>
+            <w:r>
+              <w:rPr>
+                <w:sz w:val="28"/>
+              </w:rPr>
+              <w:t>.</w:t>
+            </w:r>
+          </w:p>
+          <w:p>
+            <w:pPr>
+              <w:pStyle w:val="ListParagraph"/>
+              <w:numPr>
+                <w:ilvl w:val="0"/>
+                <w:numId w:val="47"/>
+              </w:numPr>
+              <w:spacing w:after="100"/>
+            </w:pPr>
+            <w:r>
+              <w:rPr>
+                <w:sz w:val="28"/>
+              </w:rPr>
+              <w:t>support smartphone access</w:t>
+            </w:r>
+            <w:r>
+              <w:rPr>
+                <w:sz w:val="28"/>
+              </w:rPr>
+              <w:t>.</w:t>
+            </w:r>
+          </w:p>
+          <w:p>
+            <w:pPr>
+              <w:pStyle w:val="ListParagraph"/>
+              <w:numPr>
+                <w:ilvl w:val="0"/>
+                <w:numId w:val="47"/>
+              </w:numPr>
+              <w:spacing w:after="100"/>
+            </w:pPr>
+            <w:r>
+              <w:rPr>
+                <w:sz w:val="28"/>
+              </w:rPr>
+              <w:t>offer recycling rewards.</w:t>
+            </w:r>
+          </w:p>
+          <w:p>
+            <w:pPr>
+              <w:spacing w:after="100"/>
+            </w:pPr>
+            <w:r>
+              <w:rPr>
+                <w:b/>
+                <w:sz w:val="28"/>
+              </w:rPr>
+              <w:t xml:space="preserve">Open Items: </w:t>
+            </w:r>
+            <w:r>
+              <w:rPr>
+                <w:sz w:val="28"/>
+              </w:rPr>
+              <w:t>Confirm notification preferences and reward choices.</w:t>
+            </w:r>
+          </w:p>
+          <w:p>
+            <w:pPr>
+              <w:spacing w:after="100"/>
+            </w:pPr>
+            <w:r>
+              <w:rPr>
+                <w:b/>
+                <w:sz w:val="28"/>
+              </w:rPr>
+              <w:t xml:space="preserve">Detailed Notes: </w:t>
+            </w:r>
+            <w:r>
+              <w:rPr>
+                <w:sz w:val="28"/>
+              </w:rPr>
+              <w:t>See the questions and answers in Interview 3.</w:t>
+            </w:r>
+          </w:p>
+        </w:tc>
+      </w:tr>
+    </w:tbl>
+    <w:p>
+      <w:pPr>
+        <w:jc w:val="center"/>
+        <w:rPr>
+          <w:sz w:val="32"/>
+          <w:szCs w:val="32"/>
+          <w:lang w:bidi="ar-EG"/>
+        </w:rPr>
+      </w:pPr>
+    </w:p>
+    <w:p>
+      <w:pPr>
+        <w:jc w:val="center"/>
+        <w:rPr>
+          <w:sz w:val="32"/>
+          <w:szCs w:val="32"/>
+          <w:lang w:bidi="ar-EG"/>
+        </w:rPr>
+      </w:pPr>
+    </w:p>
+    <w:p>
+      <w:pPr>
+        <w:jc w:val="center"/>
+        <w:rPr>
+          <w:sz w:val="32"/>
+          <w:szCs w:val="32"/>
+          <w:lang w:bidi="ar-EG"/>
+        </w:rPr>
+      </w:pPr>
+    </w:p>
+    <w:p>
+      <w:pPr>
+        <w:jc w:val="center"/>
+        <w:rPr>
+          <w:sz w:val="28"/>
+          <w:szCs w:val="28"/>
+          <w:lang w:bidi="ar-EG"/>
+        </w:rPr>
+      </w:pPr>
+    </w:p>
+    <w:p>
+      <w:pPr>
+        <w:jc w:val="center"/>
+        <w:rPr>
+          <w:b/>
+          <w:bCs/>
+          <w:sz w:val="40"/>
+          <w:szCs w:val="40"/>
+          <w:u w:val="double"/>
+        </w:rPr>
+      </w:pPr>
+      <w:r>
+        <w:rPr>
+          <w:b/>
+          <w:bCs/>
+          <w:sz w:val="40"/>
+          <w:szCs w:val="40"/>
+          <w:u w:val="double"/>
+        </w:rPr>
+        <w:lastRenderedPageBreak/>
+        <w:t>Questionnaire</w:t>
+      </w:r>
+      <w:r>
+        <w:rPr>
+          <w:b/>
+          <w:bCs/>
+          <w:sz w:val="40"/>
+          <w:szCs w:val="40"/>
+          <w:u w:val="double"/>
+        </w:rPr>
+        <w:t xml:space="preserve"> &amp; </w:t>
+      </w:r>
+      <w:r>
+        <w:rPr>
+          <w:b/>
+          <w:bCs/>
+          <w:sz w:val="40"/>
+          <w:szCs w:val="40"/>
+          <w:u w:val="double"/>
+        </w:rPr>
+        <w:t>RESPONSES</w:t>
+      </w:r>
+    </w:p>
+    <w:p>
+      <w:pPr>
         <w:ind w:left="-810"/>
-        <w:rPr>
-          <w:sz w:val="32"/>
-          <w:szCs w:val="32"/>
+        <w:jc w:val="center"/>
+        <w:rPr>
+          <w:sz w:val="28"/>
+          <w:szCs w:val="28"/>
           <w:rtl/>
           <w:lang w:bidi="ar-EG"/>
         </w:rPr>
       </w:pPr>
+      <w:r>
+        <w:rPr>
+          <w:noProof/>
+          <w:sz w:val="28"/>
+          <w:szCs w:val="28"/>
+          <w:lang w:bidi="ar-EG"/>
+        </w:rPr>
+        <w:drawing>
+          <wp:inline distT="0" distB="0" distL="0" distR="0" wp14:anchorId="58290A6A" wp14:editId="69D0F8D7">
+            <wp:extent cx="6957060" cy="3695700"/>
+            <wp:effectExtent l="0" t="0" r="0" b="0"/>
+            <wp:docPr id="1545196278" name="Picture 7"/>
+            <wp:cNvGraphicFramePr>
+              <a:graphicFrameLocks xmlns:a="http://schemas.openxmlformats.org/drawingml/2006/main" noChangeAspect="1"/>
+            </wp:cNvGraphicFramePr>
+            <a:graphic xmlns:a="http://schemas.openxmlformats.org/drawingml/2006/main">
+              <a:graphicData uri="http://schemas.openxmlformats.org/drawingml/2006/picture">
+                <pic:pic xmlns:pic="http://schemas.openxmlformats.org/drawingml/2006/picture">
+                  <pic:nvPicPr>
+                    <pic:cNvPr id="0" name="Picture 1"/>
+                    <pic:cNvPicPr>
+                      <a:picLocks noChangeAspect="1" noChangeArrowheads="1"/>
+                    </pic:cNvPicPr>
+                  </pic:nvPicPr>
+                  <pic:blipFill rotWithShape="1">
+                    <a:blip r:embed="rId14">
+                      <a:extLst>
+                        <a:ext uri="{28A0092B-C50C-407E-A947-70E740481C1C}">
+                          <a14:useLocalDpi xmlns:a14="http://schemas.microsoft.com/office/drawing/2010/main" val="0"/>
+                        </a:ext>
+                      </a:extLst>
+                    </a:blip>
+                    <a:srcRect l="26609" r="27590"/>
+                    <a:stretch>
+                      <a:fillRect/>
+                    </a:stretch>
+                  </pic:blipFill>
+                  <pic:spPr bwMode="auto">
+                    <a:xfrm>
+                      <a:off x="0" y="0"/>
+                      <a:ext cx="6957060" cy="3695700"/>
+                    </a:xfrm>
+                    <a:prstGeom prst="rect">
+                      <a:avLst/>
+                    </a:prstGeom>
+                    <a:noFill/>
+                    <a:ln>
+                      <a:noFill/>
+                    </a:ln>
+                    <a:extLst>
+                      <a:ext uri="{53640926-AAD7-44D8-BBD7-CCE9431645EC}">
+                        <a14:shadowObscured xmlns:a14="http://schemas.microsoft.com/office/drawing/2010/main"/>
+                      </a:ext>
+                    </a:extLst>
+                  </pic:spPr>
+                </pic:pic>
+              </a:graphicData>
+            </a:graphic>
+          </wp:inline>
+        </w:drawing>
+      </w:r>
+      <w:r>
+        <w:rPr>
+          <w:noProof/>
+          <w:sz w:val="28"/>
+          <w:szCs w:val="28"/>
+          <w:lang w:bidi="ar-EG"/>
+        </w:rPr>
+        <w:drawing>
+          <wp:inline distT="0" distB="0" distL="0" distR="0" wp14:anchorId="16DA60C8" wp14:editId="0B171CCD">
+            <wp:extent cx="6903720" cy="3939540"/>
+            <wp:effectExtent l="0" t="0" r="0" b="3810"/>
+            <wp:docPr id="283644911" name="Picture 8"/>
+            <wp:cNvGraphicFramePr>
+              <a:graphicFrameLocks xmlns:a="http://schemas.openxmlformats.org/drawingml/2006/main" noChangeAspect="1"/>
+            </wp:cNvGraphicFramePr>
+            <a:graphic xmlns:a="http://schemas.openxmlformats.org/drawingml/2006/main">
+              <a:graphicData uri="http://schemas.openxmlformats.org/drawingml/2006/picture">
+                <pic:pic xmlns:pic="http://schemas.openxmlformats.org/drawingml/2006/picture">
+                  <pic:nvPicPr>
+                    <pic:cNvPr id="0" name="Picture 2"/>
+                    <pic:cNvPicPr>
+                      <a:picLocks noChangeAspect="1" noChangeArrowheads="1"/>
+                    </pic:cNvPicPr>
+                  </pic:nvPicPr>
+                  <pic:blipFill rotWithShape="1">
+                    <a:blip r:embed="rId15">
+                      <a:extLst>
+                        <a:ext uri="{28A0092B-C50C-407E-A947-70E740481C1C}">
+                          <a14:useLocalDpi xmlns:a14="http://schemas.microsoft.com/office/drawing/2010/main" val="0"/>
+                        </a:ext>
+                      </a:extLst>
+                    </a:blip>
+                    <a:srcRect l="27451" r="28431"/>
+                    <a:stretch>
+                      <a:fillRect/>
+                    </a:stretch>
+                  </pic:blipFill>
+                  <pic:spPr bwMode="auto">
+                    <a:xfrm>
+                      <a:off x="0" y="0"/>
+                      <a:ext cx="6903720" cy="3939540"/>
+                    </a:xfrm>
+                    <a:prstGeom prst="rect">
+                      <a:avLst/>
+                    </a:prstGeom>
+                    <a:noFill/>
+                    <a:ln>
+                      <a:noFill/>
+                    </a:ln>
+                    <a:extLst>
+                      <a:ext uri="{53640926-AAD7-44D8-BBD7-CCE9431645EC}">
+                        <a14:shadowObscured xmlns:a14="http://schemas.microsoft.com/office/drawing/2010/main"/>
+                      </a:ext>
+                    </a:extLst>
+                  </pic:spPr>
+                </pic:pic>
+              </a:graphicData>
+            </a:graphic>
+          </wp:inline>
+        </w:drawing>
+      </w:r>
+      <w:r>
+        <w:rPr>
+          <w:noProof/>
+          <w:sz w:val="28"/>
+          <w:szCs w:val="28"/>
+          <w:lang w:bidi="ar-EG"/>
+        </w:rPr>
+        <w:lastRenderedPageBreak/>
+        <w:drawing>
+          <wp:inline distT="0" distB="0" distL="0" distR="0" wp14:anchorId="24C26D62" wp14:editId="7A04934C">
+            <wp:extent cx="6918960" cy="3718560"/>
+            <wp:effectExtent l="0" t="0" r="0" b="0"/>
+            <wp:docPr id="926474969" name="Picture 9"/>
+            <wp:cNvGraphicFramePr>
+              <a:graphicFrameLocks xmlns:a="http://schemas.openxmlformats.org/drawingml/2006/main" noChangeAspect="1"/>
+            </wp:cNvGraphicFramePr>
+            <a:graphic xmlns:a="http://schemas.openxmlformats.org/drawingml/2006/main">
+              <a:graphicData uri="http://schemas.openxmlformats.org/drawingml/2006/picture">
+                <pic:pic xmlns:pic="http://schemas.openxmlformats.org/drawingml/2006/picture">
+                  <pic:nvPicPr>
+                    <pic:cNvPr id="0" name="Picture 3"/>
+                    <pic:cNvPicPr>
+                      <a:picLocks noChangeAspect="1" noChangeArrowheads="1"/>
+                    </pic:cNvPicPr>
+                  </pic:nvPicPr>
+                  <pic:blipFill rotWithShape="1">
+                    <a:blip r:embed="rId16">
+                      <a:extLst>
+                        <a:ext uri="{28A0092B-C50C-407E-A947-70E740481C1C}">
+                          <a14:useLocalDpi xmlns:a14="http://schemas.microsoft.com/office/drawing/2010/main" val="0"/>
+                        </a:ext>
+                      </a:extLst>
+                    </a:blip>
+                    <a:srcRect l="27143" r="28241"/>
+                    <a:stretch>
+                      <a:fillRect/>
+                    </a:stretch>
+                  </pic:blipFill>
+                  <pic:spPr bwMode="auto">
+                    <a:xfrm>
+                      <a:off x="0" y="0"/>
+                      <a:ext cx="6918960" cy="3718560"/>
+                    </a:xfrm>
+                    <a:prstGeom prst="rect">
+                      <a:avLst/>
+                    </a:prstGeom>
+                    <a:noFill/>
+                    <a:ln>
+                      <a:noFill/>
+                    </a:ln>
+                    <a:extLst>
+                      <a:ext uri="{53640926-AAD7-44D8-BBD7-CCE9431645EC}">
+                        <a14:shadowObscured xmlns:a14="http://schemas.microsoft.com/office/drawing/2010/main"/>
+                      </a:ext>
+                    </a:extLst>
+                  </pic:spPr>
+                </pic:pic>
+              </a:graphicData>
+            </a:graphic>
+          </wp:inline>
+        </w:drawing>
+      </w:r>
+      <w:r>
+        <w:rPr>
+          <w:noProof/>
+          <w:sz w:val="28"/>
+          <w:szCs w:val="28"/>
+          <w:lang w:bidi="ar-EG"/>
+        </w:rPr>
+        <w:drawing>
+          <wp:inline distT="0" distB="0" distL="0" distR="0" wp14:anchorId="7F0333AB" wp14:editId="08D46B21">
+            <wp:extent cx="6941820" cy="4450080"/>
+            <wp:effectExtent l="0" t="0" r="0" b="7620"/>
+            <wp:docPr id="2055824564" name="Picture 10"/>
+            <wp:cNvGraphicFramePr>
+              <a:graphicFrameLocks xmlns:a="http://schemas.openxmlformats.org/drawingml/2006/main" noChangeAspect="1"/>
+            </wp:cNvGraphicFramePr>
+            <a:graphic xmlns:a="http://schemas.openxmlformats.org/drawingml/2006/main">
+              <a:graphicData uri="http://schemas.openxmlformats.org/drawingml/2006/picture">
+                <pic:pic xmlns:pic="http://schemas.openxmlformats.org/drawingml/2006/picture">
+                  <pic:nvPicPr>
+                    <pic:cNvPr id="0" name="Picture 4"/>
+                    <pic:cNvPicPr>
+                      <a:picLocks noChangeAspect="1" noChangeArrowheads="1"/>
+                    </pic:cNvPicPr>
+                  </pic:nvPicPr>
+                  <pic:blipFill rotWithShape="1">
+                    <a:blip r:embed="rId17">
+                      <a:extLst>
+                        <a:ext uri="{28A0092B-C50C-407E-A947-70E740481C1C}">
+                          <a14:useLocalDpi xmlns:a14="http://schemas.microsoft.com/office/drawing/2010/main" val="0"/>
+                        </a:ext>
+                      </a:extLst>
+                    </a:blip>
+                    <a:srcRect l="26957" r="28043"/>
+                    <a:stretch>
+                      <a:fillRect/>
+                    </a:stretch>
+                  </pic:blipFill>
+                  <pic:spPr bwMode="auto">
+                    <a:xfrm>
+                      <a:off x="0" y="0"/>
+                      <a:ext cx="6941820" cy="4450080"/>
+                    </a:xfrm>
+                    <a:prstGeom prst="rect">
+                      <a:avLst/>
+                    </a:prstGeom>
+                    <a:noFill/>
+                    <a:ln>
+                      <a:noFill/>
+                    </a:ln>
+                    <a:extLst>
+                      <a:ext uri="{53640926-AAD7-44D8-BBD7-CCE9431645EC}">
+                        <a14:shadowObscured xmlns:a14="http://schemas.microsoft.com/office/drawing/2010/main"/>
+                      </a:ext>
+                    </a:extLst>
+                  </pic:spPr>
+                </pic:pic>
+              </a:graphicData>
+            </a:graphic>
+          </wp:inline>
+        </w:drawing>
+      </w:r>
+      <w:r>
+        <w:rPr>
+          <w:noProof/>
+          <w:sz w:val="28"/>
+          <w:szCs w:val="28"/>
+          <w:lang w:bidi="ar-EG"/>
+        </w:rPr>
+        <w:lastRenderedPageBreak/>
+        <w:drawing>
+          <wp:inline distT="0" distB="0" distL="0" distR="0" wp14:anchorId="5EE72843" wp14:editId="2A439D93">
+            <wp:extent cx="6949440" cy="3657600"/>
+            <wp:effectExtent l="0" t="0" r="3810" b="0"/>
+            <wp:docPr id="1246207121" name="Picture 11"/>
+            <wp:cNvGraphicFramePr>
+              <a:graphicFrameLocks xmlns:a="http://schemas.openxmlformats.org/drawingml/2006/main" noChangeAspect="1"/>
+            </wp:cNvGraphicFramePr>
+            <a:graphic xmlns:a="http://schemas.openxmlformats.org/drawingml/2006/main">
+              <a:graphicData uri="http://schemas.openxmlformats.org/drawingml/2006/picture">
+                <pic:pic xmlns:pic="http://schemas.openxmlformats.org/drawingml/2006/picture">
+                  <pic:nvPicPr>
+                    <pic:cNvPr id="0" name="Picture 5"/>
+                    <pic:cNvPicPr>
+                      <a:picLocks noChangeAspect="1" noChangeArrowheads="1"/>
+                    </pic:cNvPicPr>
+                  </pic:nvPicPr>
+                  <pic:blipFill rotWithShape="1">
+                    <a:blip r:embed="rId18">
+                      <a:extLst>
+                        <a:ext uri="{28A0092B-C50C-407E-A947-70E740481C1C}">
+                          <a14:useLocalDpi xmlns:a14="http://schemas.microsoft.com/office/drawing/2010/main" val="0"/>
+                        </a:ext>
+                      </a:extLst>
+                    </a:blip>
+                    <a:srcRect l="27432" r="27869"/>
+                    <a:stretch>
+                      <a:fillRect/>
+                    </a:stretch>
+                  </pic:blipFill>
+                  <pic:spPr bwMode="auto">
+                    <a:xfrm>
+                      <a:off x="0" y="0"/>
+                      <a:ext cx="6949440" cy="3657600"/>
+                    </a:xfrm>
+                    <a:prstGeom prst="rect">
+                      <a:avLst/>
+                    </a:prstGeom>
+                    <a:noFill/>
+                    <a:ln>
+                      <a:noFill/>
+                    </a:ln>
+                    <a:extLst>
+                      <a:ext uri="{53640926-AAD7-44D8-BBD7-CCE9431645EC}">
+                        <a14:shadowObscured xmlns:a14="http://schemas.microsoft.com/office/drawing/2010/main"/>
+                      </a:ext>
+                    </a:extLst>
+                  </pic:spPr>
+                </pic:pic>
+              </a:graphicData>
+            </a:graphic>
+          </wp:inline>
+        </w:drawing>
+      </w:r>
+      <w:r>
+        <w:rPr>
+          <w:noProof/>
+          <w:sz w:val="28"/>
+          <w:szCs w:val="28"/>
+          <w:lang w:bidi="ar-EG"/>
+        </w:rPr>
+        <w:drawing>
+          <wp:inline distT="0" distB="0" distL="0" distR="0" wp14:anchorId="2A698400" wp14:editId="30ABBC09">
+            <wp:extent cx="6949440" cy="4511040"/>
+            <wp:effectExtent l="0" t="0" r="3810" b="3810"/>
+            <wp:docPr id="1340782772" name="Picture 12"/>
+            <wp:cNvGraphicFramePr>
+              <a:graphicFrameLocks xmlns:a="http://schemas.openxmlformats.org/drawingml/2006/main" noChangeAspect="1"/>
+            </wp:cNvGraphicFramePr>
+            <a:graphic xmlns:a="http://schemas.openxmlformats.org/drawingml/2006/main">
+              <a:graphicData uri="http://schemas.openxmlformats.org/drawingml/2006/picture">
+                <pic:pic xmlns:pic="http://schemas.openxmlformats.org/drawingml/2006/picture">
+                  <pic:nvPicPr>
+                    <pic:cNvPr id="0" name="Picture 6"/>
+                    <pic:cNvPicPr>
+                      <a:picLocks noChangeAspect="1" noChangeArrowheads="1"/>
+                    </pic:cNvPicPr>
+                  </pic:nvPicPr>
+                  <pic:blipFill rotWithShape="1">
+                    <a:blip r:embed="rId19">
+                      <a:extLst>
+                        <a:ext uri="{28A0092B-C50C-407E-A947-70E740481C1C}">
+                          <a14:useLocalDpi xmlns:a14="http://schemas.microsoft.com/office/drawing/2010/main" val="0"/>
+                        </a:ext>
+                      </a:extLst>
+                    </a:blip>
+                    <a:srcRect l="27312" r="28074"/>
+                    <a:stretch>
+                      <a:fillRect/>
+                    </a:stretch>
+                  </pic:blipFill>
+                  <pic:spPr bwMode="auto">
+                    <a:xfrm>
+                      <a:off x="0" y="0"/>
+                      <a:ext cx="6949440" cy="4511040"/>
+                    </a:xfrm>
+                    <a:prstGeom prst="rect">
+                      <a:avLst/>
+                    </a:prstGeom>
+                    <a:noFill/>
+                    <a:ln>
+                      <a:noFill/>
+                    </a:ln>
+                    <a:extLst>
+                      <a:ext uri="{53640926-AAD7-44D8-BBD7-CCE9431645EC}">
+                        <a14:shadowObscured xmlns:a14="http://schemas.microsoft.com/office/drawing/2010/main"/>
+                      </a:ext>
+                    </a:extLst>
+                  </pic:spPr>
+                </pic:pic>
+              </a:graphicData>
+            </a:graphic>
+          </wp:inline>
+        </w:drawing>
+      </w:r>
+    </w:p>
+    <w:p>
+      <w:pPr>
+        <w:jc w:val="center"/>
+        <w:rPr>
+          <w:sz w:val="28"/>
+          <w:szCs w:val="28"/>
+          <w:lang w:bidi="ar-EG"/>
+        </w:rPr>
+      </w:pPr>
+      <w:r>
+        <w:rPr>
+          <w:noProof/>
+          <w:sz w:val="28"/>
+          <w:szCs w:val="28"/>
+          <w:lang w:bidi="ar-EG"/>
+        </w:rPr>
+        <w:lastRenderedPageBreak/>
+        <w:drawing>
+          <wp:inline distT="0" distB="0" distL="0" distR="0" wp14:anchorId="293315B8" wp14:editId="79075CA4">
+            <wp:extent cx="5943600" cy="3147060"/>
+            <wp:effectExtent l="0" t="0" r="0" b="0"/>
+            <wp:docPr id="41962535" name="Picture 28"/>
+            <wp:cNvGraphicFramePr>
+              <a:graphicFrameLocks xmlns:a="http://schemas.openxmlformats.org/drawingml/2006/main" noChangeAspect="1"/>
+            </wp:cNvGraphicFramePr>
+            <a:graphic xmlns:a="http://schemas.openxmlformats.org/drawingml/2006/main">
+              <a:graphicData uri="http://schemas.openxmlformats.org/drawingml/2006/picture">
+                <pic:pic xmlns:pic="http://schemas.openxmlformats.org/drawingml/2006/picture">
+                  <pic:nvPicPr>
+                    <pic:cNvPr id="0" name="Picture 62"/>
+                    <pic:cNvPicPr>
+                      <a:picLocks noChangeAspect="1" noChangeArrowheads="1"/>
+                    </pic:cNvPicPr>
+                  </pic:nvPicPr>
+                  <pic:blipFill>
+                    <a:blip r:embed="rId20" cstate="print">
+                      <a:extLst>
+                        <a:ext uri="{28A0092B-C50C-407E-A947-70E740481C1C}">
+                          <a14:useLocalDpi xmlns:a14="http://schemas.microsoft.com/office/drawing/2010/main" val="0"/>
+                        </a:ext>
+                      </a:extLst>
+                    </a:blip>
+                    <a:srcRect/>
+                    <a:stretch>
+                      <a:fillRect/>
+                    </a:stretch>
+                  </pic:blipFill>
+                  <pic:spPr bwMode="auto">
+                    <a:xfrm>
+                      <a:off x="0" y="0"/>
+                      <a:ext cx="5943600" cy="3147060"/>
+                    </a:xfrm>
+                    <a:prstGeom prst="rect">
+                      <a:avLst/>
+                    </a:prstGeom>
+                    <a:noFill/>
+                    <a:ln>
+                      <a:noFill/>
+                    </a:ln>
+                  </pic:spPr>
+                </pic:pic>
+              </a:graphicData>
+            </a:graphic>
+          </wp:inline>
+        </w:drawing>
+      </w:r>
+    </w:p>
+    <w:p>
+      <w:pPr>
+        <w:jc w:val="center"/>
+        <w:rPr>
+          <w:sz w:val="28"/>
+          <w:szCs w:val="28"/>
+          <w:rtl/>
+          <w:lang w:bidi="ar-EG"/>
+        </w:rPr>
+      </w:pPr>
+      <w:r>
+        <w:rPr>
+          <w:noProof/>
+        </w:rPr>
+        <w:drawing>
+          <wp:inline distT="0" distB="0" distL="0" distR="0" wp14:anchorId="38C94EA9" wp14:editId="1E06C6C9">
+            <wp:extent cx="5943600" cy="2501900"/>
+            <wp:effectExtent l="0" t="0" r="0" b="0"/>
+            <wp:docPr id="592500235" name="Picture 8" descr="Forms response chart. Question title: 7. How often would you expect to use the system?. Number of responses: 10 responses."/>
+            <wp:cNvGraphicFramePr>
+              <a:graphicFrameLocks xmlns:a="http://schemas.openxmlformats.org/drawingml/2006/main" noChangeAspect="1"/>
+            </wp:cNvGraphicFramePr>
+            <a:graphic xmlns:a="http://schemas.openxmlformats.org/drawingml/2006/main">
+              <a:graphicData uri="http://schemas.openxmlformats.org/drawingml/2006/picture">
+                <pic:pic xmlns:pic="http://schemas.openxmlformats.org/drawingml/2006/picture">
+                  <pic:nvPicPr>
+                    <pic:cNvPr id="0" name="Picture 3" descr="Forms response chart. Question title: 7. How often would you expect to use the system?. Number of responses: 10 responses."/>
+                    <pic:cNvPicPr>
+                      <a:picLocks noChangeAspect="1" noChangeArrowheads="1"/>
+                    </pic:cNvPicPr>
+                  </pic:nvPicPr>
+                  <pic:blipFill>
+                    <a:blip r:embed="rId21" cstate="print">
+                      <a:extLst>
+                        <a:ext uri="{28A0092B-C50C-407E-A947-70E740481C1C}">
+                          <a14:useLocalDpi xmlns:a14="http://schemas.microsoft.com/office/drawing/2010/main" val="0"/>
+                        </a:ext>
+                      </a:extLst>
+                    </a:blip>
+                    <a:srcRect/>
+                    <a:stretch>
+                      <a:fillRect/>
+                    </a:stretch>
+                  </pic:blipFill>
+                  <pic:spPr bwMode="auto">
+                    <a:xfrm>
+                      <a:off x="0" y="0"/>
+                      <a:ext cx="5943600" cy="2501900"/>
+                    </a:xfrm>
+                    <a:prstGeom prst="rect">
+                      <a:avLst/>
+                    </a:prstGeom>
+                    <a:noFill/>
+                    <a:ln>
+                      <a:noFill/>
+                    </a:ln>
+                  </pic:spPr>
+                </pic:pic>
+              </a:graphicData>
+            </a:graphic>
+          </wp:inline>
+        </w:drawing>
+      </w:r>
+    </w:p>
+    <w:p>
+      <w:pPr>
+        <w:jc w:val="center"/>
+        <w:rPr>
+          <w:sz w:val="28"/>
+          <w:szCs w:val="28"/>
+          <w:lang w:bidi="ar-EG"/>
+        </w:rPr>
+      </w:pPr>
+      <w:r>
+        <w:rPr>
+          <w:noProof/>
+          <w:sz w:val="28"/>
+          <w:szCs w:val="28"/>
+          <w:lang w:bidi="ar-EG"/>
+        </w:rPr>
+        <w:lastRenderedPageBreak/>
+        <w:drawing>
+          <wp:inline distT="0" distB="0" distL="0" distR="0" wp14:anchorId="1860BCCA" wp14:editId="746090C1">
+            <wp:extent cx="5943600" cy="3147060"/>
+            <wp:effectExtent l="0" t="0" r="0" b="0"/>
+            <wp:docPr id="588126359" name="Picture 30"/>
+            <wp:cNvGraphicFramePr>
+              <a:graphicFrameLocks xmlns:a="http://schemas.openxmlformats.org/drawingml/2006/main" noChangeAspect="1"/>
+            </wp:cNvGraphicFramePr>
+            <a:graphic xmlns:a="http://schemas.openxmlformats.org/drawingml/2006/main">
+              <a:graphicData uri="http://schemas.openxmlformats.org/drawingml/2006/picture">
+                <pic:pic xmlns:pic="http://schemas.openxmlformats.org/drawingml/2006/picture">
+                  <pic:nvPicPr>
+                    <pic:cNvPr id="0" name="Picture 64"/>
+                    <pic:cNvPicPr>
+                      <a:picLocks noChangeAspect="1" noChangeArrowheads="1"/>
+                    </pic:cNvPicPr>
+                  </pic:nvPicPr>
+                  <pic:blipFill>
+                    <a:blip r:embed="rId22" cstate="print">
+                      <a:extLst>
+                        <a:ext uri="{28A0092B-C50C-407E-A947-70E740481C1C}">
+                          <a14:useLocalDpi xmlns:a14="http://schemas.microsoft.com/office/drawing/2010/main" val="0"/>
+                        </a:ext>
+                      </a:extLst>
+                    </a:blip>
+                    <a:srcRect/>
+                    <a:stretch>
+                      <a:fillRect/>
+                    </a:stretch>
+                  </pic:blipFill>
+                  <pic:spPr bwMode="auto">
+                    <a:xfrm>
+                      <a:off x="0" y="0"/>
+                      <a:ext cx="5943600" cy="3147060"/>
+                    </a:xfrm>
+                    <a:prstGeom prst="rect">
+                      <a:avLst/>
+                    </a:prstGeom>
+                    <a:noFill/>
+                    <a:ln>
+                      <a:noFill/>
+                    </a:ln>
+                  </pic:spPr>
+                </pic:pic>
+              </a:graphicData>
+            </a:graphic>
+          </wp:inline>
+        </w:drawing>
+      </w:r>
+      <w:r>
+        <w:rPr>
+          <w:noProof/>
+        </w:rPr>
+        <w:drawing>
+          <wp:inline distT="0" distB="0" distL="0" distR="0" wp14:anchorId="4556418F" wp14:editId="36F2DCA0">
+            <wp:extent cx="5943600" cy="2501900"/>
+            <wp:effectExtent l="0" t="0" r="0" b="0"/>
+            <wp:docPr id="1227758514" name="Picture 7" descr="Forms response chart. Question title: 9. How useful would request tracking be to you?. Number of responses: 10 responses."/>
+            <wp:cNvGraphicFramePr>
+              <a:graphicFrameLocks xmlns:a="http://schemas.openxmlformats.org/drawingml/2006/main" noChangeAspect="1"/>
+            </wp:cNvGraphicFramePr>
+            <a:graphic xmlns:a="http://schemas.openxmlformats.org/drawingml/2006/main">
+              <a:graphicData uri="http://schemas.openxmlformats.org/drawingml/2006/picture">
+                <pic:pic xmlns:pic="http://schemas.openxmlformats.org/drawingml/2006/picture">
+                  <pic:nvPicPr>
+                    <pic:cNvPr id="0" name="Picture 1" descr="Forms response chart. Question title: 9. How useful would request tracking be to you?. Number of responses: 10 responses."/>
+                    <pic:cNvPicPr>
+                      <a:picLocks noChangeAspect="1" noChangeArrowheads="1"/>
+                    </pic:cNvPicPr>
+                  </pic:nvPicPr>
+                  <pic:blipFill>
+                    <a:blip r:embed="rId23" cstate="print">
+                      <a:extLst>
+                        <a:ext uri="{28A0092B-C50C-407E-A947-70E740481C1C}">
+                          <a14:useLocalDpi xmlns:a14="http://schemas.microsoft.com/office/drawing/2010/main" val="0"/>
+                        </a:ext>
+                      </a:extLst>
+                    </a:blip>
+                    <a:srcRect/>
+                    <a:stretch>
+                      <a:fillRect/>
+                    </a:stretch>
+                  </pic:blipFill>
+                  <pic:spPr bwMode="auto">
+                    <a:xfrm>
+                      <a:off x="0" y="0"/>
+                      <a:ext cx="5943600" cy="2501900"/>
+                    </a:xfrm>
+                    <a:prstGeom prst="rect">
+                      <a:avLst/>
+                    </a:prstGeom>
+                    <a:noFill/>
+                    <a:ln>
+                      <a:noFill/>
+                    </a:ln>
+                  </pic:spPr>
+                </pic:pic>
+              </a:graphicData>
+            </a:graphic>
+          </wp:inline>
+        </w:drawing>
+      </w:r>
+    </w:p>
+    <w:p>
+      <w:pPr>
+        <w:jc w:val="center"/>
+        <w:rPr>
+          <w:sz w:val="28"/>
+          <w:szCs w:val="28"/>
+          <w:rtl/>
+          <w:lang w:bidi="ar-EG"/>
+        </w:rPr>
+      </w:pPr>
+      <w:r>
+        <w:rPr>
+          <w:noProof/>
+          <w:sz w:val="28"/>
+          <w:szCs w:val="28"/>
+          <w:lang w:bidi="ar-EG"/>
+        </w:rPr>
+        <w:lastRenderedPageBreak/>
+        <w:drawing>
+          <wp:inline distT="0" distB="0" distL="0" distR="0" wp14:anchorId="41867310" wp14:editId="5E0821D9">
+            <wp:extent cx="5943600" cy="3147060"/>
+            <wp:effectExtent l="0" t="0" r="0" b="0"/>
+            <wp:docPr id="780876132" name="Picture 32"/>
+            <wp:cNvGraphicFramePr>
+              <a:graphicFrameLocks xmlns:a="http://schemas.openxmlformats.org/drawingml/2006/main" noChangeAspect="1"/>
+            </wp:cNvGraphicFramePr>
+            <a:graphic xmlns:a="http://schemas.openxmlformats.org/drawingml/2006/main">
+              <a:graphicData uri="http://schemas.openxmlformats.org/drawingml/2006/picture">
+                <pic:pic xmlns:pic="http://schemas.openxmlformats.org/drawingml/2006/picture">
+                  <pic:nvPicPr>
+                    <pic:cNvPr id="0" name="Picture 66"/>
+                    <pic:cNvPicPr>
+                      <a:picLocks noChangeAspect="1" noChangeArrowheads="1"/>
+                    </pic:cNvPicPr>
+                  </pic:nvPicPr>
+                  <pic:blipFill>
+                    <a:blip r:embed="rId24" cstate="print">
+                      <a:extLst>
+                        <a:ext uri="{28A0092B-C50C-407E-A947-70E740481C1C}">
+                          <a14:useLocalDpi xmlns:a14="http://schemas.microsoft.com/office/drawing/2010/main" val="0"/>
+                        </a:ext>
+                      </a:extLst>
+                    </a:blip>
+                    <a:srcRect/>
+                    <a:stretch>
+                      <a:fillRect/>
+                    </a:stretch>
+                  </pic:blipFill>
+                  <pic:spPr bwMode="auto">
+                    <a:xfrm>
+                      <a:off x="0" y="0"/>
+                      <a:ext cx="5943600" cy="3147060"/>
+                    </a:xfrm>
+                    <a:prstGeom prst="rect">
+                      <a:avLst/>
+                    </a:prstGeom>
+                    <a:noFill/>
+                    <a:ln>
+                      <a:noFill/>
+                    </a:ln>
+                  </pic:spPr>
+                </pic:pic>
+              </a:graphicData>
+            </a:graphic>
+          </wp:inline>
+        </w:drawing>
+      </w:r>
     </w:p>
     <w:sectPr>
       <w:pgSz w:w="12240" w:h="15840"/>
@@ -11004,6 +14615,96 @@
     </w:lvl>
   </w:abstractNum>
   <w:abstractNum w:abstractNumId="3" w15:restartNumberingAfterBreak="0">
+    <w:nsid w:val="053B63AA"/>
+    <w:multiLevelType w:val="hybridMultilevel"/>
+    <w:tmpl w:val="5CD240F2"/>
+    <w:lvl w:ilvl="0" w:tplc="B24C9DDA">
+      <w:start w:val="1"/>
+      <w:numFmt w:val="decimal"/>
+      <w:lvlText w:val="%1."/>
+      <w:lvlJc w:val="left"/>
+      <w:pPr>
+        <w:ind w:left="720" w:hanging="360"/>
+      </w:pPr>
+      <w:rPr>
+        <w:rFonts w:hint="default"/>
+        <w:sz w:val="28"/>
+      </w:rPr>
+    </w:lvl>
+    <w:lvl w:ilvl="1" w:tplc="04090019" w:tentative="1">
+      <w:start w:val="1"/>
+      <w:numFmt w:val="lowerLetter"/>
+      <w:lvlText w:val="%2."/>
+      <w:lvlJc w:val="left"/>
+      <w:pPr>
+        <w:ind w:left="1440" w:hanging="360"/>
+      </w:pPr>
+    </w:lvl>
+    <w:lvl w:ilvl="2" w:tplc="0409001B" w:tentative="1">
+      <w:start w:val="1"/>
+      <w:numFmt w:val="lowerRoman"/>
+      <w:lvlText w:val="%3."/>
+      <w:lvlJc w:val="right"/>
+      <w:pPr>
+        <w:ind w:left="2160" w:hanging="180"/>
+      </w:pPr>
+    </w:lvl>
+    <w:lvl w:ilvl="3" w:tplc="0409000F" w:tentative="1">
+      <w:start w:val="1"/>
+      <w:numFmt w:val="decimal"/>
+      <w:lvlText w:val="%4."/>
+      <w:lvlJc w:val="left"/>
+      <w:pPr>
+        <w:ind w:left="2880" w:hanging="360"/>
+      </w:pPr>
+    </w:lvl>
+    <w:lvl w:ilvl="4" w:tplc="04090019" w:tentative="1">
+      <w:start w:val="1"/>
+      <w:numFmt w:val="lowerLetter"/>
+      <w:lvlText w:val="%5."/>
+      <w:lvlJc w:val="left"/>
+      <w:pPr>
+        <w:ind w:left="3600" w:hanging="360"/>
+      </w:pPr>
+    </w:lvl>
+    <w:lvl w:ilvl="5" w:tplc="0409001B" w:tentative="1">
+      <w:start w:val="1"/>
+      <w:numFmt w:val="lowerRoman"/>
+      <w:lvlText w:val="%6."/>
+      <w:lvlJc w:val="right"/>
+      <w:pPr>
+        <w:ind w:left="4320" w:hanging="180"/>
+      </w:pPr>
+    </w:lvl>
+    <w:lvl w:ilvl="6" w:tplc="0409000F" w:tentative="1">
+      <w:start w:val="1"/>
+      <w:numFmt w:val="decimal"/>
+      <w:lvlText w:val="%7."/>
+      <w:lvlJc w:val="left"/>
+      <w:pPr>
+        <w:ind w:left="5040" w:hanging="360"/>
+      </w:pPr>
+    </w:lvl>
+    <w:lvl w:ilvl="7" w:tplc="04090019" w:tentative="1">
+      <w:start w:val="1"/>
+      <w:numFmt w:val="lowerLetter"/>
+      <w:lvlText w:val="%8."/>
+      <w:lvlJc w:val="left"/>
+      <w:pPr>
+        <w:ind w:left="5760" w:hanging="360"/>
+      </w:pPr>
+    </w:lvl>
+    <w:lvl w:ilvl="8" w:tplc="0409001B" w:tentative="1">
+      <w:start w:val="1"/>
+      <w:numFmt w:val="lowerRoman"/>
+      <w:lvlText w:val="%9."/>
+      <w:lvlJc w:val="right"/>
+      <w:pPr>
+        <w:ind w:left="6480" w:hanging="180"/>
+      </w:pPr>
+    </w:lvl>
+  </w:abstractNum>
+  <w:abstractNum w:abstractNumId="4" w15:restartNumberingAfterBreak="0">
     <w:nsid w:val="05AB119E"/>
     <w:multiLevelType w:val="hybridMultilevel"/>
     <w:tmpl w:val="F93CFF6A"/>
@@ -11116,7 +14817,97 @@
       </w:rPr>
     </w:lvl>
   </w:abstractNum>
-  <w:abstractNum w:abstractNumId="4" w15:restartNumberingAfterBreak="0">
+  <w:abstractNum w:abstractNumId="5" w15:restartNumberingAfterBreak="0">
+    <w:nsid w:val="072C45B8"/>
+    <w:multiLevelType w:val="hybridMultilevel"/>
+    <w:tmpl w:val="2716FCE6"/>
+    <w:lvl w:ilvl="0" w:tplc="6EECDA46">
+      <w:start w:val="1"/>
+      <w:numFmt w:val="decimal"/>
+      <w:lvlText w:val="%1."/>
+      <w:lvlJc w:val="left"/>
+      <w:pPr>
+        <w:ind w:left="720" w:hanging="360"/>
+      </w:pPr>
+      <w:rPr>
+        <w:rFonts w:hint="default"/>
+        <w:sz w:val="28"/>
+      </w:rPr>
+    </w:lvl>
+    <w:lvl w:ilvl="1" w:tplc="04090019" w:tentative="1">
+      <w:start w:val="1"/>
+      <w:numFmt w:val="lowerLetter"/>
+      <w:lvlText w:val="%2."/>
+      <w:lvlJc w:val="left"/>
+      <w:pPr>
+        <w:ind w:left="1440" w:hanging="360"/>
+      </w:pPr>
+    </w:lvl>
+    <w:lvl w:ilvl="2" w:tplc="0409001B" w:tentative="1">
+      <w:start w:val="1"/>
+      <w:numFmt w:val="lowerRoman"/>
+      <w:lvlText w:val="%3."/>
+      <w:lvlJc w:val="right"/>
+      <w:pPr>
+        <w:ind w:left="2160" w:hanging="180"/>
+      </w:pPr>
+    </w:lvl>
+    <w:lvl w:ilvl="3" w:tplc="0409000F" w:tentative="1">
+      <w:start w:val="1"/>
+      <w:numFmt w:val="decimal"/>
+      <w:lvlText w:val="%4."/>
+      <w:lvlJc w:val="left"/>
+      <w:pPr>
+        <w:ind w:left="2880" w:hanging="360"/>
+      </w:pPr>
+    </w:lvl>
+    <w:lvl w:ilvl="4" w:tplc="04090019" w:tentative="1">
+      <w:start w:val="1"/>
+      <w:numFmt w:val="lowerLetter"/>
+      <w:lvlText w:val="%5."/>
+      <w:lvlJc w:val="left"/>
+      <w:pPr>
+        <w:ind w:left="3600" w:hanging="360"/>
+      </w:pPr>
+    </w:lvl>
+    <w:lvl w:ilvl="5" w:tplc="0409001B" w:tentative="1">
+      <w:start w:val="1"/>
+      <w:numFmt w:val="lowerRoman"/>
+      <w:lvlText w:val="%6."/>
+      <w:lvlJc w:val="right"/>
+      <w:pPr>
+        <w:ind w:left="4320" w:hanging="180"/>
+      </w:pPr>
+    </w:lvl>
+    <w:lvl w:ilvl="6" w:tplc="0409000F" w:tentative="1">
+      <w:start w:val="1"/>
+      <w:numFmt w:val="decimal"/>
+      <w:lvlText w:val="%7."/>
+      <w:lvlJc w:val="left"/>
+      <w:pPr>
+        <w:ind w:left="5040" w:hanging="360"/>
+      </w:pPr>
+    </w:lvl>
+    <w:lvl w:ilvl="7" w:tplc="04090019" w:tentative="1">
+      <w:start w:val="1"/>
+      <w:numFmt w:val="lowerLetter"/>
+      <w:lvlText w:val="%8."/>
+      <w:lvlJc w:val="left"/>
+      <w:pPr>
+        <w:ind w:left="5760" w:hanging="360"/>
+      </w:pPr>
+    </w:lvl>
+    <w:lvl w:ilvl="8" w:tplc="0409001B" w:tentative="1">
+      <w:start w:val="1"/>
+      <w:numFmt w:val="lowerRoman"/>
+      <w:lvlText w:val="%9."/>
+      <w:lvlJc w:val="right"/>
+      <w:pPr>
+        <w:ind w:left="6480" w:hanging="180"/>
+      </w:pPr>
+    </w:lvl>
+  </w:abstractNum>
+  <w:abstractNum w:abstractNumId="6" w15:restartNumberingAfterBreak="0">
     <w:nsid w:val="0772437F"/>
     <w:multiLevelType w:val="hybridMultilevel"/>
     <w:tmpl w:val="2EB8C44A"/>
@@ -11205,7 +14996,7 @@
       </w:pPr>
     </w:lvl>
   </w:abstractNum>
-  <w:abstractNum w:abstractNumId="5" w15:restartNumberingAfterBreak="0">
+  <w:abstractNum w:abstractNumId="7" w15:restartNumberingAfterBreak="0">
     <w:nsid w:val="07933EA2"/>
     <w:multiLevelType w:val="hybridMultilevel"/>
     <w:tmpl w:val="C10A30C2"/>
@@ -11318,7 +15109,7 @@
       </w:rPr>
     </w:lvl>
   </w:abstractNum>
-  <w:abstractNum w:abstractNumId="6" w15:restartNumberingAfterBreak="0">
+  <w:abstractNum w:abstractNumId="8" w15:restartNumberingAfterBreak="0">
     <w:nsid w:val="0897430B"/>
     <w:multiLevelType w:val="hybridMultilevel"/>
     <w:tmpl w:val="7D52463E"/>
@@ -11404,7 +15195,97 @@
       </w:pPr>
     </w:lvl>
   </w:abstractNum>
-  <w:abstractNum w:abstractNumId="7" w15:restartNumberingAfterBreak="0">
+  <w:abstractNum w:abstractNumId="9" w15:restartNumberingAfterBreak="0">
+    <w:nsid w:val="09257628"/>
+    <w:multiLevelType w:val="hybridMultilevel"/>
+    <w:tmpl w:val="303491AA"/>
+    <w:lvl w:ilvl="0" w:tplc="0409000F">
+      <w:start w:val="1"/>
+      <w:numFmt w:val="decimal"/>
+      <w:lvlText w:val="%1."/>
+      <w:lvlJc w:val="left"/>
+      <w:pPr>
+        <w:ind w:left="720" w:hanging="360"/>
+      </w:pPr>
+      <w:rPr>
+        <w:rFonts w:hint="default"/>
+        <w:b w:val="0"/>
+      </w:rPr>
+    </w:lvl>
+    <w:lvl w:ilvl="1" w:tplc="04090019" w:tentative="1">
+      <w:start w:val="1"/>
+      <w:numFmt w:val="lowerLetter"/>
+      <w:lvlText w:val="%2."/>
+      <w:lvlJc w:val="left"/>
+      <w:pPr>
+        <w:ind w:left="1440" w:hanging="360"/>
+      </w:pPr>
+    </w:lvl>
+    <w:lvl w:ilvl="2" w:tplc="0409001B" w:tentative="1">
+      <w:start w:val="1"/>
+      <w:numFmt w:val="lowerRoman"/>
+      <w:lvlText w:val="%3."/>
+      <w:lvlJc w:val="right"/>
+      <w:pPr>
+        <w:ind w:left="2160" w:hanging="180"/>
+      </w:pPr>
+    </w:lvl>
+    <w:lvl w:ilvl="3" w:tplc="0409000F" w:tentative="1">
+      <w:start w:val="1"/>
+      <w:numFmt w:val="decimal"/>
+      <w:lvlText w:val="%4."/>
+      <w:lvlJc w:val="left"/>
+      <w:pPr>
+        <w:ind w:left="2880" w:hanging="360"/>
+      </w:pPr>
+    </w:lvl>
+    <w:lvl w:ilvl="4" w:tplc="04090019" w:tentative="1">
+      <w:start w:val="1"/>
+      <w:numFmt w:val="lowerLetter"/>
+      <w:lvlText w:val="%5."/>
+      <w:lvlJc w:val="left"/>
+      <w:pPr>
+        <w:ind w:left="3600" w:hanging="360"/>
+      </w:pPr>
+    </w:lvl>
+    <w:lvl w:ilvl="5" w:tplc="0409001B" w:tentative="1">
+      <w:start w:val="1"/>
+      <w:numFmt w:val="lowerRoman"/>
+      <w:lvlText w:val="%6."/>
+      <w:lvlJc w:val="right"/>
+      <w:pPr>
+        <w:ind w:left="4320" w:hanging="180"/>
+      </w:pPr>
+    </w:lvl>
+    <w:lvl w:ilvl="6" w:tplc="0409000F" w:tentative="1">
+      <w:start w:val="1"/>
+      <w:numFmt w:val="decimal"/>
+      <w:lvlText w:val="%7."/>
+      <w:lvlJc w:val="left"/>
+      <w:pPr>
+        <w:ind w:left="5040" w:hanging="360"/>
+      </w:pPr>
+    </w:lvl>
+    <w:lvl w:ilvl="7" w:tplc="04090019" w:tentative="1">
+      <w:start w:val="1"/>
+      <w:numFmt w:val="lowerLetter"/>
+      <w:lvlText w:val="%8."/>
+      <w:lvlJc w:val="left"/>
+      <w:pPr>
+        <w:ind w:left="5760" w:hanging="360"/>
+      </w:pPr>
+    </w:lvl>
+    <w:lvl w:ilvl="8" w:tplc="0409001B" w:tentative="1">
+      <w:start w:val="1"/>
+      <w:numFmt w:val="lowerRoman"/>
+      <w:lvlText w:val="%9."/>
+      <w:lvlJc w:val="right"/>
+      <w:pPr>
+        <w:ind w:left="6480" w:hanging="180"/>
+      </w:pPr>
+    </w:lvl>
+  </w:abstractNum>
+  <w:abstractNum w:abstractNumId="10" w15:restartNumberingAfterBreak="0">
     <w:nsid w:val="0B54417E"/>
     <w:multiLevelType w:val="hybridMultilevel"/>
     <w:tmpl w:val="839ECD0E"/>
@@ -11490,7 +15371,7 @@
       </w:pPr>
     </w:lvl>
   </w:abstractNum>
-  <w:abstractNum w:abstractNumId="8" w15:restartNumberingAfterBreak="0">
+  <w:abstractNum w:abstractNumId="11" w15:restartNumberingAfterBreak="0">
     <w:nsid w:val="0C275E17"/>
     <w:multiLevelType w:val="hybridMultilevel"/>
     <w:tmpl w:val="9F7CC1FE"/>
@@ -11582,7 +15463,97 @@
       </w:pPr>
     </w:lvl>
   </w:abstractNum>
-  <w:abstractNum w:abstractNumId="9" w15:restartNumberingAfterBreak="0">
+  <w:abstractNum w:abstractNumId="12" w15:restartNumberingAfterBreak="0">
+    <w:nsid w:val="0DE4137A"/>
+    <w:multiLevelType w:val="hybridMultilevel"/>
+    <w:tmpl w:val="2B0E0D92"/>
+    <w:lvl w:ilvl="0" w:tplc="0409000F">
+      <w:start w:val="1"/>
+      <w:numFmt w:val="decimal"/>
+      <w:lvlText w:val="%1."/>
+      <w:lvlJc w:val="left"/>
+      <w:pPr>
+        <w:ind w:left="720" w:hanging="360"/>
+      </w:pPr>
+      <w:rPr>
+        <w:rFonts w:hint="default"/>
+        <w:b w:val="0"/>
+      </w:rPr>
+    </w:lvl>
+    <w:lvl w:ilvl="1" w:tplc="04090019" w:tentative="1">
+      <w:start w:val="1"/>
+      <w:numFmt w:val="lowerLetter"/>
+      <w:lvlText w:val="%2."/>
+      <w:lvlJc w:val="left"/>
+      <w:pPr>
+        <w:ind w:left="1440" w:hanging="360"/>
+      </w:pPr>
+    </w:lvl>
+    <w:lvl w:ilvl="2" w:tplc="0409001B" w:tentative="1">
+      <w:start w:val="1"/>
+      <w:numFmt w:val="lowerRoman"/>
+      <w:lvlText w:val="%3."/>
+      <w:lvlJc w:val="right"/>
+      <w:pPr>
+        <w:ind w:left="2160" w:hanging="180"/>
+      </w:pPr>
+    </w:lvl>
+    <w:lvl w:ilvl="3" w:tplc="0409000F" w:tentative="1">
+      <w:start w:val="1"/>
+      <w:numFmt w:val="decimal"/>
+      <w:lvlText w:val="%4."/>
+      <w:lvlJc w:val="left"/>
+      <w:pPr>
+        <w:ind w:left="2880" w:hanging="360"/>
+      </w:pPr>
+    </w:lvl>
+    <w:lvl w:ilvl="4" w:tplc="04090019" w:tentative="1">
+      <w:start w:val="1"/>
+      <w:numFmt w:val="lowerLetter"/>
+      <w:lvlText w:val="%5."/>
+      <w:lvlJc w:val="left"/>
+      <w:pPr>
+        <w:ind w:left="3600" w:hanging="360"/>
+      </w:pPr>
+    </w:lvl>
+    <w:lvl w:ilvl="5" w:tplc="0409001B" w:tentative="1">
+      <w:start w:val="1"/>
+      <w:numFmt w:val="lowerRoman"/>
+      <w:lvlText w:val="%6."/>
+      <w:lvlJc w:val="right"/>
+      <w:pPr>
+        <w:ind w:left="4320" w:hanging="180"/>
+      </w:pPr>
+    </w:lvl>
+    <w:lvl w:ilvl="6" w:tplc="0409000F" w:tentative="1">
+      <w:start w:val="1"/>
+      <w:numFmt w:val="decimal"/>
+      <w:lvlText w:val="%7."/>
+      <w:lvlJc w:val="left"/>
+      <w:pPr>
+        <w:ind w:left="5040" w:hanging="360"/>
+      </w:pPr>
+    </w:lvl>
+    <w:lvl w:ilvl="7" w:tplc="04090019" w:tentative="1">
+      <w:start w:val="1"/>
+      <w:numFmt w:val="lowerLetter"/>
+      <w:lvlText w:val="%8."/>
+      <w:lvlJc w:val="left"/>
+      <w:pPr>
+        <w:ind w:left="5760" w:hanging="360"/>
+      </w:pPr>
+    </w:lvl>
+    <w:lvl w:ilvl="8" w:tplc="0409001B" w:tentative="1">
+      <w:start w:val="1"/>
+      <w:numFmt w:val="lowerRoman"/>
+      <w:lvlText w:val="%9."/>
+      <w:lvlJc w:val="right"/>
+      <w:pPr>
+        <w:ind w:left="6480" w:hanging="180"/>
+      </w:pPr>
+    </w:lvl>
+  </w:abstractNum>
+  <w:abstractNum w:abstractNumId="13" w15:restartNumberingAfterBreak="0">
     <w:nsid w:val="0E353957"/>
     <w:multiLevelType w:val="hybridMultilevel"/>
     <w:tmpl w:val="E50A754E"/>
@@ -11671,7 +15642,7 @@
       </w:pPr>
     </w:lvl>
   </w:abstractNum>
-  <w:abstractNum w:abstractNumId="10" w15:restartNumberingAfterBreak="0">
+  <w:abstractNum w:abstractNumId="14" w15:restartNumberingAfterBreak="0">
     <w:nsid w:val="10471436"/>
     <w:multiLevelType w:val="hybridMultilevel"/>
     <w:tmpl w:val="148A456E"/>
@@ -11757,7 +15728,7 @@
       </w:pPr>
     </w:lvl>
   </w:abstractNum>
-  <w:abstractNum w:abstractNumId="11" w15:restartNumberingAfterBreak="0">
+  <w:abstractNum w:abstractNumId="15" w15:restartNumberingAfterBreak="0">
     <w:nsid w:val="12F45B79"/>
     <w:multiLevelType w:val="hybridMultilevel"/>
     <w:tmpl w:val="148A456E"/>
@@ -11843,7 +15814,7 @@
       </w:pPr>
     </w:lvl>
   </w:abstractNum>
-  <w:abstractNum w:abstractNumId="12" w15:restartNumberingAfterBreak="0">
+  <w:abstractNum w:abstractNumId="16" w15:restartNumberingAfterBreak="0">
     <w:nsid w:val="16102828"/>
     <w:multiLevelType w:val="hybridMultilevel"/>
     <w:tmpl w:val="89027410"/>
@@ -11956,7 +15927,186 @@
       </w:rPr>
     </w:lvl>
   </w:abstractNum>
-  <w:abstractNum w:abstractNumId="13" w15:restartNumberingAfterBreak="0">
+  <w:abstractNum w:abstractNumId="17" w15:restartNumberingAfterBreak="0">
+    <w:nsid w:val="1CDA0FB0"/>
+    <w:multiLevelType w:val="hybridMultilevel"/>
+    <w:tmpl w:val="4A840270"/>
+    <w:lvl w:ilvl="0" w:tplc="1026D62E">
+      <w:start w:val="1"/>
+      <w:numFmt w:val="decimal"/>
+      <w:lvlText w:val="%1."/>
+      <w:lvlJc w:val="left"/>
+      <w:pPr>
+        <w:ind w:left="720" w:hanging="360"/>
+      </w:pPr>
+      <w:rPr>
+        <w:rFonts w:hint="default"/>
+        <w:sz w:val="28"/>
+      </w:rPr>
+    </w:lvl>
+    <w:lvl w:ilvl="1" w:tplc="04090019" w:tentative="1">
+      <w:start w:val="1"/>
+      <w:numFmt w:val="lowerLetter"/>
+      <w:lvlText w:val="%2."/>
+      <w:lvlJc w:val="left"/>
+      <w:pPr>
+        <w:ind w:left="1440" w:hanging="360"/>
+      </w:pPr>
+    </w:lvl>
+    <w:lvl w:ilvl="2" w:tplc="0409001B" w:tentative="1">
+      <w:start w:val="1"/>
+      <w:numFmt w:val="lowerRoman"/>
+      <w:lvlText w:val="%3."/>
+      <w:lvlJc w:val="right"/>
+      <w:pPr>
+        <w:ind w:left="2160" w:hanging="180"/>
+      </w:pPr>
+    </w:lvl>
+    <w:lvl w:ilvl="3" w:tplc="0409000F" w:tentative="1">
+      <w:start w:val="1"/>
+      <w:numFmt w:val="decimal"/>
+      <w:lvlText w:val="%4."/>
+      <w:lvlJc w:val="left"/>
+      <w:pPr>
+        <w:ind w:left="2880" w:hanging="360"/>
+      </w:pPr>
+    </w:lvl>
+    <w:lvl w:ilvl="4" w:tplc="04090019" w:tentative="1">
+      <w:start w:val="1"/>
+      <w:numFmt w:val="lowerLetter"/>
+      <w:lvlText w:val="%5."/>
+      <w:lvlJc w:val="left"/>
+      <w:pPr>
+        <w:ind w:left="3600" w:hanging="360"/>
+      </w:pPr>
+    </w:lvl>
+    <w:lvl w:ilvl="5" w:tplc="0409001B" w:tentative="1">
+      <w:start w:val="1"/>
+      <w:numFmt w:val="lowerRoman"/>
+      <w:lvlText w:val="%6."/>
+      <w:lvlJc w:val="right"/>
+      <w:pPr>
+        <w:ind w:left="4320" w:hanging="180"/>
+      </w:pPr>
+    </w:lvl>
+    <w:lvl w:ilvl="6" w:tplc="0409000F" w:tentative="1">
+      <w:start w:val="1"/>
+      <w:numFmt w:val="decimal"/>
+      <w:lvlText w:val="%7."/>
+      <w:lvlJc w:val="left"/>
+      <w:pPr>
+        <w:ind w:left="5040" w:hanging="360"/>
+      </w:pPr>
+    </w:lvl>
+    <w:lvl w:ilvl="7" w:tplc="04090019" w:tentative="1">
+      <w:start w:val="1"/>
+      <w:numFmt w:val="lowerLetter"/>
+      <w:lvlText w:val="%8."/>
+      <w:lvlJc w:val="left"/>
+      <w:pPr>
+        <w:ind w:left="5760" w:hanging="360"/>
+      </w:pPr>
+    </w:lvl>
+    <w:lvl w:ilvl="8" w:tplc="0409001B" w:tentative="1">
+      <w:start w:val="1"/>
+      <w:numFmt w:val="lowerRoman"/>
+      <w:lvlText w:val="%9."/>
+      <w:lvlJc w:val="right"/>
+      <w:pPr>
+        <w:ind w:left="6480" w:hanging="180"/>
+      </w:pPr>
+    </w:lvl>
+  </w:abstractNum>
+  <w:abstractNum w:abstractNumId="18" w15:restartNumberingAfterBreak="0">
+    <w:nsid w:val="1CF80F51"/>
+    <w:multiLevelType w:val="hybridMultilevel"/>
+    <w:tmpl w:val="111CA08E"/>
+    <w:lvl w:ilvl="0" w:tplc="0409000F">
+      <w:start w:val="1"/>
+      <w:numFmt w:val="decimal"/>
+      <w:lvlText w:val="%1."/>
+      <w:lvlJc w:val="left"/>
+      <w:pPr>
+        <w:ind w:left="720" w:hanging="360"/>
+      </w:pPr>
+      <w:rPr>
+        <w:rFonts w:hint="default"/>
+      </w:rPr>
+    </w:lvl>
+    <w:lvl w:ilvl="1" w:tplc="04090019" w:tentative="1">
+      <w:start w:val="1"/>
+      <w:numFmt w:val="lowerLetter"/>
+      <w:lvlText w:val="%2."/>
+      <w:lvlJc w:val="left"/>
+      <w:pPr>
+        <w:ind w:left="1440" w:hanging="360"/>
+      </w:pPr>
+    </w:lvl>
+    <w:lvl w:ilvl="2" w:tplc="0409001B" w:tentative="1">
+      <w:start w:val="1"/>
+      <w:numFmt w:val="lowerRoman"/>
+      <w:lvlText w:val="%3."/>
+      <w:lvlJc w:val="right"/>
+      <w:pPr>
+        <w:ind w:left="2160" w:hanging="180"/>
+      </w:pPr>
+    </w:lvl>
+    <w:lvl w:ilvl="3" w:tplc="0409000F" w:tentative="1">
+      <w:start w:val="1"/>
+      <w:numFmt w:val="decimal"/>
+      <w:lvlText w:val="%4."/>
+      <w:lvlJc w:val="left"/>
+      <w:pPr>
+        <w:ind w:left="2880" w:hanging="360"/>
+      </w:pPr>
+    </w:lvl>
+    <w:lvl w:ilvl="4" w:tplc="04090019" w:tentative="1">
+      <w:start w:val="1"/>
+      <w:numFmt w:val="lowerLetter"/>
+      <w:lvlText w:val="%5."/>
+      <w:lvlJc w:val="left"/>
+      <w:pPr>
+        <w:ind w:left="3600" w:hanging="360"/>
+      </w:pPr>
+    </w:lvl>
+    <w:lvl w:ilvl="5" w:tplc="0409001B" w:tentative="1">
+      <w:start w:val="1"/>
+      <w:numFmt w:val="lowerRoman"/>
+      <w:lvlText w:val="%6."/>
+      <w:lvlJc w:val="right"/>
+      <w:pPr>
+        <w:ind w:left="4320" w:hanging="180"/>
+      </w:pPr>
+    </w:lvl>
+    <w:lvl w:ilvl="6" w:tplc="0409000F" w:tentative="1">
+      <w:start w:val="1"/>
+      <w:numFmt w:val="decimal"/>
+      <w:lvlText w:val="%7."/>
+      <w:lvlJc w:val="left"/>
+      <w:pPr>
+        <w:ind w:left="5040" w:hanging="360"/>
+      </w:pPr>
+    </w:lvl>
+    <w:lvl w:ilvl="7" w:tplc="04090019" w:tentative="1">
+      <w:start w:val="1"/>
+      <w:numFmt w:val="lowerLetter"/>
+      <w:lvlText w:val="%8."/>
+      <w:lvlJc w:val="left"/>
+      <w:pPr>
+        <w:ind w:left="5760" w:hanging="360"/>
+      </w:pPr>
+    </w:lvl>
+    <w:lvl w:ilvl="8" w:tplc="0409001B" w:tentative="1">
+      <w:start w:val="1"/>
+      <w:numFmt w:val="lowerRoman"/>
+      <w:lvlText w:val="%9."/>
+      <w:lvlJc w:val="right"/>
+      <w:pPr>
+        <w:ind w:left="6480" w:hanging="180"/>
+      </w:pPr>
+    </w:lvl>
+  </w:abstractNum>
+  <w:abstractNum w:abstractNumId="19" w15:restartNumberingAfterBreak="0">
     <w:nsid w:val="1F5943E7"/>
     <w:multiLevelType w:val="hybridMultilevel"/>
     <w:tmpl w:val="8644633A"/>
@@ -12050,7 +16200,98 @@
       </w:pPr>
     </w:lvl>
   </w:abstractNum>
-  <w:abstractNum w:abstractNumId="14" w15:restartNumberingAfterBreak="0">
+  <w:abstractNum w:abstractNumId="20" w15:restartNumberingAfterBreak="0">
+    <w:nsid w:val="1FD157AC"/>
+    <w:multiLevelType w:val="hybridMultilevel"/>
+    <w:tmpl w:val="BD5AA6C0"/>
+    <w:lvl w:ilvl="0" w:tplc="1B363B64">
+      <w:start w:val="1"/>
+      <w:numFmt w:val="decimal"/>
+      <w:lvlText w:val="%1."/>
+      <w:lvlJc w:val="left"/>
+      <w:pPr>
+        <w:ind w:left="720" w:hanging="360"/>
+      </w:pPr>
+      <w:rPr>
+        <w:rFonts w:hint="default"/>
+        <w:b/>
+        <w:sz w:val="28"/>
+      </w:rPr>
+    </w:lvl>
+    <w:lvl w:ilvl="1" w:tplc="04090019" w:tentative="1">
+      <w:start w:val="1"/>
+      <w:numFmt w:val="lowerLetter"/>
+      <w:lvlText w:val="%2."/>
+      <w:lvlJc w:val="left"/>
+      <w:pPr>
+        <w:ind w:left="1440" w:hanging="360"/>
+      </w:pPr>
+    </w:lvl>
+    <w:lvl w:ilvl="2" w:tplc="0409001B" w:tentative="1">
+      <w:start w:val="1"/>
+      <w:numFmt w:val="lowerRoman"/>
+      <w:lvlText w:val="%3."/>
+      <w:lvlJc w:val="right"/>
+      <w:pPr>
+        <w:ind w:left="2160" w:hanging="180"/>
+      </w:pPr>
+    </w:lvl>
+    <w:lvl w:ilvl="3" w:tplc="0409000F" w:tentative="1">
+      <w:start w:val="1"/>
+      <w:numFmt w:val="decimal"/>
+      <w:lvlText w:val="%4."/>
+      <w:lvlJc w:val="left"/>
+      <w:pPr>
+        <w:ind w:left="2880" w:hanging="360"/>
+      </w:pPr>
+    </w:lvl>
+    <w:lvl w:ilvl="4" w:tplc="04090019" w:tentative="1">
+      <w:start w:val="1"/>
+      <w:numFmt w:val="lowerLetter"/>
+      <w:lvlText w:val="%5."/>
+      <w:lvlJc w:val="left"/>
+      <w:pPr>
+        <w:ind w:left="3600" w:hanging="360"/>
+      </w:pPr>
+    </w:lvl>
+    <w:lvl w:ilvl="5" w:tplc="0409001B" w:tentative="1">
+      <w:start w:val="1"/>
+      <w:numFmt w:val="lowerRoman"/>
+      <w:lvlText w:val="%6."/>
+      <w:lvlJc w:val="right"/>
+      <w:pPr>
+        <w:ind w:left="4320" w:hanging="180"/>
+      </w:pPr>
+    </w:lvl>
+    <w:lvl w:ilvl="6" w:tplc="0409000F" w:tentative="1">
+      <w:start w:val="1"/>
+      <w:numFmt w:val="decimal"/>
+      <w:lvlText w:val="%7."/>
+      <w:lvlJc w:val="left"/>
+      <w:pPr>
+        <w:ind w:left="5040" w:hanging="360"/>
+      </w:pPr>
+    </w:lvl>
+    <w:lvl w:ilvl="7" w:tplc="04090019" w:tentative="1">
+      <w:start w:val="1"/>
+      <w:numFmt w:val="lowerLetter"/>
+      <w:lvlText w:val="%8."/>
+      <w:lvlJc w:val="left"/>
+      <w:pPr>
+        <w:ind w:left="5760" w:hanging="360"/>
+      </w:pPr>
+    </w:lvl>
+    <w:lvl w:ilvl="8" w:tplc="0409001B" w:tentative="1">
+      <w:start w:val="1"/>
+      <w:numFmt w:val="lowerRoman"/>
+      <w:lvlText w:val="%9."/>
+      <w:lvlJc w:val="right"/>
+      <w:pPr>
+        <w:ind w:left="6480" w:hanging="180"/>
+      </w:pPr>
+    </w:lvl>
+  </w:abstractNum>
+  <w:abstractNum w:abstractNumId="21" w15:restartNumberingAfterBreak="0">
     <w:nsid w:val="275D58EE"/>
     <w:multiLevelType w:val="hybridMultilevel"/>
     <w:tmpl w:val="839ECD0E"/>
@@ -12136,7 +16377,7 @@
       </w:pPr>
     </w:lvl>
   </w:abstractNum>
-  <w:abstractNum w:abstractNumId="15" w15:restartNumberingAfterBreak="0">
+  <w:abstractNum w:abstractNumId="22" w15:restartNumberingAfterBreak="0">
     <w:nsid w:val="278F5855"/>
     <w:multiLevelType w:val="hybridMultilevel"/>
     <w:tmpl w:val="148A456E"/>
@@ -12222,7 +16463,7 @@
       </w:pPr>
     </w:lvl>
   </w:abstractNum>
-  <w:abstractNum w:abstractNumId="16" w15:restartNumberingAfterBreak="0">
+  <w:abstractNum w:abstractNumId="23" w15:restartNumberingAfterBreak="0">
     <w:nsid w:val="35327351"/>
     <w:multiLevelType w:val="hybridMultilevel"/>
     <w:tmpl w:val="57F848A2"/>
@@ -12308,7 +16549,7 @@
       </w:pPr>
     </w:lvl>
   </w:abstractNum>
-  <w:abstractNum w:abstractNumId="17" w15:restartNumberingAfterBreak="0">
+  <w:abstractNum w:abstractNumId="24" w15:restartNumberingAfterBreak="0">
     <w:nsid w:val="3BB2615B"/>
     <w:multiLevelType w:val="hybridMultilevel"/>
     <w:tmpl w:val="DEF057F6"/>
@@ -12397,7 +16638,7 @@
       </w:pPr>
     </w:lvl>
   </w:abstractNum>
-  <w:abstractNum w:abstractNumId="18" w15:restartNumberingAfterBreak="0">
+  <w:abstractNum w:abstractNumId="25" w15:restartNumberingAfterBreak="0">
     <w:nsid w:val="3E42268E"/>
     <w:multiLevelType w:val="multilevel"/>
     <w:tmpl w:val="98BCCC0E"/>
@@ -12510,7 +16751,7 @@
       </w:pPr>
     </w:lvl>
   </w:abstractNum>
-  <w:abstractNum w:abstractNumId="19" w15:restartNumberingAfterBreak="0">
+  <w:abstractNum w:abstractNumId="26" w15:restartNumberingAfterBreak="0">
     <w:nsid w:val="3E840FAE"/>
     <w:multiLevelType w:val="hybridMultilevel"/>
     <w:tmpl w:val="148A456E"/>
@@ -12596,7 +16837,97 @@
       </w:pPr>
     </w:lvl>
   </w:abstractNum>
-  <w:abstractNum w:abstractNumId="20" w15:restartNumberingAfterBreak="0">
+  <w:abstractNum w:abstractNumId="27" w15:restartNumberingAfterBreak="0">
+    <w:nsid w:val="407F7D7E"/>
+    <w:multiLevelType w:val="hybridMultilevel"/>
+    <w:tmpl w:val="C71E5FC4"/>
+    <w:lvl w:ilvl="0" w:tplc="39E6BE72">
+      <w:start w:val="1"/>
+      <w:numFmt w:val="decimal"/>
+      <w:lvlText w:val="%1."/>
+      <w:lvlJc w:val="left"/>
+      <w:pPr>
+        <w:ind w:left="720" w:hanging="360"/>
+      </w:pPr>
+      <w:rPr>
+        <w:rFonts w:hint="default"/>
+        <w:sz w:val="28"/>
+      </w:rPr>
+    </w:lvl>
+    <w:lvl w:ilvl="1" w:tplc="04090019" w:tentative="1">
+      <w:start w:val="1"/>
+      <w:numFmt w:val="lowerLetter"/>
+      <w:lvlText w:val="%2."/>
+      <w:lvlJc w:val="left"/>
+      <w:pPr>
+        <w:ind w:left="1440" w:hanging="360"/>
+      </w:pPr>
+    </w:lvl>
+    <w:lvl w:ilvl="2" w:tplc="0409001B" w:tentative="1">
+      <w:start w:val="1"/>
+      <w:numFmt w:val="lowerRoman"/>
+      <w:lvlText w:val="%3."/>
+      <w:lvlJc w:val="right"/>
+      <w:pPr>
+        <w:ind w:left="2160" w:hanging="180"/>
+      </w:pPr>
+    </w:lvl>
+    <w:lvl w:ilvl="3" w:tplc="0409000F" w:tentative="1">
+      <w:start w:val="1"/>
+      <w:numFmt w:val="decimal"/>
+      <w:lvlText w:val="%4."/>
+      <w:lvlJc w:val="left"/>
+      <w:pPr>
+        <w:ind w:left="2880" w:hanging="360"/>
+      </w:pPr>
+    </w:lvl>
+    <w:lvl w:ilvl="4" w:tplc="04090019" w:tentative="1">
+      <w:start w:val="1"/>
+      <w:numFmt w:val="lowerLetter"/>
+      <w:lvlText w:val="%5."/>
+      <w:lvlJc w:val="left"/>
+      <w:pPr>
+        <w:ind w:left="3600" w:hanging="360"/>
+      </w:pPr>
+    </w:lvl>
+    <w:lvl w:ilvl="5" w:tplc="0409001B" w:tentative="1">
+      <w:start w:val="1"/>
+      <w:numFmt w:val="lowerRoman"/>
+      <w:lvlText w:val="%6."/>
+      <w:lvlJc w:val="right"/>
+      <w:pPr>
+        <w:ind w:left="4320" w:hanging="180"/>
+      </w:pPr>
+    </w:lvl>
+    <w:lvl w:ilvl="6" w:tplc="0409000F" w:tentative="1">
+      <w:start w:val="1"/>
+      <w:numFmt w:val="decimal"/>
+      <w:lvlText w:val="%7."/>
+      <w:lvlJc w:val="left"/>
+      <w:pPr>
+        <w:ind w:left="5040" w:hanging="360"/>
+      </w:pPr>
+    </w:lvl>
+    <w:lvl w:ilvl="7" w:tplc="04090019" w:tentative="1">
+      <w:start w:val="1"/>
+      <w:numFmt w:val="lowerLetter"/>
+      <w:lvlText w:val="%8."/>
+      <w:lvlJc w:val="left"/>
+      <w:pPr>
+        <w:ind w:left="5760" w:hanging="360"/>
+      </w:pPr>
+    </w:lvl>
+    <w:lvl w:ilvl="8" w:tplc="0409001B" w:tentative="1">
+      <w:start w:val="1"/>
+      <w:numFmt w:val="lowerRoman"/>
+      <w:lvlText w:val="%9."/>
+      <w:lvlJc w:val="right"/>
+      <w:pPr>
+        <w:ind w:left="6480" w:hanging="180"/>
+      </w:pPr>
+    </w:lvl>
+  </w:abstractNum>
+  <w:abstractNum w:abstractNumId="28" w15:restartNumberingAfterBreak="0">
     <w:nsid w:val="442D2E2E"/>
     <w:multiLevelType w:val="hybridMultilevel"/>
     <w:tmpl w:val="0FA0C10A"/>
@@ -12682,7 +17013,97 @@
       </w:pPr>
     </w:lvl>
   </w:abstractNum>
-  <w:abstractNum w:abstractNumId="21" w15:restartNumberingAfterBreak="0">
+  <w:abstractNum w:abstractNumId="29" w15:restartNumberingAfterBreak="0">
+    <w:nsid w:val="45E94724"/>
+    <w:multiLevelType w:val="hybridMultilevel"/>
+    <w:tmpl w:val="55B0AE28"/>
+    <w:lvl w:ilvl="0" w:tplc="5A0E5098">
+      <w:start w:val="1"/>
+      <w:numFmt w:val="decimal"/>
+      <w:lvlText w:val="%1."/>
+      <w:lvlJc w:val="left"/>
+      <w:pPr>
+        <w:ind w:left="720" w:hanging="360"/>
+      </w:pPr>
+      <w:rPr>
+        <w:rFonts w:hint="default"/>
+        <w:sz w:val="28"/>
+      </w:rPr>
+    </w:lvl>
+    <w:lvl w:ilvl="1" w:tplc="04090019" w:tentative="1">
+      <w:start w:val="1"/>
+      <w:numFmt w:val="lowerLetter"/>
+      <w:lvlText w:val="%2."/>
+      <w:lvlJc w:val="left"/>
+      <w:pPr>
+        <w:ind w:left="1440" w:hanging="360"/>
+      </w:pPr>
+    </w:lvl>
+    <w:lvl w:ilvl="2" w:tplc="0409001B" w:tentative="1">
+      <w:start w:val="1"/>
+      <w:numFmt w:val="lowerRoman"/>
+      <w:lvlText w:val="%3."/>
+      <w:lvlJc w:val="right"/>
+      <w:pPr>
+        <w:ind w:left="2160" w:hanging="180"/>
+      </w:pPr>
+    </w:lvl>
+    <w:lvl w:ilvl="3" w:tplc="0409000F" w:tentative="1">
+      <w:start w:val="1"/>
+      <w:numFmt w:val="decimal"/>
+      <w:lvlText w:val="%4."/>
+      <w:lvlJc w:val="left"/>
+      <w:pPr>
+        <w:ind w:left="2880" w:hanging="360"/>
+      </w:pPr>
+    </w:lvl>
+    <w:lvl w:ilvl="4" w:tplc="04090019" w:tentative="1">
+      <w:start w:val="1"/>
+      <w:numFmt w:val="lowerLetter"/>
+      <w:lvlText w:val="%5."/>
+      <w:lvlJc w:val="left"/>
+      <w:pPr>
+        <w:ind w:left="3600" w:hanging="360"/>
+      </w:pPr>
+    </w:lvl>
+    <w:lvl w:ilvl="5" w:tplc="0409001B" w:tentative="1">
+      <w:start w:val="1"/>
+      <w:numFmt w:val="lowerRoman"/>
+      <w:lvlText w:val="%6."/>
+      <w:lvlJc w:val="right"/>
+      <w:pPr>
+        <w:ind w:left="4320" w:hanging="180"/>
+      </w:pPr>
+    </w:lvl>
+    <w:lvl w:ilvl="6" w:tplc="0409000F" w:tentative="1">
+      <w:start w:val="1"/>
+      <w:numFmt w:val="decimal"/>
+      <w:lvlText w:val="%7."/>
+      <w:lvlJc w:val="left"/>
+      <w:pPr>
+        <w:ind w:left="5040" w:hanging="360"/>
+      </w:pPr>
+    </w:lvl>
+    <w:lvl w:ilvl="7" w:tplc="04090019" w:tentative="1">
+      <w:start w:val="1"/>
+      <w:numFmt w:val="lowerLetter"/>
+      <w:lvlText w:val="%8."/>
+      <w:lvlJc w:val="left"/>
+      <w:pPr>
+        <w:ind w:left="5760" w:hanging="360"/>
+      </w:pPr>
+    </w:lvl>
+    <w:lvl w:ilvl="8" w:tplc="0409001B" w:tentative="1">
+      <w:start w:val="1"/>
+      <w:numFmt w:val="lowerRoman"/>
+      <w:lvlText w:val="%9."/>
+      <w:lvlJc w:val="right"/>
+      <w:pPr>
+        <w:ind w:left="6480" w:hanging="180"/>
+      </w:pPr>
+    </w:lvl>
+  </w:abstractNum>
+  <w:abstractNum w:abstractNumId="30" w15:restartNumberingAfterBreak="0">
     <w:nsid w:val="46172AD9"/>
     <w:multiLevelType w:val="hybridMultilevel"/>
     <w:tmpl w:val="E0F0ECAC"/>
@@ -12822,7 +17243,97 @@
       </w:rPr>
     </w:lvl>
   </w:abstractNum>
-  <w:abstractNum w:abstractNumId="22" w15:restartNumberingAfterBreak="0">
+  <w:abstractNum w:abstractNumId="31" w15:restartNumberingAfterBreak="0">
+    <w:nsid w:val="489716C0"/>
+    <w:multiLevelType w:val="hybridMultilevel"/>
+    <w:tmpl w:val="03923CD6"/>
+    <w:lvl w:ilvl="0" w:tplc="43BE2D60">
+      <w:start w:val="1"/>
+      <w:numFmt w:val="decimal"/>
+      <w:lvlText w:val="%1."/>
+      <w:lvlJc w:val="left"/>
+      <w:pPr>
+        <w:ind w:left="720" w:hanging="360"/>
+      </w:pPr>
+      <w:rPr>
+        <w:rFonts w:hint="default"/>
+        <w:sz w:val="28"/>
+      </w:rPr>
+    </w:lvl>
+    <w:lvl w:ilvl="1" w:tplc="04090019" w:tentative="1">
+      <w:start w:val="1"/>
+      <w:numFmt w:val="lowerLetter"/>
+      <w:lvlText w:val="%2."/>
+      <w:lvlJc w:val="left"/>
+      <w:pPr>
+        <w:ind w:left="1440" w:hanging="360"/>
+      </w:pPr>
+    </w:lvl>
+    <w:lvl w:ilvl="2" w:tplc="0409001B" w:tentative="1">
+      <w:start w:val="1"/>
+      <w:numFmt w:val="lowerRoman"/>
+      <w:lvlText w:val="%3."/>
+      <w:lvlJc w:val="right"/>
+      <w:pPr>
+        <w:ind w:left="2160" w:hanging="180"/>
+      </w:pPr>
+    </w:lvl>
+    <w:lvl w:ilvl="3" w:tplc="0409000F" w:tentative="1">
+      <w:start w:val="1"/>
+      <w:numFmt w:val="decimal"/>
+      <w:lvlText w:val="%4."/>
+      <w:lvlJc w:val="left"/>
+      <w:pPr>
+        <w:ind w:left="2880" w:hanging="360"/>
+      </w:pPr>
+    </w:lvl>
+    <w:lvl w:ilvl="4" w:tplc="04090019" w:tentative="1">
+      <w:start w:val="1"/>
+      <w:numFmt w:val="lowerLetter"/>
+      <w:lvlText w:val="%5."/>
+      <w:lvlJc w:val="left"/>
+      <w:pPr>
+        <w:ind w:left="3600" w:hanging="360"/>
+      </w:pPr>
+    </w:lvl>
+    <w:lvl w:ilvl="5" w:tplc="0409001B" w:tentative="1">
+      <w:start w:val="1"/>
+      <w:numFmt w:val="lowerRoman"/>
+      <w:lvlText w:val="%6."/>
+      <w:lvlJc w:val="right"/>
+      <w:pPr>
+        <w:ind w:left="4320" w:hanging="180"/>
+      </w:pPr>
+    </w:lvl>
+    <w:lvl w:ilvl="6" w:tplc="0409000F" w:tentative="1">
+      <w:start w:val="1"/>
+      <w:numFmt w:val="decimal"/>
+      <w:lvlText w:val="%7."/>
+      <w:lvlJc w:val="left"/>
+      <w:pPr>
+        <w:ind w:left="5040" w:hanging="360"/>
+      </w:pPr>
+    </w:lvl>
+    <w:lvl w:ilvl="7" w:tplc="04090019" w:tentative="1">
+      <w:start w:val="1"/>
+      <w:numFmt w:val="lowerLetter"/>
+      <w:lvlText w:val="%8."/>
+      <w:lvlJc w:val="left"/>
+      <w:pPr>
+        <w:ind w:left="5760" w:hanging="360"/>
+      </w:pPr>
+    </w:lvl>
+    <w:lvl w:ilvl="8" w:tplc="0409001B" w:tentative="1">
+      <w:start w:val="1"/>
+      <w:numFmt w:val="lowerRoman"/>
+      <w:lvlText w:val="%9."/>
+      <w:lvlJc w:val="right"/>
+      <w:pPr>
+        <w:ind w:left="6480" w:hanging="180"/>
+      </w:pPr>
+    </w:lvl>
+  </w:abstractNum>
+  <w:abstractNum w:abstractNumId="32" w15:restartNumberingAfterBreak="0">
     <w:nsid w:val="491B48D7"/>
     <w:multiLevelType w:val="hybridMultilevel"/>
     <w:tmpl w:val="839ECD0E"/>
@@ -12908,7 +17419,97 @@
       </w:pPr>
     </w:lvl>
   </w:abstractNum>
-  <w:abstractNum w:abstractNumId="23" w15:restartNumberingAfterBreak="0">
+  <w:abstractNum w:abstractNumId="33" w15:restartNumberingAfterBreak="0">
+    <w:nsid w:val="49835B5F"/>
+    <w:multiLevelType w:val="hybridMultilevel"/>
+    <w:tmpl w:val="2C9A5CC4"/>
+    <w:lvl w:ilvl="0" w:tplc="05F616E2">
+      <w:start w:val="1"/>
+      <w:numFmt w:val="decimal"/>
+      <w:lvlText w:val="%1."/>
+      <w:lvlJc w:val="left"/>
+      <w:pPr>
+        <w:ind w:left="720" w:hanging="360"/>
+      </w:pPr>
+      <w:rPr>
+        <w:rFonts w:hint="default"/>
+        <w:sz w:val="28"/>
+      </w:rPr>
+    </w:lvl>
+    <w:lvl w:ilvl="1" w:tplc="04090019" w:tentative="1">
+      <w:start w:val="1"/>
+      <w:numFmt w:val="lowerLetter"/>
+      <w:lvlText w:val="%2."/>
+      <w:lvlJc w:val="left"/>
+      <w:pPr>
+        <w:ind w:left="1440" w:hanging="360"/>
+      </w:pPr>
+    </w:lvl>
+    <w:lvl w:ilvl="2" w:tplc="0409001B" w:tentative="1">
+      <w:start w:val="1"/>
+      <w:numFmt w:val="lowerRoman"/>
+      <w:lvlText w:val="%3."/>
+      <w:lvlJc w:val="right"/>
+      <w:pPr>
+        <w:ind w:left="2160" w:hanging="180"/>
+      </w:pPr>
+    </w:lvl>
+    <w:lvl w:ilvl="3" w:tplc="0409000F" w:tentative="1">
+      <w:start w:val="1"/>
+      <w:numFmt w:val="decimal"/>
+      <w:lvlText w:val="%4."/>
+      <w:lvlJc w:val="left"/>
+      <w:pPr>
+        <w:ind w:left="2880" w:hanging="360"/>
+      </w:pPr>
+    </w:lvl>
+    <w:lvl w:ilvl="4" w:tplc="04090019" w:tentative="1">
+      <w:start w:val="1"/>
+      <w:numFmt w:val="lowerLetter"/>
+      <w:lvlText w:val="%5."/>
+      <w:lvlJc w:val="left"/>
+      <w:pPr>
+        <w:ind w:left="3600" w:hanging="360"/>
+      </w:pPr>
+    </w:lvl>
+    <w:lvl w:ilvl="5" w:tplc="0409001B" w:tentative="1">
+      <w:start w:val="1"/>
+      <w:numFmt w:val="lowerRoman"/>
+      <w:lvlText w:val="%6."/>
+      <w:lvlJc w:val="right"/>
+      <w:pPr>
+        <w:ind w:left="4320" w:hanging="180"/>
+      </w:pPr>
+    </w:lvl>
+    <w:lvl w:ilvl="6" w:tplc="0409000F" w:tentative="1">
+      <w:start w:val="1"/>
+      <w:numFmt w:val="decimal"/>
+      <w:lvlText w:val="%7."/>
+      <w:lvlJc w:val="left"/>
+      <w:pPr>
+        <w:ind w:left="5040" w:hanging="360"/>
+      </w:pPr>
+    </w:lvl>
+    <w:lvl w:ilvl="7" w:tplc="04090019" w:tentative="1">
+      <w:start w:val="1"/>
+      <w:numFmt w:val="lowerLetter"/>
+      <w:lvlText w:val="%8."/>
+      <w:lvlJc w:val="left"/>
+      <w:pPr>
+        <w:ind w:left="5760" w:hanging="360"/>
+      </w:pPr>
+    </w:lvl>
+    <w:lvl w:ilvl="8" w:tplc="0409001B" w:tentative="1">
+      <w:start w:val="1"/>
+      <w:numFmt w:val="lowerRoman"/>
+      <w:lvlText w:val="%9."/>
+      <w:lvlJc w:val="right"/>
+      <w:pPr>
+        <w:ind w:left="6480" w:hanging="180"/>
+      </w:pPr>
+    </w:lvl>
+  </w:abstractNum>
+  <w:abstractNum w:abstractNumId="34" w15:restartNumberingAfterBreak="0">
     <w:nsid w:val="4EDC1AFA"/>
     <w:multiLevelType w:val="hybridMultilevel"/>
     <w:tmpl w:val="59D4A0AE"/>
@@ -12994,7 +17595,96 @@
       </w:pPr>
     </w:lvl>
   </w:abstractNum>
-  <w:abstractNum w:abstractNumId="24" w15:restartNumberingAfterBreak="0">
+  <w:abstractNum w:abstractNumId="35" w15:restartNumberingAfterBreak="0">
+    <w:nsid w:val="50621615"/>
+    <w:multiLevelType w:val="hybridMultilevel"/>
+    <w:tmpl w:val="722EEC88"/>
+    <w:lvl w:ilvl="0" w:tplc="0409000F">
+      <w:start w:val="1"/>
+      <w:numFmt w:val="decimal"/>
+      <w:lvlText w:val="%1."/>
+      <w:lvlJc w:val="left"/>
+      <w:pPr>
+        <w:ind w:left="720" w:hanging="360"/>
+      </w:pPr>
+      <w:rPr>
+        <w:rFonts w:hint="default"/>
+      </w:rPr>
+    </w:lvl>
+    <w:lvl w:ilvl="1" w:tplc="04090019" w:tentative="1">
+      <w:start w:val="1"/>
+      <w:numFmt w:val="lowerLetter"/>
+      <w:lvlText w:val="%2."/>
+      <w:lvlJc w:val="left"/>
+      <w:pPr>
+        <w:ind w:left="1440" w:hanging="360"/>
+      </w:pPr>
+    </w:lvl>
+    <w:lvl w:ilvl="2" w:tplc="0409001B" w:tentative="1">
+      <w:start w:val="1"/>
+      <w:numFmt w:val="lowerRoman"/>
+      <w:lvlText w:val="%3."/>
+      <w:lvlJc w:val="right"/>
+      <w:pPr>
+        <w:ind w:left="2160" w:hanging="180"/>
+      </w:pPr>
+    </w:lvl>
+    <w:lvl w:ilvl="3" w:tplc="0409000F" w:tentative="1">
+      <w:start w:val="1"/>
+      <w:numFmt w:val="decimal"/>
+      <w:lvlText w:val="%4."/>
+      <w:lvlJc w:val="left"/>
+      <w:pPr>
+        <w:ind w:left="2880" w:hanging="360"/>
+      </w:pPr>
+    </w:lvl>
+    <w:lvl w:ilvl="4" w:tplc="04090019" w:tentative="1">
+      <w:start w:val="1"/>
+      <w:numFmt w:val="lowerLetter"/>
+      <w:lvlText w:val="%5."/>
+      <w:lvlJc w:val="left"/>
+      <w:pPr>
+        <w:ind w:left="3600" w:hanging="360"/>
+      </w:pPr>
+    </w:lvl>
+    <w:lvl w:ilvl="5" w:tplc="0409001B" w:tentative="1">
+      <w:start w:val="1"/>
+      <w:numFmt w:val="lowerRoman"/>
+      <w:lvlText w:val="%6."/>
+      <w:lvlJc w:val="right"/>
+      <w:pPr>
+        <w:ind w:left="4320" w:hanging="180"/>
+      </w:pPr>
+    </w:lvl>
+    <w:lvl w:ilvl="6" w:tplc="0409000F" w:tentative="1">
+      <w:start w:val="1"/>
+      <w:numFmt w:val="decimal"/>
+      <w:lvlText w:val="%7."/>
+      <w:lvlJc w:val="left"/>
+      <w:pPr>
+        <w:ind w:left="5040" w:hanging="360"/>
+      </w:pPr>
+    </w:lvl>
+    <w:lvl w:ilvl="7" w:tplc="04090019" w:tentative="1">
+      <w:start w:val="1"/>
+      <w:numFmt w:val="lowerLetter"/>
+      <w:lvlText w:val="%8."/>
+      <w:lvlJc w:val="left"/>
+      <w:pPr>
+        <w:ind w:left="5760" w:hanging="360"/>
+      </w:pPr>
+    </w:lvl>
+    <w:lvl w:ilvl="8" w:tplc="0409001B" w:tentative="1">
+      <w:start w:val="1"/>
+      <w:numFmt w:val="lowerRoman"/>
+      <w:lvlText w:val="%9."/>
+      <w:lvlJc w:val="right"/>
+      <w:pPr>
+        <w:ind w:left="6480" w:hanging="180"/>
+      </w:pPr>
+    </w:lvl>
+  </w:abstractNum>
+  <w:abstractNum w:abstractNumId="36" w15:restartNumberingAfterBreak="0">
     <w:nsid w:val="506E541E"/>
     <w:multiLevelType w:val="hybridMultilevel"/>
     <w:tmpl w:val="1C4049BE"/>
@@ -13083,7 +17773,97 @@
       </w:pPr>
     </w:lvl>
   </w:abstractNum>
-  <w:abstractNum w:abstractNumId="25" w15:restartNumberingAfterBreak="0">
+  <w:abstractNum w:abstractNumId="37" w15:restartNumberingAfterBreak="0">
+    <w:nsid w:val="5CC421BA"/>
+    <w:multiLevelType w:val="hybridMultilevel"/>
+    <w:tmpl w:val="61989246"/>
+    <w:lvl w:ilvl="0" w:tplc="0409000F">
+      <w:start w:val="1"/>
+      <w:numFmt w:val="decimal"/>
+      <w:lvlText w:val="%1."/>
+      <w:lvlJc w:val="left"/>
+      <w:pPr>
+        <w:ind w:left="720" w:hanging="360"/>
+      </w:pPr>
+      <w:rPr>
+        <w:rFonts w:hint="default"/>
+        <w:b w:val="0"/>
+      </w:rPr>
+    </w:lvl>
+    <w:lvl w:ilvl="1" w:tplc="04090019" w:tentative="1">
+      <w:start w:val="1"/>
+      <w:numFmt w:val="lowerLetter"/>
+      <w:lvlText w:val="%2."/>
+      <w:lvlJc w:val="left"/>
+      <w:pPr>
+        <w:ind w:left="1440" w:hanging="360"/>
+      </w:pPr>
+    </w:lvl>
+    <w:lvl w:ilvl="2" w:tplc="0409001B" w:tentative="1">
+      <w:start w:val="1"/>
+      <w:numFmt w:val="lowerRoman"/>
+      <w:lvlText w:val="%3."/>
+      <w:lvlJc w:val="right"/>
+      <w:pPr>
+        <w:ind w:left="2160" w:hanging="180"/>
+      </w:pPr>
+    </w:lvl>
+    <w:lvl w:ilvl="3" w:tplc="0409000F" w:tentative="1">
+      <w:start w:val="1"/>
+      <w:numFmt w:val="decimal"/>
+      <w:lvlText w:val="%4."/>
+      <w:lvlJc w:val="left"/>
+      <w:pPr>
+        <w:ind w:left="2880" w:hanging="360"/>
+      </w:pPr>
+    </w:lvl>
+    <w:lvl w:ilvl="4" w:tplc="04090019" w:tentative="1">
+      <w:start w:val="1"/>
+      <w:numFmt w:val="lowerLetter"/>
+      <w:lvlText w:val="%5."/>
+      <w:lvlJc w:val="left"/>
+      <w:pPr>
+        <w:ind w:left="3600" w:hanging="360"/>
+      </w:pPr>
+    </w:lvl>
+    <w:lvl w:ilvl="5" w:tplc="0409001B" w:tentative="1">
+      <w:start w:val="1"/>
+      <w:numFmt w:val="lowerRoman"/>
+      <w:lvlText w:val="%6."/>
+      <w:lvlJc w:val="right"/>
+      <w:pPr>
+        <w:ind w:left="4320" w:hanging="180"/>
+      </w:pPr>
+    </w:lvl>
+    <w:lvl w:ilvl="6" w:tplc="0409000F" w:tentative="1">
+      <w:start w:val="1"/>
+      <w:numFmt w:val="decimal"/>
+      <w:lvlText w:val="%7."/>
+      <w:lvlJc w:val="left"/>
+      <w:pPr>
+        <w:ind w:left="5040" w:hanging="360"/>
+      </w:pPr>
+    </w:lvl>
+    <w:lvl w:ilvl="7" w:tplc="04090019" w:tentative="1">
+      <w:start w:val="1"/>
+      <w:numFmt w:val="lowerLetter"/>
+      <w:lvlText w:val="%8."/>
+      <w:lvlJc w:val="left"/>
+      <w:pPr>
+        <w:ind w:left="5760" w:hanging="360"/>
+      </w:pPr>
+    </w:lvl>
+    <w:lvl w:ilvl="8" w:tplc="0409001B" w:tentative="1">
+      <w:start w:val="1"/>
+      <w:numFmt w:val="lowerRoman"/>
+      <w:lvlText w:val="%9."/>
+      <w:lvlJc w:val="right"/>
+      <w:pPr>
+        <w:ind w:left="6480" w:hanging="180"/>
+      </w:pPr>
+    </w:lvl>
+  </w:abstractNum>
+  <w:abstractNum w:abstractNumId="38" w15:restartNumberingAfterBreak="0">
     <w:nsid w:val="66A051B5"/>
     <w:multiLevelType w:val="hybridMultilevel"/>
     <w:tmpl w:val="6870F43C"/>
@@ -13196,7 +17976,7 @@
       </w:rPr>
     </w:lvl>
   </w:abstractNum>
-  <w:abstractNum w:abstractNumId="26" w15:restartNumberingAfterBreak="0">
+  <w:abstractNum w:abstractNumId="39" w15:restartNumberingAfterBreak="0">
     <w:nsid w:val="66BC7CB4"/>
     <w:multiLevelType w:val="hybridMultilevel"/>
     <w:tmpl w:val="8BBAECFE"/>
@@ -13309,7 +18089,7 @@
       </w:pPr>
     </w:lvl>
   </w:abstractNum>
-  <w:abstractNum w:abstractNumId="27" w15:restartNumberingAfterBreak="0">
+  <w:abstractNum w:abstractNumId="40" w15:restartNumberingAfterBreak="0">
     <w:nsid w:val="6EF6131B"/>
     <w:multiLevelType w:val="hybridMultilevel"/>
     <w:tmpl w:val="336C2DB2"/>
@@ -13422,7 +18202,97 @@
       </w:rPr>
     </w:lvl>
   </w:abstractNum>
-  <w:abstractNum w:abstractNumId="28" w15:restartNumberingAfterBreak="0">
+  <w:abstractNum w:abstractNumId="41" w15:restartNumberingAfterBreak="0">
+    <w:nsid w:val="7C9367AF"/>
+    <w:multiLevelType w:val="hybridMultilevel"/>
+    <w:tmpl w:val="B418AA82"/>
+    <w:lvl w:ilvl="0" w:tplc="0409000F">
+      <w:start w:val="1"/>
+      <w:numFmt w:val="decimal"/>
+      <w:lvlText w:val="%1."/>
+      <w:lvlJc w:val="left"/>
+      <w:pPr>
+        <w:ind w:left="720" w:hanging="360"/>
+      </w:pPr>
+      <w:rPr>
+        <w:rFonts w:hint="default"/>
+        <w:b w:val="0"/>
+      </w:rPr>
+    </w:lvl>
+    <w:lvl w:ilvl="1" w:tplc="04090019" w:tentative="1">
+      <w:start w:val="1"/>
+      <w:numFmt w:val="lowerLetter"/>
+      <w:lvlText w:val="%2."/>
+      <w:lvlJc w:val="left"/>
+      <w:pPr>
+        <w:ind w:left="1440" w:hanging="360"/>
+      </w:pPr>
+    </w:lvl>
+    <w:lvl w:ilvl="2" w:tplc="0409001B" w:tentative="1">
+      <w:start w:val="1"/>
+      <w:numFmt w:val="lowerRoman"/>
+      <w:lvlText w:val="%3."/>
+      <w:lvlJc w:val="right"/>
+      <w:pPr>
+        <w:ind w:left="2160" w:hanging="180"/>
+      </w:pPr>
+    </w:lvl>
+    <w:lvl w:ilvl="3" w:tplc="0409000F" w:tentative="1">
+      <w:start w:val="1"/>
+      <w:numFmt w:val="decimal"/>
+      <w:lvlText w:val="%4."/>
+      <w:lvlJc w:val="left"/>
+      <w:pPr>
+        <w:ind w:left="2880" w:hanging="360"/>
+      </w:pPr>
+    </w:lvl>
+    <w:lvl w:ilvl="4" w:tplc="04090019" w:tentative="1">
+      <w:start w:val="1"/>
+      <w:numFmt w:val="lowerLetter"/>
+      <w:lvlText w:val="%5."/>
+      <w:lvlJc w:val="left"/>
+      <w:pPr>
+        <w:ind w:left="3600" w:hanging="360"/>
+      </w:pPr>
+    </w:lvl>
+    <w:lvl w:ilvl="5" w:tplc="0409001B" w:tentative="1">
+      <w:start w:val="1"/>
+      <w:numFmt w:val="lowerRoman"/>
+      <w:lvlText w:val="%6."/>
+      <w:lvlJc w:val="right"/>
+      <w:pPr>
+        <w:ind w:left="4320" w:hanging="180"/>
+      </w:pPr>
+    </w:lvl>
+    <w:lvl w:ilvl="6" w:tplc="0409000F" w:tentative="1">
+      <w:start w:val="1"/>
+      <w:numFmt w:val="decimal"/>
+      <w:lvlText w:val="%7."/>
+      <w:lvlJc w:val="left"/>
+      <w:pPr>
+        <w:ind w:left="5040" w:hanging="360"/>
+      </w:pPr>
+    </w:lvl>
+    <w:lvl w:ilvl="7" w:tplc="04090019" w:tentative="1">
+      <w:start w:val="1"/>
+      <w:numFmt w:val="lowerLetter"/>
+      <w:lvlText w:val="%8."/>
+      <w:lvlJc w:val="left"/>
+      <w:pPr>
+        <w:ind w:left="5760" w:hanging="360"/>
+      </w:pPr>
+    </w:lvl>
+    <w:lvl w:ilvl="8" w:tplc="0409001B" w:tentative="1">
+      <w:start w:val="1"/>
+      <w:numFmt w:val="lowerRoman"/>
+      <w:lvlText w:val="%9."/>
+      <w:lvlJc w:val="right"/>
+      <w:pPr>
+        <w:ind w:left="6480" w:hanging="180"/>
+      </w:pPr>
+    </w:lvl>
+  </w:abstractNum>
+  <w:abstractNum w:abstractNumId="42" w15:restartNumberingAfterBreak="0">
     <w:nsid w:val="7CE939DB"/>
     <w:multiLevelType w:val="hybridMultilevel"/>
     <w:tmpl w:val="9C7232D8"/>
@@ -13508,95 +18378,185 @@
       </w:pPr>
     </w:lvl>
   </w:abstractNum>
+  <w:abstractNum w:abstractNumId="43" w15:restartNumberingAfterBreak="0">
+    <w:nsid w:val="7F6050F7"/>
+    <w:multiLevelType w:val="hybridMultilevel"/>
+    <w:tmpl w:val="5EEE64D0"/>
+    <w:lvl w:ilvl="0" w:tplc="30082032">
+      <w:start w:val="1"/>
+      <w:numFmt w:val="decimal"/>
+      <w:lvlText w:val="%1."/>
+      <w:lvlJc w:val="left"/>
+      <w:pPr>
+        <w:ind w:left="720" w:hanging="360"/>
+      </w:pPr>
+      <w:rPr>
+        <w:rFonts w:hint="default"/>
+        <w:sz w:val="28"/>
+      </w:rPr>
+    </w:lvl>
+    <w:lvl w:ilvl="1" w:tplc="04090019" w:tentative="1">
+      <w:start w:val="1"/>
+      <w:numFmt w:val="lowerLetter"/>
+      <w:lvlText w:val="%2."/>
+      <w:lvlJc w:val="left"/>
+      <w:pPr>
+        <w:ind w:left="1440" w:hanging="360"/>
+      </w:pPr>
+    </w:lvl>
+    <w:lvl w:ilvl="2" w:tplc="0409001B" w:tentative="1">
+      <w:start w:val="1"/>
+      <w:numFmt w:val="lowerRoman"/>
+      <w:lvlText w:val="%3."/>
+      <w:lvlJc w:val="right"/>
+      <w:pPr>
+        <w:ind w:left="2160" w:hanging="180"/>
+      </w:pPr>
+    </w:lvl>
+    <w:lvl w:ilvl="3" w:tplc="0409000F" w:tentative="1">
+      <w:start w:val="1"/>
+      <w:numFmt w:val="decimal"/>
+      <w:lvlText w:val="%4."/>
+      <w:lvlJc w:val="left"/>
+      <w:pPr>
+        <w:ind w:left="2880" w:hanging="360"/>
+      </w:pPr>
+    </w:lvl>
+    <w:lvl w:ilvl="4" w:tplc="04090019" w:tentative="1">
+      <w:start w:val="1"/>
+      <w:numFmt w:val="lowerLetter"/>
+      <w:lvlText w:val="%5."/>
+      <w:lvlJc w:val="left"/>
+      <w:pPr>
+        <w:ind w:left="3600" w:hanging="360"/>
+      </w:pPr>
+    </w:lvl>
+    <w:lvl w:ilvl="5" w:tplc="0409001B" w:tentative="1">
+      <w:start w:val="1"/>
+      <w:numFmt w:val="lowerRoman"/>
+      <w:lvlText w:val="%6."/>
+      <w:lvlJc w:val="right"/>
+      <w:pPr>
+        <w:ind w:left="4320" w:hanging="180"/>
+      </w:pPr>
+    </w:lvl>
+    <w:lvl w:ilvl="6" w:tplc="0409000F" w:tentative="1">
+      <w:start w:val="1"/>
+      <w:numFmt w:val="decimal"/>
+      <w:lvlText w:val="%7."/>
+      <w:lvlJc w:val="left"/>
+      <w:pPr>
+        <w:ind w:left="5040" w:hanging="360"/>
+      </w:pPr>
+    </w:lvl>
+    <w:lvl w:ilvl="7" w:tplc="04090019" w:tentative="1">
+      <w:start w:val="1"/>
+      <w:numFmt w:val="lowerLetter"/>
+      <w:lvlText w:val="%8."/>
+      <w:lvlJc w:val="left"/>
+      <w:pPr>
+        <w:ind w:left="5760" w:hanging="360"/>
+      </w:pPr>
+    </w:lvl>
+    <w:lvl w:ilvl="8" w:tplc="0409001B" w:tentative="1">
+      <w:start w:val="1"/>
+      <w:numFmt w:val="lowerRoman"/>
+      <w:lvlText w:val="%9."/>
+      <w:lvlJc w:val="right"/>
+      <w:pPr>
+        <w:ind w:left="6480" w:hanging="180"/>
+      </w:pPr>
+    </w:lvl>
+  </w:abstractNum>
   <w:num w:numId="1" w16cid:durableId="1198199627">
+    <w:abstractNumId w:val="22"/>
+  </w:num>
+  <w:num w:numId="2" w16cid:durableId="161705132">
+    <w:abstractNumId w:val="26"/>
+  </w:num>
+  <w:num w:numId="3" w16cid:durableId="1749837617">
+    <w:abstractNumId w:val="14"/>
+  </w:num>
+  <w:num w:numId="4" w16cid:durableId="583105981">
     <w:abstractNumId w:val="15"/>
   </w:num>
-  <w:num w:numId="2" w16cid:durableId="161705132">
-    <w:abstractNumId w:val="19"/>
-  </w:num>
-  <w:num w:numId="3" w16cid:durableId="1749837617">
+  <w:num w:numId="5" w16cid:durableId="745760097">
     <w:abstractNumId w:val="10"/>
   </w:num>
-  <w:num w:numId="4" w16cid:durableId="583105981">
-    <w:abstractNumId w:val="11"/>
+  <w:num w:numId="6" w16cid:durableId="210729202">
+    <w:abstractNumId w:val="21"/>
   </w:num>
-  <w:num w:numId="5" w16cid:durableId="745760097">
+  <w:num w:numId="7" w16cid:durableId="1746419229">
+    <w:abstractNumId w:val="32"/>
+  </w:num>
+  <w:num w:numId="8" w16cid:durableId="1234270097">
     <w:abstractNumId w:val="7"/>
   </w:num>
-  <w:num w:numId="6" w16cid:durableId="210729202">
-    <w:abstractNumId w:val="14"/>
-  </w:num>
-  <w:num w:numId="7" w16cid:durableId="1746419229">
-    <w:abstractNumId w:val="22"/>
-  </w:num>
-  <w:num w:numId="8" w16cid:durableId="1234270097">
-    <w:abstractNumId w:val="5"/>
-  </w:num>
   <w:num w:numId="9" w16cid:durableId="1843928145">
-    <w:abstractNumId w:val="17"/>
+    <w:abstractNumId w:val="24"/>
   </w:num>
   <w:num w:numId="10" w16cid:durableId="1068259793">
-    <w:abstractNumId w:val="3"/>
+    <w:abstractNumId w:val="4"/>
   </w:num>
   <w:num w:numId="11" w16cid:durableId="285016140">
-    <w:abstractNumId w:val="26"/>
+    <w:abstractNumId w:val="39"/>
   </w:num>
   <w:num w:numId="12" w16cid:durableId="1066880769">
     <w:abstractNumId w:val="0"/>
   </w:num>
   <w:num w:numId="13" w16cid:durableId="282033906">
-    <w:abstractNumId w:val="8"/>
+    <w:abstractNumId w:val="11"/>
   </w:num>
   <w:num w:numId="14" w16cid:durableId="1468934474">
-    <w:abstractNumId w:val="12"/>
+    <w:abstractNumId w:val="16"/>
   </w:num>
   <w:num w:numId="15" w16cid:durableId="1982879271">
-    <w:abstractNumId w:val="27"/>
+    <w:abstractNumId w:val="40"/>
   </w:num>
   <w:num w:numId="16" w16cid:durableId="502862849">
-    <w:abstractNumId w:val="9"/>
+    <w:abstractNumId w:val="13"/>
   </w:num>
   <w:num w:numId="17" w16cid:durableId="50465134">
-    <w:abstractNumId w:val="4"/>
+    <w:abstractNumId w:val="6"/>
   </w:num>
   <w:num w:numId="18" w16cid:durableId="579021682">
     <w:abstractNumId w:val="1"/>
   </w:num>
   <w:num w:numId="19" w16cid:durableId="1740403284">
-    <w:abstractNumId w:val="25"/>
+    <w:abstractNumId w:val="38"/>
   </w:num>
   <w:num w:numId="20" w16cid:durableId="405497265">
-    <w:abstractNumId w:val="21"/>
+    <w:abstractNumId w:val="30"/>
   </w:num>
   <w:num w:numId="21" w16cid:durableId="592204766">
-    <w:abstractNumId w:val="23"/>
+    <w:abstractNumId w:val="34"/>
   </w:num>
   <w:num w:numId="22" w16cid:durableId="2047677095">
-    <w:abstractNumId w:val="24"/>
+    <w:abstractNumId w:val="36"/>
   </w:num>
   <w:num w:numId="23" w16cid:durableId="1075779973">
     <w:abstractNumId w:val="2"/>
   </w:num>
   <w:num w:numId="24" w16cid:durableId="1917518079">
+    <w:abstractNumId w:val="42"/>
+  </w:num>
+  <w:num w:numId="25" w16cid:durableId="666517342">
     <w:abstractNumId w:val="28"/>
   </w:num>
-  <w:num w:numId="25" w16cid:durableId="666517342">
-    <w:abstractNumId w:val="20"/>
-  </w:num>
   <w:num w:numId="26" w16cid:durableId="1660304270">
-    <w:abstractNumId w:val="6"/>
+    <w:abstractNumId w:val="8"/>
   </w:num>
   <w:num w:numId="27" w16cid:durableId="895630773">
-    <w:abstractNumId w:val="13"/>
+    <w:abstractNumId w:val="19"/>
   </w:num>
   <w:num w:numId="28" w16cid:durableId="1465350885">
-    <w:abstractNumId w:val="16"/>
+    <w:abstractNumId w:val="23"/>
   </w:num>
   <w:num w:numId="29" w16cid:durableId="1654143363">
-    <w:abstractNumId w:val="3"/>
+    <w:abstractNumId w:val="4"/>
   </w:num>
   <w:num w:numId="30" w16cid:durableId="576284987">
-    <w:abstractNumId w:val="17"/>
+    <w:abstractNumId w:val="24"/>
     <w:lvlOverride w:ilvl="0">
       <w:startOverride w:val="1"/>
     </w:lvlOverride>
@@ -13626,10 +18586,55 @@
     </w:lvlOverride>
   </w:num>
   <w:num w:numId="31" w16cid:durableId="528488118">
+    <w:abstractNumId w:val="7"/>
+  </w:num>
+  <w:num w:numId="32" w16cid:durableId="2044594446">
+    <w:abstractNumId w:val="25"/>
+  </w:num>
+  <w:num w:numId="33" w16cid:durableId="495462192">
+    <w:abstractNumId w:val="9"/>
+  </w:num>
+  <w:num w:numId="34" w16cid:durableId="134687913">
+    <w:abstractNumId w:val="20"/>
+  </w:num>
+  <w:num w:numId="35" w16cid:durableId="137191123">
+    <w:abstractNumId w:val="18"/>
+  </w:num>
+  <w:num w:numId="36" w16cid:durableId="352656964">
+    <w:abstractNumId w:val="41"/>
+  </w:num>
+  <w:num w:numId="37" w16cid:durableId="483934969">
+    <w:abstractNumId w:val="33"/>
+  </w:num>
+  <w:num w:numId="38" w16cid:durableId="986587275">
+    <w:abstractNumId w:val="27"/>
+  </w:num>
+  <w:num w:numId="39" w16cid:durableId="1316061011">
+    <w:abstractNumId w:val="3"/>
+  </w:num>
+  <w:num w:numId="40" w16cid:durableId="529487617">
+    <w:abstractNumId w:val="17"/>
+  </w:num>
+  <w:num w:numId="41" w16cid:durableId="1577667949">
+    <w:abstractNumId w:val="31"/>
+  </w:num>
+  <w:num w:numId="42" w16cid:durableId="988628866">
+    <w:abstractNumId w:val="43"/>
+  </w:num>
+  <w:num w:numId="43" w16cid:durableId="717752421">
+    <w:abstractNumId w:val="35"/>
+  </w:num>
+  <w:num w:numId="44" w16cid:durableId="570624942">
     <w:abstractNumId w:val="5"/>
   </w:num>
-  <w:num w:numId="32" w16cid:durableId="2044594446">
-    <w:abstractNumId w:val="18"/>
+  <w:num w:numId="45" w16cid:durableId="1047804692">
+    <w:abstractNumId w:val="37"/>
+  </w:num>
+  <w:num w:numId="46" w16cid:durableId="220874016">
+    <w:abstractNumId w:val="12"/>
+  </w:num>
+  <w:num w:numId="47" w16cid:durableId="1094209295">
+    <w:abstractNumId w:val="29"/>
   </w:num>
 </w:numbering>
 </file>
@@ -14036,7 +19041,6 @@
   <w:style w:type="character" w:default="1" w:styleId="DefaultParagraphFont">
     <w:name w:val="Default Paragraph Font"/>
     <w:uiPriority w:val="1"/>
-    <w:semiHidden/>
     <w:unhideWhenUsed/>
   </w:style>
   <w:style w:type="table" w:default="1" w:styleId="TableNormal">
